--- a/projects/ADBP3/docs/ADBP_Research_Findings.docx
+++ b/projects/ADBP3/docs/ADBP_Research_Findings.docx
@@ -24,7 +24,7 @@
           <w:color w:val="606060"/>
           <w:sz w:val="22"/>
         </w:rPr>
-        <w:t>Monte Carlo Campaign  —  March 2026</w:t>
+        <w:t>Monte Carlo &amp; Advanced Simulation Campaign  —  March 2026</w:t>
       </w:r>
     </w:p>
     <w:p/>
@@ -33,7 +33,555 @@
         <w:pStyle w:val="Heading1"/>
       </w:pPr>
       <w:r>
-        <w:t>1. Campaign Overview</w:t>
+        <w:t>Key Terms</w:t>
+      </w:r>
+    </w:p>
+    <w:p>
+      <w:r>
+        <w:t>The following terms appear throughout this report. Brief definitions are provided for readers who are not familiar with the model mechanics.</w:t>
+      </w:r>
+    </w:p>
+    <w:p/>
+    <w:p>
+      <w:pPr>
+        <w:ind w:left="432"/>
+      </w:pPr>
+      <w:r>
+        <w:rPr>
+          <w:b/>
+          <w:color w:val="2E74B5"/>
+        </w:rPr>
+        <w:t xml:space="preserve">Backing Ratio:  </w:t>
+      </w:r>
+      <w:r>
+        <w:rPr>
+          <w:i/>
+          <w:color w:val="333333"/>
+        </w:rPr>
+        <w:t>The ratio of the treasury wallet balance to total credits outstanding. Expressed as a percentage: a backing ratio of 100% means the treasury holds $1.00 for every $1.00 of credit face value in circulation. A ratio of 133% means the treasury holds $1.33 per $1.00 of credit. This is the primary solvency metric for the system.</w:t>
+      </w:r>
+    </w:p>
+    <w:p/>
+    <w:p>
+      <w:pPr>
+        <w:ind w:left="432"/>
+      </w:pPr>
+      <w:r>
+        <w:rPr>
+          <w:b/>
+          <w:color w:val="2E74B5"/>
+        </w:rPr>
+        <w:t xml:space="preserve">Treasury Wallet:  </w:t>
+      </w:r>
+      <w:r>
+        <w:rPr>
+          <w:i/>
+          <w:color w:val="333333"/>
+        </w:rPr>
+        <w:t>The reserve fund that holds all incoming cash from credit purchases ($1.00 per credit minted) plus accrued interest. It is the source of funds for burn events. Think of it as the program's financial reserve account.</w:t>
+      </w:r>
+    </w:p>
+    <w:p/>
+    <w:p>
+      <w:pPr>
+        <w:ind w:left="432"/>
+      </w:pPr>
+      <w:r>
+        <w:rPr>
+          <w:b/>
+          <w:color w:val="2E74B5"/>
+        </w:rPr>
+        <w:t xml:space="preserve">Credit:  </w:t>
+      </w:r>
+      <w:r>
+        <w:rPr>
+          <w:i/>
+          <w:color w:val="333333"/>
+        </w:rPr>
+        <w:t>A utility token with $2.00 of purchasing power at participating vendors, purchased by employees for $1.00. Credits are not redeemable for cash — they only circulate within the closed network.</w:t>
+      </w:r>
+    </w:p>
+    <w:p/>
+    <w:p>
+      <w:pPr>
+        <w:ind w:left="432"/>
+      </w:pPr>
+      <w:r>
+        <w:rPr>
+          <w:b/>
+          <w:color w:val="2E74B5"/>
+        </w:rPr>
+        <w:t xml:space="preserve">Burn Event:  </w:t>
+      </w:r>
+      <w:r>
+        <w:rPr>
+          <w:i/>
+          <w:color w:val="333333"/>
+        </w:rPr>
+        <w:t>A discretionary action where the treasury permanently retires (destroys) a quantity of credits by paying $2.00 per credit — the fair market value. Burns reduce total credits outstanding, which reduces the system’s $2-per-credit obligation. Think of it as the program buying back and cancelling credits.</w:t>
+      </w:r>
+    </w:p>
+    <w:p/>
+    <w:p>
+      <w:pPr>
+        <w:ind w:left="432"/>
+      </w:pPr>
+      <w:r>
+        <w:rPr>
+          <w:b/>
+          <w:color w:val="2E74B5"/>
+        </w:rPr>
+        <w:t xml:space="preserve">Trigger Ratio:  </w:t>
+      </w:r>
+      <w:r>
+        <w:rPr>
+          <w:i/>
+          <w:color w:val="333333"/>
+        </w:rPr>
+        <w:t>The backing ratio threshold that authorizes a burn. If the trigger is set to 1.332×, a burn is authorized only when the treasury holds at least $1.332 per $1.00 of credit outstanding. Lower triggers fire more frequently; higher triggers fire less often but from a stronger position.</w:t>
+      </w:r>
+    </w:p>
+    <w:p/>
+    <w:p>
+      <w:pPr>
+        <w:ind w:left="432"/>
+      </w:pPr>
+      <w:r>
+        <w:rPr>
+          <w:b/>
+          <w:color w:val="2E74B5"/>
+        </w:rPr>
+        <w:t xml:space="preserve">Burn Size (Burn %):  </w:t>
+      </w:r>
+      <w:r>
+        <w:rPr>
+          <w:i/>
+          <w:color w:val="333333"/>
+        </w:rPr>
+        <w:t>The percentage of all outstanding credits that are destroyed in a single burn event. A 34.9% burn size means 34.9% of all credits in circulation are retired in one event.</w:t>
+      </w:r>
+    </w:p>
+    <w:p/>
+    <w:p>
+      <w:pPr>
+        <w:ind w:left="432"/>
+      </w:pPr>
+      <w:r>
+        <w:rPr>
+          <w:b/>
+          <w:color w:val="2E74B5"/>
+        </w:rPr>
+        <w:t xml:space="preserve">Cooldown:  </w:t>
+      </w:r>
+      <w:r>
+        <w:rPr>
+          <w:i/>
+          <w:color w:val="333333"/>
+        </w:rPr>
+        <w:t>The minimum number of months that must pass between consecutive burn events. Prevents the treasury from executing multiple burns in rapid succession before the system can replenish.</w:t>
+      </w:r>
+    </w:p>
+    <w:p/>
+    <w:p>
+      <w:pPr>
+        <w:ind w:left="432"/>
+      </w:pPr>
+      <w:r>
+        <w:rPr>
+          <w:b/>
+          <w:color w:val="2E74B5"/>
+        </w:rPr>
+        <w:t xml:space="preserve">Breakage:  </w:t>
+      </w:r>
+      <w:r>
+        <w:rPr>
+          <w:i/>
+          <w:color w:val="333333"/>
+        </w:rPr>
+        <w:t>Credits that are never redeemed and expire without being spent. These cost the treasury $0 (the $1.00 was already collected; the $2.00 obligation simply terminates). Common in loyalty programs where members forget or stop using their balances.</w:t>
+      </w:r>
+    </w:p>
+    <w:p/>
+    <w:p>
+      <w:pPr>
+        <w:ind w:left="432"/>
+      </w:pPr>
+      <w:r>
+        <w:rPr>
+          <w:b/>
+          <w:color w:val="2E74B5"/>
+        </w:rPr>
+        <w:t xml:space="preserve">Velocity (12×):  </w:t>
+      </w:r>
+      <w:r>
+        <w:rPr>
+          <w:i/>
+          <w:color w:val="333333"/>
+        </w:rPr>
+        <w:t>How many times per year a credit cycles through the network. At 12×, the average credit completes one full recirculation loop per month. Higher velocity means credits are used more actively, which reduces breakage.</w:t>
+      </w:r>
+    </w:p>
+    <w:p/>
+    <w:p>
+      <w:pPr>
+        <w:ind w:left="432"/>
+      </w:pPr>
+      <w:r>
+        <w:rPr>
+          <w:b/>
+          <w:color w:val="2E74B5"/>
+        </w:rPr>
+        <w:t xml:space="preserve">CPE (Credits Per Employee):  </w:t>
+      </w:r>
+      <w:r>
+        <w:rPr>
+          <w:i/>
+          <w:color w:val="333333"/>
+        </w:rPr>
+        <w:t>The number of credits an employee purchases per month. CPE does not affect the backing ratio because both treasury inflows and credit obligations scale proportionally with it.</w:t>
+      </w:r>
+    </w:p>
+    <w:p/>
+    <w:p>
+      <w:pPr>
+        <w:ind w:left="432"/>
+      </w:pPr>
+      <w:r>
+        <w:rPr>
+          <w:b/>
+          <w:color w:val="2E74B5"/>
+        </w:rPr>
+        <w:t xml:space="preserve">HEALTHY / WARNING / FAILURE:  </w:t>
+      </w:r>
+      <w:r>
+        <w:rPr>
+          <w:i/>
+          <w:color w:val="333333"/>
+        </w:rPr>
+        <w:t>The three verdict states for a simulation run. HEALTHY: backing ratio stays ≥ 75% throughout. WARNING: backing drops to 50–74% at some point (solvent but under pressure). FAILURE: backing drops below 50% (treasury cannot cover basic obligations).</w:t>
+      </w:r>
+    </w:p>
+    <w:p/>
+    <w:p>
+      <w:pPr>
+        <w:ind w:left="432"/>
+      </w:pPr>
+      <w:r>
+        <w:rPr>
+          <w:b/>
+          <w:color w:val="2E74B5"/>
+        </w:rPr>
+        <w:t xml:space="preserve">Stochastic:  </w:t>
+      </w:r>
+      <w:r>
+        <w:rPr>
+          <w:i/>
+          <w:color w:val="333333"/>
+        </w:rPr>
+        <w:t>Random or probabilistic. A stochastic model introduces random variation — for example, employee growth that varies month to month rather than growing by a fixed number each month.</w:t>
+      </w:r>
+    </w:p>
+    <w:p/>
+    <w:p>
+      <w:pPr>
+        <w:ind w:left="432"/>
+      </w:pPr>
+      <w:r>
+        <w:rPr>
+          <w:b/>
+          <w:color w:val="2E74B5"/>
+        </w:rPr>
+        <w:t xml:space="preserve">Monte Carlo:  </w:t>
+      </w:r>
+      <w:r>
+        <w:rPr>
+          <w:i/>
+          <w:color w:val="333333"/>
+        </w:rPr>
+        <w:t>A simulation technique that runs thousands of trials with randomly sampled parameters to understand the range of possible outcomes. Named after the Monaco casino, reflecting its use of random sampling.</w:t>
+      </w:r>
+    </w:p>
+    <w:p/>
+    <w:p>
+      <w:pPr>
+        <w:ind w:left="432"/>
+      </w:pPr>
+      <w:r>
+        <w:rPr>
+          <w:b/>
+          <w:color w:val="2E74B5"/>
+        </w:rPr>
+        <w:t xml:space="preserve">Seed (RNG Seed):  </w:t>
+      </w:r>
+      <w:r>
+        <w:rPr>
+          <w:i/>
+          <w:color w:val="333333"/>
+        </w:rPr>
+        <w:t>A starting value for the random number generator. Using the same seed produces the same random sequence, making results reproducible. Running multiple seeds and comparing results confirms that findings are not artifacts of one particular random sequence.</w:t>
+      </w:r>
+    </w:p>
+    <w:p/>
+    <w:p>
+      <w:pPr>
+        <w:pStyle w:val="Heading1"/>
+      </w:pPr>
+      <w:r>
+        <w:t>1. Simulation Methods Used</w:t>
+      </w:r>
+    </w:p>
+    <w:p>
+      <w:r>
+        <w:t>This report draws on five distinct simulation techniques. Each is described below along with its real-world applications and what it contributes to the ADBP analysis.</w:t>
+      </w:r>
+    </w:p>
+    <w:p/>
+    <w:p>
+      <w:pPr>
+        <w:pStyle w:val="Heading2"/>
+      </w:pPr>
+      <w:r>
+        <w:t>Monte Carlo Simulation</w:t>
+      </w:r>
+    </w:p>
+    <w:p>
+      <w:r>
+        <w:t>Randomly samples thousands of parameter combinations (trigger ratio, burn size, cooldown, first eligible month) and growth trajectories, then records the outcome (HEALTHY / WARNING / FAILURE) for each. The aggregate results reveal which parameter regions are safe and which produce failures.</w:t>
+      </w:r>
+    </w:p>
+    <w:p>
+      <w:pPr>
+        <w:ind w:left="432"/>
+      </w:pPr>
+      <w:r>
+        <w:rPr>
+          <w:b/>
+        </w:rPr>
+        <w:t xml:space="preserve">Real-world use: </w:t>
+      </w:r>
+      <w:r>
+        <w:t xml:space="preserve">Portfolio risk management (hedge funds, banks), drug efficacy trials (FDA), nuclear reactor safety analysis, supply chain stress testing, aerospace structural reliability. </w:t>
+      </w:r>
+      <w:r>
+        <w:rPr>
+          <w:i/>
+          <w:color w:val="606060"/>
+        </w:rPr>
+        <w:t>(Commonly used in: finance, pharmaceuticals, engineering, logistics)</w:t>
+      </w:r>
+    </w:p>
+    <w:p>
+      <w:r>
+        <w:t>ADBP application: 300,000 runs over a 240-month (20-year) horizon identified the optimal burn strategy and confirmed 0.00% FAILURE rate.</w:t>
+      </w:r>
+    </w:p>
+    <w:p/>
+    <w:p>
+      <w:pPr>
+        <w:pStyle w:val="Heading2"/>
+      </w:pPr>
+      <w:r>
+        <w:t>Regime-Switching Growth Model (Markov Chain)</w:t>
+      </w:r>
+    </w:p>
+    <w:p>
+      <w:r>
+        <w:t>Rather than assuming smooth, constant growth, this model allows the system to shift between economic states — BOOM, NORMAL, and BUST — with defined probabilities of transitioning between states each month. Growth rates differ significantly per state.</w:t>
+      </w:r>
+    </w:p>
+    <w:p>
+      <w:pPr>
+        <w:ind w:left="432"/>
+      </w:pPr>
+      <w:r>
+        <w:rPr>
+          <w:b/>
+        </w:rPr>
+        <w:t xml:space="preserve">Real-world use: </w:t>
+      </w:r>
+      <w:r>
+        <w:t xml:space="preserve">Business cycle modeling (Federal Reserve, IMF), credit default modeling, equity volatility regimes (Hamilton 1989 model), insurance claims frequency modeling. </w:t>
+      </w:r>
+      <w:r>
+        <w:rPr>
+          <w:i/>
+          <w:color w:val="606060"/>
+        </w:rPr>
+        <w:t>(Commonly used in: macroeconomics, central banking, actuarial science, credit risk)</w:t>
+      </w:r>
+    </w:p>
+    <w:p>
+      <w:r>
+        <w:t>ADBP application: Tests whether boom/bust growth cycles break the solvency guarantee. Result: all regime configurations remain 100% HEALTHY.</w:t>
+      </w:r>
+    </w:p>
+    <w:p/>
+    <w:p>
+      <w:pPr>
+        <w:pStyle w:val="Heading2"/>
+      </w:pPr>
+      <w:r>
+        <w:t>Interest Rate Sensitivity Analysis</w:t>
+      </w:r>
+    </w:p>
+    <w:p>
+      <w:r>
+        <w:t>Holds all other parameters constant and sweeps the treasury interest rate from 0% to 8% APR, measuring how the rate affects burn frequency, backing ratio trajectory, and HEALTHY rate.</w:t>
+      </w:r>
+    </w:p>
+    <w:p>
+      <w:pPr>
+        <w:ind w:left="432"/>
+      </w:pPr>
+      <w:r>
+        <w:rPr>
+          <w:b/>
+        </w:rPr>
+        <w:t xml:space="preserve">Real-world use: </w:t>
+      </w:r>
+      <w:r>
+        <w:t xml:space="preserve">Bank stress testing (Federal Reserve DFAST), insurance reserve adequacy testing, pension fund liability modeling, corporate treasury management. </w:t>
+      </w:r>
+      <w:r>
+        <w:rPr>
+          <w:i/>
+          <w:color w:val="606060"/>
+        </w:rPr>
+        <w:t>(Commonly used in: banking regulation, insurance, pension funds)</w:t>
+      </w:r>
+    </w:p>
+    <w:p>
+      <w:r>
+        <w:t>ADBP application: Revealed that interest income is what drives backing above the burn trigger. At 0% interest, the trigger never fires over 20 years — the system stays healthy but never burns.</w:t>
+      </w:r>
+    </w:p>
+    <w:p/>
+    <w:p>
+      <w:pPr>
+        <w:pStyle w:val="Heading2"/>
+      </w:pPr>
+      <w:r>
+        <w:t>Tornado Chart (Parameter Sensitivity Ranking)</w:t>
+      </w:r>
+    </w:p>
+    <w:p>
+      <w:r>
+        <w:t>Sweeps each parameter independently across its full range while holding all others at their optimal values. The range in HEALTHY rate caused by each parameter is plotted as a horizontal bar — the widest bars represent the highest-leverage parameters.</w:t>
+      </w:r>
+    </w:p>
+    <w:p>
+      <w:pPr>
+        <w:ind w:left="432"/>
+      </w:pPr>
+      <w:r>
+        <w:rPr>
+          <w:b/>
+        </w:rPr>
+        <w:t xml:space="preserve">Real-world use: </w:t>
+      </w:r>
+      <w:r>
+        <w:t xml:space="preserve">Oil &amp; gas project economics (SPE standard), pharmaceutical clinical trial design, infrastructure cost-benefit analysis, NASA mission risk ranking. </w:t>
+      </w:r>
+      <w:r>
+        <w:rPr>
+          <w:i/>
+          <w:color w:val="606060"/>
+        </w:rPr>
+        <w:t>(Commonly used in: project finance, engineering risk, operations research)</w:t>
+      </w:r>
+    </w:p>
+    <w:p>
+      <w:r>
+        <w:t>ADBP application: Confirmed trigger ratio is the only parameter that affects the HEALTHY rate (hard cliff at 1.2×). Burn size, cooldown, and first eligible month affect how much liability is destroyed, not whether the system survives.</w:t>
+      </w:r>
+    </w:p>
+    <w:p/>
+    <w:p>
+      <w:pPr>
+        <w:pStyle w:val="Heading2"/>
+      </w:pPr>
+      <w:r>
+        <w:t>Tail Risk Analysis (Left-Tail Distribution)</w:t>
+      </w:r>
+    </w:p>
+    <w:p>
+      <w:r>
+        <w:t>Collects the minimum backing ratio achieved across thousands of runs and analyzes the distribution, focusing on the worst-case percentiles (0.1th, 1st, 5th). Answers: “What is the worst realistic outcome?”</w:t>
+      </w:r>
+    </w:p>
+    <w:p>
+      <w:pPr>
+        <w:ind w:left="432"/>
+      </w:pPr>
+      <w:r>
+        <w:rPr>
+          <w:b/>
+        </w:rPr>
+        <w:t xml:space="preserve">Real-world use: </w:t>
+      </w:r>
+      <w:r>
+        <w:t xml:space="preserve">Value-at-Risk (VaR) and Conditional VaR in banking (Basel III), catastrophe reinsurance pricing, hedge fund drawdown analysis, systemic risk measurement (FSOC). </w:t>
+      </w:r>
+      <w:r>
+        <w:rPr>
+          <w:i/>
+          <w:color w:val="606060"/>
+        </w:rPr>
+        <w:t>(Commonly used in: banking regulation, reinsurance, hedge funds, systemic risk)</w:t>
+      </w:r>
+    </w:p>
+    <w:p>
+      <w:r>
+        <w:t>ADBP application: Worst-case (p0.1) minimum backing = 97.4% HEALTHY. The left tail does not reach WARNING or FAILURE under any tested condition.</w:t>
+      </w:r>
+    </w:p>
+    <w:p/>
+    <w:p>
+      <w:pPr>
+        <w:pStyle w:val="Heading2"/>
+      </w:pPr>
+      <w:r>
+        <w:t>Correlated Adversity Scenarios</w:t>
+      </w:r>
+    </w:p>
+    <w:p>
+      <w:r>
+        <w:t>Combines multiple negative conditions simultaneously — growth collapse, zero interest, and raised regulatory floors — to test whether correlated shocks can overwhelm the solvency guarantee that holds under individual stresses.</w:t>
+      </w:r>
+    </w:p>
+    <w:p>
+      <w:pPr>
+        <w:ind w:left="432"/>
+      </w:pPr>
+      <w:r>
+        <w:rPr>
+          <w:b/>
+        </w:rPr>
+        <w:t xml:space="preserve">Real-world use: </w:t>
+      </w:r>
+      <w:r>
+        <w:t xml:space="preserve">Financial crisis stress tests (2008/2009 SCAP tests), pandemic economic scenario planning, climate risk compound event analysis, military logistics disruption modeling. </w:t>
+      </w:r>
+      <w:r>
+        <w:rPr>
+          <w:i/>
+          <w:color w:val="606060"/>
+        </w:rPr>
+        <w:t>(Commonly used in: regulatory stress testing, crisis management, risk management)</w:t>
+      </w:r>
+    </w:p>
+    <w:p>
+      <w:r>
+        <w:t>ADBP application: Growth bust + zero interest + 75% floor requirement simultaneously: 100% HEALTHY, p5 minimum backing = 100.0%.</w:t>
+      </w:r>
+    </w:p>
+    <w:p/>
+    <w:p>
+      <w:pPr>
+        <w:pStyle w:val="Heading1"/>
+      </w:pPr>
+      <w:r>
+        <w:t>2. Primary Monte Carlo Campaign</w:t>
       </w:r>
     </w:p>
     <w:p>
@@ -75,7 +623,7 @@
         <w:t xml:space="preserve">Growth model: </w:t>
       </w:r>
       <w:r>
-        <w:t>N(mean=1,000, sigma=300) employees per month (stochastic)</w:t>
+        <w:t>N(mean=1,000, sigma=300) employees per month (stochastic Gaussian)</w:t>
       </w:r>
     </w:p>
     <w:p>
@@ -98,7 +646,12 @@
         <w:pStyle w:val="Heading1"/>
       </w:pPr>
       <w:r>
-        <w:t>2. Outcome Distribution</w:t>
+        <w:t>3. Outcome Distribution</w:t>
+      </w:r>
+    </w:p>
+    <w:p>
+      <w:r>
+        <w:t>Each run is classified by the lowest backing ratio achieved during its 240-month horizon. HEALTHY = backing never fell below 75%. WARNING = backing touched 50–74%. FAILURE = backing fell below 50%.</w:t>
       </w:r>
     </w:p>
     <w:tbl>
@@ -295,7 +848,7 @@
         <w:rPr>
           <w:i/>
         </w:rPr>
-        <w:t>Seed stability: 85.63% – 85.75% HEALTHY across all three seeds (0.12 percentage point spread). The campaign is fully converged.</w:t>
+        <w:t>Seed stability: 85.63% – 85.75% HEALTHY across all three seeds (0.12 percentage point spread). The campaign is fully converged — running more samples would not change the results.</w:t>
       </w:r>
     </w:p>
     <w:p/>
@@ -304,664 +857,12 @@
         <w:pStyle w:val="Heading1"/>
       </w:pPr>
       <w:r>
-        <w:t>3. MC-Optimal Strategy</w:t>
+        <w:t>4. MC-Optimal Burn Strategy</w:t>
       </w:r>
     </w:p>
     <w:p>
       <w:r>
-        <w:t>Best overall score (highest combined HEALTHY rate + burn fraction + stability):</w:t>
-      </w:r>
-    </w:p>
-    <w:tbl>
-      <w:tblPr>
-        <w:tblStyle w:val="TableGrid"/>
-        <w:tblW w:type="auto" w:w="0"/>
-        <w:tblLook w:firstColumn="1" w:firstRow="1" w:lastColumn="0" w:lastRow="0" w:noHBand="0" w:noVBand="1" w:val="04A0"/>
-      </w:tblPr>
-      <w:tblGrid>
-        <w:gridCol w:w="4320"/>
-        <w:gridCol w:w="4320"/>
-      </w:tblGrid>
-      <w:tr>
-        <w:tc>
-          <w:tcPr>
-            <w:tcW w:type="dxa" w:w="3600"/>
-            <w:shd w:fill="DCE6F1" w:color="auto" w:val="clear"/>
-          </w:tcPr>
-          <w:p>
-            <w:pPr>
-              <w:jc w:val="center"/>
-            </w:pPr>
-            <w:r>
-              <w:rPr>
-                <w:b/>
-              </w:rPr>
-              <w:t>Parameter</w:t>
-            </w:r>
-          </w:p>
-        </w:tc>
-        <w:tc>
-          <w:tcPr>
-            <w:tcW w:type="dxa" w:w="5760"/>
-            <w:shd w:fill="DCE6F1" w:color="auto" w:val="clear"/>
-          </w:tcPr>
-          <w:p>
-            <w:pPr>
-              <w:jc w:val="center"/>
-            </w:pPr>
-            <w:r>
-              <w:rPr>
-                <w:b/>
-              </w:rPr>
-              <w:t>Value</w:t>
-            </w:r>
-          </w:p>
-        </w:tc>
-      </w:tr>
-      <w:tr>
-        <w:tc>
-          <w:tcPr>
-            <w:tcW w:type="dxa" w:w="3600"/>
-          </w:tcPr>
-          <w:p>
-            <w:pPr>
-              <w:jc w:val="left"/>
-            </w:pPr>
-            <w:r>
-              <w:t>Trigger ratio</w:t>
-            </w:r>
-          </w:p>
-        </w:tc>
-        <w:tc>
-          <w:tcPr>
-            <w:tcW w:type="dxa" w:w="5760"/>
-          </w:tcPr>
-          <w:p>
-            <w:pPr>
-              <w:jc w:val="left"/>
-            </w:pPr>
-            <w:r>
-              <w:t>1.332× (burn when backing ≥ 133.2%)</w:t>
-            </w:r>
-          </w:p>
-        </w:tc>
-      </w:tr>
-      <w:tr>
-        <w:tc>
-          <w:tcPr>
-            <w:tcW w:type="dxa" w:w="3600"/>
-          </w:tcPr>
-          <w:p>
-            <w:pPr>
-              <w:jc w:val="left"/>
-            </w:pPr>
-            <w:r>
-              <w:t>Burn size</w:t>
-            </w:r>
-          </w:p>
-        </w:tc>
-        <w:tc>
-          <w:tcPr>
-            <w:tcW w:type="dxa" w:w="5760"/>
-          </w:tcPr>
-          <w:p>
-            <w:pPr>
-              <w:jc w:val="left"/>
-            </w:pPr>
-            <w:r>
-              <w:t>34.9% of outstanding credits per event</w:t>
-            </w:r>
-          </w:p>
-        </w:tc>
-      </w:tr>
-      <w:tr>
-        <w:tc>
-          <w:tcPr>
-            <w:tcW w:type="dxa" w:w="3600"/>
-          </w:tcPr>
-          <w:p>
-            <w:pPr>
-              <w:jc w:val="left"/>
-            </w:pPr>
-            <w:r>
-              <w:t>Minimum cooldown</w:t>
-            </w:r>
-          </w:p>
-        </w:tc>
-        <w:tc>
-          <w:tcPr>
-            <w:tcW w:type="dxa" w:w="5760"/>
-          </w:tcPr>
-          <w:p>
-            <w:pPr>
-              <w:jc w:val="left"/>
-            </w:pPr>
-            <w:r>
-              <w:t>18 months</w:t>
-            </w:r>
-          </w:p>
-        </w:tc>
-      </w:tr>
-      <w:tr>
-        <w:tc>
-          <w:tcPr>
-            <w:tcW w:type="dxa" w:w="3600"/>
-          </w:tcPr>
-          <w:p>
-            <w:pPr>
-              <w:jc w:val="left"/>
-            </w:pPr>
-            <w:r>
-              <w:t>First eligible</w:t>
-            </w:r>
-          </w:p>
-        </w:tc>
-        <w:tc>
-          <w:tcPr>
-            <w:tcW w:type="dxa" w:w="5760"/>
-          </w:tcPr>
-          <w:p>
-            <w:pPr>
-              <w:jc w:val="left"/>
-            </w:pPr>
-            <w:r>
-              <w:t>Month 20</w:t>
-            </w:r>
-          </w:p>
-        </w:tc>
-      </w:tr>
-      <w:tr>
-        <w:tc>
-          <w:tcPr>
-            <w:tcW w:type="dxa" w:w="3600"/>
-          </w:tcPr>
-          <w:p>
-            <w:pPr>
-              <w:jc w:val="left"/>
-            </w:pPr>
-            <w:r>
-              <w:t>Score</w:t>
-            </w:r>
-          </w:p>
-        </w:tc>
-        <w:tc>
-          <w:tcPr>
-            <w:tcW w:type="dxa" w:w="5760"/>
-          </w:tcPr>
-          <w:p>
-            <w:pPr>
-              <w:jc w:val="left"/>
-            </w:pPr>
-            <w:r>
-              <w:t>3.1388</w:t>
-            </w:r>
-          </w:p>
-        </w:tc>
-      </w:tr>
-      <w:tr>
-        <w:tc>
-          <w:tcPr>
-            <w:tcW w:type="dxa" w:w="3600"/>
-          </w:tcPr>
-          <w:p>
-            <w:pPr>
-              <w:jc w:val="left"/>
-            </w:pPr>
-            <w:r>
-              <w:t>Min backing</w:t>
-            </w:r>
-          </w:p>
-        </w:tc>
-        <w:tc>
-          <w:tcPr>
-            <w:tcW w:type="dxa" w:w="5760"/>
-          </w:tcPr>
-          <w:p>
-            <w:pPr>
-              <w:jc w:val="left"/>
-            </w:pPr>
-            <w:r>
-              <w:t>97.3%</w:t>
-            </w:r>
-          </w:p>
-        </w:tc>
-      </w:tr>
-      <w:tr>
-        <w:tc>
-          <w:tcPr>
-            <w:tcW w:type="dxa" w:w="3600"/>
-          </w:tcPr>
-          <w:p>
-            <w:pPr>
-              <w:jc w:val="left"/>
-            </w:pPr>
-            <w:r>
-              <w:t>Final backing</w:t>
-            </w:r>
-          </w:p>
-        </w:tc>
-        <w:tc>
-          <w:tcPr>
-            <w:tcW w:type="dxa" w:w="5760"/>
-          </w:tcPr>
-          <w:p>
-            <w:pPr>
-              <w:jc w:val="left"/>
-            </w:pPr>
-            <w:r>
-              <w:t>97.3%</w:t>
-            </w:r>
-          </w:p>
-        </w:tc>
-      </w:tr>
-      <w:tr>
-        <w:tc>
-          <w:tcPr>
-            <w:tcW w:type="dxa" w:w="3600"/>
-          </w:tcPr>
-          <w:p>
-            <w:pPr>
-              <w:jc w:val="left"/>
-            </w:pPr>
-            <w:r>
-              <w:t>Burn events</w:t>
-            </w:r>
-          </w:p>
-        </w:tc>
-        <w:tc>
-          <w:tcPr>
-            <w:tcW w:type="dxa" w:w="5760"/>
-          </w:tcPr>
-          <w:p>
-            <w:pPr>
-              <w:jc w:val="left"/>
-            </w:pPr>
-            <w:r>
-              <w:t>1</w:t>
-            </w:r>
-          </w:p>
-        </w:tc>
-      </w:tr>
-      <w:tr>
-        <w:tc>
-          <w:tcPr>
-            <w:tcW w:type="dxa" w:w="3600"/>
-          </w:tcPr>
-          <w:p>
-            <w:pPr>
-              <w:jc w:val="left"/>
-            </w:pPr>
-            <w:r>
-              <w:t>Credits destroyed</w:t>
-            </w:r>
-          </w:p>
-        </w:tc>
-        <w:tc>
-          <w:tcPr>
-            <w:tcW w:type="dxa" w:w="5760"/>
-          </w:tcPr>
-          <w:p>
-            <w:pPr>
-              <w:jc w:val="left"/>
-            </w:pPr>
-            <w:r>
-              <w:t>34.9% of all credits ever minted</w:t>
-            </w:r>
-          </w:p>
-        </w:tc>
-      </w:tr>
-    </w:tbl>
-    <w:p/>
-    <w:p>
-      <w:pPr>
-        <w:pStyle w:val="Heading1"/>
-      </w:pPr>
-      <w:r>
-        <w:t>4. Structural Solvency Guarantee</w:t>
-      </w:r>
-    </w:p>
-    <w:p>
-      <w:r>
-        <w:rPr>
-          <w:b/>
-        </w:rPr>
-        <w:t xml:space="preserve">Finding: </w:t>
-      </w:r>
-      <w:r>
-        <w:t>Treasury FAILURE (backing &lt; 50%) is mathematically impossible from market conditions alone.</w:t>
-      </w:r>
-    </w:p>
-    <w:p>
-      <w:r>
-        <w:rPr>
-          <w:b/>
-          <w:color w:val="2E74B5"/>
-        </w:rPr>
-        <w:t xml:space="preserve">Proof: </w:t>
-      </w:r>
-      <w:r>
-        <w:rPr>
-          <w:rFonts w:ascii="Courier New" w:hAnsi="Courier New"/>
-        </w:rPr>
-        <w:t>treasury_wallet = Σ(inflows) + interest ≥ Σ(credits_minted × $1.00) = total_credits_outstanding</w:t>
-      </w:r>
-    </w:p>
-    <w:p>
-      <w:r>
-        <w:t>Because every credit minted adds exactly $1.00 to the treasury, and interest only adds further, the backing ratio cannot fall below 100% without an explicit burn event.</w:t>
-      </w:r>
-    </w:p>
-    <w:p>
-      <w:r>
-        <w:t>Stress tests confirming this:</w:t>
-      </w:r>
-    </w:p>
-    <w:p>
-      <w:pPr>
-        <w:pStyle w:val="ListBullet"/>
-      </w:pPr>
-      <w:r>
-        <w:t>Zero interest rate: min backing = 100.0%</w:t>
-      </w:r>
-    </w:p>
-    <w:p>
-      <w:pPr>
-        <w:pStyle w:val="ListBullet"/>
-      </w:pPr>
-      <w:r>
-        <w:t>75% employee loss (month 6): min backing = 100.0%</w:t>
-      </w:r>
-    </w:p>
-    <w:p>
-      <w:pPr>
-        <w:pStyle w:val="ListBullet"/>
-      </w:pPr>
-      <w:r>
-        <w:t>Extreme credits per employee (100 CPE): min backing = 100.0%</w:t>
-      </w:r>
-    </w:p>
-    <w:p>
-      <w:pPr>
-        <w:pStyle w:val="ListBullet"/>
-      </w:pPr>
-      <w:r>
-        <w:t>All adversity combined: min backing = 100.0%</w:t>
-      </w:r>
-    </w:p>
-    <w:p>
-      <w:r>
-        <w:t>The affordability cap formula (max_burnable = (wallet − 0.50 × total_credits) / 1.50) mathematically prevents post-burn backing from dropping below 50%.</w:t>
-      </w:r>
-    </w:p>
-    <w:p>
-      <w:r>
-        <w:rPr>
-          <w:b/>
-        </w:rPr>
-        <w:t xml:space="preserve">Implication: </w:t>
-      </w:r>
-      <w:r>
-        <w:t>The 0.00% FAILURE rate across 300,000 runs is not luck — it is guaranteed by the system’s accounting identity.</w:t>
-      </w:r>
-    </w:p>
-    <w:p/>
-    <w:p>
-      <w:pPr>
-        <w:pStyle w:val="Heading1"/>
-      </w:pPr>
-      <w:r>
-        <w:t>5. Burn Frequency Analysis</w:t>
-      </w:r>
-    </w:p>
-    <w:p>
-      <w:r>
-        <w:rPr>
-          <w:b/>
-        </w:rPr>
-        <w:t xml:space="preserve">Finding: </w:t>
-      </w:r>
-      <w:r>
-        <w:t>Yearly burns are viable and 100% HEALTHY, but not optimal.</w:t>
-      </w:r>
-    </w:p>
-    <w:p>
-      <w:r>
-        <w:t>With trigger=1.0× and cooldown=12 months, burns fire annually from first_eligible month onward. Conservative strategies (2% burn size, many events) achieve 100% HEALTHY rate.</w:t>
-      </w:r>
-    </w:p>
-    <w:p>
-      <w:r>
-        <w:t>Why the MC-optimal strategy uses one large late burn instead:</w:t>
-      </w:r>
-    </w:p>
-    <w:p>
-      <w:pPr>
-        <w:pStyle w:val="ListBullet"/>
-      </w:pPr>
-      <w:r>
-        <w:t>One large burn at backing ~133% destroys more total obligation than many small burns</w:t>
-      </w:r>
-    </w:p>
-    <w:p>
-      <w:pPr>
-        <w:pStyle w:val="ListBullet"/>
-      </w:pPr>
-      <w:r>
-        <w:t>Small frequent burns at low trigger ratios produce WARNING states (50–74% backing)</w:t>
-      </w:r>
-    </w:p>
-    <w:p>
-      <w:pPr>
-        <w:pStyle w:val="ListBullet"/>
-      </w:pPr>
-      <w:r>
-        <w:t>The scoring function rewards both burn fraction and minimum backing — one late large burn maximizes both</w:t>
-      </w:r>
-    </w:p>
-    <w:p>
-      <w:r>
-        <w:t>HEALTHY rate by trigger ratio band:</w:t>
-      </w:r>
-    </w:p>
-    <w:tbl>
-      <w:tblPr>
-        <w:tblStyle w:val="TableGrid"/>
-        <w:tblW w:type="auto" w:w="0"/>
-        <w:tblLook w:firstColumn="1" w:firstRow="1" w:lastColumn="0" w:lastRow="0" w:noHBand="0" w:noVBand="1" w:val="04A0"/>
-      </w:tblPr>
-      <w:tblGrid>
-        <w:gridCol w:w="4320"/>
-        <w:gridCol w:w="4320"/>
-      </w:tblGrid>
-      <w:tr>
-        <w:tc>
-          <w:tcPr>
-            <w:tcW w:type="dxa" w:w="2880"/>
-            <w:shd w:fill="DCE6F1" w:color="auto" w:val="clear"/>
-          </w:tcPr>
-          <w:p>
-            <w:pPr>
-              <w:jc w:val="center"/>
-            </w:pPr>
-            <w:r>
-              <w:rPr>
-                <w:b/>
-              </w:rPr>
-              <w:t>Trigger Band</w:t>
-            </w:r>
-          </w:p>
-        </w:tc>
-        <w:tc>
-          <w:tcPr>
-            <w:tcW w:type="dxa" w:w="6480"/>
-            <w:shd w:fill="DCE6F1" w:color="auto" w:val="clear"/>
-          </w:tcPr>
-          <w:p>
-            <w:pPr>
-              <w:jc w:val="center"/>
-            </w:pPr>
-            <w:r>
-              <w:rPr>
-                <w:b/>
-              </w:rPr>
-              <w:t>HEALTHY Rate</w:t>
-            </w:r>
-          </w:p>
-        </w:tc>
-      </w:tr>
-      <w:tr>
-        <w:tc>
-          <w:tcPr>
-            <w:tcW w:type="dxa" w:w="2880"/>
-          </w:tcPr>
-          <w:p>
-            <w:pPr>
-              <w:jc w:val="left"/>
-            </w:pPr>
-            <w:r>
-              <w:t>0.9× – 1.0×</w:t>
-            </w:r>
-          </w:p>
-        </w:tc>
-        <w:tc>
-          <w:tcPr>
-            <w:tcW w:type="dxa" w:w="6480"/>
-          </w:tcPr>
-          <w:p>
-            <w:pPr>
-              <w:jc w:val="left"/>
-            </w:pPr>
-            <w:r>
-              <w:t>42.49%</w:t>
-            </w:r>
-          </w:p>
-        </w:tc>
-      </w:tr>
-      <w:tr>
-        <w:tc>
-          <w:tcPr>
-            <w:tcW w:type="dxa" w:w="2880"/>
-          </w:tcPr>
-          <w:p>
-            <w:pPr>
-              <w:jc w:val="left"/>
-            </w:pPr>
-            <w:r>
-              <w:t>1.0× – 1.1×</w:t>
-            </w:r>
-          </w:p>
-        </w:tc>
-        <w:tc>
-          <w:tcPr>
-            <w:tcW w:type="dxa" w:w="6480"/>
-          </w:tcPr>
-          <w:p>
-            <w:pPr>
-              <w:jc w:val="left"/>
-            </w:pPr>
-            <w:r>
-              <w:t>66.29%</w:t>
-            </w:r>
-          </w:p>
-        </w:tc>
-      </w:tr>
-      <w:tr>
-        <w:tc>
-          <w:tcPr>
-            <w:tcW w:type="dxa" w:w="2880"/>
-          </w:tcPr>
-          <w:p>
-            <w:pPr>
-              <w:jc w:val="left"/>
-            </w:pPr>
-            <w:r>
-              <w:t>1.1× – 1.2×</w:t>
-            </w:r>
-          </w:p>
-        </w:tc>
-        <w:tc>
-          <w:tcPr>
-            <w:tcW w:type="dxa" w:w="6480"/>
-          </w:tcPr>
-          <w:p>
-            <w:pPr>
-              <w:jc w:val="left"/>
-            </w:pPr>
-            <w:r>
-              <w:t>90.76%</w:t>
-            </w:r>
-          </w:p>
-        </w:tc>
-      </w:tr>
-      <w:tr>
-        <w:tc>
-          <w:tcPr>
-            <w:tcW w:type="dxa" w:w="2880"/>
-          </w:tcPr>
-          <w:p>
-            <w:pPr>
-              <w:jc w:val="left"/>
-            </w:pPr>
-            <w:r>
-              <w:t>1.2× – 1.3×</w:t>
-            </w:r>
-          </w:p>
-        </w:tc>
-        <w:tc>
-          <w:tcPr>
-            <w:tcW w:type="dxa" w:w="6480"/>
-          </w:tcPr>
-          <w:p>
-            <w:pPr>
-              <w:jc w:val="left"/>
-            </w:pPr>
-            <w:r>
-              <w:t>100.00%</w:t>
-            </w:r>
-          </w:p>
-        </w:tc>
-      </w:tr>
-      <w:tr>
-        <w:tc>
-          <w:tcPr>
-            <w:tcW w:type="dxa" w:w="2880"/>
-          </w:tcPr>
-          <w:p>
-            <w:pPr>
-              <w:jc w:val="left"/>
-            </w:pPr>
-            <w:r>
-              <w:t>1.3× – 1.6×</w:t>
-            </w:r>
-          </w:p>
-        </w:tc>
-        <w:tc>
-          <w:tcPr>
-            <w:tcW w:type="dxa" w:w="6480"/>
-          </w:tcPr>
-          <w:p>
-            <w:pPr>
-              <w:jc w:val="left"/>
-            </w:pPr>
-            <w:r>
-              <w:t>100.00% (zero burn activity above 1.4×)</w:t>
-            </w:r>
-          </w:p>
-        </w:tc>
-      </w:tr>
-    </w:tbl>
-    <w:p/>
-    <w:p>
-      <w:pPr>
-        <w:pStyle w:val="Heading1"/>
-      </w:pPr>
-      <w:r>
-        <w:t>6. Credit Expiry Mechanics</w:t>
-      </w:r>
-    </w:p>
-    <w:p>
-      <w:r>
-        <w:t>Research into analogous closed-loop programs (loyalty, commuter benefits, corporate perks, gift cards):</w:t>
+        <w:t>The strategy with the highest combined score across HEALTHY rate, total liability destroyed (burn fraction), and backing ratio stability:</w:t>
       </w:r>
     </w:p>
     <w:tbl>
@@ -978,7 +879,7 @@
       <w:tr>
         <w:tc>
           <w:tcPr>
-            <w:tcW w:type="dxa" w:w="3168"/>
+            <w:tcW w:type="dxa" w:w="2592"/>
             <w:shd w:fill="DCE6F1" w:color="auto" w:val="clear"/>
           </w:tcPr>
           <w:p>
@@ -989,13 +890,13 @@
               <w:rPr>
                 <w:b/>
               </w:rPr>
-              <w:t>Program Type</w:t>
-            </w:r>
-          </w:p>
-        </w:tc>
-        <w:tc>
-          <w:tcPr>
-            <w:tcW w:type="dxa" w:w="2592"/>
+              <w:t>Parameter</w:t>
+            </w:r>
+          </w:p>
+        </w:tc>
+        <w:tc>
+          <w:tcPr>
+            <w:tcW w:type="dxa" w:w="1440"/>
             <w:shd w:fill="DCE6F1" w:color="auto" w:val="clear"/>
           </w:tcPr>
           <w:p>
@@ -1006,13 +907,13 @@
               <w:rPr>
                 <w:b/>
               </w:rPr>
-              <w:t>Typical Window</w:t>
-            </w:r>
-          </w:p>
-        </w:tc>
-        <w:tc>
-          <w:tcPr>
-            <w:tcW w:type="dxa" w:w="3600"/>
+              <w:t>Value</w:t>
+            </w:r>
+          </w:p>
+        </w:tc>
+        <w:tc>
+          <w:tcPr>
+            <w:tcW w:type="dxa" w:w="5328"/>
             <w:shd w:fill="DCE6F1" w:color="auto" w:val="clear"/>
           </w:tcPr>
           <w:p>
@@ -1023,7 +924,7 @@
               <w:rPr>
                 <w:b/>
               </w:rPr>
-              <w:t>Notes</w:t>
+              <w:t>Plain English</w:t>
             </w:r>
           </w:p>
         </w:tc>
@@ -1031,40 +932,40 @@
       <w:tr>
         <w:tc>
           <w:tcPr>
-            <w:tcW w:type="dxa" w:w="3168"/>
+            <w:tcW w:type="dxa" w:w="2592"/>
           </w:tcPr>
           <w:p>
             <w:pPr>
               <w:jc w:val="left"/>
             </w:pPr>
             <w:r>
-              <w:t>Gift cards (CARD Act)</w:t>
-            </w:r>
-          </w:p>
-        </w:tc>
-        <w:tc>
-          <w:tcPr>
-            <w:tcW w:type="dxa" w:w="2592"/>
+              <w:t>Trigger ratio</w:t>
+            </w:r>
+          </w:p>
+        </w:tc>
+        <w:tc>
+          <w:tcPr>
+            <w:tcW w:type="dxa" w:w="1440"/>
           </w:tcPr>
           <w:p>
             <w:pPr>
               <w:jc w:val="left"/>
             </w:pPr>
             <w:r>
-              <w:t>5 years minimum</w:t>
-            </w:r>
-          </w:p>
-        </w:tc>
-        <w:tc>
-          <w:tcPr>
-            <w:tcW w:type="dxa" w:w="3600"/>
+              <w:t>1.332×</w:t>
+            </w:r>
+          </w:p>
+        </w:tc>
+        <w:tc>
+          <w:tcPr>
+            <w:tcW w:type="dxa" w:w="5328"/>
           </w:tcPr>
           <w:p>
             <w:pPr>
               <w:jc w:val="left"/>
             </w:pPr>
             <w:r>
-              <w:t>Statutory floor for consumer protection</w:t>
+              <w:t>Only burn when treasury holds $1.332 per $1.00 of credit</w:t>
             </w:r>
           </w:p>
         </w:tc>
@@ -1072,40 +973,40 @@
       <w:tr>
         <w:tc>
           <w:tcPr>
-            <w:tcW w:type="dxa" w:w="3168"/>
+            <w:tcW w:type="dxa" w:w="2592"/>
           </w:tcPr>
           <w:p>
             <w:pPr>
               <w:jc w:val="left"/>
             </w:pPr>
             <w:r>
-              <w:t>Closed-loop corporate perks</w:t>
-            </w:r>
-          </w:p>
-        </w:tc>
-        <w:tc>
-          <w:tcPr>
-            <w:tcW w:type="dxa" w:w="2592"/>
+              <w:t>Burn size</w:t>
+            </w:r>
+          </w:p>
+        </w:tc>
+        <w:tc>
+          <w:tcPr>
+            <w:tcW w:type="dxa" w:w="1440"/>
           </w:tcPr>
           <w:p>
             <w:pPr>
               <w:jc w:val="left"/>
             </w:pPr>
             <w:r>
-              <w:t>24–36 months</w:t>
-            </w:r>
-          </w:p>
-        </w:tc>
-        <w:tc>
-          <w:tcPr>
-            <w:tcW w:type="dxa" w:w="3600"/>
+              <w:t>34.9%</w:t>
+            </w:r>
+          </w:p>
+        </w:tc>
+        <w:tc>
+          <w:tcPr>
+            <w:tcW w:type="dxa" w:w="5328"/>
           </w:tcPr>
           <w:p>
             <w:pPr>
               <w:jc w:val="left"/>
             </w:pPr>
             <w:r>
-              <w:t>Standard practice; legally defensible</w:t>
+              <w:t>Retire 34.9% of all credits outstanding in one event</w:t>
             </w:r>
           </w:p>
         </w:tc>
@@ -1113,40 +1014,40 @@
       <w:tr>
         <w:tc>
           <w:tcPr>
-            <w:tcW w:type="dxa" w:w="3168"/>
+            <w:tcW w:type="dxa" w:w="2592"/>
           </w:tcPr>
           <w:p>
             <w:pPr>
               <w:jc w:val="left"/>
             </w:pPr>
             <w:r>
-              <w:t>Loyalty / rewards points</w:t>
-            </w:r>
-          </w:p>
-        </w:tc>
-        <w:tc>
-          <w:tcPr>
-            <w:tcW w:type="dxa" w:w="2592"/>
+              <w:t>Minimum cooldown</w:t>
+            </w:r>
+          </w:p>
+        </w:tc>
+        <w:tc>
+          <w:tcPr>
+            <w:tcW w:type="dxa" w:w="1440"/>
           </w:tcPr>
           <w:p>
             <w:pPr>
               <w:jc w:val="left"/>
             </w:pPr>
             <w:r>
-              <w:t>12–24 months inactivity</w:t>
-            </w:r>
-          </w:p>
-        </w:tc>
-        <w:tc>
-          <w:tcPr>
-            <w:tcW w:type="dxa" w:w="3600"/>
+              <w:t>18 months</w:t>
+            </w:r>
+          </w:p>
+        </w:tc>
+        <w:tc>
+          <w:tcPr>
+            <w:tcW w:type="dxa" w:w="5328"/>
           </w:tcPr>
           <w:p>
             <w:pPr>
               <w:jc w:val="left"/>
             </w:pPr>
             <w:r>
-              <w:t>Forfeiture on inactivity, not calendar</w:t>
+              <w:t>Wait at least 18 months between burn events</w:t>
             </w:r>
           </w:p>
         </w:tc>
@@ -1154,40 +1055,40 @@
       <w:tr>
         <w:tc>
           <w:tcPr>
-            <w:tcW w:type="dxa" w:w="3168"/>
+            <w:tcW w:type="dxa" w:w="2592"/>
           </w:tcPr>
           <w:p>
             <w:pPr>
               <w:jc w:val="left"/>
             </w:pPr>
             <w:r>
-              <w:t>Commuter / FSA benefits</w:t>
-            </w:r>
-          </w:p>
-        </w:tc>
-        <w:tc>
-          <w:tcPr>
-            <w:tcW w:type="dxa" w:w="2592"/>
+              <w:t>First eligible</w:t>
+            </w:r>
+          </w:p>
+        </w:tc>
+        <w:tc>
+          <w:tcPr>
+            <w:tcW w:type="dxa" w:w="1440"/>
           </w:tcPr>
           <w:p>
             <w:pPr>
               <w:jc w:val="left"/>
             </w:pPr>
             <w:r>
-              <w:t>Monthly rolling</w:t>
-            </w:r>
-          </w:p>
-        </w:tc>
-        <w:tc>
-          <w:tcPr>
-            <w:tcW w:type="dxa" w:w="3600"/>
+              <w:t>Month 20</w:t>
+            </w:r>
+          </w:p>
+        </w:tc>
+        <w:tc>
+          <w:tcPr>
+            <w:tcW w:type="dxa" w:w="5328"/>
           </w:tcPr>
           <w:p>
             <w:pPr>
               <w:jc w:val="left"/>
             </w:pPr>
             <w:r>
-              <w:t>Strict regulatory use-it-or-lose-it</w:t>
+              <w:t>No burns allowed before month 20 (ramp-up protection)</w:t>
             </w:r>
           </w:p>
         </w:tc>
@@ -1195,17 +1096,45 @@
       <w:tr>
         <w:tc>
           <w:tcPr>
-            <w:tcW w:type="dxa" w:w="3168"/>
+            <w:tcW w:type="dxa" w:w="2592"/>
           </w:tcPr>
           <w:p>
             <w:pPr>
               <w:jc w:val="left"/>
             </w:pPr>
             <w:r>
-              <w:t>ADBP (recommended)</w:t>
-            </w:r>
-          </w:p>
-        </w:tc>
+              <w:t>Score</w:t>
+            </w:r>
+          </w:p>
+        </w:tc>
+        <w:tc>
+          <w:tcPr>
+            <w:tcW w:type="dxa" w:w="1440"/>
+          </w:tcPr>
+          <w:p>
+            <w:pPr>
+              <w:jc w:val="left"/>
+            </w:pPr>
+            <w:r>
+              <w:t>3.1388</w:t>
+            </w:r>
+          </w:p>
+        </w:tc>
+        <w:tc>
+          <w:tcPr>
+            <w:tcW w:type="dxa" w:w="5328"/>
+          </w:tcPr>
+          <w:p>
+            <w:pPr>
+              <w:jc w:val="left"/>
+            </w:pPr>
+            <w:r>
+              <w:t>Composite score (higher = better)</w:t>
+            </w:r>
+          </w:p>
+        </w:tc>
+      </w:tr>
+      <w:tr>
         <w:tc>
           <w:tcPr>
             <w:tcW w:type="dxa" w:w="2592"/>
@@ -1215,20 +1144,514 @@
               <w:jc w:val="left"/>
             </w:pPr>
             <w:r>
-              <w:t>36 months</w:t>
-            </w:r>
-          </w:p>
-        </w:tc>
-        <w:tc>
-          <w:tcPr>
-            <w:tcW w:type="dxa" w:w="3600"/>
+              <w:t>Min backing</w:t>
+            </w:r>
+          </w:p>
+        </w:tc>
+        <w:tc>
+          <w:tcPr>
+            <w:tcW w:type="dxa" w:w="1440"/>
           </w:tcPr>
           <w:p>
             <w:pPr>
               <w:jc w:val="left"/>
             </w:pPr>
             <w:r>
-              <w:t>Generous, consumer-friendly</w:t>
+              <w:t>97.3%</w:t>
+            </w:r>
+          </w:p>
+        </w:tc>
+        <w:tc>
+          <w:tcPr>
+            <w:tcW w:type="dxa" w:w="5328"/>
+          </w:tcPr>
+          <w:p>
+            <w:pPr>
+              <w:jc w:val="left"/>
+            </w:pPr>
+            <w:r>
+              <w:t>Lowest backing ratio reached during the 20-year run</w:t>
+            </w:r>
+          </w:p>
+        </w:tc>
+      </w:tr>
+      <w:tr>
+        <w:tc>
+          <w:tcPr>
+            <w:tcW w:type="dxa" w:w="2592"/>
+          </w:tcPr>
+          <w:p>
+            <w:pPr>
+              <w:jc w:val="left"/>
+            </w:pPr>
+            <w:r>
+              <w:t>Final backing</w:t>
+            </w:r>
+          </w:p>
+        </w:tc>
+        <w:tc>
+          <w:tcPr>
+            <w:tcW w:type="dxa" w:w="1440"/>
+          </w:tcPr>
+          <w:p>
+            <w:pPr>
+              <w:jc w:val="left"/>
+            </w:pPr>
+            <w:r>
+              <w:t>97.3%</w:t>
+            </w:r>
+          </w:p>
+        </w:tc>
+        <w:tc>
+          <w:tcPr>
+            <w:tcW w:type="dxa" w:w="5328"/>
+          </w:tcPr>
+          <w:p>
+            <w:pPr>
+              <w:jc w:val="left"/>
+            </w:pPr>
+            <w:r>
+              <w:t>Backing ratio at end of month 240</w:t>
+            </w:r>
+          </w:p>
+        </w:tc>
+      </w:tr>
+      <w:tr>
+        <w:tc>
+          <w:tcPr>
+            <w:tcW w:type="dxa" w:w="2592"/>
+          </w:tcPr>
+          <w:p>
+            <w:pPr>
+              <w:jc w:val="left"/>
+            </w:pPr>
+            <w:r>
+              <w:t>Burn events</w:t>
+            </w:r>
+          </w:p>
+        </w:tc>
+        <w:tc>
+          <w:tcPr>
+            <w:tcW w:type="dxa" w:w="1440"/>
+          </w:tcPr>
+          <w:p>
+            <w:pPr>
+              <w:jc w:val="left"/>
+            </w:pPr>
+            <w:r>
+              <w:t>1</w:t>
+            </w:r>
+          </w:p>
+        </w:tc>
+        <w:tc>
+          <w:tcPr>
+            <w:tcW w:type="dxa" w:w="5328"/>
+          </w:tcPr>
+          <w:p>
+            <w:pPr>
+              <w:jc w:val="left"/>
+            </w:pPr>
+            <w:r>
+              <w:t>One burn event occurs over the full 20-year horizon</w:t>
+            </w:r>
+          </w:p>
+        </w:tc>
+      </w:tr>
+      <w:tr>
+        <w:tc>
+          <w:tcPr>
+            <w:tcW w:type="dxa" w:w="2592"/>
+          </w:tcPr>
+          <w:p>
+            <w:pPr>
+              <w:jc w:val="left"/>
+            </w:pPr>
+            <w:r>
+              <w:t>Credits destroyed</w:t>
+            </w:r>
+          </w:p>
+        </w:tc>
+        <w:tc>
+          <w:tcPr>
+            <w:tcW w:type="dxa" w:w="1440"/>
+          </w:tcPr>
+          <w:p>
+            <w:pPr>
+              <w:jc w:val="left"/>
+            </w:pPr>
+            <w:r>
+              <w:t>34.9%</w:t>
+            </w:r>
+          </w:p>
+        </w:tc>
+        <w:tc>
+          <w:tcPr>
+            <w:tcW w:type="dxa" w:w="5328"/>
+          </w:tcPr>
+          <w:p>
+            <w:pPr>
+              <w:jc w:val="left"/>
+            </w:pPr>
+            <w:r>
+              <w:t>34.9% of all credits ever minted are permanently retired</w:t>
+            </w:r>
+          </w:p>
+        </w:tc>
+      </w:tr>
+    </w:tbl>
+    <w:p/>
+    <w:p>
+      <w:pPr>
+        <w:pStyle w:val="Heading1"/>
+      </w:pPr>
+      <w:r>
+        <w:t>5. Structural Solvency Guarantee</w:t>
+      </w:r>
+    </w:p>
+    <w:p>
+      <w:r>
+        <w:rPr>
+          <w:b/>
+        </w:rPr>
+        <w:t xml:space="preserve">Core finding: </w:t>
+      </w:r>
+      <w:r>
+        <w:t>Treasury FAILURE (backing ratio below 50%) is mathematically impossible from market conditions alone. This is not a statistical result — it is a mathematical identity.</w:t>
+      </w:r>
+    </w:p>
+    <w:p/>
+    <w:p>
+      <w:r>
+        <w:t>Why this is true: Every credit minted adds exactly $1.00 to the treasury wallet and $1.00 to credits outstanding. Interest on the wallet balance only adds more. The ratio therefore cannot fall below 1.00 (100%) without an explicit burn event.</w:t>
+      </w:r>
+    </w:p>
+    <w:p>
+      <w:r>
+        <w:rPr>
+          <w:b/>
+          <w:color w:val="2E74B5"/>
+        </w:rPr>
+        <w:t xml:space="preserve">Mathematical proof:  </w:t>
+      </w:r>
+      <w:r>
+        <w:rPr>
+          <w:rFonts w:ascii="Courier New" w:hAnsi="Courier New"/>
+        </w:rPr>
+        <w:t>treasury_wallet = Σ(inflows) + interest  ≥  Σ(credits_minted × $1.00) = total_credits_outstanding</w:t>
+      </w:r>
+    </w:p>
+    <w:p/>
+    <w:p>
+      <w:r>
+        <w:t>Stress tests confirming the guarantee holds under all adversity:</w:t>
+      </w:r>
+    </w:p>
+    <w:tbl>
+      <w:tblPr>
+        <w:tblStyle w:val="TableGrid"/>
+        <w:tblW w:type="auto" w:w="0"/>
+        <w:tblLook w:firstColumn="1" w:firstRow="1" w:lastColumn="0" w:lastRow="0" w:noHBand="0" w:noVBand="1" w:val="04A0"/>
+      </w:tblPr>
+      <w:tblGrid>
+        <w:gridCol w:w="2880"/>
+        <w:gridCol w:w="2880"/>
+        <w:gridCol w:w="2880"/>
+      </w:tblGrid>
+      <w:tr>
+        <w:tc>
+          <w:tcPr>
+            <w:tcW w:type="dxa" w:w="4320"/>
+            <w:shd w:fill="DCE6F1" w:color="auto" w:val="clear"/>
+          </w:tcPr>
+          <w:p>
+            <w:pPr>
+              <w:jc w:val="center"/>
+            </w:pPr>
+            <w:r>
+              <w:rPr>
+                <w:b/>
+              </w:rPr>
+              <w:t>Scenario</w:t>
+            </w:r>
+          </w:p>
+        </w:tc>
+        <w:tc>
+          <w:tcPr>
+            <w:tcW w:type="dxa" w:w="2160"/>
+            <w:shd w:fill="DCE6F1" w:color="auto" w:val="clear"/>
+          </w:tcPr>
+          <w:p>
+            <w:pPr>
+              <w:jc w:val="center"/>
+            </w:pPr>
+            <w:r>
+              <w:rPr>
+                <w:b/>
+              </w:rPr>
+              <w:t>Min Backing</w:t>
+            </w:r>
+          </w:p>
+        </w:tc>
+        <w:tc>
+          <w:tcPr>
+            <w:tcW w:type="dxa" w:w="2160"/>
+            <w:shd w:fill="DCE6F1" w:color="auto" w:val="clear"/>
+          </w:tcPr>
+          <w:p>
+            <w:pPr>
+              <w:jc w:val="center"/>
+            </w:pPr>
+            <w:r>
+              <w:rPr>
+                <w:b/>
+              </w:rPr>
+              <w:t>Result</w:t>
+            </w:r>
+          </w:p>
+        </w:tc>
+      </w:tr>
+      <w:tr>
+        <w:tc>
+          <w:tcPr>
+            <w:tcW w:type="dxa" w:w="4320"/>
+          </w:tcPr>
+          <w:p>
+            <w:pPr>
+              <w:jc w:val="left"/>
+            </w:pPr>
+            <w:r>
+              <w:t>Zero interest rate (0% APR)</w:t>
+            </w:r>
+          </w:p>
+        </w:tc>
+        <w:tc>
+          <w:tcPr>
+            <w:tcW w:type="dxa" w:w="2160"/>
+          </w:tcPr>
+          <w:p>
+            <w:pPr>
+              <w:jc w:val="left"/>
+            </w:pPr>
+            <w:r>
+              <w:t>100.0%</w:t>
+            </w:r>
+          </w:p>
+        </w:tc>
+        <w:tc>
+          <w:tcPr>
+            <w:tcW w:type="dxa" w:w="2160"/>
+          </w:tcPr>
+          <w:p>
+            <w:pPr>
+              <w:jc w:val="left"/>
+            </w:pPr>
+            <w:r>
+              <w:t>HEALTHY</w:t>
+            </w:r>
+          </w:p>
+        </w:tc>
+      </w:tr>
+      <w:tr>
+        <w:tc>
+          <w:tcPr>
+            <w:tcW w:type="dxa" w:w="4320"/>
+          </w:tcPr>
+          <w:p>
+            <w:pPr>
+              <w:jc w:val="left"/>
+            </w:pPr>
+            <w:r>
+              <w:t>75% employee loss at month 6</w:t>
+            </w:r>
+          </w:p>
+        </w:tc>
+        <w:tc>
+          <w:tcPr>
+            <w:tcW w:type="dxa" w:w="2160"/>
+          </w:tcPr>
+          <w:p>
+            <w:pPr>
+              <w:jc w:val="left"/>
+            </w:pPr>
+            <w:r>
+              <w:t>100.0%</w:t>
+            </w:r>
+          </w:p>
+        </w:tc>
+        <w:tc>
+          <w:tcPr>
+            <w:tcW w:type="dxa" w:w="2160"/>
+          </w:tcPr>
+          <w:p>
+            <w:pPr>
+              <w:jc w:val="left"/>
+            </w:pPr>
+            <w:r>
+              <w:t>HEALTHY</w:t>
+            </w:r>
+          </w:p>
+        </w:tc>
+      </w:tr>
+      <w:tr>
+        <w:tc>
+          <w:tcPr>
+            <w:tcW w:type="dxa" w:w="4320"/>
+          </w:tcPr>
+          <w:p>
+            <w:pPr>
+              <w:jc w:val="left"/>
+            </w:pPr>
+            <w:r>
+              <w:t>Extreme CPE (100 credits/employee/mo)</w:t>
+            </w:r>
+          </w:p>
+        </w:tc>
+        <w:tc>
+          <w:tcPr>
+            <w:tcW w:type="dxa" w:w="2160"/>
+          </w:tcPr>
+          <w:p>
+            <w:pPr>
+              <w:jc w:val="left"/>
+            </w:pPr>
+            <w:r>
+              <w:t>100.0%</w:t>
+            </w:r>
+          </w:p>
+        </w:tc>
+        <w:tc>
+          <w:tcPr>
+            <w:tcW w:type="dxa" w:w="2160"/>
+          </w:tcPr>
+          <w:p>
+            <w:pPr>
+              <w:jc w:val="left"/>
+            </w:pPr>
+            <w:r>
+              <w:t>HEALTHY</w:t>
+            </w:r>
+          </w:p>
+        </w:tc>
+      </w:tr>
+      <w:tr>
+        <w:tc>
+          <w:tcPr>
+            <w:tcW w:type="dxa" w:w="4320"/>
+          </w:tcPr>
+          <w:p>
+            <w:pPr>
+              <w:jc w:val="left"/>
+            </w:pPr>
+            <w:r>
+              <w:t>All of the above simultaneously</w:t>
+            </w:r>
+          </w:p>
+        </w:tc>
+        <w:tc>
+          <w:tcPr>
+            <w:tcW w:type="dxa" w:w="2160"/>
+          </w:tcPr>
+          <w:p>
+            <w:pPr>
+              <w:jc w:val="left"/>
+            </w:pPr>
+            <w:r>
+              <w:t>100.0%</w:t>
+            </w:r>
+          </w:p>
+        </w:tc>
+        <w:tc>
+          <w:tcPr>
+            <w:tcW w:type="dxa" w:w="2160"/>
+          </w:tcPr>
+          <w:p>
+            <w:pPr>
+              <w:jc w:val="left"/>
+            </w:pPr>
+            <w:r>
+              <w:t>HEALTHY</w:t>
+            </w:r>
+          </w:p>
+        </w:tc>
+      </w:tr>
+      <w:tr>
+        <w:tc>
+          <w:tcPr>
+            <w:tcW w:type="dxa" w:w="4320"/>
+          </w:tcPr>
+          <w:p>
+            <w:pPr>
+              <w:jc w:val="left"/>
+            </w:pPr>
+            <w:r>
+              <w:t>Regime-switching BUST growth start</w:t>
+            </w:r>
+          </w:p>
+        </w:tc>
+        <w:tc>
+          <w:tcPr>
+            <w:tcW w:type="dxa" w:w="2160"/>
+          </w:tcPr>
+          <w:p>
+            <w:pPr>
+              <w:jc w:val="left"/>
+            </w:pPr>
+            <w:r>
+              <w:t>97.4%</w:t>
+            </w:r>
+          </w:p>
+        </w:tc>
+        <w:tc>
+          <w:tcPr>
+            <w:tcW w:type="dxa" w:w="2160"/>
+          </w:tcPr>
+          <w:p>
+            <w:pPr>
+              <w:jc w:val="left"/>
+            </w:pPr>
+            <w:r>
+              <w:t>HEALTHY</w:t>
+            </w:r>
+          </w:p>
+        </w:tc>
+      </w:tr>
+      <w:tr>
+        <w:tc>
+          <w:tcPr>
+            <w:tcW w:type="dxa" w:w="4320"/>
+          </w:tcPr>
+          <w:p>
+            <w:pPr>
+              <w:jc w:val="left"/>
+            </w:pPr>
+            <w:r>
+              <w:t>Growth bust + zero interest combined</w:t>
+            </w:r>
+          </w:p>
+        </w:tc>
+        <w:tc>
+          <w:tcPr>
+            <w:tcW w:type="dxa" w:w="2160"/>
+          </w:tcPr>
+          <w:p>
+            <w:pPr>
+              <w:jc w:val="left"/>
+            </w:pPr>
+            <w:r>
+              <w:t>100.0%</w:t>
+            </w:r>
+          </w:p>
+        </w:tc>
+        <w:tc>
+          <w:tcPr>
+            <w:tcW w:type="dxa" w:w="2160"/>
+          </w:tcPr>
+          <w:p>
+            <w:pPr>
+              <w:jc w:val="left"/>
+            </w:pPr>
+            <w:r>
+              <w:t>HEALTHY</w:t>
             </w:r>
           </w:p>
         </w:tc>
@@ -1237,9 +1660,4304 @@
     <w:p/>
     <w:p>
       <w:r>
-        <w:t>At 12× annual velocity, research baseline for annual breakage is 5–7%.</w:t>
+        <w:t>The affordability cap formula prevents burns from pushing backing below 50%:</w:t>
       </w:r>
     </w:p>
+    <w:p>
+      <w:pPr>
+        <w:ind w:left="432"/>
+      </w:pPr>
+      <w:r>
+        <w:rPr>
+          <w:rFonts w:ascii="Courier New" w:hAnsi="Courier New"/>
+        </w:rPr>
+        <w:t>max_burnable = (wallet − 0.50 × total_credits) / (2.00 − 0.50)</w:t>
+      </w:r>
+    </w:p>
+    <w:p/>
+    <w:p>
+      <w:r>
+        <w:rPr>
+          <w:b/>
+        </w:rPr>
+        <w:t xml:space="preserve">Implication: </w:t>
+      </w:r>
+      <w:r>
+        <w:t>The 0.00% FAILURE rate across 300,000 runs is not statistical luck — it is structurally guaranteed. The system cannot be made to fail by market conditions; failure requires deliberately misconfiguring the burn trigger below 1.2×.</w:t>
+      </w:r>
+    </w:p>
+    <w:p/>
+    <w:p>
+      <w:pPr>
+        <w:pStyle w:val="Heading1"/>
+      </w:pPr>
+      <w:r>
+        <w:t>6. Advanced Simulation Results (5,000 runs × 240 months each)</w:t>
+      </w:r>
+    </w:p>
+    <w:p>
+      <w:r>
+        <w:t>Eight simulation families were run using the MC-optimal strategy as the baseline. All results are from the 240-month (20-year) horizon.</w:t>
+      </w:r>
+    </w:p>
+    <w:p/>
+    <w:p>
+      <w:pPr>
+        <w:pStyle w:val="Heading2"/>
+      </w:pPr>
+      <w:r>
+        <w:t>6.1  Velocity Sensitivity</w:t>
+      </w:r>
+    </w:p>
+    <w:p>
+      <w:r>
+        <w:t>Tests how annual credit velocity (how often credits cycle through the network) affects burn frequency and total liability destroyed. Lower velocity means credits sit longer, producing higher breakage.</w:t>
+      </w:r>
+    </w:p>
+    <w:tbl>
+      <w:tblPr>
+        <w:tblStyle w:val="TableGrid"/>
+        <w:tblW w:type="auto" w:w="0"/>
+        <w:tblLook w:firstColumn="1" w:firstRow="1" w:lastColumn="0" w:lastRow="0" w:noHBand="0" w:noVBand="1" w:val="04A0"/>
+      </w:tblPr>
+      <w:tblGrid>
+        <w:gridCol w:w="1728"/>
+        <w:gridCol w:w="1728"/>
+        <w:gridCol w:w="1728"/>
+        <w:gridCol w:w="1728"/>
+        <w:gridCol w:w="1728"/>
+      </w:tblGrid>
+      <w:tr>
+        <w:tc>
+          <w:tcPr>
+            <w:tcW w:type="dxa" w:w="2304"/>
+            <w:shd w:fill="DCE6F1" w:color="auto" w:val="clear"/>
+          </w:tcPr>
+          <w:p>
+            <w:pPr>
+              <w:jc w:val="center"/>
+            </w:pPr>
+            <w:r>
+              <w:rPr>
+                <w:b/>
+              </w:rPr>
+              <w:t>Velocity</w:t>
+            </w:r>
+          </w:p>
+        </w:tc>
+        <w:tc>
+          <w:tcPr>
+            <w:tcW w:type="dxa" w:w="2016"/>
+            <w:shd w:fill="DCE6F1" w:color="auto" w:val="clear"/>
+          </w:tcPr>
+          <w:p>
+            <w:pPr>
+              <w:jc w:val="center"/>
+            </w:pPr>
+            <w:r>
+              <w:rPr>
+                <w:b/>
+              </w:rPr>
+              <w:t>Annual Breakage</w:t>
+            </w:r>
+          </w:p>
+        </w:tc>
+        <w:tc>
+          <w:tcPr>
+            <w:tcW w:type="dxa" w:w="1728"/>
+            <w:shd w:fill="DCE6F1" w:color="auto" w:val="clear"/>
+          </w:tcPr>
+          <w:p>
+            <w:pPr>
+              <w:jc w:val="center"/>
+            </w:pPr>
+            <w:r>
+              <w:rPr>
+                <w:b/>
+              </w:rPr>
+              <w:t>HEALTHY</w:t>
+            </w:r>
+          </w:p>
+        </w:tc>
+        <w:tc>
+          <w:tcPr>
+            <w:tcW w:type="dxa" w:w="2160"/>
+            <w:shd w:fill="DCE6F1" w:color="auto" w:val="clear"/>
+          </w:tcPr>
+          <w:p>
+            <w:pPr>
+              <w:jc w:val="center"/>
+            </w:pPr>
+            <w:r>
+              <w:rPr>
+                <w:b/>
+              </w:rPr>
+              <w:t>Avg Burn Events</w:t>
+            </w:r>
+          </w:p>
+        </w:tc>
+        <w:tc>
+          <w:tcPr>
+            <w:tcW w:type="dxa" w:w="2592"/>
+            <w:shd w:fill="DCE6F1" w:color="auto" w:val="clear"/>
+          </w:tcPr>
+          <w:p>
+            <w:pPr>
+              <w:jc w:val="center"/>
+            </w:pPr>
+            <w:r>
+              <w:rPr>
+                <w:b/>
+              </w:rPr>
+              <w:t>Avg Credits Destroyed</w:t>
+            </w:r>
+          </w:p>
+        </w:tc>
+      </w:tr>
+      <w:tr>
+        <w:tc>
+          <w:tcPr>
+            <w:tcW w:type="dxa" w:w="2304"/>
+          </w:tcPr>
+          <w:p>
+            <w:pPr>
+              <w:jc w:val="left"/>
+            </w:pPr>
+            <w:r>
+              <w:t>24× (2/month)</w:t>
+            </w:r>
+          </w:p>
+        </w:tc>
+        <w:tc>
+          <w:tcPr>
+            <w:tcW w:type="dxa" w:w="2016"/>
+          </w:tcPr>
+          <w:p>
+            <w:pPr>
+              <w:jc w:val="left"/>
+            </w:pPr>
+            <w:r>
+              <w:t>4%</w:t>
+            </w:r>
+          </w:p>
+        </w:tc>
+        <w:tc>
+          <w:tcPr>
+            <w:tcW w:type="dxa" w:w="1728"/>
+          </w:tcPr>
+          <w:p>
+            <w:pPr>
+              <w:jc w:val="left"/>
+            </w:pPr>
+            <w:r>
+              <w:t>100.00%</w:t>
+            </w:r>
+          </w:p>
+        </w:tc>
+        <w:tc>
+          <w:tcPr>
+            <w:tcW w:type="dxa" w:w="2160"/>
+          </w:tcPr>
+          <w:p>
+            <w:pPr>
+              <w:jc w:val="left"/>
+            </w:pPr>
+            <w:r>
+              <w:t>2.0</w:t>
+            </w:r>
+          </w:p>
+        </w:tc>
+        <w:tc>
+          <w:tcPr>
+            <w:tcW w:type="dxa" w:w="2592"/>
+          </w:tcPr>
+          <w:p>
+            <w:pPr>
+              <w:jc w:val="left"/>
+            </w:pPr>
+            <w:r>
+              <w:t>26.1%</w:t>
+            </w:r>
+          </w:p>
+        </w:tc>
+      </w:tr>
+      <w:tr>
+        <w:tc>
+          <w:tcPr>
+            <w:tcW w:type="dxa" w:w="2304"/>
+          </w:tcPr>
+          <w:p>
+            <w:pPr>
+              <w:jc w:val="left"/>
+            </w:pPr>
+            <w:r>
+              <w:t>12× (baseline)</w:t>
+            </w:r>
+          </w:p>
+        </w:tc>
+        <w:tc>
+          <w:tcPr>
+            <w:tcW w:type="dxa" w:w="2016"/>
+          </w:tcPr>
+          <w:p>
+            <w:pPr>
+              <w:jc w:val="left"/>
+            </w:pPr>
+            <w:r>
+              <w:t>6%</w:t>
+            </w:r>
+          </w:p>
+        </w:tc>
+        <w:tc>
+          <w:tcPr>
+            <w:tcW w:type="dxa" w:w="1728"/>
+          </w:tcPr>
+          <w:p>
+            <w:pPr>
+              <w:jc w:val="left"/>
+            </w:pPr>
+            <w:r>
+              <w:t>100.00%</w:t>
+            </w:r>
+          </w:p>
+        </w:tc>
+        <w:tc>
+          <w:tcPr>
+            <w:tcW w:type="dxa" w:w="2160"/>
+          </w:tcPr>
+          <w:p>
+            <w:pPr>
+              <w:jc w:val="left"/>
+            </w:pPr>
+            <w:r>
+              <w:t>3.0</w:t>
+            </w:r>
+          </w:p>
+        </w:tc>
+        <w:tc>
+          <w:tcPr>
+            <w:tcW w:type="dxa" w:w="2592"/>
+          </w:tcPr>
+          <w:p>
+            <w:pPr>
+              <w:jc w:val="left"/>
+            </w:pPr>
+            <w:r>
+              <w:t>32.8%</w:t>
+            </w:r>
+          </w:p>
+        </w:tc>
+      </w:tr>
+      <w:tr>
+        <w:tc>
+          <w:tcPr>
+            <w:tcW w:type="dxa" w:w="2304"/>
+          </w:tcPr>
+          <w:p>
+            <w:pPr>
+              <w:jc w:val="left"/>
+            </w:pPr>
+            <w:r>
+              <w:t>6× (every 2mo)</w:t>
+            </w:r>
+          </w:p>
+        </w:tc>
+        <w:tc>
+          <w:tcPr>
+            <w:tcW w:type="dxa" w:w="2016"/>
+          </w:tcPr>
+          <w:p>
+            <w:pPr>
+              <w:jc w:val="left"/>
+            </w:pPr>
+            <w:r>
+              <w:t>8%</w:t>
+            </w:r>
+          </w:p>
+        </w:tc>
+        <w:tc>
+          <w:tcPr>
+            <w:tcW w:type="dxa" w:w="1728"/>
+          </w:tcPr>
+          <w:p>
+            <w:pPr>
+              <w:jc w:val="left"/>
+            </w:pPr>
+            <w:r>
+              <w:t>100.00%</w:t>
+            </w:r>
+          </w:p>
+        </w:tc>
+        <w:tc>
+          <w:tcPr>
+            <w:tcW w:type="dxa" w:w="2160"/>
+          </w:tcPr>
+          <w:p>
+            <w:pPr>
+              <w:jc w:val="left"/>
+            </w:pPr>
+            <w:r>
+              <w:t>4.0</w:t>
+            </w:r>
+          </w:p>
+        </w:tc>
+        <w:tc>
+          <w:tcPr>
+            <w:tcW w:type="dxa" w:w="2592"/>
+          </w:tcPr>
+          <w:p>
+            <w:pPr>
+              <w:jc w:val="left"/>
+            </w:pPr>
+            <w:r>
+              <w:t>37.2%</w:t>
+            </w:r>
+          </w:p>
+        </w:tc>
+      </w:tr>
+      <w:tr>
+        <w:tc>
+          <w:tcPr>
+            <w:tcW w:type="dxa" w:w="2304"/>
+          </w:tcPr>
+          <w:p>
+            <w:pPr>
+              <w:jc w:val="left"/>
+            </w:pPr>
+            <w:r>
+              <w:t>3× (quarterly)</w:t>
+            </w:r>
+          </w:p>
+        </w:tc>
+        <w:tc>
+          <w:tcPr>
+            <w:tcW w:type="dxa" w:w="2016"/>
+          </w:tcPr>
+          <w:p>
+            <w:pPr>
+              <w:jc w:val="left"/>
+            </w:pPr>
+            <w:r>
+              <w:t>11%</w:t>
+            </w:r>
+          </w:p>
+        </w:tc>
+        <w:tc>
+          <w:tcPr>
+            <w:tcW w:type="dxa" w:w="1728"/>
+          </w:tcPr>
+          <w:p>
+            <w:pPr>
+              <w:jc w:val="left"/>
+            </w:pPr>
+            <w:r>
+              <w:t>100.00%</w:t>
+            </w:r>
+          </w:p>
+        </w:tc>
+        <w:tc>
+          <w:tcPr>
+            <w:tcW w:type="dxa" w:w="2160"/>
+          </w:tcPr>
+          <w:p>
+            <w:pPr>
+              <w:jc w:val="left"/>
+            </w:pPr>
+            <w:r>
+              <w:t>5.0</w:t>
+            </w:r>
+          </w:p>
+        </w:tc>
+        <w:tc>
+          <w:tcPr>
+            <w:tcW w:type="dxa" w:w="2592"/>
+          </w:tcPr>
+          <w:p>
+            <w:pPr>
+              <w:jc w:val="left"/>
+            </w:pPr>
+            <w:r>
+              <w:t>34.8%</w:t>
+            </w:r>
+          </w:p>
+        </w:tc>
+      </w:tr>
+      <w:tr>
+        <w:tc>
+          <w:tcPr>
+            <w:tcW w:type="dxa" w:w="2304"/>
+          </w:tcPr>
+          <w:p>
+            <w:pPr>
+              <w:jc w:val="left"/>
+            </w:pPr>
+            <w:r>
+              <w:t>1× (annual)</w:t>
+            </w:r>
+          </w:p>
+        </w:tc>
+        <w:tc>
+          <w:tcPr>
+            <w:tcW w:type="dxa" w:w="2016"/>
+          </w:tcPr>
+          <w:p>
+            <w:pPr>
+              <w:jc w:val="left"/>
+            </w:pPr>
+            <w:r>
+              <w:t>14%</w:t>
+            </w:r>
+          </w:p>
+        </w:tc>
+        <w:tc>
+          <w:tcPr>
+            <w:tcW w:type="dxa" w:w="1728"/>
+          </w:tcPr>
+          <w:p>
+            <w:pPr>
+              <w:jc w:val="left"/>
+            </w:pPr>
+            <w:r>
+              <w:t>100.00%</w:t>
+            </w:r>
+          </w:p>
+        </w:tc>
+        <w:tc>
+          <w:tcPr>
+            <w:tcW w:type="dxa" w:w="2160"/>
+          </w:tcPr>
+          <w:p>
+            <w:pPr>
+              <w:jc w:val="left"/>
+            </w:pPr>
+            <w:r>
+              <w:t>7.0</w:t>
+            </w:r>
+          </w:p>
+        </w:tc>
+        <w:tc>
+          <w:tcPr>
+            <w:tcW w:type="dxa" w:w="2592"/>
+          </w:tcPr>
+          <w:p>
+            <w:pPr>
+              <w:jc w:val="left"/>
+            </w:pPr>
+            <w:r>
+              <w:t>43.8%</w:t>
+            </w:r>
+          </w:p>
+        </w:tc>
+      </w:tr>
+    </w:tbl>
+    <w:p/>
+    <w:p>
+      <w:r>
+        <w:rPr>
+          <w:b/>
+        </w:rPr>
+        <w:t xml:space="preserve">Key insight: </w:t>
+      </w:r>
+      <w:r>
+        <w:t>All velocity scenarios are 100% HEALTHY. Lower velocity produces more burns because higher breakage raises the backing ratio faster, crossing the trigger threshold more frequently. Lower velocity is strictly better for the treasury — more liability is destroyed for free.</w:t>
+      </w:r>
+    </w:p>
+    <w:p/>
+    <w:p>
+      <w:pPr>
+        <w:pStyle w:val="Heading2"/>
+      </w:pPr>
+      <w:r>
+        <w:t>6.2  Regime-Switching Growth (Markov Chain)</w:t>
+      </w:r>
+    </w:p>
+    <w:p>
+      <w:r>
+        <w:t>Models economic cycles: BOOM (N(+2,500, 400)/mo), NORMAL (N(+1,000, 300)/mo), BUST (N(−300, 500)/mo). The system transitions between states each month according to the probability table below.</w:t>
+      </w:r>
+    </w:p>
+    <w:tbl>
+      <w:tblPr>
+        <w:tblStyle w:val="TableGrid"/>
+        <w:tblW w:type="auto" w:w="0"/>
+        <w:tblLook w:firstColumn="1" w:firstRow="1" w:lastColumn="0" w:lastRow="0" w:noHBand="0" w:noVBand="1" w:val="04A0"/>
+      </w:tblPr>
+      <w:tblGrid>
+        <w:gridCol w:w="2160"/>
+        <w:gridCol w:w="2160"/>
+        <w:gridCol w:w="2160"/>
+        <w:gridCol w:w="2160"/>
+      </w:tblGrid>
+      <w:tr>
+        <w:tc>
+          <w:tcPr>
+            <w:tcW w:type="dxa" w:w="2160"/>
+            <w:shd w:fill="DCE6F1" w:color="auto" w:val="clear"/>
+          </w:tcPr>
+          <w:p>
+            <w:pPr>
+              <w:jc w:val="center"/>
+            </w:pPr>
+            <w:r>
+              <w:rPr>
+                <w:b/>
+              </w:rPr>
+              <w:t>From → To</w:t>
+            </w:r>
+          </w:p>
+        </w:tc>
+        <w:tc>
+          <w:tcPr>
+            <w:tcW w:type="dxa" w:w="2160"/>
+            <w:shd w:fill="DCE6F1" w:color="auto" w:val="clear"/>
+          </w:tcPr>
+          <w:p>
+            <w:pPr>
+              <w:jc w:val="center"/>
+            </w:pPr>
+            <w:r>
+              <w:rPr>
+                <w:b/>
+              </w:rPr>
+              <w:t>BOOM</w:t>
+            </w:r>
+          </w:p>
+        </w:tc>
+        <w:tc>
+          <w:tcPr>
+            <w:tcW w:type="dxa" w:w="2160"/>
+            <w:shd w:fill="DCE6F1" w:color="auto" w:val="clear"/>
+          </w:tcPr>
+          <w:p>
+            <w:pPr>
+              <w:jc w:val="center"/>
+            </w:pPr>
+            <w:r>
+              <w:rPr>
+                <w:b/>
+              </w:rPr>
+              <w:t>NORMAL</w:t>
+            </w:r>
+          </w:p>
+        </w:tc>
+        <w:tc>
+          <w:tcPr>
+            <w:tcW w:type="dxa" w:w="2160"/>
+            <w:shd w:fill="DCE6F1" w:color="auto" w:val="clear"/>
+          </w:tcPr>
+          <w:p>
+            <w:pPr>
+              <w:jc w:val="center"/>
+            </w:pPr>
+            <w:r>
+              <w:rPr>
+                <w:b/>
+              </w:rPr>
+              <w:t>BUST</w:t>
+            </w:r>
+          </w:p>
+        </w:tc>
+      </w:tr>
+      <w:tr>
+        <w:tc>
+          <w:tcPr>
+            <w:tcW w:type="dxa" w:w="2160"/>
+          </w:tcPr>
+          <w:p>
+            <w:pPr>
+              <w:jc w:val="left"/>
+            </w:pPr>
+            <w:r>
+              <w:t>BOOM</w:t>
+            </w:r>
+          </w:p>
+        </w:tc>
+        <w:tc>
+          <w:tcPr>
+            <w:tcW w:type="dxa" w:w="2160"/>
+          </w:tcPr>
+          <w:p>
+            <w:pPr>
+              <w:jc w:val="left"/>
+            </w:pPr>
+            <w:r>
+              <w:t>70%</w:t>
+            </w:r>
+          </w:p>
+        </w:tc>
+        <w:tc>
+          <w:tcPr>
+            <w:tcW w:type="dxa" w:w="2160"/>
+          </w:tcPr>
+          <w:p>
+            <w:pPr>
+              <w:jc w:val="left"/>
+            </w:pPr>
+            <w:r>
+              <w:t>25%</w:t>
+            </w:r>
+          </w:p>
+        </w:tc>
+        <w:tc>
+          <w:tcPr>
+            <w:tcW w:type="dxa" w:w="2160"/>
+          </w:tcPr>
+          <w:p>
+            <w:pPr>
+              <w:jc w:val="left"/>
+            </w:pPr>
+            <w:r>
+              <w:t>5%</w:t>
+            </w:r>
+          </w:p>
+        </w:tc>
+      </w:tr>
+      <w:tr>
+        <w:tc>
+          <w:tcPr>
+            <w:tcW w:type="dxa" w:w="2160"/>
+          </w:tcPr>
+          <w:p>
+            <w:pPr>
+              <w:jc w:val="left"/>
+            </w:pPr>
+            <w:r>
+              <w:t>NORMAL</w:t>
+            </w:r>
+          </w:p>
+        </w:tc>
+        <w:tc>
+          <w:tcPr>
+            <w:tcW w:type="dxa" w:w="2160"/>
+          </w:tcPr>
+          <w:p>
+            <w:pPr>
+              <w:jc w:val="left"/>
+            </w:pPr>
+            <w:r>
+              <w:t>15%</w:t>
+            </w:r>
+          </w:p>
+        </w:tc>
+        <w:tc>
+          <w:tcPr>
+            <w:tcW w:type="dxa" w:w="2160"/>
+          </w:tcPr>
+          <w:p>
+            <w:pPr>
+              <w:jc w:val="left"/>
+            </w:pPr>
+            <w:r>
+              <w:t>70%</w:t>
+            </w:r>
+          </w:p>
+        </w:tc>
+        <w:tc>
+          <w:tcPr>
+            <w:tcW w:type="dxa" w:w="2160"/>
+          </w:tcPr>
+          <w:p>
+            <w:pPr>
+              <w:jc w:val="left"/>
+            </w:pPr>
+            <w:r>
+              <w:t>15%</w:t>
+            </w:r>
+          </w:p>
+        </w:tc>
+      </w:tr>
+      <w:tr>
+        <w:tc>
+          <w:tcPr>
+            <w:tcW w:type="dxa" w:w="2160"/>
+          </w:tcPr>
+          <w:p>
+            <w:pPr>
+              <w:jc w:val="left"/>
+            </w:pPr>
+            <w:r>
+              <w:t>BUST</w:t>
+            </w:r>
+          </w:p>
+        </w:tc>
+        <w:tc>
+          <w:tcPr>
+            <w:tcW w:type="dxa" w:w="2160"/>
+          </w:tcPr>
+          <w:p>
+            <w:pPr>
+              <w:jc w:val="left"/>
+            </w:pPr>
+            <w:r>
+              <w:t>5%</w:t>
+            </w:r>
+          </w:p>
+        </w:tc>
+        <w:tc>
+          <w:tcPr>
+            <w:tcW w:type="dxa" w:w="2160"/>
+          </w:tcPr>
+          <w:p>
+            <w:pPr>
+              <w:jc w:val="left"/>
+            </w:pPr>
+            <w:r>
+              <w:t>45%</w:t>
+            </w:r>
+          </w:p>
+        </w:tc>
+        <w:tc>
+          <w:tcPr>
+            <w:tcW w:type="dxa" w:w="2160"/>
+          </w:tcPr>
+          <w:p>
+            <w:pPr>
+              <w:jc w:val="left"/>
+            </w:pPr>
+            <w:r>
+              <w:t>50%</w:t>
+            </w:r>
+          </w:p>
+        </w:tc>
+      </w:tr>
+    </w:tbl>
+    <w:p/>
+    <w:tbl>
+      <w:tblPr>
+        <w:tblStyle w:val="TableGrid"/>
+        <w:tblW w:type="auto" w:w="0"/>
+        <w:tblLook w:firstColumn="1" w:firstRow="1" w:lastColumn="0" w:lastRow="0" w:noHBand="0" w:noVBand="1" w:val="04A0"/>
+      </w:tblPr>
+      <w:tblGrid>
+        <w:gridCol w:w="1728"/>
+        <w:gridCol w:w="1728"/>
+        <w:gridCol w:w="1728"/>
+        <w:gridCol w:w="1728"/>
+        <w:gridCol w:w="1728"/>
+      </w:tblGrid>
+      <w:tr>
+        <w:tc>
+          <w:tcPr>
+            <w:tcW w:type="dxa" w:w="2592"/>
+            <w:shd w:fill="DCE6F1" w:color="auto" w:val="clear"/>
+          </w:tcPr>
+          <w:p>
+            <w:pPr>
+              <w:jc w:val="center"/>
+            </w:pPr>
+            <w:r>
+              <w:rPr>
+                <w:b/>
+              </w:rPr>
+              <w:t>Starting State</w:t>
+            </w:r>
+          </w:p>
+        </w:tc>
+        <w:tc>
+          <w:tcPr>
+            <w:tcW w:type="dxa" w:w="1728"/>
+            <w:shd w:fill="DCE6F1" w:color="auto" w:val="clear"/>
+          </w:tcPr>
+          <w:p>
+            <w:pPr>
+              <w:jc w:val="center"/>
+            </w:pPr>
+            <w:r>
+              <w:rPr>
+                <w:b/>
+              </w:rPr>
+              <w:t>HEALTHY</w:t>
+            </w:r>
+          </w:p>
+        </w:tc>
+        <w:tc>
+          <w:tcPr>
+            <w:tcW w:type="dxa" w:w="1728"/>
+            <w:shd w:fill="DCE6F1" w:color="auto" w:val="clear"/>
+          </w:tcPr>
+          <w:p>
+            <w:pPr>
+              <w:jc w:val="center"/>
+            </w:pPr>
+            <w:r>
+              <w:rPr>
+                <w:b/>
+              </w:rPr>
+              <w:t>WARNING</w:t>
+            </w:r>
+          </w:p>
+        </w:tc>
+        <w:tc>
+          <w:tcPr>
+            <w:tcW w:type="dxa" w:w="1728"/>
+            <w:shd w:fill="DCE6F1" w:color="auto" w:val="clear"/>
+          </w:tcPr>
+          <w:p>
+            <w:pPr>
+              <w:jc w:val="center"/>
+            </w:pPr>
+            <w:r>
+              <w:rPr>
+                <w:b/>
+              </w:rPr>
+              <w:t>FAILURE</w:t>
+            </w:r>
+          </w:p>
+        </w:tc>
+        <w:tc>
+          <w:tcPr>
+            <w:tcW w:type="dxa" w:w="2304"/>
+            <w:shd w:fill="DCE6F1" w:color="auto" w:val="clear"/>
+          </w:tcPr>
+          <w:p>
+            <w:pPr>
+              <w:jc w:val="center"/>
+            </w:pPr>
+            <w:r>
+              <w:rPr>
+                <w:b/>
+              </w:rPr>
+              <w:t>Min Backing (p5)</w:t>
+            </w:r>
+          </w:p>
+        </w:tc>
+      </w:tr>
+      <w:tr>
+        <w:tc>
+          <w:tcPr>
+            <w:tcW w:type="dxa" w:w="2592"/>
+          </w:tcPr>
+          <w:p>
+            <w:pPr>
+              <w:jc w:val="left"/>
+            </w:pPr>
+            <w:r>
+              <w:t>Baseline Gaussian</w:t>
+            </w:r>
+          </w:p>
+        </w:tc>
+        <w:tc>
+          <w:tcPr>
+            <w:tcW w:type="dxa" w:w="1728"/>
+          </w:tcPr>
+          <w:p>
+            <w:pPr>
+              <w:jc w:val="left"/>
+            </w:pPr>
+            <w:r>
+              <w:t>100.00%</w:t>
+            </w:r>
+          </w:p>
+        </w:tc>
+        <w:tc>
+          <w:tcPr>
+            <w:tcW w:type="dxa" w:w="1728"/>
+          </w:tcPr>
+          <w:p>
+            <w:pPr>
+              <w:jc w:val="left"/>
+            </w:pPr>
+            <w:r>
+              <w:t>0.00%</w:t>
+            </w:r>
+          </w:p>
+        </w:tc>
+        <w:tc>
+          <w:tcPr>
+            <w:tcW w:type="dxa" w:w="1728"/>
+          </w:tcPr>
+          <w:p>
+            <w:pPr>
+              <w:jc w:val="left"/>
+            </w:pPr>
+            <w:r>
+              <w:t>0.00%</w:t>
+            </w:r>
+          </w:p>
+        </w:tc>
+        <w:tc>
+          <w:tcPr>
+            <w:tcW w:type="dxa" w:w="2304"/>
+          </w:tcPr>
+          <w:p>
+            <w:pPr>
+              <w:jc w:val="left"/>
+            </w:pPr>
+            <w:r>
+              <w:t>97.6%</w:t>
+            </w:r>
+          </w:p>
+        </w:tc>
+      </w:tr>
+      <w:tr>
+        <w:tc>
+          <w:tcPr>
+            <w:tcW w:type="dxa" w:w="2592"/>
+          </w:tcPr>
+          <w:p>
+            <w:pPr>
+              <w:jc w:val="left"/>
+            </w:pPr>
+            <w:r>
+              <w:t>NORMAL start</w:t>
+            </w:r>
+          </w:p>
+        </w:tc>
+        <w:tc>
+          <w:tcPr>
+            <w:tcW w:type="dxa" w:w="1728"/>
+          </w:tcPr>
+          <w:p>
+            <w:pPr>
+              <w:jc w:val="left"/>
+            </w:pPr>
+            <w:r>
+              <w:t>100.00%</w:t>
+            </w:r>
+          </w:p>
+        </w:tc>
+        <w:tc>
+          <w:tcPr>
+            <w:tcW w:type="dxa" w:w="1728"/>
+          </w:tcPr>
+          <w:p>
+            <w:pPr>
+              <w:jc w:val="left"/>
+            </w:pPr>
+            <w:r>
+              <w:t>0.00%</w:t>
+            </w:r>
+          </w:p>
+        </w:tc>
+        <w:tc>
+          <w:tcPr>
+            <w:tcW w:type="dxa" w:w="1728"/>
+          </w:tcPr>
+          <w:p>
+            <w:pPr>
+              <w:jc w:val="left"/>
+            </w:pPr>
+            <w:r>
+              <w:t>0.00%</w:t>
+            </w:r>
+          </w:p>
+        </w:tc>
+        <w:tc>
+          <w:tcPr>
+            <w:tcW w:type="dxa" w:w="2304"/>
+          </w:tcPr>
+          <w:p>
+            <w:pPr>
+              <w:jc w:val="left"/>
+            </w:pPr>
+            <w:r>
+              <w:t>97.4%</w:t>
+            </w:r>
+          </w:p>
+        </w:tc>
+      </w:tr>
+      <w:tr>
+        <w:tc>
+          <w:tcPr>
+            <w:tcW w:type="dxa" w:w="2592"/>
+          </w:tcPr>
+          <w:p>
+            <w:pPr>
+              <w:jc w:val="left"/>
+            </w:pPr>
+            <w:r>
+              <w:t>BOOM start</w:t>
+            </w:r>
+          </w:p>
+        </w:tc>
+        <w:tc>
+          <w:tcPr>
+            <w:tcW w:type="dxa" w:w="1728"/>
+          </w:tcPr>
+          <w:p>
+            <w:pPr>
+              <w:jc w:val="left"/>
+            </w:pPr>
+            <w:r>
+              <w:t>100.00%</w:t>
+            </w:r>
+          </w:p>
+        </w:tc>
+        <w:tc>
+          <w:tcPr>
+            <w:tcW w:type="dxa" w:w="1728"/>
+          </w:tcPr>
+          <w:p>
+            <w:pPr>
+              <w:jc w:val="left"/>
+            </w:pPr>
+            <w:r>
+              <w:t>0.00%</w:t>
+            </w:r>
+          </w:p>
+        </w:tc>
+        <w:tc>
+          <w:tcPr>
+            <w:tcW w:type="dxa" w:w="1728"/>
+          </w:tcPr>
+          <w:p>
+            <w:pPr>
+              <w:jc w:val="left"/>
+            </w:pPr>
+            <w:r>
+              <w:t>0.00%</w:t>
+            </w:r>
+          </w:p>
+        </w:tc>
+        <w:tc>
+          <w:tcPr>
+            <w:tcW w:type="dxa" w:w="2304"/>
+          </w:tcPr>
+          <w:p>
+            <w:pPr>
+              <w:jc w:val="left"/>
+            </w:pPr>
+            <w:r>
+              <w:t>97.4%</w:t>
+            </w:r>
+          </w:p>
+        </w:tc>
+      </w:tr>
+      <w:tr>
+        <w:tc>
+          <w:tcPr>
+            <w:tcW w:type="dxa" w:w="2592"/>
+          </w:tcPr>
+          <w:p>
+            <w:pPr>
+              <w:jc w:val="left"/>
+            </w:pPr>
+            <w:r>
+              <w:t>BUST start</w:t>
+            </w:r>
+          </w:p>
+        </w:tc>
+        <w:tc>
+          <w:tcPr>
+            <w:tcW w:type="dxa" w:w="1728"/>
+          </w:tcPr>
+          <w:p>
+            <w:pPr>
+              <w:jc w:val="left"/>
+            </w:pPr>
+            <w:r>
+              <w:t>100.00%</w:t>
+            </w:r>
+          </w:p>
+        </w:tc>
+        <w:tc>
+          <w:tcPr>
+            <w:tcW w:type="dxa" w:w="1728"/>
+          </w:tcPr>
+          <w:p>
+            <w:pPr>
+              <w:jc w:val="left"/>
+            </w:pPr>
+            <w:r>
+              <w:t>0.00%</w:t>
+            </w:r>
+          </w:p>
+        </w:tc>
+        <w:tc>
+          <w:tcPr>
+            <w:tcW w:type="dxa" w:w="1728"/>
+          </w:tcPr>
+          <w:p>
+            <w:pPr>
+              <w:jc w:val="left"/>
+            </w:pPr>
+            <w:r>
+              <w:t>0.00%</w:t>
+            </w:r>
+          </w:p>
+        </w:tc>
+        <w:tc>
+          <w:tcPr>
+            <w:tcW w:type="dxa" w:w="2304"/>
+          </w:tcPr>
+          <w:p>
+            <w:pPr>
+              <w:jc w:val="left"/>
+            </w:pPr>
+            <w:r>
+              <w:t>97.4%</w:t>
+            </w:r>
+          </w:p>
+        </w:tc>
+      </w:tr>
+    </w:tbl>
+    <w:p/>
+    <w:p>
+      <w:r>
+        <w:rPr>
+          <w:b/>
+        </w:rPr>
+        <w:t xml:space="preserve">Key insight: </w:t>
+      </w:r>
+      <w:r>
+        <w:t>Starting in a BUST state (negative employee growth) is indistinguishable from the Gaussian baseline. The system is growth-shape-agnostic — its solvency does not depend on the growth pattern.</w:t>
+      </w:r>
+    </w:p>
+    <w:p/>
+    <w:p>
+      <w:pPr>
+        <w:pStyle w:val="Heading2"/>
+      </w:pPr>
+      <w:r>
+        <w:t>6.3  Interest Rate Scenarios</w:t>
+      </w:r>
+    </w:p>
+    <w:p>
+      <w:r>
+        <w:t>Interest income on the treasury wallet is what drives the backing ratio above the burn trigger. This sweep isolates the effect of the interest rate from all other variables.</w:t>
+      </w:r>
+    </w:p>
+    <w:tbl>
+      <w:tblPr>
+        <w:tblStyle w:val="TableGrid"/>
+        <w:tblW w:type="auto" w:w="0"/>
+        <w:tblLook w:firstColumn="1" w:firstRow="1" w:lastColumn="0" w:lastRow="0" w:noHBand="0" w:noVBand="1" w:val="04A0"/>
+      </w:tblPr>
+      <w:tblGrid>
+        <w:gridCol w:w="1728"/>
+        <w:gridCol w:w="1728"/>
+        <w:gridCol w:w="1728"/>
+        <w:gridCol w:w="1728"/>
+        <w:gridCol w:w="1728"/>
+      </w:tblGrid>
+      <w:tr>
+        <w:tc>
+          <w:tcPr>
+            <w:tcW w:type="dxa" w:w="864"/>
+            <w:shd w:fill="DCE6F1" w:color="auto" w:val="clear"/>
+          </w:tcPr>
+          <w:p>
+            <w:pPr>
+              <w:jc w:val="center"/>
+            </w:pPr>
+            <w:r>
+              <w:rPr>
+                <w:b/>
+              </w:rPr>
+              <w:t>APR</w:t>
+            </w:r>
+          </w:p>
+        </w:tc>
+        <w:tc>
+          <w:tcPr>
+            <w:tcW w:type="dxa" w:w="1440"/>
+            <w:shd w:fill="DCE6F1" w:color="auto" w:val="clear"/>
+          </w:tcPr>
+          <w:p>
+            <w:pPr>
+              <w:jc w:val="center"/>
+            </w:pPr>
+            <w:r>
+              <w:rPr>
+                <w:b/>
+              </w:rPr>
+              <w:t>HEALTHY</w:t>
+            </w:r>
+          </w:p>
+        </w:tc>
+        <w:tc>
+          <w:tcPr>
+            <w:tcW w:type="dxa" w:w="1872"/>
+            <w:shd w:fill="DCE6F1" w:color="auto" w:val="clear"/>
+          </w:tcPr>
+          <w:p>
+            <w:pPr>
+              <w:jc w:val="center"/>
+            </w:pPr>
+            <w:r>
+              <w:rPr>
+                <w:b/>
+              </w:rPr>
+              <w:t>Avg Burn Events</w:t>
+            </w:r>
+          </w:p>
+        </w:tc>
+        <w:tc>
+          <w:tcPr>
+            <w:tcW w:type="dxa" w:w="1872"/>
+            <w:shd w:fill="DCE6F1" w:color="auto" w:val="clear"/>
+          </w:tcPr>
+          <w:p>
+            <w:pPr>
+              <w:jc w:val="center"/>
+            </w:pPr>
+            <w:r>
+              <w:rPr>
+                <w:b/>
+              </w:rPr>
+              <w:t>Avg Burn Fraction</w:t>
+            </w:r>
+          </w:p>
+        </w:tc>
+        <w:tc>
+          <w:tcPr>
+            <w:tcW w:type="dxa" w:w="3312"/>
+            <w:shd w:fill="DCE6F1" w:color="auto" w:val="clear"/>
+          </w:tcPr>
+          <w:p>
+            <w:pPr>
+              <w:jc w:val="center"/>
+            </w:pPr>
+            <w:r>
+              <w:rPr>
+                <w:b/>
+              </w:rPr>
+              <w:t>Interpretation</w:t>
+            </w:r>
+          </w:p>
+        </w:tc>
+      </w:tr>
+      <w:tr>
+        <w:tc>
+          <w:tcPr>
+            <w:tcW w:type="dxa" w:w="864"/>
+          </w:tcPr>
+          <w:p>
+            <w:pPr>
+              <w:jc w:val="left"/>
+            </w:pPr>
+            <w:r>
+              <w:t>0%</w:t>
+            </w:r>
+          </w:p>
+        </w:tc>
+        <w:tc>
+          <w:tcPr>
+            <w:tcW w:type="dxa" w:w="1440"/>
+          </w:tcPr>
+          <w:p>
+            <w:pPr>
+              <w:jc w:val="left"/>
+            </w:pPr>
+            <w:r>
+              <w:t>100.00%</w:t>
+            </w:r>
+          </w:p>
+        </w:tc>
+        <w:tc>
+          <w:tcPr>
+            <w:tcW w:type="dxa" w:w="1872"/>
+          </w:tcPr>
+          <w:p>
+            <w:pPr>
+              <w:jc w:val="left"/>
+            </w:pPr>
+            <w:r>
+              <w:t>0.0</w:t>
+            </w:r>
+          </w:p>
+        </w:tc>
+        <w:tc>
+          <w:tcPr>
+            <w:tcW w:type="dxa" w:w="1872"/>
+          </w:tcPr>
+          <w:p>
+            <w:pPr>
+              <w:jc w:val="left"/>
+            </w:pPr>
+            <w:r>
+              <w:t>0.0%</w:t>
+            </w:r>
+          </w:p>
+        </w:tc>
+        <w:tc>
+          <w:tcPr>
+            <w:tcW w:type="dxa" w:w="3312"/>
+          </w:tcPr>
+          <w:p>
+            <w:pPr>
+              <w:jc w:val="left"/>
+            </w:pPr>
+            <w:r>
+              <w:t>Trigger never fires — system stays healthy but never burns</w:t>
+            </w:r>
+          </w:p>
+        </w:tc>
+      </w:tr>
+      <w:tr>
+        <w:tc>
+          <w:tcPr>
+            <w:tcW w:type="dxa" w:w="864"/>
+          </w:tcPr>
+          <w:p>
+            <w:pPr>
+              <w:jc w:val="left"/>
+            </w:pPr>
+            <w:r>
+              <w:t>1%</w:t>
+            </w:r>
+          </w:p>
+        </w:tc>
+        <w:tc>
+          <w:tcPr>
+            <w:tcW w:type="dxa" w:w="1440"/>
+          </w:tcPr>
+          <w:p>
+            <w:pPr>
+              <w:jc w:val="left"/>
+            </w:pPr>
+            <w:r>
+              <w:t>100.00%</w:t>
+            </w:r>
+          </w:p>
+        </w:tc>
+        <w:tc>
+          <w:tcPr>
+            <w:tcW w:type="dxa" w:w="1872"/>
+          </w:tcPr>
+          <w:p>
+            <w:pPr>
+              <w:jc w:val="left"/>
+            </w:pPr>
+            <w:r>
+              <w:t>0.0</w:t>
+            </w:r>
+          </w:p>
+        </w:tc>
+        <w:tc>
+          <w:tcPr>
+            <w:tcW w:type="dxa" w:w="1872"/>
+          </w:tcPr>
+          <w:p>
+            <w:pPr>
+              <w:jc w:val="left"/>
+            </w:pPr>
+            <w:r>
+              <w:t>0.0%</w:t>
+            </w:r>
+          </w:p>
+        </w:tc>
+        <w:tc>
+          <w:tcPr>
+            <w:tcW w:type="dxa" w:w="3312"/>
+          </w:tcPr>
+          <w:p>
+            <w:pPr>
+              <w:jc w:val="left"/>
+            </w:pPr>
+            <w:r>
+              <w:t>Same — insufficient compounding over 20 years</w:t>
+            </w:r>
+          </w:p>
+        </w:tc>
+      </w:tr>
+      <w:tr>
+        <w:tc>
+          <w:tcPr>
+            <w:tcW w:type="dxa" w:w="864"/>
+          </w:tcPr>
+          <w:p>
+            <w:pPr>
+              <w:jc w:val="left"/>
+            </w:pPr>
+            <w:r>
+              <w:t>2%</w:t>
+            </w:r>
+          </w:p>
+        </w:tc>
+        <w:tc>
+          <w:tcPr>
+            <w:tcW w:type="dxa" w:w="1440"/>
+          </w:tcPr>
+          <w:p>
+            <w:pPr>
+              <w:jc w:val="left"/>
+            </w:pPr>
+            <w:r>
+              <w:t>100.00%</w:t>
+            </w:r>
+          </w:p>
+        </w:tc>
+        <w:tc>
+          <w:tcPr>
+            <w:tcW w:type="dxa" w:w="1872"/>
+          </w:tcPr>
+          <w:p>
+            <w:pPr>
+              <w:jc w:val="left"/>
+            </w:pPr>
+            <w:r>
+              <w:t>0.0</w:t>
+            </w:r>
+          </w:p>
+        </w:tc>
+        <w:tc>
+          <w:tcPr>
+            <w:tcW w:type="dxa" w:w="1872"/>
+          </w:tcPr>
+          <w:p>
+            <w:pPr>
+              <w:jc w:val="left"/>
+            </w:pPr>
+            <w:r>
+              <w:t>0.0%</w:t>
+            </w:r>
+          </w:p>
+        </w:tc>
+        <w:tc>
+          <w:tcPr>
+            <w:tcW w:type="dxa" w:w="3312"/>
+          </w:tcPr>
+          <w:p>
+            <w:pPr>
+              <w:jc w:val="left"/>
+            </w:pPr>
+            <w:r>
+              <w:t>Same</w:t>
+            </w:r>
+          </w:p>
+        </w:tc>
+      </w:tr>
+      <w:tr>
+        <w:tc>
+          <w:tcPr>
+            <w:tcW w:type="dxa" w:w="864"/>
+          </w:tcPr>
+          <w:p>
+            <w:pPr>
+              <w:jc w:val="left"/>
+            </w:pPr>
+            <w:r>
+              <w:t>3%</w:t>
+            </w:r>
+          </w:p>
+        </w:tc>
+        <w:tc>
+          <w:tcPr>
+            <w:tcW w:type="dxa" w:w="1440"/>
+          </w:tcPr>
+          <w:p>
+            <w:pPr>
+              <w:jc w:val="left"/>
+            </w:pPr>
+            <w:r>
+              <w:t>100.00%</w:t>
+            </w:r>
+          </w:p>
+        </w:tc>
+        <w:tc>
+          <w:tcPr>
+            <w:tcW w:type="dxa" w:w="1872"/>
+          </w:tcPr>
+          <w:p>
+            <w:pPr>
+              <w:jc w:val="left"/>
+            </w:pPr>
+            <w:r>
+              <w:t>0.0</w:t>
+            </w:r>
+          </w:p>
+        </w:tc>
+        <w:tc>
+          <w:tcPr>
+            <w:tcW w:type="dxa" w:w="1872"/>
+          </w:tcPr>
+          <w:p>
+            <w:pPr>
+              <w:jc w:val="left"/>
+            </w:pPr>
+            <w:r>
+              <w:t>0.0%</w:t>
+            </w:r>
+          </w:p>
+        </w:tc>
+        <w:tc>
+          <w:tcPr>
+            <w:tcW w:type="dxa" w:w="3312"/>
+          </w:tcPr>
+          <w:p>
+            <w:pPr>
+              <w:jc w:val="left"/>
+            </w:pPr>
+            <w:r>
+              <w:t>Same</w:t>
+            </w:r>
+          </w:p>
+        </w:tc>
+      </w:tr>
+      <w:tr>
+        <w:tc>
+          <w:tcPr>
+            <w:tcW w:type="dxa" w:w="864"/>
+          </w:tcPr>
+          <w:p>
+            <w:pPr>
+              <w:jc w:val="left"/>
+            </w:pPr>
+            <w:r>
+              <w:t>4%</w:t>
+            </w:r>
+          </w:p>
+        </w:tc>
+        <w:tc>
+          <w:tcPr>
+            <w:tcW w:type="dxa" w:w="1440"/>
+          </w:tcPr>
+          <w:p>
+            <w:pPr>
+              <w:jc w:val="left"/>
+            </w:pPr>
+            <w:r>
+              <w:t>100.00%</w:t>
+            </w:r>
+          </w:p>
+        </w:tc>
+        <w:tc>
+          <w:tcPr>
+            <w:tcW w:type="dxa" w:w="1872"/>
+          </w:tcPr>
+          <w:p>
+            <w:pPr>
+              <w:jc w:val="left"/>
+            </w:pPr>
+            <w:r>
+              <w:t>0.1</w:t>
+            </w:r>
+          </w:p>
+        </w:tc>
+        <w:tc>
+          <w:tcPr>
+            <w:tcW w:type="dxa" w:w="1872"/>
+          </w:tcPr>
+          <w:p>
+            <w:pPr>
+              <w:jc w:val="left"/>
+            </w:pPr>
+            <w:r>
+              <w:t>1.8%</w:t>
+            </w:r>
+          </w:p>
+        </w:tc>
+        <w:tc>
+          <w:tcPr>
+            <w:tcW w:type="dxa" w:w="3312"/>
+          </w:tcPr>
+          <w:p>
+            <w:pPr>
+              <w:jc w:val="left"/>
+            </w:pPr>
+            <w:r>
+              <w:t>Baseline — trigger barely fires near month 240</w:t>
+            </w:r>
+          </w:p>
+        </w:tc>
+      </w:tr>
+      <w:tr>
+        <w:tc>
+          <w:tcPr>
+            <w:tcW w:type="dxa" w:w="864"/>
+          </w:tcPr>
+          <w:p>
+            <w:pPr>
+              <w:jc w:val="left"/>
+            </w:pPr>
+            <w:r>
+              <w:t>6%</w:t>
+            </w:r>
+          </w:p>
+        </w:tc>
+        <w:tc>
+          <w:tcPr>
+            <w:tcW w:type="dxa" w:w="1440"/>
+          </w:tcPr>
+          <w:p>
+            <w:pPr>
+              <w:jc w:val="left"/>
+            </w:pPr>
+            <w:r>
+              <w:t>100.00%</w:t>
+            </w:r>
+          </w:p>
+        </w:tc>
+        <w:tc>
+          <w:tcPr>
+            <w:tcW w:type="dxa" w:w="1872"/>
+          </w:tcPr>
+          <w:p>
+            <w:pPr>
+              <w:jc w:val="left"/>
+            </w:pPr>
+            <w:r>
+              <w:t>1.0</w:t>
+            </w:r>
+          </w:p>
+        </w:tc>
+        <w:tc>
+          <w:tcPr>
+            <w:tcW w:type="dxa" w:w="1872"/>
+          </w:tcPr>
+          <w:p>
+            <w:pPr>
+              <w:jc w:val="left"/>
+            </w:pPr>
+            <w:r>
+              <w:t>16.1%</w:t>
+            </w:r>
+          </w:p>
+        </w:tc>
+        <w:tc>
+          <w:tcPr>
+            <w:tcW w:type="dxa" w:w="3312"/>
+          </w:tcPr>
+          <w:p>
+            <w:pPr>
+              <w:jc w:val="left"/>
+            </w:pPr>
+            <w:r>
+              <w:t>Higher compounding fires trigger earlier</w:t>
+            </w:r>
+          </w:p>
+        </w:tc>
+      </w:tr>
+      <w:tr>
+        <w:tc>
+          <w:tcPr>
+            <w:tcW w:type="dxa" w:w="864"/>
+          </w:tcPr>
+          <w:p>
+            <w:pPr>
+              <w:jc w:val="left"/>
+            </w:pPr>
+            <w:r>
+              <w:t>8%</w:t>
+            </w:r>
+          </w:p>
+        </w:tc>
+        <w:tc>
+          <w:tcPr>
+            <w:tcW w:type="dxa" w:w="1440"/>
+          </w:tcPr>
+          <w:p>
+            <w:pPr>
+              <w:jc w:val="left"/>
+            </w:pPr>
+            <w:r>
+              <w:t>100.00%</w:t>
+            </w:r>
+          </w:p>
+        </w:tc>
+        <w:tc>
+          <w:tcPr>
+            <w:tcW w:type="dxa" w:w="1872"/>
+          </w:tcPr>
+          <w:p>
+            <w:pPr>
+              <w:jc w:val="left"/>
+            </w:pPr>
+            <w:r>
+              <w:t>2.0</w:t>
+            </w:r>
+          </w:p>
+        </w:tc>
+        <w:tc>
+          <w:tcPr>
+            <w:tcW w:type="dxa" w:w="1872"/>
+          </w:tcPr>
+          <w:p>
+            <w:pPr>
+              <w:jc w:val="left"/>
+            </w:pPr>
+            <w:r>
+              <w:t>28.0%</w:t>
+            </w:r>
+          </w:p>
+        </w:tc>
+        <w:tc>
+          <w:tcPr>
+            <w:tcW w:type="dxa" w:w="3312"/>
+          </w:tcPr>
+          <w:p>
+            <w:pPr>
+              <w:jc w:val="left"/>
+            </w:pPr>
+            <w:r>
+              <w:t>Two burn events; more liability destroyed</w:t>
+            </w:r>
+          </w:p>
+        </w:tc>
+      </w:tr>
+    </w:tbl>
+    <w:p/>
+    <w:p>
+      <w:r>
+        <w:rPr>
+          <w:b/>
+        </w:rPr>
+        <w:t xml:space="preserve">Key insight: </w:t>
+      </w:r>
+      <w:r>
+        <w:t>Interest rate drives burn timing. At 0–3% APR, the 1.332× trigger never fires over 20 years — the treasury grows but never reaches the threshold. This is a design consideration: if long-term rates decline, the program may need a lower trigger to execute any burns.</w:t>
+      </w:r>
+    </w:p>
+    <w:p/>
+    <w:p>
+      <w:pPr>
+        <w:pStyle w:val="Heading2"/>
+      </w:pPr>
+      <w:r>
+        <w:t>6.4  Regulatory Shock (Floor Change)</w:t>
+      </w:r>
+    </w:p>
+    <w:p>
+      <w:r>
+        <w:t>Tests the impact of a regulatory mandate requiring a higher minimum backing ratio. The floor affects both the FAILURE threshold and the affordability cap on burn size.</w:t>
+      </w:r>
+    </w:p>
+    <w:tbl>
+      <w:tblPr>
+        <w:tblStyle w:val="TableGrid"/>
+        <w:tblW w:type="auto" w:w="0"/>
+        <w:tblLook w:firstColumn="1" w:firstRow="1" w:lastColumn="0" w:lastRow="0" w:noHBand="0" w:noVBand="1" w:val="04A0"/>
+      </w:tblPr>
+      <w:tblGrid>
+        <w:gridCol w:w="1728"/>
+        <w:gridCol w:w="1728"/>
+        <w:gridCol w:w="1728"/>
+        <w:gridCol w:w="1728"/>
+        <w:gridCol w:w="1728"/>
+      </w:tblGrid>
+      <w:tr>
+        <w:tc>
+          <w:tcPr>
+            <w:tcW w:type="dxa" w:w="2880"/>
+            <w:shd w:fill="DCE6F1" w:color="auto" w:val="clear"/>
+          </w:tcPr>
+          <w:p>
+            <w:pPr>
+              <w:jc w:val="center"/>
+            </w:pPr>
+            <w:r>
+              <w:rPr>
+                <w:b/>
+              </w:rPr>
+              <w:t>Required Floor</w:t>
+            </w:r>
+          </w:p>
+        </w:tc>
+        <w:tc>
+          <w:tcPr>
+            <w:tcW w:type="dxa" w:w="1728"/>
+            <w:shd w:fill="DCE6F1" w:color="auto" w:val="clear"/>
+          </w:tcPr>
+          <w:p>
+            <w:pPr>
+              <w:jc w:val="center"/>
+            </w:pPr>
+            <w:r>
+              <w:rPr>
+                <w:b/>
+              </w:rPr>
+              <w:t>HEALTHY</w:t>
+            </w:r>
+          </w:p>
+        </w:tc>
+        <w:tc>
+          <w:tcPr>
+            <w:tcW w:type="dxa" w:w="1728"/>
+            <w:shd w:fill="DCE6F1" w:color="auto" w:val="clear"/>
+          </w:tcPr>
+          <w:p>
+            <w:pPr>
+              <w:jc w:val="center"/>
+            </w:pPr>
+            <w:r>
+              <w:rPr>
+                <w:b/>
+              </w:rPr>
+              <w:t>WARNING</w:t>
+            </w:r>
+          </w:p>
+        </w:tc>
+        <w:tc>
+          <w:tcPr>
+            <w:tcW w:type="dxa" w:w="1728"/>
+            <w:shd w:fill="DCE6F1" w:color="auto" w:val="clear"/>
+          </w:tcPr>
+          <w:p>
+            <w:pPr>
+              <w:jc w:val="center"/>
+            </w:pPr>
+            <w:r>
+              <w:rPr>
+                <w:b/>
+              </w:rPr>
+              <w:t>FAILURE</w:t>
+            </w:r>
+          </w:p>
+        </w:tc>
+        <w:tc>
+          <w:tcPr>
+            <w:tcW w:type="dxa" w:w="2592"/>
+            <w:shd w:fill="DCE6F1" w:color="auto" w:val="clear"/>
+          </w:tcPr>
+          <w:p>
+            <w:pPr>
+              <w:jc w:val="center"/>
+            </w:pPr>
+            <w:r>
+              <w:rPr>
+                <w:b/>
+              </w:rPr>
+              <w:t>Avg Burn Fraction</w:t>
+            </w:r>
+          </w:p>
+        </w:tc>
+      </w:tr>
+      <w:tr>
+        <w:tc>
+          <w:tcPr>
+            <w:tcW w:type="dxa" w:w="2880"/>
+          </w:tcPr>
+          <w:p>
+            <w:pPr>
+              <w:jc w:val="left"/>
+            </w:pPr>
+            <w:r>
+              <w:t>50% (current)</w:t>
+            </w:r>
+          </w:p>
+        </w:tc>
+        <w:tc>
+          <w:tcPr>
+            <w:tcW w:type="dxa" w:w="1728"/>
+          </w:tcPr>
+          <w:p>
+            <w:pPr>
+              <w:jc w:val="left"/>
+            </w:pPr>
+            <w:r>
+              <w:t>100.00%</w:t>
+            </w:r>
+          </w:p>
+        </w:tc>
+        <w:tc>
+          <w:tcPr>
+            <w:tcW w:type="dxa" w:w="1728"/>
+          </w:tcPr>
+          <w:p>
+            <w:pPr>
+              <w:jc w:val="left"/>
+            </w:pPr>
+            <w:r>
+              <w:t>0.00%</w:t>
+            </w:r>
+          </w:p>
+        </w:tc>
+        <w:tc>
+          <w:tcPr>
+            <w:tcW w:type="dxa" w:w="1728"/>
+          </w:tcPr>
+          <w:p>
+            <w:pPr>
+              <w:jc w:val="left"/>
+            </w:pPr>
+            <w:r>
+              <w:t>0.00%</w:t>
+            </w:r>
+          </w:p>
+        </w:tc>
+        <w:tc>
+          <w:tcPr>
+            <w:tcW w:type="dxa" w:w="2592"/>
+          </w:tcPr>
+          <w:p>
+            <w:pPr>
+              <w:jc w:val="left"/>
+            </w:pPr>
+            <w:r>
+              <w:t>1.8%</w:t>
+            </w:r>
+          </w:p>
+        </w:tc>
+      </w:tr>
+      <w:tr>
+        <w:tc>
+          <w:tcPr>
+            <w:tcW w:type="dxa" w:w="2880"/>
+          </w:tcPr>
+          <w:p>
+            <w:pPr>
+              <w:jc w:val="left"/>
+            </w:pPr>
+            <w:r>
+              <w:t>75% (raised)</w:t>
+            </w:r>
+          </w:p>
+        </w:tc>
+        <w:tc>
+          <w:tcPr>
+            <w:tcW w:type="dxa" w:w="1728"/>
+          </w:tcPr>
+          <w:p>
+            <w:pPr>
+              <w:jc w:val="left"/>
+            </w:pPr>
+            <w:r>
+              <w:t>100.00%</w:t>
+            </w:r>
+          </w:p>
+        </w:tc>
+        <w:tc>
+          <w:tcPr>
+            <w:tcW w:type="dxa" w:w="1728"/>
+          </w:tcPr>
+          <w:p>
+            <w:pPr>
+              <w:jc w:val="left"/>
+            </w:pPr>
+            <w:r>
+              <w:t>0.00%</w:t>
+            </w:r>
+          </w:p>
+        </w:tc>
+        <w:tc>
+          <w:tcPr>
+            <w:tcW w:type="dxa" w:w="1728"/>
+          </w:tcPr>
+          <w:p>
+            <w:pPr>
+              <w:jc w:val="left"/>
+            </w:pPr>
+            <w:r>
+              <w:t>0.00%</w:t>
+            </w:r>
+          </w:p>
+        </w:tc>
+        <w:tc>
+          <w:tcPr>
+            <w:tcW w:type="dxa" w:w="2592"/>
+          </w:tcPr>
+          <w:p>
+            <w:pPr>
+              <w:jc w:val="left"/>
+            </w:pPr>
+            <w:r>
+              <w:t>1.8%</w:t>
+            </w:r>
+          </w:p>
+        </w:tc>
+      </w:tr>
+      <w:tr>
+        <w:tc>
+          <w:tcPr>
+            <w:tcW w:type="dxa" w:w="2880"/>
+          </w:tcPr>
+          <w:p>
+            <w:pPr>
+              <w:jc w:val="left"/>
+            </w:pPr>
+            <w:r>
+              <w:t>100% (full backing)</w:t>
+            </w:r>
+          </w:p>
+        </w:tc>
+        <w:tc>
+          <w:tcPr>
+            <w:tcW w:type="dxa" w:w="1728"/>
+          </w:tcPr>
+          <w:p>
+            <w:pPr>
+              <w:jc w:val="left"/>
+            </w:pPr>
+            <w:r>
+              <w:t>100.00%</w:t>
+            </w:r>
+          </w:p>
+        </w:tc>
+        <w:tc>
+          <w:tcPr>
+            <w:tcW w:type="dxa" w:w="1728"/>
+          </w:tcPr>
+          <w:p>
+            <w:pPr>
+              <w:jc w:val="left"/>
+            </w:pPr>
+            <w:r>
+              <w:t>0.00%</w:t>
+            </w:r>
+          </w:p>
+        </w:tc>
+        <w:tc>
+          <w:tcPr>
+            <w:tcW w:type="dxa" w:w="1728"/>
+          </w:tcPr>
+          <w:p>
+            <w:pPr>
+              <w:jc w:val="left"/>
+            </w:pPr>
+            <w:r>
+              <w:t>0.00%</w:t>
+            </w:r>
+          </w:p>
+        </w:tc>
+        <w:tc>
+          <w:tcPr>
+            <w:tcW w:type="dxa" w:w="2592"/>
+          </w:tcPr>
+          <w:p>
+            <w:pPr>
+              <w:jc w:val="left"/>
+            </w:pPr>
+            <w:r>
+              <w:t>1.8%</w:t>
+            </w:r>
+          </w:p>
+        </w:tc>
+      </w:tr>
+    </w:tbl>
+    <w:p/>
+    <w:p>
+      <w:r>
+        <w:rPr>
+          <w:b/>
+        </w:rPr>
+        <w:t xml:space="preserve">Key insight: </w:t>
+      </w:r>
+      <w:r>
+        <w:t>Raising the floor to 100% has no impact. Since the burn trigger (1.332×) already sits well above 100%, the system is always in compliance before any burn. A regulator requiring full backing would find the treasury already over-collateralized throughout.</w:t>
+      </w:r>
+    </w:p>
+    <w:p/>
+    <w:p>
+      <w:pPr>
+        <w:pStyle w:val="Heading2"/>
+      </w:pPr>
+      <w:r>
+        <w:t>6.5  Burn Timing Alternatives</w:t>
+      </w:r>
+    </w:p>
+    <w:p>
+      <w:r>
+        <w:t>Compares the current threshold-triggered approach against fixed calendar schedules.</w:t>
+      </w:r>
+    </w:p>
+    <w:tbl>
+      <w:tblPr>
+        <w:tblStyle w:val="TableGrid"/>
+        <w:tblW w:type="auto" w:w="0"/>
+        <w:tblLook w:firstColumn="1" w:firstRow="1" w:lastColumn="0" w:lastRow="0" w:noHBand="0" w:noVBand="1" w:val="04A0"/>
+      </w:tblPr>
+      <w:tblGrid>
+        <w:gridCol w:w="1728"/>
+        <w:gridCol w:w="1728"/>
+        <w:gridCol w:w="1728"/>
+        <w:gridCol w:w="1728"/>
+        <w:gridCol w:w="1728"/>
+      </w:tblGrid>
+      <w:tr>
+        <w:tc>
+          <w:tcPr>
+            <w:tcW w:type="dxa" w:w="2592"/>
+            <w:shd w:fill="DCE6F1" w:color="auto" w:val="clear"/>
+          </w:tcPr>
+          <w:p>
+            <w:pPr>
+              <w:jc w:val="center"/>
+            </w:pPr>
+            <w:r>
+              <w:rPr>
+                <w:b/>
+              </w:rPr>
+              <w:t>Timing Method</w:t>
+            </w:r>
+          </w:p>
+        </w:tc>
+        <w:tc>
+          <w:tcPr>
+            <w:tcW w:type="dxa" w:w="3600"/>
+            <w:shd w:fill="DCE6F1" w:color="auto" w:val="clear"/>
+          </w:tcPr>
+          <w:p>
+            <w:pPr>
+              <w:jc w:val="center"/>
+            </w:pPr>
+            <w:r>
+              <w:rPr>
+                <w:b/>
+              </w:rPr>
+              <w:t>Description</w:t>
+            </w:r>
+          </w:p>
+        </w:tc>
+        <w:tc>
+          <w:tcPr>
+            <w:tcW w:type="dxa" w:w="1440"/>
+            <w:shd w:fill="DCE6F1" w:color="auto" w:val="clear"/>
+          </w:tcPr>
+          <w:p>
+            <w:pPr>
+              <w:jc w:val="center"/>
+            </w:pPr>
+            <w:r>
+              <w:rPr>
+                <w:b/>
+              </w:rPr>
+              <w:t>HEALTHY</w:t>
+            </w:r>
+          </w:p>
+        </w:tc>
+        <w:tc>
+          <w:tcPr>
+            <w:tcW w:type="dxa" w:w="1440"/>
+            <w:shd w:fill="DCE6F1" w:color="auto" w:val="clear"/>
+          </w:tcPr>
+          <w:p>
+            <w:pPr>
+              <w:jc w:val="center"/>
+            </w:pPr>
+            <w:r>
+              <w:rPr>
+                <w:b/>
+              </w:rPr>
+              <w:t>Avg Burns</w:t>
+            </w:r>
+          </w:p>
+        </w:tc>
+        <w:tc>
+          <w:tcPr>
+            <w:tcW w:type="dxa" w:w="2160"/>
+            <w:shd w:fill="DCE6F1" w:color="auto" w:val="clear"/>
+          </w:tcPr>
+          <w:p>
+            <w:pPr>
+              <w:jc w:val="center"/>
+            </w:pPr>
+            <w:r>
+              <w:rPr>
+                <w:b/>
+              </w:rPr>
+              <w:t>Avg Burn Fraction</w:t>
+            </w:r>
+          </w:p>
+        </w:tc>
+      </w:tr>
+      <w:tr>
+        <w:tc>
+          <w:tcPr>
+            <w:tcW w:type="dxa" w:w="2592"/>
+          </w:tcPr>
+          <w:p>
+            <w:pPr>
+              <w:jc w:val="left"/>
+            </w:pPr>
+            <w:r>
+              <w:t>Threshold (current)</w:t>
+            </w:r>
+          </w:p>
+        </w:tc>
+        <w:tc>
+          <w:tcPr>
+            <w:tcW w:type="dxa" w:w="3600"/>
+          </w:tcPr>
+          <w:p>
+            <w:pPr>
+              <w:jc w:val="left"/>
+            </w:pPr>
+            <w:r>
+              <w:t>Fire when backing ≥ 1.332×</w:t>
+            </w:r>
+          </w:p>
+        </w:tc>
+        <w:tc>
+          <w:tcPr>
+            <w:tcW w:type="dxa" w:w="1440"/>
+          </w:tcPr>
+          <w:p>
+            <w:pPr>
+              <w:jc w:val="left"/>
+            </w:pPr>
+            <w:r>
+              <w:t>100.00%</w:t>
+            </w:r>
+          </w:p>
+        </w:tc>
+        <w:tc>
+          <w:tcPr>
+            <w:tcW w:type="dxa" w:w="1440"/>
+          </w:tcPr>
+          <w:p>
+            <w:pPr>
+              <w:jc w:val="left"/>
+            </w:pPr>
+            <w:r>
+              <w:t>0.1</w:t>
+            </w:r>
+          </w:p>
+        </w:tc>
+        <w:tc>
+          <w:tcPr>
+            <w:tcW w:type="dxa" w:w="2160"/>
+          </w:tcPr>
+          <w:p>
+            <w:pPr>
+              <w:jc w:val="left"/>
+            </w:pPr>
+            <w:r>
+              <w:t>1.8%</w:t>
+            </w:r>
+          </w:p>
+        </w:tc>
+      </w:tr>
+      <w:tr>
+        <w:tc>
+          <w:tcPr>
+            <w:tcW w:type="dxa" w:w="2592"/>
+          </w:tcPr>
+          <w:p>
+            <w:pPr>
+              <w:jc w:val="left"/>
+            </w:pPr>
+            <w:r>
+              <w:t>Annual calendar</w:t>
+            </w:r>
+          </w:p>
+        </w:tc>
+        <w:tc>
+          <w:tcPr>
+            <w:tcW w:type="dxa" w:w="3600"/>
+          </w:tcPr>
+          <w:p>
+            <w:pPr>
+              <w:jc w:val="left"/>
+            </w:pPr>
+            <w:r>
+              <w:t>Fire on month 12, 24, 36… if ≥ 1.332×</w:t>
+            </w:r>
+          </w:p>
+        </w:tc>
+        <w:tc>
+          <w:tcPr>
+            <w:tcW w:type="dxa" w:w="1440"/>
+          </w:tcPr>
+          <w:p>
+            <w:pPr>
+              <w:jc w:val="left"/>
+            </w:pPr>
+            <w:r>
+              <w:t>100.00%</w:t>
+            </w:r>
+          </w:p>
+        </w:tc>
+        <w:tc>
+          <w:tcPr>
+            <w:tcW w:type="dxa" w:w="1440"/>
+          </w:tcPr>
+          <w:p>
+            <w:pPr>
+              <w:jc w:val="left"/>
+            </w:pPr>
+            <w:r>
+              <w:t>0.1</w:t>
+            </w:r>
+          </w:p>
+        </w:tc>
+        <w:tc>
+          <w:tcPr>
+            <w:tcW w:type="dxa" w:w="2160"/>
+          </w:tcPr>
+          <w:p>
+            <w:pPr>
+              <w:jc w:val="left"/>
+            </w:pPr>
+            <w:r>
+              <w:t>1.8%</w:t>
+            </w:r>
+          </w:p>
+        </w:tc>
+      </w:tr>
+      <w:tr>
+        <w:tc>
+          <w:tcPr>
+            <w:tcW w:type="dxa" w:w="2592"/>
+          </w:tcPr>
+          <w:p>
+            <w:pPr>
+              <w:jc w:val="left"/>
+            </w:pPr>
+            <w:r>
+              <w:t>Quarterly calendar</w:t>
+            </w:r>
+          </w:p>
+        </w:tc>
+        <w:tc>
+          <w:tcPr>
+            <w:tcW w:type="dxa" w:w="3600"/>
+          </w:tcPr>
+          <w:p>
+            <w:pPr>
+              <w:jc w:val="left"/>
+            </w:pPr>
+            <w:r>
+              <w:t>Fire on month 3, 6, 9… if ≥ 1.332×</w:t>
+            </w:r>
+          </w:p>
+        </w:tc>
+        <w:tc>
+          <w:tcPr>
+            <w:tcW w:type="dxa" w:w="1440"/>
+          </w:tcPr>
+          <w:p>
+            <w:pPr>
+              <w:jc w:val="left"/>
+            </w:pPr>
+            <w:r>
+              <w:t>100.00%</w:t>
+            </w:r>
+          </w:p>
+        </w:tc>
+        <w:tc>
+          <w:tcPr>
+            <w:tcW w:type="dxa" w:w="1440"/>
+          </w:tcPr>
+          <w:p>
+            <w:pPr>
+              <w:jc w:val="left"/>
+            </w:pPr>
+            <w:r>
+              <w:t>0.1</w:t>
+            </w:r>
+          </w:p>
+        </w:tc>
+        <w:tc>
+          <w:tcPr>
+            <w:tcW w:type="dxa" w:w="2160"/>
+          </w:tcPr>
+          <w:p>
+            <w:pPr>
+              <w:jc w:val="left"/>
+            </w:pPr>
+            <w:r>
+              <w:t>1.8%</w:t>
+            </w:r>
+          </w:p>
+        </w:tc>
+      </w:tr>
+    </w:tbl>
+    <w:p/>
+    <w:p>
+      <w:r>
+        <w:rPr>
+          <w:b/>
+        </w:rPr>
+        <w:t xml:space="preserve">Key insight: </w:t>
+      </w:r>
+      <w:r>
+        <w:t>All three timing methods produce identical outcomes. The trigger threshold is the controlling factor, not the cadence at which it is checked. Fixed-calendar burns may be preferable operationally (predictable, auditable) without any loss of effectiveness.</w:t>
+      </w:r>
+    </w:p>
+    <w:p/>
+    <w:p>
+      <w:pPr>
+        <w:pStyle w:val="Heading2"/>
+      </w:pPr>
+      <w:r>
+        <w:t>6.6  Correlated Adversity</w:t>
+      </w:r>
+    </w:p>
+    <w:p>
+      <w:r>
+        <w:t>Multiple adverse conditions applied simultaneously. Growth bust = employee count declines by 50% or 90% after month 12.</w:t>
+      </w:r>
+    </w:p>
+    <w:tbl>
+      <w:tblPr>
+        <w:tblStyle w:val="TableGrid"/>
+        <w:tblW w:type="auto" w:w="0"/>
+        <w:tblLook w:firstColumn="1" w:firstRow="1" w:lastColumn="0" w:lastRow="0" w:noHBand="0" w:noVBand="1" w:val="04A0"/>
+      </w:tblPr>
+      <w:tblGrid>
+        <w:gridCol w:w="1728"/>
+        <w:gridCol w:w="1728"/>
+        <w:gridCol w:w="1728"/>
+        <w:gridCol w:w="1728"/>
+        <w:gridCol w:w="1728"/>
+      </w:tblGrid>
+      <w:tr>
+        <w:tc>
+          <w:tcPr>
+            <w:tcW w:type="dxa" w:w="4032"/>
+            <w:shd w:fill="DCE6F1" w:color="auto" w:val="clear"/>
+          </w:tcPr>
+          <w:p>
+            <w:pPr>
+              <w:jc w:val="center"/>
+            </w:pPr>
+            <w:r>
+              <w:rPr>
+                <w:b/>
+              </w:rPr>
+              <w:t>Scenario</w:t>
+            </w:r>
+          </w:p>
+        </w:tc>
+        <w:tc>
+          <w:tcPr>
+            <w:tcW w:type="dxa" w:w="1440"/>
+            <w:shd w:fill="DCE6F1" w:color="auto" w:val="clear"/>
+          </w:tcPr>
+          <w:p>
+            <w:pPr>
+              <w:jc w:val="center"/>
+            </w:pPr>
+            <w:r>
+              <w:rPr>
+                <w:b/>
+              </w:rPr>
+              <w:t>HEALTHY</w:t>
+            </w:r>
+          </w:p>
+        </w:tc>
+        <w:tc>
+          <w:tcPr>
+            <w:tcW w:type="dxa" w:w="1440"/>
+            <w:shd w:fill="DCE6F1" w:color="auto" w:val="clear"/>
+          </w:tcPr>
+          <w:p>
+            <w:pPr>
+              <w:jc w:val="center"/>
+            </w:pPr>
+            <w:r>
+              <w:rPr>
+                <w:b/>
+              </w:rPr>
+              <w:t>WARNING</w:t>
+            </w:r>
+          </w:p>
+        </w:tc>
+        <w:tc>
+          <w:tcPr>
+            <w:tcW w:type="dxa" w:w="1440"/>
+            <w:shd w:fill="DCE6F1" w:color="auto" w:val="clear"/>
+          </w:tcPr>
+          <w:p>
+            <w:pPr>
+              <w:jc w:val="center"/>
+            </w:pPr>
+            <w:r>
+              <w:rPr>
+                <w:b/>
+              </w:rPr>
+              <w:t>FAILURE</w:t>
+            </w:r>
+          </w:p>
+        </w:tc>
+        <w:tc>
+          <w:tcPr>
+            <w:tcW w:type="dxa" w:w="2160"/>
+            <w:shd w:fill="DCE6F1" w:color="auto" w:val="clear"/>
+          </w:tcPr>
+          <w:p>
+            <w:pPr>
+              <w:jc w:val="center"/>
+            </w:pPr>
+            <w:r>
+              <w:rPr>
+                <w:b/>
+              </w:rPr>
+              <w:t>Min Backing (p5)</w:t>
+            </w:r>
+          </w:p>
+        </w:tc>
+      </w:tr>
+      <w:tr>
+        <w:tc>
+          <w:tcPr>
+            <w:tcW w:type="dxa" w:w="4032"/>
+          </w:tcPr>
+          <w:p>
+            <w:pPr>
+              <w:jc w:val="left"/>
+            </w:pPr>
+            <w:r>
+              <w:t>Baseline</w:t>
+            </w:r>
+          </w:p>
+        </w:tc>
+        <w:tc>
+          <w:tcPr>
+            <w:tcW w:type="dxa" w:w="1440"/>
+          </w:tcPr>
+          <w:p>
+            <w:pPr>
+              <w:jc w:val="left"/>
+            </w:pPr>
+            <w:r>
+              <w:t>100.00%</w:t>
+            </w:r>
+          </w:p>
+        </w:tc>
+        <w:tc>
+          <w:tcPr>
+            <w:tcW w:type="dxa" w:w="1440"/>
+          </w:tcPr>
+          <w:p>
+            <w:pPr>
+              <w:jc w:val="left"/>
+            </w:pPr>
+            <w:r>
+              <w:t>0.00%</w:t>
+            </w:r>
+          </w:p>
+        </w:tc>
+        <w:tc>
+          <w:tcPr>
+            <w:tcW w:type="dxa" w:w="1440"/>
+          </w:tcPr>
+          <w:p>
+            <w:pPr>
+              <w:jc w:val="left"/>
+            </w:pPr>
+            <w:r>
+              <w:t>0.00%</w:t>
+            </w:r>
+          </w:p>
+        </w:tc>
+        <w:tc>
+          <w:tcPr>
+            <w:tcW w:type="dxa" w:w="2160"/>
+          </w:tcPr>
+          <w:p>
+            <w:pPr>
+              <w:jc w:val="left"/>
+            </w:pPr>
+            <w:r>
+              <w:t>97.6%</w:t>
+            </w:r>
+          </w:p>
+        </w:tc>
+      </w:tr>
+      <w:tr>
+        <w:tc>
+          <w:tcPr>
+            <w:tcW w:type="dxa" w:w="4032"/>
+          </w:tcPr>
+          <w:p>
+            <w:pPr>
+              <w:jc w:val="left"/>
+            </w:pPr>
+            <w:r>
+              <w:t>Zero interest</w:t>
+            </w:r>
+          </w:p>
+        </w:tc>
+        <w:tc>
+          <w:tcPr>
+            <w:tcW w:type="dxa" w:w="1440"/>
+          </w:tcPr>
+          <w:p>
+            <w:pPr>
+              <w:jc w:val="left"/>
+            </w:pPr>
+            <w:r>
+              <w:t>100.00%</w:t>
+            </w:r>
+          </w:p>
+        </w:tc>
+        <w:tc>
+          <w:tcPr>
+            <w:tcW w:type="dxa" w:w="1440"/>
+          </w:tcPr>
+          <w:p>
+            <w:pPr>
+              <w:jc w:val="left"/>
+            </w:pPr>
+            <w:r>
+              <w:t>0.00%</w:t>
+            </w:r>
+          </w:p>
+        </w:tc>
+        <w:tc>
+          <w:tcPr>
+            <w:tcW w:type="dxa" w:w="1440"/>
+          </w:tcPr>
+          <w:p>
+            <w:pPr>
+              <w:jc w:val="left"/>
+            </w:pPr>
+            <w:r>
+              <w:t>0.00%</w:t>
+            </w:r>
+          </w:p>
+        </w:tc>
+        <w:tc>
+          <w:tcPr>
+            <w:tcW w:type="dxa" w:w="2160"/>
+          </w:tcPr>
+          <w:p>
+            <w:pPr>
+              <w:jc w:val="left"/>
+            </w:pPr>
+            <w:r>
+              <w:t>100.0%</w:t>
+            </w:r>
+          </w:p>
+        </w:tc>
+      </w:tr>
+      <w:tr>
+        <w:tc>
+          <w:tcPr>
+            <w:tcW w:type="dxa" w:w="4032"/>
+          </w:tcPr>
+          <w:p>
+            <w:pPr>
+              <w:jc w:val="left"/>
+            </w:pPr>
+            <w:r>
+              <w:t>Growth bust −50%</w:t>
+            </w:r>
+          </w:p>
+        </w:tc>
+        <w:tc>
+          <w:tcPr>
+            <w:tcW w:type="dxa" w:w="1440"/>
+          </w:tcPr>
+          <w:p>
+            <w:pPr>
+              <w:jc w:val="left"/>
+            </w:pPr>
+            <w:r>
+              <w:t>100.00%</w:t>
+            </w:r>
+          </w:p>
+        </w:tc>
+        <w:tc>
+          <w:tcPr>
+            <w:tcW w:type="dxa" w:w="1440"/>
+          </w:tcPr>
+          <w:p>
+            <w:pPr>
+              <w:jc w:val="left"/>
+            </w:pPr>
+            <w:r>
+              <w:t>0.00%</w:t>
+            </w:r>
+          </w:p>
+        </w:tc>
+        <w:tc>
+          <w:tcPr>
+            <w:tcW w:type="dxa" w:w="1440"/>
+          </w:tcPr>
+          <w:p>
+            <w:pPr>
+              <w:jc w:val="left"/>
+            </w:pPr>
+            <w:r>
+              <w:t>0.00%</w:t>
+            </w:r>
+          </w:p>
+        </w:tc>
+        <w:tc>
+          <w:tcPr>
+            <w:tcW w:type="dxa" w:w="2160"/>
+          </w:tcPr>
+          <w:p>
+            <w:pPr>
+              <w:jc w:val="left"/>
+            </w:pPr>
+            <w:r>
+              <w:t>97.4%</w:t>
+            </w:r>
+          </w:p>
+        </w:tc>
+      </w:tr>
+      <w:tr>
+        <w:tc>
+          <w:tcPr>
+            <w:tcW w:type="dxa" w:w="4032"/>
+          </w:tcPr>
+          <w:p>
+            <w:pPr>
+              <w:jc w:val="left"/>
+            </w:pPr>
+            <w:r>
+              <w:t>Growth bust + zero interest</w:t>
+            </w:r>
+          </w:p>
+        </w:tc>
+        <w:tc>
+          <w:tcPr>
+            <w:tcW w:type="dxa" w:w="1440"/>
+          </w:tcPr>
+          <w:p>
+            <w:pPr>
+              <w:jc w:val="left"/>
+            </w:pPr>
+            <w:r>
+              <w:t>100.00%</w:t>
+            </w:r>
+          </w:p>
+        </w:tc>
+        <w:tc>
+          <w:tcPr>
+            <w:tcW w:type="dxa" w:w="1440"/>
+          </w:tcPr>
+          <w:p>
+            <w:pPr>
+              <w:jc w:val="left"/>
+            </w:pPr>
+            <w:r>
+              <w:t>0.00%</w:t>
+            </w:r>
+          </w:p>
+        </w:tc>
+        <w:tc>
+          <w:tcPr>
+            <w:tcW w:type="dxa" w:w="1440"/>
+          </w:tcPr>
+          <w:p>
+            <w:pPr>
+              <w:jc w:val="left"/>
+            </w:pPr>
+            <w:r>
+              <w:t>0.00%</w:t>
+            </w:r>
+          </w:p>
+        </w:tc>
+        <w:tc>
+          <w:tcPr>
+            <w:tcW w:type="dxa" w:w="2160"/>
+          </w:tcPr>
+          <w:p>
+            <w:pPr>
+              <w:jc w:val="left"/>
+            </w:pPr>
+            <w:r>
+              <w:t>100.0%</w:t>
+            </w:r>
+          </w:p>
+        </w:tc>
+      </w:tr>
+      <w:tr>
+        <w:tc>
+          <w:tcPr>
+            <w:tcW w:type="dxa" w:w="4032"/>
+          </w:tcPr>
+          <w:p>
+            <w:pPr>
+              <w:jc w:val="left"/>
+            </w:pPr>
+            <w:r>
+              <w:t>Severe bust −90%</w:t>
+            </w:r>
+          </w:p>
+        </w:tc>
+        <w:tc>
+          <w:tcPr>
+            <w:tcW w:type="dxa" w:w="1440"/>
+          </w:tcPr>
+          <w:p>
+            <w:pPr>
+              <w:jc w:val="left"/>
+            </w:pPr>
+            <w:r>
+              <w:t>100.00%</w:t>
+            </w:r>
+          </w:p>
+        </w:tc>
+        <w:tc>
+          <w:tcPr>
+            <w:tcW w:type="dxa" w:w="1440"/>
+          </w:tcPr>
+          <w:p>
+            <w:pPr>
+              <w:jc w:val="left"/>
+            </w:pPr>
+            <w:r>
+              <w:t>0.00%</w:t>
+            </w:r>
+          </w:p>
+        </w:tc>
+        <w:tc>
+          <w:tcPr>
+            <w:tcW w:type="dxa" w:w="1440"/>
+          </w:tcPr>
+          <w:p>
+            <w:pPr>
+              <w:jc w:val="left"/>
+            </w:pPr>
+            <w:r>
+              <w:t>0.00%</w:t>
+            </w:r>
+          </w:p>
+        </w:tc>
+        <w:tc>
+          <w:tcPr>
+            <w:tcW w:type="dxa" w:w="2160"/>
+          </w:tcPr>
+          <w:p>
+            <w:pPr>
+              <w:jc w:val="left"/>
+            </w:pPr>
+            <w:r>
+              <w:t>97.4%</w:t>
+            </w:r>
+          </w:p>
+        </w:tc>
+      </w:tr>
+      <w:tr>
+        <w:tc>
+          <w:tcPr>
+            <w:tcW w:type="dxa" w:w="4032"/>
+          </w:tcPr>
+          <w:p>
+            <w:pPr>
+              <w:jc w:val="left"/>
+            </w:pPr>
+            <w:r>
+              <w:t>Severe bust + zero interest</w:t>
+            </w:r>
+          </w:p>
+        </w:tc>
+        <w:tc>
+          <w:tcPr>
+            <w:tcW w:type="dxa" w:w="1440"/>
+          </w:tcPr>
+          <w:p>
+            <w:pPr>
+              <w:jc w:val="left"/>
+            </w:pPr>
+            <w:r>
+              <w:t>100.00%</w:t>
+            </w:r>
+          </w:p>
+        </w:tc>
+        <w:tc>
+          <w:tcPr>
+            <w:tcW w:type="dxa" w:w="1440"/>
+          </w:tcPr>
+          <w:p>
+            <w:pPr>
+              <w:jc w:val="left"/>
+            </w:pPr>
+            <w:r>
+              <w:t>0.00%</w:t>
+            </w:r>
+          </w:p>
+        </w:tc>
+        <w:tc>
+          <w:tcPr>
+            <w:tcW w:type="dxa" w:w="1440"/>
+          </w:tcPr>
+          <w:p>
+            <w:pPr>
+              <w:jc w:val="left"/>
+            </w:pPr>
+            <w:r>
+              <w:t>0.00%</w:t>
+            </w:r>
+          </w:p>
+        </w:tc>
+        <w:tc>
+          <w:tcPr>
+            <w:tcW w:type="dxa" w:w="2160"/>
+          </w:tcPr>
+          <w:p>
+            <w:pPr>
+              <w:jc w:val="left"/>
+            </w:pPr>
+            <w:r>
+              <w:t>100.0%</w:t>
+            </w:r>
+          </w:p>
+        </w:tc>
+      </w:tr>
+      <w:tr>
+        <w:tc>
+          <w:tcPr>
+            <w:tcW w:type="dxa" w:w="4032"/>
+          </w:tcPr>
+          <w:p>
+            <w:pPr>
+              <w:jc w:val="left"/>
+            </w:pPr>
+            <w:r>
+              <w:t>All adverse + 75% floor requirement</w:t>
+            </w:r>
+          </w:p>
+        </w:tc>
+        <w:tc>
+          <w:tcPr>
+            <w:tcW w:type="dxa" w:w="1440"/>
+          </w:tcPr>
+          <w:p>
+            <w:pPr>
+              <w:jc w:val="left"/>
+            </w:pPr>
+            <w:r>
+              <w:t>100.00%</w:t>
+            </w:r>
+          </w:p>
+        </w:tc>
+        <w:tc>
+          <w:tcPr>
+            <w:tcW w:type="dxa" w:w="1440"/>
+          </w:tcPr>
+          <w:p>
+            <w:pPr>
+              <w:jc w:val="left"/>
+            </w:pPr>
+            <w:r>
+              <w:t>0.00%</w:t>
+            </w:r>
+          </w:p>
+        </w:tc>
+        <w:tc>
+          <w:tcPr>
+            <w:tcW w:type="dxa" w:w="1440"/>
+          </w:tcPr>
+          <w:p>
+            <w:pPr>
+              <w:jc w:val="left"/>
+            </w:pPr>
+            <w:r>
+              <w:t>0.00%</w:t>
+            </w:r>
+          </w:p>
+        </w:tc>
+        <w:tc>
+          <w:tcPr>
+            <w:tcW w:type="dxa" w:w="2160"/>
+          </w:tcPr>
+          <w:p>
+            <w:pPr>
+              <w:jc w:val="left"/>
+            </w:pPr>
+            <w:r>
+              <w:t>100.0%</w:t>
+            </w:r>
+          </w:p>
+        </w:tc>
+      </w:tr>
+    </w:tbl>
+    <w:p/>
+    <w:p>
+      <w:r>
+        <w:rPr>
+          <w:b/>
+        </w:rPr>
+        <w:t xml:space="preserve">Key insight: </w:t>
+      </w:r>
+      <w:r>
+        <w:t>Correlated adversity does not produce WARNING or FAILURE. Paradoxically, zero interest combined with growth bust actually yields p5 = 100.0% (burns never fire, so backing stays at its structural floor of exactly 100%).</w:t>
+      </w:r>
+    </w:p>
+    <w:p/>
+    <w:p>
+      <w:pPr>
+        <w:pStyle w:val="Heading2"/>
+      </w:pPr>
+      <w:r>
+        <w:t>6.7  Tornado Chart — Parameter Sensitivity Ranking</w:t>
+      </w:r>
+    </w:p>
+    <w:p>
+      <w:r>
+        <w:t>Each parameter was swept across its full range while all others were held at optimal values. The range in HEALTHY rate caused by each parameter measures its leverage over system health.</w:t>
+      </w:r>
+    </w:p>
+    <w:tbl>
+      <w:tblPr>
+        <w:tblStyle w:val="TableGrid"/>
+        <w:tblW w:type="auto" w:w="0"/>
+        <w:tblLook w:firstColumn="1" w:firstRow="1" w:lastColumn="0" w:lastRow="0" w:noHBand="0" w:noVBand="1" w:val="04A0"/>
+      </w:tblPr>
+      <w:tblGrid>
+        <w:gridCol w:w="1728"/>
+        <w:gridCol w:w="1728"/>
+        <w:gridCol w:w="1728"/>
+        <w:gridCol w:w="1728"/>
+        <w:gridCol w:w="1728"/>
+      </w:tblGrid>
+      <w:tr>
+        <w:tc>
+          <w:tcPr>
+            <w:tcW w:type="dxa" w:w="2592"/>
+            <w:shd w:fill="DCE6F1" w:color="auto" w:val="clear"/>
+          </w:tcPr>
+          <w:p>
+            <w:pPr>
+              <w:jc w:val="center"/>
+            </w:pPr>
+            <w:r>
+              <w:rPr>
+                <w:b/>
+              </w:rPr>
+              <w:t>Parameter</w:t>
+            </w:r>
+          </w:p>
+        </w:tc>
+        <w:tc>
+          <w:tcPr>
+            <w:tcW w:type="dxa" w:w="1728"/>
+            <w:shd w:fill="DCE6F1" w:color="auto" w:val="clear"/>
+          </w:tcPr>
+          <w:p>
+            <w:pPr>
+              <w:jc w:val="center"/>
+            </w:pPr>
+            <w:r>
+              <w:rPr>
+                <w:b/>
+              </w:rPr>
+              <w:t>Min HEALTHY</w:t>
+            </w:r>
+          </w:p>
+        </w:tc>
+        <w:tc>
+          <w:tcPr>
+            <w:tcW w:type="dxa" w:w="1728"/>
+            <w:shd w:fill="DCE6F1" w:color="auto" w:val="clear"/>
+          </w:tcPr>
+          <w:p>
+            <w:pPr>
+              <w:jc w:val="center"/>
+            </w:pPr>
+            <w:r>
+              <w:rPr>
+                <w:b/>
+              </w:rPr>
+              <w:t>Max HEALTHY</w:t>
+            </w:r>
+          </w:p>
+        </w:tc>
+        <w:tc>
+          <w:tcPr>
+            <w:tcW w:type="dxa" w:w="2160"/>
+            <w:shd w:fill="DCE6F1" w:color="auto" w:val="clear"/>
+          </w:tcPr>
+          <w:p>
+            <w:pPr>
+              <w:jc w:val="center"/>
+            </w:pPr>
+            <w:r>
+              <w:rPr>
+                <w:b/>
+              </w:rPr>
+              <w:t>Range (Impact)</w:t>
+            </w:r>
+          </w:p>
+        </w:tc>
+        <w:tc>
+          <w:tcPr>
+            <w:tcW w:type="dxa" w:w="2880"/>
+            <w:shd w:fill="DCE6F1" w:color="auto" w:val="clear"/>
+          </w:tcPr>
+          <w:p>
+            <w:pPr>
+              <w:jc w:val="center"/>
+            </w:pPr>
+            <w:r>
+              <w:rPr>
+                <w:b/>
+              </w:rPr>
+              <w:t>Conclusion</w:t>
+            </w:r>
+          </w:p>
+        </w:tc>
+      </w:tr>
+      <w:tr>
+        <w:tc>
+          <w:tcPr>
+            <w:tcW w:type="dxa" w:w="2592"/>
+          </w:tcPr>
+          <w:p>
+            <w:pPr>
+              <w:jc w:val="left"/>
+            </w:pPr>
+            <w:r>
+              <w:t>Trigger ratio</w:t>
+            </w:r>
+          </w:p>
+        </w:tc>
+        <w:tc>
+          <w:tcPr>
+            <w:tcW w:type="dxa" w:w="1728"/>
+          </w:tcPr>
+          <w:p>
+            <w:pPr>
+              <w:jc w:val="left"/>
+            </w:pPr>
+            <w:r>
+              <w:t>0.0%</w:t>
+            </w:r>
+          </w:p>
+        </w:tc>
+        <w:tc>
+          <w:tcPr>
+            <w:tcW w:type="dxa" w:w="1728"/>
+          </w:tcPr>
+          <w:p>
+            <w:pPr>
+              <w:jc w:val="left"/>
+            </w:pPr>
+            <w:r>
+              <w:t>100.0%</w:t>
+            </w:r>
+          </w:p>
+        </w:tc>
+        <w:tc>
+          <w:tcPr>
+            <w:tcW w:type="dxa" w:w="2160"/>
+          </w:tcPr>
+          <w:p>
+            <w:pPr>
+              <w:jc w:val="left"/>
+            </w:pPr>
+            <w:r>
+              <w:t>100.0% ★</w:t>
+            </w:r>
+          </w:p>
+        </w:tc>
+        <w:tc>
+          <w:tcPr>
+            <w:tcW w:type="dxa" w:w="2880"/>
+          </w:tcPr>
+          <w:p>
+            <w:pPr>
+              <w:jc w:val="left"/>
+            </w:pPr>
+            <w:r>
+              <w:t>Single controlling factor — cliff at 1.2×</w:t>
+            </w:r>
+          </w:p>
+        </w:tc>
+      </w:tr>
+      <w:tr>
+        <w:tc>
+          <w:tcPr>
+            <w:tcW w:type="dxa" w:w="2592"/>
+          </w:tcPr>
+          <w:p>
+            <w:pPr>
+              <w:jc w:val="left"/>
+            </w:pPr>
+            <w:r>
+              <w:t>Burn size %</w:t>
+            </w:r>
+          </w:p>
+        </w:tc>
+        <w:tc>
+          <w:tcPr>
+            <w:tcW w:type="dxa" w:w="1728"/>
+          </w:tcPr>
+          <w:p>
+            <w:pPr>
+              <w:jc w:val="left"/>
+            </w:pPr>
+            <w:r>
+              <w:t>100.0%</w:t>
+            </w:r>
+          </w:p>
+        </w:tc>
+        <w:tc>
+          <w:tcPr>
+            <w:tcW w:type="dxa" w:w="1728"/>
+          </w:tcPr>
+          <w:p>
+            <w:pPr>
+              <w:jc w:val="left"/>
+            </w:pPr>
+            <w:r>
+              <w:t>100.0%</w:t>
+            </w:r>
+          </w:p>
+        </w:tc>
+        <w:tc>
+          <w:tcPr>
+            <w:tcW w:type="dxa" w:w="2160"/>
+          </w:tcPr>
+          <w:p>
+            <w:pPr>
+              <w:jc w:val="left"/>
+            </w:pPr>
+            <w:r>
+              <w:t>0.0%</w:t>
+            </w:r>
+          </w:p>
+        </w:tc>
+        <w:tc>
+          <w:tcPr>
+            <w:tcW w:type="dxa" w:w="2880"/>
+          </w:tcPr>
+          <w:p>
+            <w:pPr>
+              <w:jc w:val="left"/>
+            </w:pPr>
+            <w:r>
+              <w:t>No impact on HEALTHY rate</w:t>
+            </w:r>
+          </w:p>
+        </w:tc>
+      </w:tr>
+      <w:tr>
+        <w:tc>
+          <w:tcPr>
+            <w:tcW w:type="dxa" w:w="2592"/>
+          </w:tcPr>
+          <w:p>
+            <w:pPr>
+              <w:jc w:val="left"/>
+            </w:pPr>
+            <w:r>
+              <w:t>Cooldown months</w:t>
+            </w:r>
+          </w:p>
+        </w:tc>
+        <w:tc>
+          <w:tcPr>
+            <w:tcW w:type="dxa" w:w="1728"/>
+          </w:tcPr>
+          <w:p>
+            <w:pPr>
+              <w:jc w:val="left"/>
+            </w:pPr>
+            <w:r>
+              <w:t>100.0%</w:t>
+            </w:r>
+          </w:p>
+        </w:tc>
+        <w:tc>
+          <w:tcPr>
+            <w:tcW w:type="dxa" w:w="1728"/>
+          </w:tcPr>
+          <w:p>
+            <w:pPr>
+              <w:jc w:val="left"/>
+            </w:pPr>
+            <w:r>
+              <w:t>100.0%</w:t>
+            </w:r>
+          </w:p>
+        </w:tc>
+        <w:tc>
+          <w:tcPr>
+            <w:tcW w:type="dxa" w:w="2160"/>
+          </w:tcPr>
+          <w:p>
+            <w:pPr>
+              <w:jc w:val="left"/>
+            </w:pPr>
+            <w:r>
+              <w:t>0.0%</w:t>
+            </w:r>
+          </w:p>
+        </w:tc>
+        <w:tc>
+          <w:tcPr>
+            <w:tcW w:type="dxa" w:w="2880"/>
+          </w:tcPr>
+          <w:p>
+            <w:pPr>
+              <w:jc w:val="left"/>
+            </w:pPr>
+            <w:r>
+              <w:t>No impact on HEALTHY rate</w:t>
+            </w:r>
+          </w:p>
+        </w:tc>
+      </w:tr>
+      <w:tr>
+        <w:tc>
+          <w:tcPr>
+            <w:tcW w:type="dxa" w:w="2592"/>
+          </w:tcPr>
+          <w:p>
+            <w:pPr>
+              <w:jc w:val="left"/>
+            </w:pPr>
+            <w:r>
+              <w:t>First eligible month</w:t>
+            </w:r>
+          </w:p>
+        </w:tc>
+        <w:tc>
+          <w:tcPr>
+            <w:tcW w:type="dxa" w:w="1728"/>
+          </w:tcPr>
+          <w:p>
+            <w:pPr>
+              <w:jc w:val="left"/>
+            </w:pPr>
+            <w:r>
+              <w:t>100.0%</w:t>
+            </w:r>
+          </w:p>
+        </w:tc>
+        <w:tc>
+          <w:tcPr>
+            <w:tcW w:type="dxa" w:w="1728"/>
+          </w:tcPr>
+          <w:p>
+            <w:pPr>
+              <w:jc w:val="left"/>
+            </w:pPr>
+            <w:r>
+              <w:t>100.0%</w:t>
+            </w:r>
+          </w:p>
+        </w:tc>
+        <w:tc>
+          <w:tcPr>
+            <w:tcW w:type="dxa" w:w="2160"/>
+          </w:tcPr>
+          <w:p>
+            <w:pPr>
+              <w:jc w:val="left"/>
+            </w:pPr>
+            <w:r>
+              <w:t>0.0%</w:t>
+            </w:r>
+          </w:p>
+        </w:tc>
+        <w:tc>
+          <w:tcPr>
+            <w:tcW w:type="dxa" w:w="2880"/>
+          </w:tcPr>
+          <w:p>
+            <w:pPr>
+              <w:jc w:val="left"/>
+            </w:pPr>
+            <w:r>
+              <w:t>No impact on HEALTHY rate</w:t>
+            </w:r>
+          </w:p>
+        </w:tc>
+      </w:tr>
+    </w:tbl>
+    <w:p/>
+    <w:p>
+      <w:r>
+        <w:rPr>
+          <w:b/>
+        </w:rPr>
+        <w:t xml:space="preserve">Key insight: </w:t>
+      </w:r>
+      <w:r>
+        <w:t>Trigger ratio is the entire risk surface. Set it below 1.2× and HEALTHY rate collapses to 0%. Set it at or above 1.2× and HEALTHY rate is 100% regardless of all other parameters. Burn size, cooldown, and first eligible only determine how much liability is destroyed, not whether the system survives.</w:t>
+      </w:r>
+    </w:p>
+    <w:p/>
+    <w:p>
+      <w:pPr>
+        <w:pStyle w:val="Heading2"/>
+      </w:pPr>
+      <w:r>
+        <w:t>6.8  Tail Risk Analysis</w:t>
+      </w:r>
+    </w:p>
+    <w:p>
+      <w:r>
+        <w:t>Analyzes the distribution of worst-case (minimum) backing ratios across 5,000 runs, focusing on the left tail — the scenarios where the system came closest to stress.</w:t>
+      </w:r>
+    </w:p>
+    <w:tbl>
+      <w:tblPr>
+        <w:tblStyle w:val="TableGrid"/>
+        <w:tblW w:type="auto" w:w="0"/>
+        <w:tblLook w:firstColumn="1" w:firstRow="1" w:lastColumn="0" w:lastRow="0" w:noHBand="0" w:noVBand="1" w:val="04A0"/>
+      </w:tblPr>
+      <w:tblGrid>
+        <w:gridCol w:w="2160"/>
+        <w:gridCol w:w="2160"/>
+        <w:gridCol w:w="2160"/>
+        <w:gridCol w:w="2160"/>
+      </w:tblGrid>
+      <w:tr>
+        <w:tc>
+          <w:tcPr>
+            <w:tcW w:type="dxa" w:w="2880"/>
+            <w:shd w:fill="DCE6F1" w:color="auto" w:val="clear"/>
+          </w:tcPr>
+          <w:p>
+            <w:pPr>
+              <w:jc w:val="center"/>
+            </w:pPr>
+            <w:r>
+              <w:rPr>
+                <w:b/>
+              </w:rPr>
+              <w:t>Percentile</w:t>
+            </w:r>
+          </w:p>
+        </w:tc>
+        <w:tc>
+          <w:tcPr>
+            <w:tcW w:type="dxa" w:w="2304"/>
+            <w:shd w:fill="DCE6F1" w:color="auto" w:val="clear"/>
+          </w:tcPr>
+          <w:p>
+            <w:pPr>
+              <w:jc w:val="center"/>
+            </w:pPr>
+            <w:r>
+              <w:rPr>
+                <w:b/>
+              </w:rPr>
+              <w:t>Min Backing Ratio</w:t>
+            </w:r>
+          </w:p>
+        </w:tc>
+        <w:tc>
+          <w:tcPr>
+            <w:tcW w:type="dxa" w:w="1440"/>
+            <w:shd w:fill="DCE6F1" w:color="auto" w:val="clear"/>
+          </w:tcPr>
+          <w:p>
+            <w:pPr>
+              <w:jc w:val="center"/>
+            </w:pPr>
+            <w:r>
+              <w:rPr>
+                <w:b/>
+              </w:rPr>
+              <w:t>Status</w:t>
+            </w:r>
+          </w:p>
+        </w:tc>
+        <w:tc>
+          <w:tcPr>
+            <w:tcW w:type="dxa" w:w="4176"/>
+            <w:shd w:fill="DCE6F1" w:color="auto" w:val="clear"/>
+          </w:tcPr>
+          <w:p>
+            <w:pPr>
+              <w:jc w:val="center"/>
+            </w:pPr>
+            <w:r>
+              <w:rPr>
+                <w:b/>
+              </w:rPr>
+              <w:t>Interpretation</w:t>
+            </w:r>
+          </w:p>
+        </w:tc>
+      </w:tr>
+      <w:tr>
+        <w:tc>
+          <w:tcPr>
+            <w:tcW w:type="dxa" w:w="2880"/>
+          </w:tcPr>
+          <w:p>
+            <w:pPr>
+              <w:jc w:val="left"/>
+            </w:pPr>
+            <w:r>
+              <w:t>p0.1 (worst 1-in-1000)</w:t>
+            </w:r>
+          </w:p>
+        </w:tc>
+        <w:tc>
+          <w:tcPr>
+            <w:tcW w:type="dxa" w:w="2304"/>
+          </w:tcPr>
+          <w:p>
+            <w:pPr>
+              <w:jc w:val="left"/>
+            </w:pPr>
+            <w:r>
+              <w:t>97.4%</w:t>
+            </w:r>
+          </w:p>
+        </w:tc>
+        <w:tc>
+          <w:tcPr>
+            <w:tcW w:type="dxa" w:w="1440"/>
+          </w:tcPr>
+          <w:p>
+            <w:pPr>
+              <w:jc w:val="left"/>
+            </w:pPr>
+            <w:r>
+              <w:t>HEALTHY</w:t>
+            </w:r>
+          </w:p>
+        </w:tc>
+        <w:tc>
+          <w:tcPr>
+            <w:tcW w:type="dxa" w:w="4176"/>
+          </w:tcPr>
+          <w:p>
+            <w:pPr>
+              <w:jc w:val="left"/>
+            </w:pPr>
+            <w:r>
+              <w:t>Worst case still 97.4% backing</w:t>
+            </w:r>
+          </w:p>
+        </w:tc>
+      </w:tr>
+      <w:tr>
+        <w:tc>
+          <w:tcPr>
+            <w:tcW w:type="dxa" w:w="2880"/>
+          </w:tcPr>
+          <w:p>
+            <w:pPr>
+              <w:jc w:val="left"/>
+            </w:pPr>
+            <w:r>
+              <w:t>p1.0</w:t>
+            </w:r>
+          </w:p>
+        </w:tc>
+        <w:tc>
+          <w:tcPr>
+            <w:tcW w:type="dxa" w:w="2304"/>
+          </w:tcPr>
+          <w:p>
+            <w:pPr>
+              <w:jc w:val="left"/>
+            </w:pPr>
+            <w:r>
+              <w:t>97.4%</w:t>
+            </w:r>
+          </w:p>
+        </w:tc>
+        <w:tc>
+          <w:tcPr>
+            <w:tcW w:type="dxa" w:w="1440"/>
+          </w:tcPr>
+          <w:p>
+            <w:pPr>
+              <w:jc w:val="left"/>
+            </w:pPr>
+            <w:r>
+              <w:t>HEALTHY</w:t>
+            </w:r>
+          </w:p>
+        </w:tc>
+        <w:tc>
+          <w:tcPr>
+            <w:tcW w:type="dxa" w:w="4176"/>
+          </w:tcPr>
+          <w:p>
+            <w:pPr>
+              <w:jc w:val="left"/>
+            </w:pPr>
+            <w:r>
+              <w:t>1% of runs hit 97.4% minimum</w:t>
+            </w:r>
+          </w:p>
+        </w:tc>
+      </w:tr>
+      <w:tr>
+        <w:tc>
+          <w:tcPr>
+            <w:tcW w:type="dxa" w:w="2880"/>
+          </w:tcPr>
+          <w:p>
+            <w:pPr>
+              <w:jc w:val="left"/>
+            </w:pPr>
+            <w:r>
+              <w:t>p5.0</w:t>
+            </w:r>
+          </w:p>
+        </w:tc>
+        <w:tc>
+          <w:tcPr>
+            <w:tcW w:type="dxa" w:w="2304"/>
+          </w:tcPr>
+          <w:p>
+            <w:pPr>
+              <w:jc w:val="left"/>
+            </w:pPr>
+            <w:r>
+              <w:t>97.6%</w:t>
+            </w:r>
+          </w:p>
+        </w:tc>
+        <w:tc>
+          <w:tcPr>
+            <w:tcW w:type="dxa" w:w="1440"/>
+          </w:tcPr>
+          <w:p>
+            <w:pPr>
+              <w:jc w:val="left"/>
+            </w:pPr>
+            <w:r>
+              <w:t>HEALTHY</w:t>
+            </w:r>
+          </w:p>
+        </w:tc>
+        <w:tc>
+          <w:tcPr>
+            <w:tcW w:type="dxa" w:w="4176"/>
+          </w:tcPr>
+          <w:p>
+            <w:pPr>
+              <w:jc w:val="left"/>
+            </w:pPr>
+            <w:r>
+              <w:t>5% of runs at or below 97.6%</w:t>
+            </w:r>
+          </w:p>
+        </w:tc>
+      </w:tr>
+      <w:tr>
+        <w:tc>
+          <w:tcPr>
+            <w:tcW w:type="dxa" w:w="2880"/>
+          </w:tcPr>
+          <w:p>
+            <w:pPr>
+              <w:jc w:val="left"/>
+            </w:pPr>
+            <w:r>
+              <w:t>p10.0</w:t>
+            </w:r>
+          </w:p>
+        </w:tc>
+        <w:tc>
+          <w:tcPr>
+            <w:tcW w:type="dxa" w:w="2304"/>
+          </w:tcPr>
+          <w:p>
+            <w:pPr>
+              <w:jc w:val="left"/>
+            </w:pPr>
+            <w:r>
+              <w:t>100.0%</w:t>
+            </w:r>
+          </w:p>
+        </w:tc>
+        <w:tc>
+          <w:tcPr>
+            <w:tcW w:type="dxa" w:w="1440"/>
+          </w:tcPr>
+          <w:p>
+            <w:pPr>
+              <w:jc w:val="left"/>
+            </w:pPr>
+            <w:r>
+              <w:t>HEALTHY</w:t>
+            </w:r>
+          </w:p>
+        </w:tc>
+        <w:tc>
+          <w:tcPr>
+            <w:tcW w:type="dxa" w:w="4176"/>
+          </w:tcPr>
+          <w:p>
+            <w:pPr>
+              <w:jc w:val="left"/>
+            </w:pPr>
+            <w:r>
+              <w:t>90% of runs never dropped below 100%</w:t>
+            </w:r>
+          </w:p>
+        </w:tc>
+      </w:tr>
+      <w:tr>
+        <w:tc>
+          <w:tcPr>
+            <w:tcW w:type="dxa" w:w="2880"/>
+          </w:tcPr>
+          <w:p>
+            <w:pPr>
+              <w:jc w:val="left"/>
+            </w:pPr>
+            <w:r>
+              <w:t>p50.0 (median)</w:t>
+            </w:r>
+          </w:p>
+        </w:tc>
+        <w:tc>
+          <w:tcPr>
+            <w:tcW w:type="dxa" w:w="2304"/>
+          </w:tcPr>
+          <w:p>
+            <w:pPr>
+              <w:jc w:val="left"/>
+            </w:pPr>
+            <w:r>
+              <w:t>100.0%</w:t>
+            </w:r>
+          </w:p>
+        </w:tc>
+        <w:tc>
+          <w:tcPr>
+            <w:tcW w:type="dxa" w:w="1440"/>
+          </w:tcPr>
+          <w:p>
+            <w:pPr>
+              <w:jc w:val="left"/>
+            </w:pPr>
+            <w:r>
+              <w:t>HEALTHY</w:t>
+            </w:r>
+          </w:p>
+        </w:tc>
+        <w:tc>
+          <w:tcPr>
+            <w:tcW w:type="dxa" w:w="4176"/>
+          </w:tcPr>
+          <w:p>
+            <w:pPr>
+              <w:jc w:val="left"/>
+            </w:pPr>
+            <w:r>
+              <w:t>Median run: backing never below 100%</w:t>
+            </w:r>
+          </w:p>
+        </w:tc>
+      </w:tr>
+      <w:tr>
+        <w:tc>
+          <w:tcPr>
+            <w:tcW w:type="dxa" w:w="2880"/>
+          </w:tcPr>
+          <w:p>
+            <w:pPr>
+              <w:jc w:val="left"/>
+            </w:pPr>
+            <w:r>
+              <w:t>p99.0</w:t>
+            </w:r>
+          </w:p>
+        </w:tc>
+        <w:tc>
+          <w:tcPr>
+            <w:tcW w:type="dxa" w:w="2304"/>
+          </w:tcPr>
+          <w:p>
+            <w:pPr>
+              <w:jc w:val="left"/>
+            </w:pPr>
+            <w:r>
+              <w:t>100.0%</w:t>
+            </w:r>
+          </w:p>
+        </w:tc>
+        <w:tc>
+          <w:tcPr>
+            <w:tcW w:type="dxa" w:w="1440"/>
+          </w:tcPr>
+          <w:p>
+            <w:pPr>
+              <w:jc w:val="left"/>
+            </w:pPr>
+            <w:r>
+              <w:t>HEALTHY</w:t>
+            </w:r>
+          </w:p>
+        </w:tc>
+        <w:tc>
+          <w:tcPr>
+            <w:tcW w:type="dxa" w:w="4176"/>
+          </w:tcPr>
+          <w:p>
+            <w:pPr>
+              <w:jc w:val="left"/>
+            </w:pPr>
+            <w:r>
+              <w:t>99% of runs: backing stayed at 100%</w:t>
+            </w:r>
+          </w:p>
+        </w:tc>
+      </w:tr>
+    </w:tbl>
+    <w:p/>
+    <w:p>
+      <w:r>
+        <w:t>Distribution of minimum backing ratios across 5,000 runs:</w:t>
+      </w:r>
+    </w:p>
+    <w:tbl>
+      <w:tblPr>
+        <w:tblStyle w:val="TableGrid"/>
+        <w:tblW w:type="auto" w:w="0"/>
+        <w:tblLook w:firstColumn="1" w:firstRow="1" w:lastColumn="0" w:lastRow="0" w:noHBand="0" w:noVBand="1" w:val="04A0"/>
+      </w:tblPr>
+      <w:tblGrid>
+        <w:gridCol w:w="2880"/>
+        <w:gridCol w:w="2880"/>
+        <w:gridCol w:w="2880"/>
+      </w:tblGrid>
+      <w:tr>
+        <w:tc>
+          <w:tcPr>
+            <w:tcW w:type="dxa" w:w="3168"/>
+            <w:shd w:fill="DCE6F1" w:color="auto" w:val="clear"/>
+          </w:tcPr>
+          <w:p>
+            <w:pPr>
+              <w:jc w:val="center"/>
+            </w:pPr>
+            <w:r>
+              <w:rPr>
+                <w:b/>
+              </w:rPr>
+              <w:t>Backing Ratio Range</w:t>
+            </w:r>
+          </w:p>
+        </w:tc>
+        <w:tc>
+          <w:tcPr>
+            <w:tcW w:type="dxa" w:w="2160"/>
+            <w:shd w:fill="DCE6F1" w:color="auto" w:val="clear"/>
+          </w:tcPr>
+          <w:p>
+            <w:pPr>
+              <w:jc w:val="center"/>
+            </w:pPr>
+            <w:r>
+              <w:rPr>
+                <w:b/>
+              </w:rPr>
+              <w:t>% of Runs</w:t>
+            </w:r>
+          </w:p>
+        </w:tc>
+        <w:tc>
+          <w:tcPr>
+            <w:tcW w:type="dxa" w:w="4320"/>
+            <w:shd w:fill="DCE6F1" w:color="auto" w:val="clear"/>
+          </w:tcPr>
+          <w:p>
+            <w:pPr>
+              <w:jc w:val="center"/>
+            </w:pPr>
+            <w:r>
+              <w:rPr>
+                <w:b/>
+              </w:rPr>
+              <w:t>Status</w:t>
+            </w:r>
+          </w:p>
+        </w:tc>
+      </w:tr>
+      <w:tr>
+        <w:tc>
+          <w:tcPr>
+            <w:tcW w:type="dxa" w:w="3168"/>
+          </w:tcPr>
+          <w:p>
+            <w:pPr>
+              <w:jc w:val="left"/>
+            </w:pPr>
+            <w:r>
+              <w:t>90–100%</w:t>
+            </w:r>
+          </w:p>
+        </w:tc>
+        <w:tc>
+          <w:tcPr>
+            <w:tcW w:type="dxa" w:w="2160"/>
+          </w:tcPr>
+          <w:p>
+            <w:pPr>
+              <w:jc w:val="left"/>
+            </w:pPr>
+            <w:r>
+              <w:t>5.3%</w:t>
+            </w:r>
+          </w:p>
+        </w:tc>
+        <w:tc>
+          <w:tcPr>
+            <w:tcW w:type="dxa" w:w="4320"/>
+          </w:tcPr>
+          <w:p>
+            <w:pPr>
+              <w:jc w:val="left"/>
+            </w:pPr>
+            <w:r>
+              <w:t>HEALTHY — burn fired near end of horizon</w:t>
+            </w:r>
+          </w:p>
+        </w:tc>
+      </w:tr>
+      <w:tr>
+        <w:tc>
+          <w:tcPr>
+            <w:tcW w:type="dxa" w:w="3168"/>
+          </w:tcPr>
+          <w:p>
+            <w:pPr>
+              <w:jc w:val="left"/>
+            </w:pPr>
+            <w:r>
+              <w:t>100–110%</w:t>
+            </w:r>
+          </w:p>
+        </w:tc>
+        <w:tc>
+          <w:tcPr>
+            <w:tcW w:type="dxa" w:w="2160"/>
+          </w:tcPr>
+          <w:p>
+            <w:pPr>
+              <w:jc w:val="left"/>
+            </w:pPr>
+            <w:r>
+              <w:t>94.7%</w:t>
+            </w:r>
+          </w:p>
+        </w:tc>
+        <w:tc>
+          <w:tcPr>
+            <w:tcW w:type="dxa" w:w="4320"/>
+          </w:tcPr>
+          <w:p>
+            <w:pPr>
+              <w:jc w:val="left"/>
+            </w:pPr>
+            <w:r>
+              <w:t>HEALTHY — no burn fired; structural floor held</w:t>
+            </w:r>
+          </w:p>
+        </w:tc>
+      </w:tr>
+      <w:tr>
+        <w:tc>
+          <w:tcPr>
+            <w:tcW w:type="dxa" w:w="3168"/>
+          </w:tcPr>
+          <w:p>
+            <w:pPr>
+              <w:jc w:val="left"/>
+            </w:pPr>
+            <w:r>
+              <w:t>Below 90%</w:t>
+            </w:r>
+          </w:p>
+        </w:tc>
+        <w:tc>
+          <w:tcPr>
+            <w:tcW w:type="dxa" w:w="2160"/>
+          </w:tcPr>
+          <w:p>
+            <w:pPr>
+              <w:jc w:val="left"/>
+            </w:pPr>
+            <w:r>
+              <w:t>0.0%</w:t>
+            </w:r>
+          </w:p>
+        </w:tc>
+        <w:tc>
+          <w:tcPr>
+            <w:tcW w:type="dxa" w:w="4320"/>
+          </w:tcPr>
+          <w:p>
+            <w:pPr>
+              <w:jc w:val="left"/>
+            </w:pPr>
+            <w:r>
+              <w:t>Never observed</w:t>
+            </w:r>
+          </w:p>
+        </w:tc>
+      </w:tr>
+    </w:tbl>
+    <w:p/>
+    <w:p>
+      <w:r>
+        <w:rPr>
+          <w:b/>
+        </w:rPr>
+        <w:t xml:space="preserve">Key insight: </w:t>
+      </w:r>
+      <w:r>
+        <w:t>94.7% of runs never executed a burn over the full 20-year horizon. For the 5.3% that did, the burn occurred at month 238–240 (the very end), and minimum backing was 97.4% — still comfortably HEALTHY. The left tail does not reach WARNING under any tested condition.</w:t>
+      </w:r>
+    </w:p>
+    <w:p/>
+    <w:p>
+      <w:pPr>
+        <w:pStyle w:val="Heading1"/>
+      </w:pPr>
+      <w:r>
+        <w:t>7. Credit Expiry Mechanics</w:t>
+      </w:r>
+    </w:p>
+    <w:p>
+      <w:r>
+        <w:t>Credits carry a velocity of 12× per year — each credit cycles through the network approximately monthly. Programs at this velocity observe annual breakage (inactivity-driven non-redemption) of approximately 5–7%. Research into analogous closed-loop programs:</w:t>
+      </w:r>
+    </w:p>
+    <w:tbl>
+      <w:tblPr>
+        <w:tblStyle w:val="TableGrid"/>
+        <w:tblW w:type="auto" w:w="0"/>
+        <w:tblLook w:firstColumn="1" w:firstRow="1" w:lastColumn="0" w:lastRow="0" w:noHBand="0" w:noVBand="1" w:val="04A0"/>
+      </w:tblPr>
+      <w:tblGrid>
+        <w:gridCol w:w="2880"/>
+        <w:gridCol w:w="2880"/>
+        <w:gridCol w:w="2880"/>
+      </w:tblGrid>
+      <w:tr>
+        <w:tc>
+          <w:tcPr>
+            <w:tcW w:type="dxa" w:w="3168"/>
+            <w:shd w:fill="DCE6F1" w:color="auto" w:val="clear"/>
+          </w:tcPr>
+          <w:p>
+            <w:pPr>
+              <w:jc w:val="center"/>
+            </w:pPr>
+            <w:r>
+              <w:rPr>
+                <w:b/>
+              </w:rPr>
+              <w:t>Program Type</w:t>
+            </w:r>
+          </w:p>
+        </w:tc>
+        <w:tc>
+          <w:tcPr>
+            <w:tcW w:type="dxa" w:w="2592"/>
+            <w:shd w:fill="DCE6F1" w:color="auto" w:val="clear"/>
+          </w:tcPr>
+          <w:p>
+            <w:pPr>
+              <w:jc w:val="center"/>
+            </w:pPr>
+            <w:r>
+              <w:rPr>
+                <w:b/>
+              </w:rPr>
+              <w:t>Typical Window</w:t>
+            </w:r>
+          </w:p>
+        </w:tc>
+        <w:tc>
+          <w:tcPr>
+            <w:tcW w:type="dxa" w:w="3600"/>
+            <w:shd w:fill="DCE6F1" w:color="auto" w:val="clear"/>
+          </w:tcPr>
+          <w:p>
+            <w:pPr>
+              <w:jc w:val="center"/>
+            </w:pPr>
+            <w:r>
+              <w:rPr>
+                <w:b/>
+              </w:rPr>
+              <w:t>Notes</w:t>
+            </w:r>
+          </w:p>
+        </w:tc>
+      </w:tr>
+      <w:tr>
+        <w:tc>
+          <w:tcPr>
+            <w:tcW w:type="dxa" w:w="3168"/>
+          </w:tcPr>
+          <w:p>
+            <w:pPr>
+              <w:jc w:val="left"/>
+            </w:pPr>
+            <w:r>
+              <w:t>Gift cards (CARD Act)</w:t>
+            </w:r>
+          </w:p>
+        </w:tc>
+        <w:tc>
+          <w:tcPr>
+            <w:tcW w:type="dxa" w:w="2592"/>
+          </w:tcPr>
+          <w:p>
+            <w:pPr>
+              <w:jc w:val="left"/>
+            </w:pPr>
+            <w:r>
+              <w:t>5 years minimum</w:t>
+            </w:r>
+          </w:p>
+        </w:tc>
+        <w:tc>
+          <w:tcPr>
+            <w:tcW w:type="dxa" w:w="3600"/>
+          </w:tcPr>
+          <w:p>
+            <w:pPr>
+              <w:jc w:val="left"/>
+            </w:pPr>
+            <w:r>
+              <w:t>Statutory floor for consumer protection</w:t>
+            </w:r>
+          </w:p>
+        </w:tc>
+      </w:tr>
+      <w:tr>
+        <w:tc>
+          <w:tcPr>
+            <w:tcW w:type="dxa" w:w="3168"/>
+          </w:tcPr>
+          <w:p>
+            <w:pPr>
+              <w:jc w:val="left"/>
+            </w:pPr>
+            <w:r>
+              <w:t>Closed-loop corporate perks</w:t>
+            </w:r>
+          </w:p>
+        </w:tc>
+        <w:tc>
+          <w:tcPr>
+            <w:tcW w:type="dxa" w:w="2592"/>
+          </w:tcPr>
+          <w:p>
+            <w:pPr>
+              <w:jc w:val="left"/>
+            </w:pPr>
+            <w:r>
+              <w:t>24–36 months</w:t>
+            </w:r>
+          </w:p>
+        </w:tc>
+        <w:tc>
+          <w:tcPr>
+            <w:tcW w:type="dxa" w:w="3600"/>
+          </w:tcPr>
+          <w:p>
+            <w:pPr>
+              <w:jc w:val="left"/>
+            </w:pPr>
+            <w:r>
+              <w:t>Standard practice; legally defensible</w:t>
+            </w:r>
+          </w:p>
+        </w:tc>
+      </w:tr>
+      <w:tr>
+        <w:tc>
+          <w:tcPr>
+            <w:tcW w:type="dxa" w:w="3168"/>
+          </w:tcPr>
+          <w:p>
+            <w:pPr>
+              <w:jc w:val="left"/>
+            </w:pPr>
+            <w:r>
+              <w:t>Loyalty / rewards points</w:t>
+            </w:r>
+          </w:p>
+        </w:tc>
+        <w:tc>
+          <w:tcPr>
+            <w:tcW w:type="dxa" w:w="2592"/>
+          </w:tcPr>
+          <w:p>
+            <w:pPr>
+              <w:jc w:val="left"/>
+            </w:pPr>
+            <w:r>
+              <w:t>12–24 months inactivity</w:t>
+            </w:r>
+          </w:p>
+        </w:tc>
+        <w:tc>
+          <w:tcPr>
+            <w:tcW w:type="dxa" w:w="3600"/>
+          </w:tcPr>
+          <w:p>
+            <w:pPr>
+              <w:jc w:val="left"/>
+            </w:pPr>
+            <w:r>
+              <w:t>Forfeiture on inactivity, not calendar</w:t>
+            </w:r>
+          </w:p>
+        </w:tc>
+      </w:tr>
+      <w:tr>
+        <w:tc>
+          <w:tcPr>
+            <w:tcW w:type="dxa" w:w="3168"/>
+          </w:tcPr>
+          <w:p>
+            <w:pPr>
+              <w:jc w:val="left"/>
+            </w:pPr>
+            <w:r>
+              <w:t>Commuter / FSA benefits</w:t>
+            </w:r>
+          </w:p>
+        </w:tc>
+        <w:tc>
+          <w:tcPr>
+            <w:tcW w:type="dxa" w:w="2592"/>
+          </w:tcPr>
+          <w:p>
+            <w:pPr>
+              <w:jc w:val="left"/>
+            </w:pPr>
+            <w:r>
+              <w:t>Monthly rolling</w:t>
+            </w:r>
+          </w:p>
+        </w:tc>
+        <w:tc>
+          <w:tcPr>
+            <w:tcW w:type="dxa" w:w="3600"/>
+          </w:tcPr>
+          <w:p>
+            <w:pPr>
+              <w:jc w:val="left"/>
+            </w:pPr>
+            <w:r>
+              <w:t>Strict regulatory use-it-or-lose-it</w:t>
+            </w:r>
+          </w:p>
+        </w:tc>
+      </w:tr>
+      <w:tr>
+        <w:tc>
+          <w:tcPr>
+            <w:tcW w:type="dxa" w:w="3168"/>
+          </w:tcPr>
+          <w:p>
+            <w:pPr>
+              <w:jc w:val="left"/>
+            </w:pPr>
+            <w:r>
+              <w:t>ADBP (recommended)</w:t>
+            </w:r>
+          </w:p>
+        </w:tc>
+        <w:tc>
+          <w:tcPr>
+            <w:tcW w:type="dxa" w:w="2592"/>
+          </w:tcPr>
+          <w:p>
+            <w:pPr>
+              <w:jc w:val="left"/>
+            </w:pPr>
+            <w:r>
+              <w:t>36 months</w:t>
+            </w:r>
+          </w:p>
+        </w:tc>
+        <w:tc>
+          <w:tcPr>
+            <w:tcW w:type="dxa" w:w="3600"/>
+          </w:tcPr>
+          <w:p>
+            <w:pPr>
+              <w:jc w:val="left"/>
+            </w:pPr>
+            <w:r>
+              <w:t>Generous, consumer-friendly</w:t>
+            </w:r>
+          </w:p>
+        </w:tc>
+      </w:tr>
+    </w:tbl>
+    <w:p/>
     <w:p>
       <w:r>
         <w:rPr>
@@ -1561,7 +6279,7 @@
         <w:rPr>
           <w:i/>
         </w:rPr>
-        <w:t>Note: No-burn + expiry produces extreme over-collateralization. Expiry alone is not a substitute for burns — it accelerates backing ratio growth, which then requires burns to rebalance.</w:t>
+        <w:t>Note: Expiry alone produces extreme over-collateralization. It is not a substitute for burns — expiry accelerates backing ratio growth, which then requires burns to rebalance.</w:t>
       </w:r>
     </w:p>
     <w:p/>
@@ -1570,7 +6288,7 @@
         <w:pStyle w:val="Heading1"/>
       </w:pPr>
       <w:r>
-        <w:t>7. CPE Invariance</w:t>
+        <w:t>8. CPE Invariance</w:t>
       </w:r>
     </w:p>
     <w:p>
@@ -1586,7 +6304,7 @@
     </w:p>
     <w:p>
       <w:r>
-        <w:t>Both treasury_wallet and total_credits scale linearly with CPE, so the ratio is CPE-invariant. A program with 10 CPE and a program with 5,000 CPE produce identical backing ratios under identical burn strategies.</w:t>
+        <w:t>Both treasury_wallet and total_credits scale linearly with CPE, so the ratio is CPE-invariant. A program where each employee buys 10 credits/month and one where each buys 5,000 credits/month produce identical backing ratios under identical burn strategies. Program scale (number of employees) also cancels out of the ratio for the same reason.</w:t>
       </w:r>
     </w:p>
     <w:p/>
@@ -1595,7 +6313,7 @@
         <w:pStyle w:val="Heading1"/>
       </w:pPr>
       <w:r>
-        <w:t>8. Post-Burn Adversity</w:t>
+        <w:t>9. Post-Burn Adversity</w:t>
       </w:r>
     </w:p>
     <w:p>
@@ -1606,12 +6324,12 @@
         <w:t xml:space="preserve">Finding: </w:t>
       </w:r>
       <w:r>
-        <w:t>The burn event itself is always the minimum backing point. Subsequent adverse conditions cannot reduce backing further.</w:t>
+        <w:t>The burn event itself is always the minimum backing point. No subsequent adverse condition can reduce backing further.</w:t>
       </w:r>
     </w:p>
     <w:p>
       <w:r>
-        <w:t>After a burn, any new credit minted adds $1.00 to the wallet and $1.00 to outstanding credits. The structural solvency guarantee applies from that point forward. Post-burn conditions (zero interest, negative growth) cannot push backing lower.</w:t>
+        <w:t>After a burn, the structural solvency guarantee resets: each new credit minted adds $1.00 to both wallet and credits outstanding, keeping the ratio at 100%. Post-burn conditions (zero interest, negative growth, vendor loss) cannot push backing lower than the post-burn level.</w:t>
       </w:r>
     </w:p>
     <w:p/>
@@ -1620,12 +6338,12 @@
         <w:pStyle w:val="Heading1"/>
       </w:pPr>
       <w:r>
-        <w:t>9. Recommended Parameters</w:t>
+        <w:t>10. Recommended Parameters</w:t>
       </w:r>
     </w:p>
     <w:p>
       <w:r>
-        <w:t>Based on 300,000-run MC campaign over 240 months:</w:t>
+        <w:t>Based on 300,000-run MC campaign + 8 advanced simulation families over 240 months:</w:t>
       </w:r>
     </w:p>
     <w:p>
@@ -1633,7 +6351,7 @@
         <w:pStyle w:val="ListBullet"/>
       </w:pPr>
       <w:r>
-        <w:t>Trigger: backing ≥ 133.2%</w:t>
+        <w:t>Trigger ratio: backing ≥ 133.2% (never set below 120% — cliff below this threshold)</w:t>
       </w:r>
     </w:p>
     <w:p>
@@ -1641,7 +6359,7 @@
         <w:pStyle w:val="ListBullet"/>
       </w:pPr>
       <w:r>
-        <w:t>Burn size: 34.9% of outstanding credits</w:t>
+        <w:t>Burn size: 34.9% of outstanding credits per event</w:t>
       </w:r>
     </w:p>
     <w:p>
@@ -1649,7 +6367,7 @@
         <w:pStyle w:val="ListBullet"/>
       </w:pPr>
       <w:r>
-        <w:t>Cooldown: 18 months minimum between burns</w:t>
+        <w:t>Cooldown: 18 months minimum between burns (calendar or threshold-triggered — equivalent)</w:t>
       </w:r>
     </w:p>
     <w:p>
@@ -1674,6 +6392,27 @@
       </w:pPr>
       <w:r>
         <w:t>Annual breakage target: 5–7%</w:t>
+      </w:r>
+    </w:p>
+    <w:p>
+      <w:pPr>
+        <w:pStyle w:val="ListBullet"/>
+      </w:pPr>
+      <w:r>
+        <w:t>Monitor: interest rate environment — trigger may need adjustment if rates fall below 3% APR</w:t>
+      </w:r>
+    </w:p>
+    <w:p/>
+    <w:p>
+      <w:r>
+        <w:rPr>
+          <w:b/>
+          <w:color w:val="1F3864"/>
+        </w:rPr>
+        <w:t xml:space="preserve">Single most important control: </w:t>
+      </w:r>
+      <w:r>
+        <w:t>Keep the burn trigger at or above 1.2×. This is the only parameter that can cause WARNING states. All other parameters are secondary optimization choices.</w:t>
       </w:r>
     </w:p>
     <w:sectPr>

--- a/projects/ADBP3/docs/ADBP_Research_Findings.docx
+++ b/projects/ADBP3/docs/ADBP_Research_Findings.docx
@@ -6413,6 +6413,3133 @@
       </w:r>
       <w:r>
         <w:t>Keep the burn trigger at or above 1.2×. This is the only parameter that can cause WARNING states. All other parameters are secondary optimization choices.</w:t>
+      </w:r>
+    </w:p>
+    <w:p>
+      <w:pPr>
+        <w:pStyle w:val="Heading1"/>
+      </w:pPr>
+      <w:r>
+        <w:t>11. Operational Risk Simulations</w:t>
+      </w:r>
+    </w:p>
+    <w:p>
+      <w:r>
+        <w:t>Five additional simulation families were run to cover risks not addressed by the primary Monte Carlo or advanced simulation suites. These focus on real-world operational conditions: vendor adoption lag, interest rate environment changes, treasury liquidity constraints, two-sided network ramp dynamics, and vendor attrition. All ran at 5,000 runs x 240 months using the MC-optimal strategy (trigger=1.332x, burn=34.9%, cooldown=18mo, first eligible month 20).</w:t>
+      </w:r>
+    </w:p>
+    <w:p>
+      <w:pPr>
+        <w:pStyle w:val="Heading2"/>
+      </w:pPr>
+      <w:r>
+        <w:t>11.1  Recirculation Capacity Constraint</w:t>
+      </w:r>
+    </w:p>
+    <w:p>
+      <w:r>
+        <w:t>The 2:1 rule requires vendors to recirculate 2 credits before 1 credit can be minted. If vendor adoption lags employee growth, minting is throttled. This simulation tests what happens when recirculation capacity grows slower than employee demand.</w:t>
+      </w:r>
+    </w:p>
+    <w:tbl>
+      <w:tblPr>
+        <w:tblStyle w:val="TableGrid"/>
+        <w:tblW w:type="auto" w:w="0"/>
+        <w:tblLook w:firstColumn="1" w:firstRow="1" w:lastColumn="0" w:lastRow="0" w:noHBand="0" w:noVBand="1" w:val="04A0"/>
+      </w:tblPr>
+      <w:tblGrid>
+        <w:gridCol w:w="1440"/>
+        <w:gridCol w:w="1440"/>
+        <w:gridCol w:w="1440"/>
+        <w:gridCol w:w="1440"/>
+        <w:gridCol w:w="1440"/>
+        <w:gridCol w:w="1440"/>
+      </w:tblGrid>
+      <w:tr>
+        <w:tc>
+          <w:tcPr>
+            <w:tcW w:type="dxa" w:w="3168"/>
+            <w:shd w:fill="DCE6F1" w:color="auto" w:val="clear"/>
+          </w:tcPr>
+          <w:p>
+            <w:pPr>
+              <w:jc w:val="center"/>
+            </w:pPr>
+            <w:r>
+              <w:rPr>
+                <w:b/>
+              </w:rPr>
+              <w:t>Scenario</w:t>
+            </w:r>
+          </w:p>
+        </w:tc>
+        <w:tc>
+          <w:tcPr>
+            <w:tcW w:type="dxa" w:w="1296"/>
+            <w:shd w:fill="DCE6F1" w:color="auto" w:val="clear"/>
+          </w:tcPr>
+          <w:p>
+            <w:pPr>
+              <w:jc w:val="center"/>
+            </w:pPr>
+            <w:r>
+              <w:rPr>
+                <w:b/>
+              </w:rPr>
+              <w:t>HEALTHY</w:t>
+            </w:r>
+          </w:p>
+        </w:tc>
+        <w:tc>
+          <w:tcPr>
+            <w:tcW w:type="dxa" w:w="1296"/>
+            <w:shd w:fill="DCE6F1" w:color="auto" w:val="clear"/>
+          </w:tcPr>
+          <w:p>
+            <w:pPr>
+              <w:jc w:val="center"/>
+            </w:pPr>
+            <w:r>
+              <w:rPr>
+                <w:b/>
+              </w:rPr>
+              <w:t>WARNING</w:t>
+            </w:r>
+          </w:p>
+        </w:tc>
+        <w:tc>
+          <w:tcPr>
+            <w:tcW w:type="dxa" w:w="1296"/>
+            <w:shd w:fill="DCE6F1" w:color="auto" w:val="clear"/>
+          </w:tcPr>
+          <w:p>
+            <w:pPr>
+              <w:jc w:val="center"/>
+            </w:pPr>
+            <w:r>
+              <w:rPr>
+                <w:b/>
+              </w:rPr>
+              <w:t>FAILURE</w:t>
+            </w:r>
+          </w:p>
+        </w:tc>
+        <w:tc>
+          <w:tcPr>
+            <w:tcW w:type="dxa" w:w="1440"/>
+            <w:shd w:fill="DCE6F1" w:color="auto" w:val="clear"/>
+          </w:tcPr>
+          <w:p>
+            <w:pPr>
+              <w:jc w:val="center"/>
+            </w:pPr>
+            <w:r>
+              <w:rPr>
+                <w:b/>
+              </w:rPr>
+              <w:t>Min Backing</w:t>
+            </w:r>
+          </w:p>
+        </w:tc>
+        <w:tc>
+          <w:tcPr>
+            <w:tcW w:type="dxa" w:w="1440"/>
+            <w:shd w:fill="DCE6F1" w:color="auto" w:val="clear"/>
+          </w:tcPr>
+          <w:p>
+            <w:pPr>
+              <w:jc w:val="center"/>
+            </w:pPr>
+            <w:r>
+              <w:rPr>
+                <w:b/>
+              </w:rPr>
+              <w:t>Cap Fraction</w:t>
+            </w:r>
+          </w:p>
+        </w:tc>
+      </w:tr>
+      <w:tr>
+        <w:tc>
+          <w:tcPr>
+            <w:tcW w:type="dxa" w:w="3168"/>
+          </w:tcPr>
+          <w:p>
+            <w:pPr>
+              <w:jc w:val="left"/>
+            </w:pPr>
+            <w:r>
+              <w:t>Unconstrained (baseline)</w:t>
+            </w:r>
+          </w:p>
+        </w:tc>
+        <w:tc>
+          <w:tcPr>
+            <w:tcW w:type="dxa" w:w="1296"/>
+          </w:tcPr>
+          <w:p>
+            <w:pPr>
+              <w:jc w:val="left"/>
+            </w:pPr>
+            <w:r>
+              <w:t>100.00%</w:t>
+            </w:r>
+          </w:p>
+        </w:tc>
+        <w:tc>
+          <w:tcPr>
+            <w:tcW w:type="dxa" w:w="1296"/>
+          </w:tcPr>
+          <w:p>
+            <w:pPr>
+              <w:jc w:val="left"/>
+            </w:pPr>
+            <w:r>
+              <w:t>0.00%</w:t>
+            </w:r>
+          </w:p>
+        </w:tc>
+        <w:tc>
+          <w:tcPr>
+            <w:tcW w:type="dxa" w:w="1296"/>
+          </w:tcPr>
+          <w:p>
+            <w:pPr>
+              <w:jc w:val="left"/>
+            </w:pPr>
+            <w:r>
+              <w:t>0.00%</w:t>
+            </w:r>
+          </w:p>
+        </w:tc>
+        <w:tc>
+          <w:tcPr>
+            <w:tcW w:type="dxa" w:w="1440"/>
+          </w:tcPr>
+          <w:p>
+            <w:pPr>
+              <w:jc w:val="left"/>
+            </w:pPr>
+            <w:r>
+              <w:t>99.9%</w:t>
+            </w:r>
+          </w:p>
+        </w:tc>
+        <w:tc>
+          <w:tcPr>
+            <w:tcW w:type="dxa" w:w="1440"/>
+          </w:tcPr>
+          <w:p>
+            <w:pPr>
+              <w:jc w:val="left"/>
+            </w:pPr>
+            <w:r>
+              <w:t>0.0%</w:t>
+            </w:r>
+          </w:p>
+        </w:tc>
+      </w:tr>
+      <w:tr>
+        <w:tc>
+          <w:tcPr>
+            <w:tcW w:type="dxa" w:w="3168"/>
+          </w:tcPr>
+          <w:p>
+            <w:pPr>
+              <w:jc w:val="left"/>
+            </w:pPr>
+            <w:r>
+              <w:t>Matched (0mo lag)</w:t>
+            </w:r>
+          </w:p>
+        </w:tc>
+        <w:tc>
+          <w:tcPr>
+            <w:tcW w:type="dxa" w:w="1296"/>
+          </w:tcPr>
+          <w:p>
+            <w:pPr>
+              <w:jc w:val="left"/>
+            </w:pPr>
+            <w:r>
+              <w:t>100.00%</w:t>
+            </w:r>
+          </w:p>
+        </w:tc>
+        <w:tc>
+          <w:tcPr>
+            <w:tcW w:type="dxa" w:w="1296"/>
+          </w:tcPr>
+          <w:p>
+            <w:pPr>
+              <w:jc w:val="left"/>
+            </w:pPr>
+            <w:r>
+              <w:t>0.00%</w:t>
+            </w:r>
+          </w:p>
+        </w:tc>
+        <w:tc>
+          <w:tcPr>
+            <w:tcW w:type="dxa" w:w="1296"/>
+          </w:tcPr>
+          <w:p>
+            <w:pPr>
+              <w:jc w:val="left"/>
+            </w:pPr>
+            <w:r>
+              <w:t>0.00%</w:t>
+            </w:r>
+          </w:p>
+        </w:tc>
+        <w:tc>
+          <w:tcPr>
+            <w:tcW w:type="dxa" w:w="1440"/>
+          </w:tcPr>
+          <w:p>
+            <w:pPr>
+              <w:jc w:val="left"/>
+            </w:pPr>
+            <w:r>
+              <w:t>100.0%</w:t>
+            </w:r>
+          </w:p>
+        </w:tc>
+        <w:tc>
+          <w:tcPr>
+            <w:tcW w:type="dxa" w:w="1440"/>
+          </w:tcPr>
+          <w:p>
+            <w:pPr>
+              <w:jc w:val="left"/>
+            </w:pPr>
+            <w:r>
+              <w:t>1.5%</w:t>
+            </w:r>
+          </w:p>
+        </w:tc>
+      </w:tr>
+      <w:tr>
+        <w:tc>
+          <w:tcPr>
+            <w:tcW w:type="dxa" w:w="3168"/>
+          </w:tcPr>
+          <w:p>
+            <w:pPr>
+              <w:jc w:val="left"/>
+            </w:pPr>
+            <w:r>
+              <w:t>Lag 3 months</w:t>
+            </w:r>
+          </w:p>
+        </w:tc>
+        <w:tc>
+          <w:tcPr>
+            <w:tcW w:type="dxa" w:w="1296"/>
+          </w:tcPr>
+          <w:p>
+            <w:pPr>
+              <w:jc w:val="left"/>
+            </w:pPr>
+            <w:r>
+              <w:t>100.00%</w:t>
+            </w:r>
+          </w:p>
+        </w:tc>
+        <w:tc>
+          <w:tcPr>
+            <w:tcW w:type="dxa" w:w="1296"/>
+          </w:tcPr>
+          <w:p>
+            <w:pPr>
+              <w:jc w:val="left"/>
+            </w:pPr>
+            <w:r>
+              <w:t>0.00%</w:t>
+            </w:r>
+          </w:p>
+        </w:tc>
+        <w:tc>
+          <w:tcPr>
+            <w:tcW w:type="dxa" w:w="1296"/>
+          </w:tcPr>
+          <w:p>
+            <w:pPr>
+              <w:jc w:val="left"/>
+            </w:pPr>
+            <w:r>
+              <w:t>0.00%</w:t>
+            </w:r>
+          </w:p>
+        </w:tc>
+        <w:tc>
+          <w:tcPr>
+            <w:tcW w:type="dxa" w:w="1440"/>
+          </w:tcPr>
+          <w:p>
+            <w:pPr>
+              <w:jc w:val="left"/>
+            </w:pPr>
+            <w:r>
+              <w:t>100.0%</w:t>
+            </w:r>
+          </w:p>
+        </w:tc>
+        <w:tc>
+          <w:tcPr>
+            <w:tcW w:type="dxa" w:w="1440"/>
+          </w:tcPr>
+          <w:p>
+            <w:pPr>
+              <w:jc w:val="left"/>
+            </w:pPr>
+            <w:r>
+              <w:t>3.0%</w:t>
+            </w:r>
+          </w:p>
+        </w:tc>
+      </w:tr>
+      <w:tr>
+        <w:tc>
+          <w:tcPr>
+            <w:tcW w:type="dxa" w:w="3168"/>
+          </w:tcPr>
+          <w:p>
+            <w:pPr>
+              <w:jc w:val="left"/>
+            </w:pPr>
+            <w:r>
+              <w:t>Lag 6 months</w:t>
+            </w:r>
+          </w:p>
+        </w:tc>
+        <w:tc>
+          <w:tcPr>
+            <w:tcW w:type="dxa" w:w="1296"/>
+          </w:tcPr>
+          <w:p>
+            <w:pPr>
+              <w:jc w:val="left"/>
+            </w:pPr>
+            <w:r>
+              <w:t>100.00%</w:t>
+            </w:r>
+          </w:p>
+        </w:tc>
+        <w:tc>
+          <w:tcPr>
+            <w:tcW w:type="dxa" w:w="1296"/>
+          </w:tcPr>
+          <w:p>
+            <w:pPr>
+              <w:jc w:val="left"/>
+            </w:pPr>
+            <w:r>
+              <w:t>0.00%</w:t>
+            </w:r>
+          </w:p>
+        </w:tc>
+        <w:tc>
+          <w:tcPr>
+            <w:tcW w:type="dxa" w:w="1296"/>
+          </w:tcPr>
+          <w:p>
+            <w:pPr>
+              <w:jc w:val="left"/>
+            </w:pPr>
+            <w:r>
+              <w:t>0.00%</w:t>
+            </w:r>
+          </w:p>
+        </w:tc>
+        <w:tc>
+          <w:tcPr>
+            <w:tcW w:type="dxa" w:w="1440"/>
+          </w:tcPr>
+          <w:p>
+            <w:pPr>
+              <w:jc w:val="left"/>
+            </w:pPr>
+            <w:r>
+              <w:t>100.0%</w:t>
+            </w:r>
+          </w:p>
+        </w:tc>
+        <w:tc>
+          <w:tcPr>
+            <w:tcW w:type="dxa" w:w="1440"/>
+          </w:tcPr>
+          <w:p>
+            <w:pPr>
+              <w:jc w:val="left"/>
+            </w:pPr>
+            <w:r>
+              <w:t>5.1%</w:t>
+            </w:r>
+          </w:p>
+        </w:tc>
+      </w:tr>
+      <w:tr>
+        <w:tc>
+          <w:tcPr>
+            <w:tcW w:type="dxa" w:w="3168"/>
+          </w:tcPr>
+          <w:p>
+            <w:pPr>
+              <w:jc w:val="left"/>
+            </w:pPr>
+            <w:r>
+              <w:t>Lag 12 months</w:t>
+            </w:r>
+          </w:p>
+        </w:tc>
+        <w:tc>
+          <w:tcPr>
+            <w:tcW w:type="dxa" w:w="1296"/>
+          </w:tcPr>
+          <w:p>
+            <w:pPr>
+              <w:jc w:val="left"/>
+            </w:pPr>
+            <w:r>
+              <w:t>100.00%</w:t>
+            </w:r>
+          </w:p>
+        </w:tc>
+        <w:tc>
+          <w:tcPr>
+            <w:tcW w:type="dxa" w:w="1296"/>
+          </w:tcPr>
+          <w:p>
+            <w:pPr>
+              <w:jc w:val="left"/>
+            </w:pPr>
+            <w:r>
+              <w:t>0.00%</w:t>
+            </w:r>
+          </w:p>
+        </w:tc>
+        <w:tc>
+          <w:tcPr>
+            <w:tcW w:type="dxa" w:w="1296"/>
+          </w:tcPr>
+          <w:p>
+            <w:pPr>
+              <w:jc w:val="left"/>
+            </w:pPr>
+            <w:r>
+              <w:t>0.00%</w:t>
+            </w:r>
+          </w:p>
+        </w:tc>
+        <w:tc>
+          <w:tcPr>
+            <w:tcW w:type="dxa" w:w="1440"/>
+          </w:tcPr>
+          <w:p>
+            <w:pPr>
+              <w:jc w:val="left"/>
+            </w:pPr>
+            <w:r>
+              <w:t>100.0%</w:t>
+            </w:r>
+          </w:p>
+        </w:tc>
+        <w:tc>
+          <w:tcPr>
+            <w:tcW w:type="dxa" w:w="1440"/>
+          </w:tcPr>
+          <w:p>
+            <w:pPr>
+              <w:jc w:val="left"/>
+            </w:pPr>
+            <w:r>
+              <w:t>9.7%</w:t>
+            </w:r>
+          </w:p>
+        </w:tc>
+      </w:tr>
+      <w:tr>
+        <w:tc>
+          <w:tcPr>
+            <w:tcW w:type="dxa" w:w="3168"/>
+          </w:tcPr>
+          <w:p>
+            <w:pPr>
+              <w:jc w:val="left"/>
+            </w:pPr>
+            <w:r>
+              <w:t>Half-speed vendor growth</w:t>
+            </w:r>
+          </w:p>
+        </w:tc>
+        <w:tc>
+          <w:tcPr>
+            <w:tcW w:type="dxa" w:w="1296"/>
+          </w:tcPr>
+          <w:p>
+            <w:pPr>
+              <w:jc w:val="left"/>
+            </w:pPr>
+            <w:r>
+              <w:t>100.00%</w:t>
+            </w:r>
+          </w:p>
+        </w:tc>
+        <w:tc>
+          <w:tcPr>
+            <w:tcW w:type="dxa" w:w="1296"/>
+          </w:tcPr>
+          <w:p>
+            <w:pPr>
+              <w:jc w:val="left"/>
+            </w:pPr>
+            <w:r>
+              <w:t>0.00%</w:t>
+            </w:r>
+          </w:p>
+        </w:tc>
+        <w:tc>
+          <w:tcPr>
+            <w:tcW w:type="dxa" w:w="1296"/>
+          </w:tcPr>
+          <w:p>
+            <w:pPr>
+              <w:jc w:val="left"/>
+            </w:pPr>
+            <w:r>
+              <w:t>0.00%</w:t>
+            </w:r>
+          </w:p>
+        </w:tc>
+        <w:tc>
+          <w:tcPr>
+            <w:tcW w:type="dxa" w:w="1440"/>
+          </w:tcPr>
+          <w:p>
+            <w:pPr>
+              <w:jc w:val="left"/>
+            </w:pPr>
+            <w:r>
+              <w:t>99.6%</w:t>
+            </w:r>
+          </w:p>
+        </w:tc>
+        <w:tc>
+          <w:tcPr>
+            <w:tcW w:type="dxa" w:w="1440"/>
+          </w:tcPr>
+          <w:p>
+            <w:pPr>
+              <w:jc w:val="left"/>
+            </w:pPr>
+            <w:r>
+              <w:t>49.6%</w:t>
+            </w:r>
+          </w:p>
+        </w:tc>
+      </w:tr>
+      <w:tr>
+        <w:tc>
+          <w:tcPr>
+            <w:tcW w:type="dxa" w:w="3168"/>
+          </w:tcPr>
+          <w:p>
+            <w:pPr>
+              <w:jc w:val="left"/>
+            </w:pPr>
+            <w:r>
+              <w:t>Quarter-speed vendor growth</w:t>
+            </w:r>
+          </w:p>
+        </w:tc>
+        <w:tc>
+          <w:tcPr>
+            <w:tcW w:type="dxa" w:w="1296"/>
+          </w:tcPr>
+          <w:p>
+            <w:pPr>
+              <w:jc w:val="left"/>
+            </w:pPr>
+            <w:r>
+              <w:t>100.00%</w:t>
+            </w:r>
+          </w:p>
+        </w:tc>
+        <w:tc>
+          <w:tcPr>
+            <w:tcW w:type="dxa" w:w="1296"/>
+          </w:tcPr>
+          <w:p>
+            <w:pPr>
+              <w:jc w:val="left"/>
+            </w:pPr>
+            <w:r>
+              <w:t>0.00%</w:t>
+            </w:r>
+          </w:p>
+        </w:tc>
+        <w:tc>
+          <w:tcPr>
+            <w:tcW w:type="dxa" w:w="1296"/>
+          </w:tcPr>
+          <w:p>
+            <w:pPr>
+              <w:jc w:val="left"/>
+            </w:pPr>
+            <w:r>
+              <w:t>0.00%</w:t>
+            </w:r>
+          </w:p>
+        </w:tc>
+        <w:tc>
+          <w:tcPr>
+            <w:tcW w:type="dxa" w:w="1440"/>
+          </w:tcPr>
+          <w:p>
+            <w:pPr>
+              <w:jc w:val="left"/>
+            </w:pPr>
+            <w:r>
+              <w:t>98.5%</w:t>
+            </w:r>
+          </w:p>
+        </w:tc>
+        <w:tc>
+          <w:tcPr>
+            <w:tcW w:type="dxa" w:w="1440"/>
+          </w:tcPr>
+          <w:p>
+            <w:pPr>
+              <w:jc w:val="left"/>
+            </w:pPr>
+            <w:r>
+              <w:t>74.4%</w:t>
+            </w:r>
+          </w:p>
+        </w:tc>
+      </w:tr>
+    </w:tbl>
+    <w:p/>
+    <w:p>
+      <w:r>
+        <w:rPr>
+          <w:b/>
+          <w:color w:val="2E74B5"/>
+        </w:rPr>
+        <w:t xml:space="preserve">Key Insight: </w:t>
+      </w:r>
+      <w:r>
+        <w:t>Vendor recirculation lag is a demand throttle, not a solvency risk. When the cap binds, fewer credits are minted, which means fewer outstanding obligations. Backing ratio improves or stays flat. The 2:1 rule is a structural safeguard — the system can only grow as fast as vendors can absorb.</w:t>
+      </w:r>
+    </w:p>
+    <w:p>
+      <w:pPr>
+        <w:pStyle w:val="Heading2"/>
+      </w:pPr>
+      <w:r>
+        <w:t>11.2  Mid-Simulation Interest Rate Change</w:t>
+      </w:r>
+    </w:p>
+    <w:p>
+      <w:r>
+        <w:t>Tests what happens when the interest rate environment shifts mid-program. The base model assumes 4% APR for the full 240 months. Rate drops delay or eliminate the burn trigger, since the trigger depends on interest accumulation increasing the backing ratio.</w:t>
+      </w:r>
+    </w:p>
+    <w:tbl>
+      <w:tblPr>
+        <w:tblStyle w:val="TableGrid"/>
+        <w:tblW w:type="auto" w:w="0"/>
+        <w:tblLook w:firstColumn="1" w:firstRow="1" w:lastColumn="0" w:lastRow="0" w:noHBand="0" w:noVBand="1" w:val="04A0"/>
+      </w:tblPr>
+      <w:tblGrid>
+        <w:gridCol w:w="2160"/>
+        <w:gridCol w:w="2160"/>
+        <w:gridCol w:w="2160"/>
+        <w:gridCol w:w="2160"/>
+      </w:tblGrid>
+      <w:tr>
+        <w:tc>
+          <w:tcPr>
+            <w:tcW w:type="dxa" w:w="3744"/>
+            <w:shd w:fill="DCE6F1" w:color="auto" w:val="clear"/>
+          </w:tcPr>
+          <w:p>
+            <w:pPr>
+              <w:jc w:val="center"/>
+            </w:pPr>
+            <w:r>
+              <w:rPr>
+                <w:b/>
+              </w:rPr>
+              <w:t>Scenario</w:t>
+            </w:r>
+          </w:p>
+        </w:tc>
+        <w:tc>
+          <w:tcPr>
+            <w:tcW w:type="dxa" w:w="1440"/>
+            <w:shd w:fill="DCE6F1" w:color="auto" w:val="clear"/>
+          </w:tcPr>
+          <w:p>
+            <w:pPr>
+              <w:jc w:val="center"/>
+            </w:pPr>
+            <w:r>
+              <w:rPr>
+                <w:b/>
+              </w:rPr>
+              <w:t>HEALTHY</w:t>
+            </w:r>
+          </w:p>
+        </w:tc>
+        <w:tc>
+          <w:tcPr>
+            <w:tcW w:type="dxa" w:w="1584"/>
+            <w:shd w:fill="DCE6F1" w:color="auto" w:val="clear"/>
+          </w:tcPr>
+          <w:p>
+            <w:pPr>
+              <w:jc w:val="center"/>
+            </w:pPr>
+            <w:r>
+              <w:rPr>
+                <w:b/>
+              </w:rPr>
+              <w:t>Min Backing</w:t>
+            </w:r>
+          </w:p>
+        </w:tc>
+        <w:tc>
+          <w:tcPr>
+            <w:tcW w:type="dxa" w:w="1872"/>
+            <w:shd w:fill="DCE6F1" w:color="auto" w:val="clear"/>
+          </w:tcPr>
+          <w:p>
+            <w:pPr>
+              <w:jc w:val="center"/>
+            </w:pPr>
+            <w:r>
+              <w:rPr>
+                <w:b/>
+              </w:rPr>
+              <w:t>Burn Events (det.)</w:t>
+            </w:r>
+          </w:p>
+        </w:tc>
+      </w:tr>
+      <w:tr>
+        <w:tc>
+          <w:tcPr>
+            <w:tcW w:type="dxa" w:w="3744"/>
+          </w:tcPr>
+          <w:p>
+            <w:pPr>
+              <w:jc w:val="left"/>
+            </w:pPr>
+            <w:r>
+              <w:t>4% full term (baseline)</w:t>
+            </w:r>
+          </w:p>
+        </w:tc>
+        <w:tc>
+          <w:tcPr>
+            <w:tcW w:type="dxa" w:w="1440"/>
+          </w:tcPr>
+          <w:p>
+            <w:pPr>
+              <w:jc w:val="left"/>
+            </w:pPr>
+            <w:r>
+              <w:t>100.00%</w:t>
+            </w:r>
+          </w:p>
+        </w:tc>
+        <w:tc>
+          <w:tcPr>
+            <w:tcW w:type="dxa" w:w="1584"/>
+          </w:tcPr>
+          <w:p>
+            <w:pPr>
+              <w:jc w:val="left"/>
+            </w:pPr>
+            <w:r>
+              <w:t>100.0%</w:t>
+            </w:r>
+          </w:p>
+        </w:tc>
+        <w:tc>
+          <w:tcPr>
+            <w:tcW w:type="dxa" w:w="1872"/>
+          </w:tcPr>
+          <w:p>
+            <w:pPr>
+              <w:jc w:val="left"/>
+            </w:pPr>
+            <w:r>
+              <w:t>13</w:t>
+            </w:r>
+          </w:p>
+        </w:tc>
+      </w:tr>
+      <w:tr>
+        <w:tc>
+          <w:tcPr>
+            <w:tcW w:type="dxa" w:w="3744"/>
+          </w:tcPr>
+          <w:p>
+            <w:pPr>
+              <w:jc w:val="left"/>
+            </w:pPr>
+            <w:r>
+              <w:t>4% → 0% at month 36</w:t>
+            </w:r>
+          </w:p>
+        </w:tc>
+        <w:tc>
+          <w:tcPr>
+            <w:tcW w:type="dxa" w:w="1440"/>
+          </w:tcPr>
+          <w:p>
+            <w:pPr>
+              <w:jc w:val="left"/>
+            </w:pPr>
+            <w:r>
+              <w:t>100.00%</w:t>
+            </w:r>
+          </w:p>
+        </w:tc>
+        <w:tc>
+          <w:tcPr>
+            <w:tcW w:type="dxa" w:w="1584"/>
+          </w:tcPr>
+          <w:p>
+            <w:pPr>
+              <w:jc w:val="left"/>
+            </w:pPr>
+            <w:r>
+              <w:t>100.0%</w:t>
+            </w:r>
+          </w:p>
+        </w:tc>
+        <w:tc>
+          <w:tcPr>
+            <w:tcW w:type="dxa" w:w="1872"/>
+          </w:tcPr>
+          <w:p>
+            <w:pPr>
+              <w:jc w:val="left"/>
+            </w:pPr>
+            <w:r>
+              <w:t>13</w:t>
+            </w:r>
+          </w:p>
+        </w:tc>
+      </w:tr>
+      <w:tr>
+        <w:tc>
+          <w:tcPr>
+            <w:tcW w:type="dxa" w:w="3744"/>
+          </w:tcPr>
+          <w:p>
+            <w:pPr>
+              <w:jc w:val="left"/>
+            </w:pPr>
+            <w:r>
+              <w:t>4% → 1% at month 36</w:t>
+            </w:r>
+          </w:p>
+        </w:tc>
+        <w:tc>
+          <w:tcPr>
+            <w:tcW w:type="dxa" w:w="1440"/>
+          </w:tcPr>
+          <w:p>
+            <w:pPr>
+              <w:jc w:val="left"/>
+            </w:pPr>
+            <w:r>
+              <w:t>100.00%</w:t>
+            </w:r>
+          </w:p>
+        </w:tc>
+        <w:tc>
+          <w:tcPr>
+            <w:tcW w:type="dxa" w:w="1584"/>
+          </w:tcPr>
+          <w:p>
+            <w:pPr>
+              <w:jc w:val="left"/>
+            </w:pPr>
+            <w:r>
+              <w:t>100.0%</w:t>
+            </w:r>
+          </w:p>
+        </w:tc>
+        <w:tc>
+          <w:tcPr>
+            <w:tcW w:type="dxa" w:w="1872"/>
+          </w:tcPr>
+          <w:p>
+            <w:pPr>
+              <w:jc w:val="left"/>
+            </w:pPr>
+            <w:r>
+              <w:t>13</w:t>
+            </w:r>
+          </w:p>
+        </w:tc>
+      </w:tr>
+      <w:tr>
+        <w:tc>
+          <w:tcPr>
+            <w:tcW w:type="dxa" w:w="3744"/>
+          </w:tcPr>
+          <w:p>
+            <w:pPr>
+              <w:jc w:val="left"/>
+            </w:pPr>
+            <w:r>
+              <w:t>4% → 2% at month 36</w:t>
+            </w:r>
+          </w:p>
+        </w:tc>
+        <w:tc>
+          <w:tcPr>
+            <w:tcW w:type="dxa" w:w="1440"/>
+          </w:tcPr>
+          <w:p>
+            <w:pPr>
+              <w:jc w:val="left"/>
+            </w:pPr>
+            <w:r>
+              <w:t>100.00%</w:t>
+            </w:r>
+          </w:p>
+        </w:tc>
+        <w:tc>
+          <w:tcPr>
+            <w:tcW w:type="dxa" w:w="1584"/>
+          </w:tcPr>
+          <w:p>
+            <w:pPr>
+              <w:jc w:val="left"/>
+            </w:pPr>
+            <w:r>
+              <w:t>100.0%</w:t>
+            </w:r>
+          </w:p>
+        </w:tc>
+        <w:tc>
+          <w:tcPr>
+            <w:tcW w:type="dxa" w:w="1872"/>
+          </w:tcPr>
+          <w:p>
+            <w:pPr>
+              <w:jc w:val="left"/>
+            </w:pPr>
+            <w:r>
+              <w:t>13</w:t>
+            </w:r>
+          </w:p>
+        </w:tc>
+      </w:tr>
+      <w:tr>
+        <w:tc>
+          <w:tcPr>
+            <w:tcW w:type="dxa" w:w="3744"/>
+          </w:tcPr>
+          <w:p>
+            <w:pPr>
+              <w:jc w:val="left"/>
+            </w:pPr>
+            <w:r>
+              <w:t>4% → 1% at month 60</w:t>
+            </w:r>
+          </w:p>
+        </w:tc>
+        <w:tc>
+          <w:tcPr>
+            <w:tcW w:type="dxa" w:w="1440"/>
+          </w:tcPr>
+          <w:p>
+            <w:pPr>
+              <w:jc w:val="left"/>
+            </w:pPr>
+            <w:r>
+              <w:t>100.00%</w:t>
+            </w:r>
+          </w:p>
+        </w:tc>
+        <w:tc>
+          <w:tcPr>
+            <w:tcW w:type="dxa" w:w="1584"/>
+          </w:tcPr>
+          <w:p>
+            <w:pPr>
+              <w:jc w:val="left"/>
+            </w:pPr>
+            <w:r>
+              <w:t>100.0%</w:t>
+            </w:r>
+          </w:p>
+        </w:tc>
+        <w:tc>
+          <w:tcPr>
+            <w:tcW w:type="dxa" w:w="1872"/>
+          </w:tcPr>
+          <w:p>
+            <w:pPr>
+              <w:jc w:val="left"/>
+            </w:pPr>
+            <w:r>
+              <w:t>13</w:t>
+            </w:r>
+          </w:p>
+        </w:tc>
+      </w:tr>
+      <w:tr>
+        <w:tc>
+          <w:tcPr>
+            <w:tcW w:type="dxa" w:w="3744"/>
+          </w:tcPr>
+          <w:p>
+            <w:pPr>
+              <w:jc w:val="left"/>
+            </w:pPr>
+            <w:r>
+              <w:t>4% → 1% at month 120</w:t>
+            </w:r>
+          </w:p>
+        </w:tc>
+        <w:tc>
+          <w:tcPr>
+            <w:tcW w:type="dxa" w:w="1440"/>
+          </w:tcPr>
+          <w:p>
+            <w:pPr>
+              <w:jc w:val="left"/>
+            </w:pPr>
+            <w:r>
+              <w:t>100.00%</w:t>
+            </w:r>
+          </w:p>
+        </w:tc>
+        <w:tc>
+          <w:tcPr>
+            <w:tcW w:type="dxa" w:w="1584"/>
+          </w:tcPr>
+          <w:p>
+            <w:pPr>
+              <w:jc w:val="left"/>
+            </w:pPr>
+            <w:r>
+              <w:t>100.0%</w:t>
+            </w:r>
+          </w:p>
+        </w:tc>
+        <w:tc>
+          <w:tcPr>
+            <w:tcW w:type="dxa" w:w="1872"/>
+          </w:tcPr>
+          <w:p>
+            <w:pPr>
+              <w:jc w:val="left"/>
+            </w:pPr>
+            <w:r>
+              <w:t>13</w:t>
+            </w:r>
+          </w:p>
+        </w:tc>
+      </w:tr>
+      <w:tr>
+        <w:tc>
+          <w:tcPr>
+            <w:tcW w:type="dxa" w:w="3744"/>
+          </w:tcPr>
+          <w:p>
+            <w:pPr>
+              <w:jc w:val="left"/>
+            </w:pPr>
+            <w:r>
+              <w:t>2% → 4% at month 36</w:t>
+            </w:r>
+          </w:p>
+        </w:tc>
+        <w:tc>
+          <w:tcPr>
+            <w:tcW w:type="dxa" w:w="1440"/>
+          </w:tcPr>
+          <w:p>
+            <w:pPr>
+              <w:jc w:val="left"/>
+            </w:pPr>
+            <w:r>
+              <w:t>100.00%</w:t>
+            </w:r>
+          </w:p>
+        </w:tc>
+        <w:tc>
+          <w:tcPr>
+            <w:tcW w:type="dxa" w:w="1584"/>
+          </w:tcPr>
+          <w:p>
+            <w:pPr>
+              <w:jc w:val="left"/>
+            </w:pPr>
+            <w:r>
+              <w:t>100.0%</w:t>
+            </w:r>
+          </w:p>
+        </w:tc>
+        <w:tc>
+          <w:tcPr>
+            <w:tcW w:type="dxa" w:w="1872"/>
+          </w:tcPr>
+          <w:p>
+            <w:pPr>
+              <w:jc w:val="left"/>
+            </w:pPr>
+            <w:r>
+              <w:t>13</w:t>
+            </w:r>
+          </w:p>
+        </w:tc>
+      </w:tr>
+      <w:tr>
+        <w:tc>
+          <w:tcPr>
+            <w:tcW w:type="dxa" w:w="3744"/>
+          </w:tcPr>
+          <w:p>
+            <w:pPr>
+              <w:jc w:val="left"/>
+            </w:pPr>
+            <w:r>
+              <w:t>0% full term</w:t>
+            </w:r>
+          </w:p>
+        </w:tc>
+        <w:tc>
+          <w:tcPr>
+            <w:tcW w:type="dxa" w:w="1440"/>
+          </w:tcPr>
+          <w:p>
+            <w:pPr>
+              <w:jc w:val="left"/>
+            </w:pPr>
+            <w:r>
+              <w:t>100.00%</w:t>
+            </w:r>
+          </w:p>
+        </w:tc>
+        <w:tc>
+          <w:tcPr>
+            <w:tcW w:type="dxa" w:w="1584"/>
+          </w:tcPr>
+          <w:p>
+            <w:pPr>
+              <w:jc w:val="left"/>
+            </w:pPr>
+            <w:r>
+              <w:t>100.0%</w:t>
+            </w:r>
+          </w:p>
+        </w:tc>
+        <w:tc>
+          <w:tcPr>
+            <w:tcW w:type="dxa" w:w="1872"/>
+          </w:tcPr>
+          <w:p>
+            <w:pPr>
+              <w:jc w:val="left"/>
+            </w:pPr>
+            <w:r>
+              <w:t>0</w:t>
+            </w:r>
+          </w:p>
+        </w:tc>
+      </w:tr>
+    </w:tbl>
+    <w:p/>
+    <w:p>
+      <w:r>
+        <w:rPr>
+          <w:b/>
+          <w:color w:val="2E74B5"/>
+        </w:rPr>
+        <w:t xml:space="preserve">Key Insight: </w:t>
+      </w:r>
+      <w:r>
+        <w:t>Rate environment determines WHEN burns happen, not IF the treasury remains solvent. At 0% APR, the 1.332× trigger never fires — the treasury holds exactly $1/credit indefinitely (structural identity holds, no credit destruction occurs). Solvency is guaranteed regardless of the rate environment.</w:t>
+      </w:r>
+    </w:p>
+    <w:p>
+      <w:pPr>
+        <w:pStyle w:val="Heading2"/>
+      </w:pPr>
+      <w:r>
+        <w:t>11.3  Liquidity Constraint on Burns</w:t>
+      </w:r>
+    </w:p>
+    <w:p>
+      <w:r>
+        <w:t>The treasury may not be fully liquid at any moment — some capital may be in term deposits or other instruments. This tests what happens when only a fraction of the wallet is immediately available for burn execution.</w:t>
+      </w:r>
+    </w:p>
+    <w:tbl>
+      <w:tblPr>
+        <w:tblStyle w:val="TableGrid"/>
+        <w:tblW w:type="auto" w:w="0"/>
+        <w:tblLook w:firstColumn="1" w:firstRow="1" w:lastColumn="0" w:lastRow="0" w:noHBand="0" w:noVBand="1" w:val="04A0"/>
+      </w:tblPr>
+      <w:tblGrid>
+        <w:gridCol w:w="1728"/>
+        <w:gridCol w:w="1728"/>
+        <w:gridCol w:w="1728"/>
+        <w:gridCol w:w="1728"/>
+        <w:gridCol w:w="1728"/>
+      </w:tblGrid>
+      <w:tr>
+        <w:tc>
+          <w:tcPr>
+            <w:tcW w:type="dxa" w:w="2880"/>
+            <w:shd w:fill="DCE6F1" w:color="auto" w:val="clear"/>
+          </w:tcPr>
+          <w:p>
+            <w:pPr>
+              <w:jc w:val="center"/>
+            </w:pPr>
+            <w:r>
+              <w:rPr>
+                <w:b/>
+              </w:rPr>
+              <w:t>Liquid Fraction</w:t>
+            </w:r>
+          </w:p>
+        </w:tc>
+        <w:tc>
+          <w:tcPr>
+            <w:tcW w:type="dxa" w:w="1296"/>
+            <w:shd w:fill="DCE6F1" w:color="auto" w:val="clear"/>
+          </w:tcPr>
+          <w:p>
+            <w:pPr>
+              <w:jc w:val="center"/>
+            </w:pPr>
+            <w:r>
+              <w:rPr>
+                <w:b/>
+              </w:rPr>
+              <w:t>HEALTHY</w:t>
+            </w:r>
+          </w:p>
+        </w:tc>
+        <w:tc>
+          <w:tcPr>
+            <w:tcW w:type="dxa" w:w="1584"/>
+            <w:shd w:fill="DCE6F1" w:color="auto" w:val="clear"/>
+          </w:tcPr>
+          <w:p>
+            <w:pPr>
+              <w:jc w:val="center"/>
+            </w:pPr>
+            <w:r>
+              <w:rPr>
+                <w:b/>
+              </w:rPr>
+              <w:t>Min Backing</w:t>
+            </w:r>
+          </w:p>
+        </w:tc>
+        <w:tc>
+          <w:tcPr>
+            <w:tcW w:type="dxa" w:w="2304"/>
+            <w:shd w:fill="DCE6F1" w:color="auto" w:val="clear"/>
+          </w:tcPr>
+          <w:p>
+            <w:pPr>
+              <w:jc w:val="center"/>
+            </w:pPr>
+            <w:r>
+              <w:rPr>
+                <w:b/>
+              </w:rPr>
+              <w:t>Avg Burn Fraction</w:t>
+            </w:r>
+          </w:p>
+        </w:tc>
+        <w:tc>
+          <w:tcPr>
+            <w:tcW w:type="dxa" w:w="2016"/>
+            <w:shd w:fill="DCE6F1" w:color="auto" w:val="clear"/>
+          </w:tcPr>
+          <w:p>
+            <w:pPr>
+              <w:jc w:val="center"/>
+            </w:pPr>
+            <w:r>
+              <w:rPr>
+                <w:b/>
+              </w:rPr>
+              <w:t>Burn Events (det.)</w:t>
+            </w:r>
+          </w:p>
+        </w:tc>
+      </w:tr>
+      <w:tr>
+        <w:tc>
+          <w:tcPr>
+            <w:tcW w:type="dxa" w:w="2880"/>
+          </w:tcPr>
+          <w:p>
+            <w:pPr>
+              <w:jc w:val="left"/>
+            </w:pPr>
+            <w:r>
+              <w:t>100% liquid (baseline)</w:t>
+            </w:r>
+          </w:p>
+        </w:tc>
+        <w:tc>
+          <w:tcPr>
+            <w:tcW w:type="dxa" w:w="1296"/>
+          </w:tcPr>
+          <w:p>
+            <w:pPr>
+              <w:jc w:val="left"/>
+            </w:pPr>
+            <w:r>
+              <w:t>100.00%</w:t>
+            </w:r>
+          </w:p>
+        </w:tc>
+        <w:tc>
+          <w:tcPr>
+            <w:tcW w:type="dxa" w:w="1584"/>
+          </w:tcPr>
+          <w:p>
+            <w:pPr>
+              <w:jc w:val="left"/>
+            </w:pPr>
+            <w:r>
+              <w:t>99.9%</w:t>
+            </w:r>
+          </w:p>
+        </w:tc>
+        <w:tc>
+          <w:tcPr>
+            <w:tcW w:type="dxa" w:w="2304"/>
+          </w:tcPr>
+          <w:p>
+            <w:pPr>
+              <w:jc w:val="left"/>
+            </w:pPr>
+            <w:r>
+              <w:t>1.8%</w:t>
+            </w:r>
+          </w:p>
+        </w:tc>
+        <w:tc>
+          <w:tcPr>
+            <w:tcW w:type="dxa" w:w="2016"/>
+          </w:tcPr>
+          <w:p>
+            <w:pPr>
+              <w:jc w:val="left"/>
+            </w:pPr>
+            <w:r>
+              <w:t>0</w:t>
+            </w:r>
+          </w:p>
+        </w:tc>
+      </w:tr>
+      <w:tr>
+        <w:tc>
+          <w:tcPr>
+            <w:tcW w:type="dxa" w:w="2880"/>
+          </w:tcPr>
+          <w:p>
+            <w:pPr>
+              <w:jc w:val="left"/>
+            </w:pPr>
+            <w:r>
+              <w:t>90% liquid</w:t>
+            </w:r>
+          </w:p>
+        </w:tc>
+        <w:tc>
+          <w:tcPr>
+            <w:tcW w:type="dxa" w:w="1296"/>
+          </w:tcPr>
+          <w:p>
+            <w:pPr>
+              <w:jc w:val="left"/>
+            </w:pPr>
+            <w:r>
+              <w:t>100.00%</w:t>
+            </w:r>
+          </w:p>
+        </w:tc>
+        <w:tc>
+          <w:tcPr>
+            <w:tcW w:type="dxa" w:w="1584"/>
+          </w:tcPr>
+          <w:p>
+            <w:pPr>
+              <w:jc w:val="left"/>
+            </w:pPr>
+            <w:r>
+              <w:t>99.9%</w:t>
+            </w:r>
+          </w:p>
+        </w:tc>
+        <w:tc>
+          <w:tcPr>
+            <w:tcW w:type="dxa" w:w="2304"/>
+          </w:tcPr>
+          <w:p>
+            <w:pPr>
+              <w:jc w:val="left"/>
+            </w:pPr>
+            <w:r>
+              <w:t>1.8%</w:t>
+            </w:r>
+          </w:p>
+        </w:tc>
+        <w:tc>
+          <w:tcPr>
+            <w:tcW w:type="dxa" w:w="2016"/>
+          </w:tcPr>
+          <w:p>
+            <w:pPr>
+              <w:jc w:val="left"/>
+            </w:pPr>
+            <w:r>
+              <w:t>0</w:t>
+            </w:r>
+          </w:p>
+        </w:tc>
+      </w:tr>
+      <w:tr>
+        <w:tc>
+          <w:tcPr>
+            <w:tcW w:type="dxa" w:w="2880"/>
+          </w:tcPr>
+          <w:p>
+            <w:pPr>
+              <w:jc w:val="left"/>
+            </w:pPr>
+            <w:r>
+              <w:t>75% liquid</w:t>
+            </w:r>
+          </w:p>
+        </w:tc>
+        <w:tc>
+          <w:tcPr>
+            <w:tcW w:type="dxa" w:w="1296"/>
+          </w:tcPr>
+          <w:p>
+            <w:pPr>
+              <w:jc w:val="left"/>
+            </w:pPr>
+            <w:r>
+              <w:t>100.00%</w:t>
+            </w:r>
+          </w:p>
+        </w:tc>
+        <w:tc>
+          <w:tcPr>
+            <w:tcW w:type="dxa" w:w="1584"/>
+          </w:tcPr>
+          <w:p>
+            <w:pPr>
+              <w:jc w:val="left"/>
+            </w:pPr>
+            <w:r>
+              <w:t>100.0%</w:t>
+            </w:r>
+          </w:p>
+        </w:tc>
+        <w:tc>
+          <w:tcPr>
+            <w:tcW w:type="dxa" w:w="2304"/>
+          </w:tcPr>
+          <w:p>
+            <w:pPr>
+              <w:jc w:val="left"/>
+            </w:pPr>
+            <w:r>
+              <w:t>1.8%</w:t>
+            </w:r>
+          </w:p>
+        </w:tc>
+        <w:tc>
+          <w:tcPr>
+            <w:tcW w:type="dxa" w:w="2016"/>
+          </w:tcPr>
+          <w:p>
+            <w:pPr>
+              <w:jc w:val="left"/>
+            </w:pPr>
+            <w:r>
+              <w:t>0</w:t>
+            </w:r>
+          </w:p>
+        </w:tc>
+      </w:tr>
+      <w:tr>
+        <w:tc>
+          <w:tcPr>
+            <w:tcW w:type="dxa" w:w="2880"/>
+          </w:tcPr>
+          <w:p>
+            <w:pPr>
+              <w:jc w:val="left"/>
+            </w:pPr>
+            <w:r>
+              <w:t>50% liquid</w:t>
+            </w:r>
+          </w:p>
+        </w:tc>
+        <w:tc>
+          <w:tcPr>
+            <w:tcW w:type="dxa" w:w="1296"/>
+          </w:tcPr>
+          <w:p>
+            <w:pPr>
+              <w:jc w:val="left"/>
+            </w:pPr>
+            <w:r>
+              <w:t>100.00%</w:t>
+            </w:r>
+          </w:p>
+        </w:tc>
+        <w:tc>
+          <w:tcPr>
+            <w:tcW w:type="dxa" w:w="1584"/>
+          </w:tcPr>
+          <w:p>
+            <w:pPr>
+              <w:jc w:val="left"/>
+            </w:pPr>
+            <w:r>
+              <w:t>100.0%</w:t>
+            </w:r>
+          </w:p>
+        </w:tc>
+        <w:tc>
+          <w:tcPr>
+            <w:tcW w:type="dxa" w:w="2304"/>
+          </w:tcPr>
+          <w:p>
+            <w:pPr>
+              <w:jc w:val="left"/>
+            </w:pPr>
+            <w:r>
+              <w:t>0.6%</w:t>
+            </w:r>
+          </w:p>
+        </w:tc>
+        <w:tc>
+          <w:tcPr>
+            <w:tcW w:type="dxa" w:w="2016"/>
+          </w:tcPr>
+          <w:p>
+            <w:pPr>
+              <w:jc w:val="left"/>
+            </w:pPr>
+            <w:r>
+              <w:t>0</w:t>
+            </w:r>
+          </w:p>
+        </w:tc>
+      </w:tr>
+      <w:tr>
+        <w:tc>
+          <w:tcPr>
+            <w:tcW w:type="dxa" w:w="2880"/>
+          </w:tcPr>
+          <w:p>
+            <w:pPr>
+              <w:jc w:val="left"/>
+            </w:pPr>
+            <w:r>
+              <w:t>25% liquid</w:t>
+            </w:r>
+          </w:p>
+        </w:tc>
+        <w:tc>
+          <w:tcPr>
+            <w:tcW w:type="dxa" w:w="1296"/>
+          </w:tcPr>
+          <w:p>
+            <w:pPr>
+              <w:jc w:val="left"/>
+            </w:pPr>
+            <w:r>
+              <w:t>100.00%</w:t>
+            </w:r>
+          </w:p>
+        </w:tc>
+        <w:tc>
+          <w:tcPr>
+            <w:tcW w:type="dxa" w:w="1584"/>
+          </w:tcPr>
+          <w:p>
+            <w:pPr>
+              <w:jc w:val="left"/>
+            </w:pPr>
+            <w:r>
+              <w:t>100.0%</w:t>
+            </w:r>
+          </w:p>
+        </w:tc>
+        <w:tc>
+          <w:tcPr>
+            <w:tcW w:type="dxa" w:w="2304"/>
+          </w:tcPr>
+          <w:p>
+            <w:pPr>
+              <w:jc w:val="left"/>
+            </w:pPr>
+            <w:r>
+              <w:t>0.0%</w:t>
+            </w:r>
+          </w:p>
+        </w:tc>
+        <w:tc>
+          <w:tcPr>
+            <w:tcW w:type="dxa" w:w="2016"/>
+          </w:tcPr>
+          <w:p>
+            <w:pPr>
+              <w:jc w:val="left"/>
+            </w:pPr>
+            <w:r>
+              <w:t>0</w:t>
+            </w:r>
+          </w:p>
+        </w:tc>
+      </w:tr>
+      <w:tr>
+        <w:tc>
+          <w:tcPr>
+            <w:tcW w:type="dxa" w:w="2880"/>
+          </w:tcPr>
+          <w:p>
+            <w:pPr>
+              <w:jc w:val="left"/>
+            </w:pPr>
+            <w:r>
+              <w:t>10% liquid</w:t>
+            </w:r>
+          </w:p>
+        </w:tc>
+        <w:tc>
+          <w:tcPr>
+            <w:tcW w:type="dxa" w:w="1296"/>
+          </w:tcPr>
+          <w:p>
+            <w:pPr>
+              <w:jc w:val="left"/>
+            </w:pPr>
+            <w:r>
+              <w:t>100.00%</w:t>
+            </w:r>
+          </w:p>
+        </w:tc>
+        <w:tc>
+          <w:tcPr>
+            <w:tcW w:type="dxa" w:w="1584"/>
+          </w:tcPr>
+          <w:p>
+            <w:pPr>
+              <w:jc w:val="left"/>
+            </w:pPr>
+            <w:r>
+              <w:t>100.0%</w:t>
+            </w:r>
+          </w:p>
+        </w:tc>
+        <w:tc>
+          <w:tcPr>
+            <w:tcW w:type="dxa" w:w="2304"/>
+          </w:tcPr>
+          <w:p>
+            <w:pPr>
+              <w:jc w:val="left"/>
+            </w:pPr>
+            <w:r>
+              <w:t>0.0%</w:t>
+            </w:r>
+          </w:p>
+        </w:tc>
+        <w:tc>
+          <w:tcPr>
+            <w:tcW w:type="dxa" w:w="2016"/>
+          </w:tcPr>
+          <w:p>
+            <w:pPr>
+              <w:jc w:val="left"/>
+            </w:pPr>
+            <w:r>
+              <w:t>0</w:t>
+            </w:r>
+          </w:p>
+        </w:tc>
+      </w:tr>
+    </w:tbl>
+    <w:p/>
+    <w:p>
+      <w:r>
+        <w:rPr>
+          <w:b/>
+          <w:color w:val="2E74B5"/>
+        </w:rPr>
+        <w:t xml:space="preserve">Key Insight: </w:t>
+      </w:r>
+      <w:r>
+        <w:t>Illiquidity limits burn execution but does not cause solvency failure. The structural solvency guarantee is accounting-based — no burns = no drop below 100% backing. Illiquidity means burns execute in smaller tranches or not at all, leaving more credits outstanding. Practical implication: maintain at least 75% liquid treasury reserves to preserve burn flexibility.</w:t>
+      </w:r>
+    </w:p>
+    <w:p>
+      <w:pPr>
+        <w:pStyle w:val="Heading2"/>
+      </w:pPr>
+      <w:r>
+        <w:t>11.4  Cold Start / Two-Sided Network Ramp</w:t>
+      </w:r>
+    </w:p>
+    <w:p>
+      <w:r>
+        <w:t>Models a scenario where vendor adoption is slow at launch, limiting the effective credits per employee (CPE) in early months. CPE ramps linearly from a cold-start fraction to full CPE over the ramp duration.</w:t>
+      </w:r>
+    </w:p>
+    <w:tbl>
+      <w:tblPr>
+        <w:tblStyle w:val="TableGrid"/>
+        <w:tblW w:type="auto" w:w="0"/>
+        <w:tblLook w:firstColumn="1" w:firstRow="1" w:lastColumn="0" w:lastRow="0" w:noHBand="0" w:noVBand="1" w:val="04A0"/>
+      </w:tblPr>
+      <w:tblGrid>
+        <w:gridCol w:w="2880"/>
+        <w:gridCol w:w="2880"/>
+        <w:gridCol w:w="2880"/>
+      </w:tblGrid>
+      <w:tr>
+        <w:tc>
+          <w:tcPr>
+            <w:tcW w:type="dxa" w:w="4032"/>
+            <w:shd w:fill="DCE6F1" w:color="auto" w:val="clear"/>
+          </w:tcPr>
+          <w:p>
+            <w:pPr>
+              <w:jc w:val="center"/>
+            </w:pPr>
+            <w:r>
+              <w:rPr>
+                <w:b/>
+              </w:rPr>
+              <w:t>Scenario</w:t>
+            </w:r>
+          </w:p>
+        </w:tc>
+        <w:tc>
+          <w:tcPr>
+            <w:tcW w:type="dxa" w:w="1440"/>
+            <w:shd w:fill="DCE6F1" w:color="auto" w:val="clear"/>
+          </w:tcPr>
+          <w:p>
+            <w:pPr>
+              <w:jc w:val="center"/>
+            </w:pPr>
+            <w:r>
+              <w:rPr>
+                <w:b/>
+              </w:rPr>
+              <w:t>HEALTHY</w:t>
+            </w:r>
+          </w:p>
+        </w:tc>
+        <w:tc>
+          <w:tcPr>
+            <w:tcW w:type="dxa" w:w="1584"/>
+            <w:shd w:fill="DCE6F1" w:color="auto" w:val="clear"/>
+          </w:tcPr>
+          <w:p>
+            <w:pPr>
+              <w:jc w:val="center"/>
+            </w:pPr>
+            <w:r>
+              <w:rPr>
+                <w:b/>
+              </w:rPr>
+              <w:t>Min Backing</w:t>
+            </w:r>
+          </w:p>
+        </w:tc>
+      </w:tr>
+      <w:tr>
+        <w:tc>
+          <w:tcPr>
+            <w:tcW w:type="dxa" w:w="4032"/>
+          </w:tcPr>
+          <w:p>
+            <w:pPr>
+              <w:jc w:val="left"/>
+            </w:pPr>
+            <w:r>
+              <w:t>Full CPE (baseline)</w:t>
+            </w:r>
+          </w:p>
+        </w:tc>
+        <w:tc>
+          <w:tcPr>
+            <w:tcW w:type="dxa" w:w="1440"/>
+          </w:tcPr>
+          <w:p>
+            <w:pPr>
+              <w:jc w:val="left"/>
+            </w:pPr>
+            <w:r>
+              <w:t>100.00%</w:t>
+            </w:r>
+          </w:p>
+        </w:tc>
+        <w:tc>
+          <w:tcPr>
+            <w:tcW w:type="dxa" w:w="1584"/>
+          </w:tcPr>
+          <w:p>
+            <w:pPr>
+              <w:jc w:val="left"/>
+            </w:pPr>
+            <w:r>
+              <w:t>99.9%</w:t>
+            </w:r>
+          </w:p>
+        </w:tc>
+      </w:tr>
+      <w:tr>
+        <w:tc>
+          <w:tcPr>
+            <w:tcW w:type="dxa" w:w="4032"/>
+          </w:tcPr>
+          <w:p>
+            <w:pPr>
+              <w:jc w:val="left"/>
+            </w:pPr>
+            <w:r>
+              <w:t>50% CPE, 6-month ramp</w:t>
+            </w:r>
+          </w:p>
+        </w:tc>
+        <w:tc>
+          <w:tcPr>
+            <w:tcW w:type="dxa" w:w="1440"/>
+          </w:tcPr>
+          <w:p>
+            <w:pPr>
+              <w:jc w:val="left"/>
+            </w:pPr>
+            <w:r>
+              <w:t>100.00%</w:t>
+            </w:r>
+          </w:p>
+        </w:tc>
+        <w:tc>
+          <w:tcPr>
+            <w:tcW w:type="dxa" w:w="1584"/>
+          </w:tcPr>
+          <w:p>
+            <w:pPr>
+              <w:jc w:val="left"/>
+            </w:pPr>
+            <w:r>
+              <w:t>99.9%</w:t>
+            </w:r>
+          </w:p>
+        </w:tc>
+      </w:tr>
+      <w:tr>
+        <w:tc>
+          <w:tcPr>
+            <w:tcW w:type="dxa" w:w="4032"/>
+          </w:tcPr>
+          <w:p>
+            <w:pPr>
+              <w:jc w:val="left"/>
+            </w:pPr>
+            <w:r>
+              <w:t>50% CPE, 12-month ramp</w:t>
+            </w:r>
+          </w:p>
+        </w:tc>
+        <w:tc>
+          <w:tcPr>
+            <w:tcW w:type="dxa" w:w="1440"/>
+          </w:tcPr>
+          <w:p>
+            <w:pPr>
+              <w:jc w:val="left"/>
+            </w:pPr>
+            <w:r>
+              <w:t>100.00%</w:t>
+            </w:r>
+          </w:p>
+        </w:tc>
+        <w:tc>
+          <w:tcPr>
+            <w:tcW w:type="dxa" w:w="1584"/>
+          </w:tcPr>
+          <w:p>
+            <w:pPr>
+              <w:jc w:val="left"/>
+            </w:pPr>
+            <w:r>
+              <w:t>99.9%</w:t>
+            </w:r>
+          </w:p>
+        </w:tc>
+      </w:tr>
+      <w:tr>
+        <w:tc>
+          <w:tcPr>
+            <w:tcW w:type="dxa" w:w="4032"/>
+          </w:tcPr>
+          <w:p>
+            <w:pPr>
+              <w:jc w:val="left"/>
+            </w:pPr>
+            <w:r>
+              <w:t>50% CPE, 24-month ramp</w:t>
+            </w:r>
+          </w:p>
+        </w:tc>
+        <w:tc>
+          <w:tcPr>
+            <w:tcW w:type="dxa" w:w="1440"/>
+          </w:tcPr>
+          <w:p>
+            <w:pPr>
+              <w:jc w:val="left"/>
+            </w:pPr>
+            <w:r>
+              <w:t>100.00%</w:t>
+            </w:r>
+          </w:p>
+        </w:tc>
+        <w:tc>
+          <w:tcPr>
+            <w:tcW w:type="dxa" w:w="1584"/>
+          </w:tcPr>
+          <w:p>
+            <w:pPr>
+              <w:jc w:val="left"/>
+            </w:pPr>
+            <w:r>
+              <w:t>100.0%</w:t>
+            </w:r>
+          </w:p>
+        </w:tc>
+      </w:tr>
+      <w:tr>
+        <w:tc>
+          <w:tcPr>
+            <w:tcW w:type="dxa" w:w="4032"/>
+          </w:tcPr>
+          <w:p>
+            <w:pPr>
+              <w:jc w:val="left"/>
+            </w:pPr>
+            <w:r>
+              <w:t>25% CPE, 12-month ramp</w:t>
+            </w:r>
+          </w:p>
+        </w:tc>
+        <w:tc>
+          <w:tcPr>
+            <w:tcW w:type="dxa" w:w="1440"/>
+          </w:tcPr>
+          <w:p>
+            <w:pPr>
+              <w:jc w:val="left"/>
+            </w:pPr>
+            <w:r>
+              <w:t>100.00%</w:t>
+            </w:r>
+          </w:p>
+        </w:tc>
+        <w:tc>
+          <w:tcPr>
+            <w:tcW w:type="dxa" w:w="1584"/>
+          </w:tcPr>
+          <w:p>
+            <w:pPr>
+              <w:jc w:val="left"/>
+            </w:pPr>
+            <w:r>
+              <w:t>99.9%</w:t>
+            </w:r>
+          </w:p>
+        </w:tc>
+      </w:tr>
+      <w:tr>
+        <w:tc>
+          <w:tcPr>
+            <w:tcW w:type="dxa" w:w="4032"/>
+          </w:tcPr>
+          <w:p>
+            <w:pPr>
+              <w:jc w:val="left"/>
+            </w:pPr>
+            <w:r>
+              <w:t>25% CPE, 24-month ramp</w:t>
+            </w:r>
+          </w:p>
+        </w:tc>
+        <w:tc>
+          <w:tcPr>
+            <w:tcW w:type="dxa" w:w="1440"/>
+          </w:tcPr>
+          <w:p>
+            <w:pPr>
+              <w:jc w:val="left"/>
+            </w:pPr>
+            <w:r>
+              <w:t>100.00%</w:t>
+            </w:r>
+          </w:p>
+        </w:tc>
+        <w:tc>
+          <w:tcPr>
+            <w:tcW w:type="dxa" w:w="1584"/>
+          </w:tcPr>
+          <w:p>
+            <w:pPr>
+              <w:jc w:val="left"/>
+            </w:pPr>
+            <w:r>
+              <w:t>100.0%</w:t>
+            </w:r>
+          </w:p>
+        </w:tc>
+      </w:tr>
+      <w:tr>
+        <w:tc>
+          <w:tcPr>
+            <w:tcW w:type="dxa" w:w="4032"/>
+          </w:tcPr>
+          <w:p>
+            <w:pPr>
+              <w:jc w:val="left"/>
+            </w:pPr>
+            <w:r>
+              <w:t>10% CPE, 12-month ramp</w:t>
+            </w:r>
+          </w:p>
+        </w:tc>
+        <w:tc>
+          <w:tcPr>
+            <w:tcW w:type="dxa" w:w="1440"/>
+          </w:tcPr>
+          <w:p>
+            <w:pPr>
+              <w:jc w:val="left"/>
+            </w:pPr>
+            <w:r>
+              <w:t>100.00%</w:t>
+            </w:r>
+          </w:p>
+        </w:tc>
+        <w:tc>
+          <w:tcPr>
+            <w:tcW w:type="dxa" w:w="1584"/>
+          </w:tcPr>
+          <w:p>
+            <w:pPr>
+              <w:jc w:val="left"/>
+            </w:pPr>
+            <w:r>
+              <w:t>99.9%</w:t>
+            </w:r>
+          </w:p>
+        </w:tc>
+      </w:tr>
+      <w:tr>
+        <w:tc>
+          <w:tcPr>
+            <w:tcW w:type="dxa" w:w="4032"/>
+          </w:tcPr>
+          <w:p>
+            <w:pPr>
+              <w:jc w:val="left"/>
+            </w:pPr>
+            <w:r>
+              <w:t>10% CPE, 24-month ramp</w:t>
+            </w:r>
+          </w:p>
+        </w:tc>
+        <w:tc>
+          <w:tcPr>
+            <w:tcW w:type="dxa" w:w="1440"/>
+          </w:tcPr>
+          <w:p>
+            <w:pPr>
+              <w:jc w:val="left"/>
+            </w:pPr>
+            <w:r>
+              <w:t>100.00%</w:t>
+            </w:r>
+          </w:p>
+        </w:tc>
+        <w:tc>
+          <w:tcPr>
+            <w:tcW w:type="dxa" w:w="1584"/>
+          </w:tcPr>
+          <w:p>
+            <w:pPr>
+              <w:jc w:val="left"/>
+            </w:pPr>
+            <w:r>
+              <w:t>100.0%</w:t>
+            </w:r>
+          </w:p>
+        </w:tc>
+      </w:tr>
+      <w:tr>
+        <w:tc>
+          <w:tcPr>
+            <w:tcW w:type="dxa" w:w="4032"/>
+          </w:tcPr>
+          <w:p>
+            <w:pPr>
+              <w:jc w:val="left"/>
+            </w:pPr>
+            <w:r>
+              <w:t>10% CPE, 36-month ramp</w:t>
+            </w:r>
+          </w:p>
+        </w:tc>
+        <w:tc>
+          <w:tcPr>
+            <w:tcW w:type="dxa" w:w="1440"/>
+          </w:tcPr>
+          <w:p>
+            <w:pPr>
+              <w:jc w:val="left"/>
+            </w:pPr>
+            <w:r>
+              <w:t>100.00%</w:t>
+            </w:r>
+          </w:p>
+        </w:tc>
+        <w:tc>
+          <w:tcPr>
+            <w:tcW w:type="dxa" w:w="1584"/>
+          </w:tcPr>
+          <w:p>
+            <w:pPr>
+              <w:jc w:val="left"/>
+            </w:pPr>
+            <w:r>
+              <w:t>100.0%</w:t>
+            </w:r>
+          </w:p>
+        </w:tc>
+      </w:tr>
+    </w:tbl>
+    <w:p/>
+    <w:p>
+      <w:r>
+        <w:rPr>
+          <w:b/>
+          <w:color w:val="2E74B5"/>
+        </w:rPr>
+        <w:t xml:space="preserve">Key Insight: </w:t>
+      </w:r>
+      <w:r>
+        <w:t>Cold start improves treasury backing. Fewer credits minted = fewer outstanding obligations. A slow vendor ramp is a feature, not a bug — it stages obligation growth as the network matures. The risk is commercial (employee purchasing power is reduced during ramp), not solvency-related.</w:t>
+      </w:r>
+    </w:p>
+    <w:p>
+      <w:pPr>
+        <w:pStyle w:val="Heading2"/>
+      </w:pPr>
+      <w:r>
+        <w:t>11.5  Vendor Dropout Threshold Sweep</w:t>
+      </w:r>
+    </w:p>
+    <w:p>
+      <w:r>
+        <w:t>Models permanent vendor attrition at months 12, 36, and 60. Dropout reduces employee CPE proportionally (employees reduce credit purchases when fewer vendors accept them). Tests what minimum retention rate keeps the treasury HEALTHY.</w:t>
+      </w:r>
+    </w:p>
+    <w:tbl>
+      <w:tblPr>
+        <w:tblStyle w:val="TableGrid"/>
+        <w:tblW w:type="auto" w:w="0"/>
+        <w:tblLook w:firstColumn="1" w:firstRow="1" w:lastColumn="0" w:lastRow="0" w:noHBand="0" w:noVBand="1" w:val="04A0"/>
+      </w:tblPr>
+      <w:tblGrid>
+        <w:gridCol w:w="2160"/>
+        <w:gridCol w:w="2160"/>
+        <w:gridCol w:w="2160"/>
+        <w:gridCol w:w="2160"/>
+      </w:tblGrid>
+      <w:tr>
+        <w:tc>
+          <w:tcPr>
+            <w:tcW w:type="dxa" w:w="2304"/>
+            <w:shd w:fill="DCE6F1" w:color="auto" w:val="clear"/>
+          </w:tcPr>
+          <w:p>
+            <w:pPr>
+              <w:jc w:val="center"/>
+            </w:pPr>
+            <w:r>
+              <w:rPr>
+                <w:b/>
+              </w:rPr>
+              <w:t>Dropout Month</w:t>
+            </w:r>
+          </w:p>
+        </w:tc>
+        <w:tc>
+          <w:tcPr>
+            <w:tcW w:type="dxa" w:w="1440"/>
+            <w:shd w:fill="DCE6F1" w:color="auto" w:val="clear"/>
+          </w:tcPr>
+          <w:p>
+            <w:pPr>
+              <w:jc w:val="center"/>
+            </w:pPr>
+            <w:r>
+              <w:rPr>
+                <w:b/>
+              </w:rPr>
+              <w:t>Retention</w:t>
+            </w:r>
+          </w:p>
+        </w:tc>
+        <w:tc>
+          <w:tcPr>
+            <w:tcW w:type="dxa" w:w="1440"/>
+            <w:shd w:fill="DCE6F1" w:color="auto" w:val="clear"/>
+          </w:tcPr>
+          <w:p>
+            <w:pPr>
+              <w:jc w:val="center"/>
+            </w:pPr>
+            <w:r>
+              <w:rPr>
+                <w:b/>
+              </w:rPr>
+              <w:t>HEALTHY</w:t>
+            </w:r>
+          </w:p>
+        </w:tc>
+        <w:tc>
+          <w:tcPr>
+            <w:tcW w:type="dxa" w:w="1584"/>
+            <w:shd w:fill="DCE6F1" w:color="auto" w:val="clear"/>
+          </w:tcPr>
+          <w:p>
+            <w:pPr>
+              <w:jc w:val="center"/>
+            </w:pPr>
+            <w:r>
+              <w:rPr>
+                <w:b/>
+              </w:rPr>
+              <w:t>Min Backing</w:t>
+            </w:r>
+          </w:p>
+        </w:tc>
+      </w:tr>
+      <w:tr>
+        <w:tc>
+          <w:tcPr>
+            <w:tcW w:type="dxa" w:w="2304"/>
+          </w:tcPr>
+          <w:p>
+            <w:pPr>
+              <w:jc w:val="left"/>
+            </w:pPr>
+            <w:r>
+              <w:t>No dropout (baseline)</w:t>
+            </w:r>
+          </w:p>
+        </w:tc>
+        <w:tc>
+          <w:tcPr>
+            <w:tcW w:type="dxa" w:w="1440"/>
+          </w:tcPr>
+          <w:p>
+            <w:pPr>
+              <w:jc w:val="left"/>
+            </w:pPr>
+            <w:r>
+              <w:t>100%</w:t>
+            </w:r>
+          </w:p>
+        </w:tc>
+        <w:tc>
+          <w:tcPr>
+            <w:tcW w:type="dxa" w:w="1440"/>
+          </w:tcPr>
+          <w:p>
+            <w:pPr>
+              <w:jc w:val="left"/>
+            </w:pPr>
+            <w:r>
+              <w:t>100.00%</w:t>
+            </w:r>
+          </w:p>
+        </w:tc>
+        <w:tc>
+          <w:tcPr>
+            <w:tcW w:type="dxa" w:w="1584"/>
+          </w:tcPr>
+          <w:p>
+            <w:pPr>
+              <w:jc w:val="left"/>
+            </w:pPr>
+            <w:r>
+              <w:t>99.9%</w:t>
+            </w:r>
+          </w:p>
+        </w:tc>
+      </w:tr>
+      <w:tr>
+        <w:tc>
+          <w:tcPr>
+            <w:tcW w:type="dxa" w:w="2304"/>
+          </w:tcPr>
+          <w:p>
+            <w:pPr>
+              <w:jc w:val="left"/>
+            </w:pPr>
+            <w:r>
+              <w:t>Month 12</w:t>
+            </w:r>
+          </w:p>
+        </w:tc>
+        <w:tc>
+          <w:tcPr>
+            <w:tcW w:type="dxa" w:w="1440"/>
+          </w:tcPr>
+          <w:p>
+            <w:pPr>
+              <w:jc w:val="left"/>
+            </w:pPr>
+            <w:r>
+              <w:t>90%</w:t>
+            </w:r>
+          </w:p>
+        </w:tc>
+        <w:tc>
+          <w:tcPr>
+            <w:tcW w:type="dxa" w:w="1440"/>
+          </w:tcPr>
+          <w:p>
+            <w:pPr>
+              <w:jc w:val="left"/>
+            </w:pPr>
+            <w:r>
+              <w:t>100.00%</w:t>
+            </w:r>
+          </w:p>
+        </w:tc>
+        <w:tc>
+          <w:tcPr>
+            <w:tcW w:type="dxa" w:w="1584"/>
+          </w:tcPr>
+          <w:p>
+            <w:pPr>
+              <w:jc w:val="left"/>
+            </w:pPr>
+            <w:r>
+              <w:t>99.8%</w:t>
+            </w:r>
+          </w:p>
+        </w:tc>
+      </w:tr>
+      <w:tr>
+        <w:tc>
+          <w:tcPr>
+            <w:tcW w:type="dxa" w:w="2304"/>
+          </w:tcPr>
+          <w:p>
+            <w:pPr>
+              <w:jc w:val="left"/>
+            </w:pPr>
+            <w:r>
+              <w:t>Month 12</w:t>
+            </w:r>
+          </w:p>
+        </w:tc>
+        <w:tc>
+          <w:tcPr>
+            <w:tcW w:type="dxa" w:w="1440"/>
+          </w:tcPr>
+          <w:p>
+            <w:pPr>
+              <w:jc w:val="left"/>
+            </w:pPr>
+            <w:r>
+              <w:t>50%</w:t>
+            </w:r>
+          </w:p>
+        </w:tc>
+        <w:tc>
+          <w:tcPr>
+            <w:tcW w:type="dxa" w:w="1440"/>
+          </w:tcPr>
+          <w:p>
+            <w:pPr>
+              <w:jc w:val="left"/>
+            </w:pPr>
+            <w:r>
+              <w:t>100.00%</w:t>
+            </w:r>
+          </w:p>
+        </w:tc>
+        <w:tc>
+          <w:tcPr>
+            <w:tcW w:type="dxa" w:w="1584"/>
+          </w:tcPr>
+          <w:p>
+            <w:pPr>
+              <w:jc w:val="left"/>
+            </w:pPr>
+            <w:r>
+              <w:t>99.5%</w:t>
+            </w:r>
+          </w:p>
+        </w:tc>
+      </w:tr>
+      <w:tr>
+        <w:tc>
+          <w:tcPr>
+            <w:tcW w:type="dxa" w:w="2304"/>
+          </w:tcPr>
+          <w:p>
+            <w:pPr>
+              <w:jc w:val="left"/>
+            </w:pPr>
+            <w:r>
+              <w:t>Month 12</w:t>
+            </w:r>
+          </w:p>
+        </w:tc>
+        <w:tc>
+          <w:tcPr>
+            <w:tcW w:type="dxa" w:w="1440"/>
+          </w:tcPr>
+          <w:p>
+            <w:pPr>
+              <w:jc w:val="left"/>
+            </w:pPr>
+            <w:r>
+              <w:t>10%</w:t>
+            </w:r>
+          </w:p>
+        </w:tc>
+        <w:tc>
+          <w:tcPr>
+            <w:tcW w:type="dxa" w:w="1440"/>
+          </w:tcPr>
+          <w:p>
+            <w:pPr>
+              <w:jc w:val="left"/>
+            </w:pPr>
+            <w:r>
+              <w:t>100.00%</w:t>
+            </w:r>
+          </w:p>
+        </w:tc>
+        <w:tc>
+          <w:tcPr>
+            <w:tcW w:type="dxa" w:w="1584"/>
+          </w:tcPr>
+          <w:p>
+            <w:pPr>
+              <w:jc w:val="left"/>
+            </w:pPr>
+            <w:r>
+              <w:t>97.5%</w:t>
+            </w:r>
+          </w:p>
+        </w:tc>
+      </w:tr>
+      <w:tr>
+        <w:tc>
+          <w:tcPr>
+            <w:tcW w:type="dxa" w:w="2304"/>
+          </w:tcPr>
+          <w:p>
+            <w:pPr>
+              <w:jc w:val="left"/>
+            </w:pPr>
+            <w:r>
+              <w:t>Month 12</w:t>
+            </w:r>
+          </w:p>
+        </w:tc>
+        <w:tc>
+          <w:tcPr>
+            <w:tcW w:type="dxa" w:w="1440"/>
+          </w:tcPr>
+          <w:p>
+            <w:pPr>
+              <w:jc w:val="left"/>
+            </w:pPr>
+            <w:r>
+              <w:t>0%</w:t>
+            </w:r>
+          </w:p>
+        </w:tc>
+        <w:tc>
+          <w:tcPr>
+            <w:tcW w:type="dxa" w:w="1440"/>
+          </w:tcPr>
+          <w:p>
+            <w:pPr>
+              <w:jc w:val="left"/>
+            </w:pPr>
+            <w:r>
+              <w:t>100.00%</w:t>
+            </w:r>
+          </w:p>
+        </w:tc>
+        <w:tc>
+          <w:tcPr>
+            <w:tcW w:type="dxa" w:w="1584"/>
+          </w:tcPr>
+          <w:p>
+            <w:pPr>
+              <w:jc w:val="left"/>
+            </w:pPr>
+            <w:r>
+              <w:t>97.5%</w:t>
+            </w:r>
+          </w:p>
+        </w:tc>
+      </w:tr>
+      <w:tr>
+        <w:tc>
+          <w:tcPr>
+            <w:tcW w:type="dxa" w:w="2304"/>
+          </w:tcPr>
+          <w:p>
+            <w:pPr>
+              <w:jc w:val="left"/>
+            </w:pPr>
+            <w:r>
+              <w:t>Month 36</w:t>
+            </w:r>
+          </w:p>
+        </w:tc>
+        <w:tc>
+          <w:tcPr>
+            <w:tcW w:type="dxa" w:w="1440"/>
+          </w:tcPr>
+          <w:p>
+            <w:pPr>
+              <w:jc w:val="left"/>
+            </w:pPr>
+            <w:r>
+              <w:t>50%</w:t>
+            </w:r>
+          </w:p>
+        </w:tc>
+        <w:tc>
+          <w:tcPr>
+            <w:tcW w:type="dxa" w:w="1440"/>
+          </w:tcPr>
+          <w:p>
+            <w:pPr>
+              <w:jc w:val="left"/>
+            </w:pPr>
+            <w:r>
+              <w:t>100.00%</w:t>
+            </w:r>
+          </w:p>
+        </w:tc>
+        <w:tc>
+          <w:tcPr>
+            <w:tcW w:type="dxa" w:w="1584"/>
+          </w:tcPr>
+          <w:p>
+            <w:pPr>
+              <w:jc w:val="left"/>
+            </w:pPr>
+            <w:r>
+              <w:t>97.5%</w:t>
+            </w:r>
+          </w:p>
+        </w:tc>
+      </w:tr>
+      <w:tr>
+        <w:tc>
+          <w:tcPr>
+            <w:tcW w:type="dxa" w:w="2304"/>
+          </w:tcPr>
+          <w:p>
+            <w:pPr>
+              <w:jc w:val="left"/>
+            </w:pPr>
+            <w:r>
+              <w:t>Month 36</w:t>
+            </w:r>
+          </w:p>
+        </w:tc>
+        <w:tc>
+          <w:tcPr>
+            <w:tcW w:type="dxa" w:w="1440"/>
+          </w:tcPr>
+          <w:p>
+            <w:pPr>
+              <w:jc w:val="left"/>
+            </w:pPr>
+            <w:r>
+              <w:t>0%</w:t>
+            </w:r>
+          </w:p>
+        </w:tc>
+        <w:tc>
+          <w:tcPr>
+            <w:tcW w:type="dxa" w:w="1440"/>
+          </w:tcPr>
+          <w:p>
+            <w:pPr>
+              <w:jc w:val="left"/>
+            </w:pPr>
+            <w:r>
+              <w:t>100.00%</w:t>
+            </w:r>
+          </w:p>
+        </w:tc>
+        <w:tc>
+          <w:tcPr>
+            <w:tcW w:type="dxa" w:w="1584"/>
+          </w:tcPr>
+          <w:p>
+            <w:pPr>
+              <w:jc w:val="left"/>
+            </w:pPr>
+            <w:r>
+              <w:t>97.6%</w:t>
+            </w:r>
+          </w:p>
+        </w:tc>
+      </w:tr>
+      <w:tr>
+        <w:tc>
+          <w:tcPr>
+            <w:tcW w:type="dxa" w:w="2304"/>
+          </w:tcPr>
+          <w:p>
+            <w:pPr>
+              <w:jc w:val="left"/>
+            </w:pPr>
+            <w:r>
+              <w:t>Month 60</w:t>
+            </w:r>
+          </w:p>
+        </w:tc>
+        <w:tc>
+          <w:tcPr>
+            <w:tcW w:type="dxa" w:w="1440"/>
+          </w:tcPr>
+          <w:p>
+            <w:pPr>
+              <w:jc w:val="left"/>
+            </w:pPr>
+            <w:r>
+              <w:t>50%</w:t>
+            </w:r>
+          </w:p>
+        </w:tc>
+        <w:tc>
+          <w:tcPr>
+            <w:tcW w:type="dxa" w:w="1440"/>
+          </w:tcPr>
+          <w:p>
+            <w:pPr>
+              <w:jc w:val="left"/>
+            </w:pPr>
+            <w:r>
+              <w:t>100.00%</w:t>
+            </w:r>
+          </w:p>
+        </w:tc>
+        <w:tc>
+          <w:tcPr>
+            <w:tcW w:type="dxa" w:w="1584"/>
+          </w:tcPr>
+          <w:p>
+            <w:pPr>
+              <w:jc w:val="left"/>
+            </w:pPr>
+            <w:r>
+              <w:t>97.5%</w:t>
+            </w:r>
+          </w:p>
+        </w:tc>
+      </w:tr>
+      <w:tr>
+        <w:tc>
+          <w:tcPr>
+            <w:tcW w:type="dxa" w:w="2304"/>
+          </w:tcPr>
+          <w:p>
+            <w:pPr>
+              <w:jc w:val="left"/>
+            </w:pPr>
+            <w:r>
+              <w:t>Month 60</w:t>
+            </w:r>
+          </w:p>
+        </w:tc>
+        <w:tc>
+          <w:tcPr>
+            <w:tcW w:type="dxa" w:w="1440"/>
+          </w:tcPr>
+          <w:p>
+            <w:pPr>
+              <w:jc w:val="left"/>
+            </w:pPr>
+            <w:r>
+              <w:t>0%</w:t>
+            </w:r>
+          </w:p>
+        </w:tc>
+        <w:tc>
+          <w:tcPr>
+            <w:tcW w:type="dxa" w:w="1440"/>
+          </w:tcPr>
+          <w:p>
+            <w:pPr>
+              <w:jc w:val="left"/>
+            </w:pPr>
+            <w:r>
+              <w:t>100.00%</w:t>
+            </w:r>
+          </w:p>
+        </w:tc>
+        <w:tc>
+          <w:tcPr>
+            <w:tcW w:type="dxa" w:w="1584"/>
+          </w:tcPr>
+          <w:p>
+            <w:pPr>
+              <w:jc w:val="left"/>
+            </w:pPr>
+            <w:r>
+              <w:t>97.6%</w:t>
+            </w:r>
+          </w:p>
+        </w:tc>
+      </w:tr>
+    </w:tbl>
+    <w:p/>
+    <w:p>
+      <w:r>
+        <w:rPr>
+          <w:b/>
+          <w:color w:val="2E74B5"/>
+        </w:rPr>
+        <w:t xml:space="preserve">Key Insight: </w:t>
+      </w:r>
+      <w:r>
+        <w:t>Even 0% vendor retention after month 12 cannot breach the solvency floor. Treasury holds $1.00/credit already minted; minting stops but obligations do not grow. Vendor dropout is a utility risk (employees can’t spend credits) and a commercial risk (program fails as a benefit), but it is not a treasury solvency risk. These failure modes are separable and require separate mitigations.</w:t>
+      </w:r>
+    </w:p>
+    <w:p>
+      <w:pPr>
+        <w:pStyle w:val="Heading2"/>
+      </w:pPr>
+      <w:r>
+        <w:t>11.6  Operational Risk Summary</w:t>
+      </w:r>
+    </w:p>
+    <w:tbl>
+      <w:tblPr>
+        <w:tblStyle w:val="TableGrid"/>
+        <w:tblW w:type="auto" w:w="0"/>
+        <w:tblLook w:firstColumn="1" w:firstRow="1" w:lastColumn="0" w:lastRow="0" w:noHBand="0" w:noVBand="1" w:val="04A0"/>
+      </w:tblPr>
+      <w:tblGrid>
+        <w:gridCol w:w="2880"/>
+        <w:gridCol w:w="2880"/>
+        <w:gridCol w:w="2880"/>
+      </w:tblGrid>
+      <w:tr>
+        <w:tc>
+          <w:tcPr>
+            <w:tcW w:type="dxa" w:w="3456"/>
+            <w:shd w:fill="DCE6F1" w:color="auto" w:val="clear"/>
+          </w:tcPr>
+          <w:p>
+            <w:pPr>
+              <w:jc w:val="center"/>
+            </w:pPr>
+            <w:r>
+              <w:rPr>
+                <w:b/>
+              </w:rPr>
+              <w:t>Risk</w:t>
+            </w:r>
+          </w:p>
+        </w:tc>
+        <w:tc>
+          <w:tcPr>
+            <w:tcW w:type="dxa" w:w="2016"/>
+            <w:shd w:fill="DCE6F1" w:color="auto" w:val="clear"/>
+          </w:tcPr>
+          <w:p>
+            <w:pPr>
+              <w:jc w:val="center"/>
+            </w:pPr>
+            <w:r>
+              <w:rPr>
+                <w:b/>
+              </w:rPr>
+              <w:t>Solvency Impact</w:t>
+            </w:r>
+          </w:p>
+        </w:tc>
+        <w:tc>
+          <w:tcPr>
+            <w:tcW w:type="dxa" w:w="3168"/>
+            <w:shd w:fill="DCE6F1" w:color="auto" w:val="clear"/>
+          </w:tcPr>
+          <w:p>
+            <w:pPr>
+              <w:jc w:val="center"/>
+            </w:pPr>
+            <w:r>
+              <w:rPr>
+                <w:b/>
+              </w:rPr>
+              <w:t>Notes</w:t>
+            </w:r>
+          </w:p>
+        </w:tc>
+      </w:tr>
+      <w:tr>
+        <w:tc>
+          <w:tcPr>
+            <w:tcW w:type="dxa" w:w="3456"/>
+          </w:tcPr>
+          <w:p>
+            <w:pPr>
+              <w:jc w:val="left"/>
+            </w:pPr>
+            <w:r>
+              <w:t>Recirculation lag (vendor adoption)</w:t>
+            </w:r>
+          </w:p>
+        </w:tc>
+        <w:tc>
+          <w:tcPr>
+            <w:tcW w:type="dxa" w:w="2016"/>
+          </w:tcPr>
+          <w:p>
+            <w:pPr>
+              <w:jc w:val="left"/>
+            </w:pPr>
+            <w:r>
+              <w:t>None</w:t>
+            </w:r>
+          </w:p>
+        </w:tc>
+        <w:tc>
+          <w:tcPr>
+            <w:tcW w:type="dxa" w:w="3168"/>
+          </w:tcPr>
+          <w:p>
+            <w:pPr>
+              <w:jc w:val="left"/>
+            </w:pPr>
+            <w:r>
+              <w:t>Acts as a demand throttle; fewer obligations</w:t>
+            </w:r>
+          </w:p>
+        </w:tc>
+      </w:tr>
+      <w:tr>
+        <w:tc>
+          <w:tcPr>
+            <w:tcW w:type="dxa" w:w="3456"/>
+          </w:tcPr>
+          <w:p>
+            <w:pPr>
+              <w:jc w:val="left"/>
+            </w:pPr>
+            <w:r>
+              <w:t>Interest rate environment shift</w:t>
+            </w:r>
+          </w:p>
+        </w:tc>
+        <w:tc>
+          <w:tcPr>
+            <w:tcW w:type="dxa" w:w="2016"/>
+          </w:tcPr>
+          <w:p>
+            <w:pPr>
+              <w:jc w:val="left"/>
+            </w:pPr>
+            <w:r>
+              <w:t>None</w:t>
+            </w:r>
+          </w:p>
+        </w:tc>
+        <w:tc>
+          <w:tcPr>
+            <w:tcW w:type="dxa" w:w="3168"/>
+          </w:tcPr>
+          <w:p>
+            <w:pPr>
+              <w:jc w:val="left"/>
+            </w:pPr>
+            <w:r>
+              <w:t>Delays burns, no floor breach at any rate</w:t>
+            </w:r>
+          </w:p>
+        </w:tc>
+      </w:tr>
+      <w:tr>
+        <w:tc>
+          <w:tcPr>
+            <w:tcW w:type="dxa" w:w="3456"/>
+          </w:tcPr>
+          <w:p>
+            <w:pPr>
+              <w:jc w:val="left"/>
+            </w:pPr>
+            <w:r>
+              <w:t>Treasury illiquidity (25% available)</w:t>
+            </w:r>
+          </w:p>
+        </w:tc>
+        <w:tc>
+          <w:tcPr>
+            <w:tcW w:type="dxa" w:w="2016"/>
+          </w:tcPr>
+          <w:p>
+            <w:pPr>
+              <w:jc w:val="left"/>
+            </w:pPr>
+            <w:r>
+              <w:t>None</w:t>
+            </w:r>
+          </w:p>
+        </w:tc>
+        <w:tc>
+          <w:tcPr>
+            <w:tcW w:type="dxa" w:w="3168"/>
+          </w:tcPr>
+          <w:p>
+            <w:pPr>
+              <w:jc w:val="left"/>
+            </w:pPr>
+            <w:r>
+              <w:t>Burns reduced, not prevented; identity holds</w:t>
+            </w:r>
+          </w:p>
+        </w:tc>
+      </w:tr>
+      <w:tr>
+        <w:tc>
+          <w:tcPr>
+            <w:tcW w:type="dxa" w:w="3456"/>
+          </w:tcPr>
+          <w:p>
+            <w:pPr>
+              <w:jc w:val="left"/>
+            </w:pPr>
+            <w:r>
+              <w:t>Cold start (10% CPE, 36mo ramp)</w:t>
+            </w:r>
+          </w:p>
+        </w:tc>
+        <w:tc>
+          <w:tcPr>
+            <w:tcW w:type="dxa" w:w="2016"/>
+          </w:tcPr>
+          <w:p>
+            <w:pPr>
+              <w:jc w:val="left"/>
+            </w:pPr>
+            <w:r>
+              <w:t>None (improves)</w:t>
+            </w:r>
+          </w:p>
+        </w:tc>
+        <w:tc>
+          <w:tcPr>
+            <w:tcW w:type="dxa" w:w="3168"/>
+          </w:tcPr>
+          <w:p>
+            <w:pPr>
+              <w:jc w:val="left"/>
+            </w:pPr>
+            <w:r>
+              <w:t>Fewer early obligations = higher ratio</w:t>
+            </w:r>
+          </w:p>
+        </w:tc>
+      </w:tr>
+      <w:tr>
+        <w:tc>
+          <w:tcPr>
+            <w:tcW w:type="dxa" w:w="3456"/>
+          </w:tcPr>
+          <w:p>
+            <w:pPr>
+              <w:jc w:val="left"/>
+            </w:pPr>
+            <w:r>
+              <w:t>Vendor dropout (100% at month 12)</w:t>
+            </w:r>
+          </w:p>
+        </w:tc>
+        <w:tc>
+          <w:tcPr>
+            <w:tcW w:type="dxa" w:w="2016"/>
+          </w:tcPr>
+          <w:p>
+            <w:pPr>
+              <w:jc w:val="left"/>
+            </w:pPr>
+            <w:r>
+              <w:t>None</w:t>
+            </w:r>
+          </w:p>
+        </w:tc>
+        <w:tc>
+          <w:tcPr>
+            <w:tcW w:type="dxa" w:w="3168"/>
+          </w:tcPr>
+          <w:p>
+            <w:pPr>
+              <w:jc w:val="left"/>
+            </w:pPr>
+            <w:r>
+              <w:t>Utility risk only; existing obligations fixed</w:t>
+            </w:r>
+          </w:p>
+        </w:tc>
+      </w:tr>
+    </w:tbl>
+    <w:p/>
+    <w:p>
+      <w:r>
+        <w:t>Structural Conclusion: None of the five operational risk scenarios can breach the 50% solvency floor. The mathematical identity (wallet ≥ total credits from minting mechanics alone) is immune to network conditions. The dominant risk to ADBP is commercial viability — vendor and employee network effects — not treasury solvency. These are separable problems requiring separate solutions.</w:t>
       </w:r>
     </w:p>
     <w:sectPr>

--- a/projects/ADBP3/docs/ADBP_Research_Findings.docx
+++ b/projects/ADBP3/docs/ADBP_Research_Findings.docx
@@ -9540,6 +9540,1607 @@
     <w:p>
       <w:r>
         <w:t>Structural Conclusion: None of the five operational risk scenarios can breach the 50% solvency floor. The mathematical identity (wallet ≥ total credits from minting mechanics alone) is immune to network conditions. The dominant risk to ADBP is commercial viability — vendor and employee network effects — not treasury solvency. These are separable problems requiring separate solutions.</w:t>
+      </w:r>
+    </w:p>
+    <w:p>
+      <w:r>
+        <w:br w:type="page"/>
+      </w:r>
+    </w:p>
+    <w:p>
+      <w:pPr>
+        <w:pStyle w:val="Heading1"/>
+      </w:pPr>
+      <w:r>
+        <w:t>12. Final Conclusions</w:t>
+      </w:r>
+    </w:p>
+    <w:p>
+      <w:r>
+        <w:t>This section synthesizes all findings from the full simulation corpus: 300,000-run Monte Carlo campaign (3 seeds x 100,000 runs x 240 months), 8 advanced simulation families (5,000 runs each), and 5 operational risk simulation families (5,000 runs each). Total simulations executed: approximately 340,000 independent runs.</w:t>
+      </w:r>
+    </w:p>
+    <w:p/>
+    <w:p>
+      <w:pPr>
+        <w:pStyle w:val="Heading2"/>
+      </w:pPr>
+      <w:r>
+        <w:t>Conclusion 1: Treasury Failure Is Mathematically Impossible</w:t>
+      </w:r>
+    </w:p>
+    <w:p>
+      <w:r>
+        <w:t>The most important finding of the entire research campaign is not a statistical result — it is a mathematical proof. The system carries an accounting identity:</w:t>
+      </w:r>
+    </w:p>
+    <w:p>
+      <w:pPr>
+        <w:ind w:left="720"/>
+      </w:pPr>
+      <w:r>
+        <w:rPr>
+          <w:b/>
+          <w:color w:val="1F3864"/>
+          <w:sz w:val="20"/>
+        </w:rPr>
+        <w:t>treasury_wallet = Σ(inflows) + interest  ≥  Σ(credits_minted × $1.00)  =  total_credits_outstanding</w:t>
+      </w:r>
+    </w:p>
+    <w:p/>
+    <w:p>
+      <w:r>
+        <w:t>Because every credit minted deposits exactly $1.00 into the treasury, and interest only adds further, the backing ratio cannot fall below 100% without an explicit burn event. FAILURE (backing &lt; 50%) is structurally impossible from market conditions alone. This was confirmed across:</w:t>
+      </w:r>
+    </w:p>
+    <w:p>
+      <w:pPr>
+        <w:pStyle w:val="ListBullet"/>
+      </w:pPr>
+      <w:r>
+        <w:t>300,000 Monte Carlo runs: 0.00% FAILURE rate</w:t>
+      </w:r>
+    </w:p>
+    <w:p>
+      <w:pPr>
+        <w:pStyle w:val="ListBullet"/>
+      </w:pPr>
+      <w:r>
+        <w:t>Zero interest rate stress test: min backing = 100.0%</w:t>
+      </w:r>
+    </w:p>
+    <w:p>
+      <w:pPr>
+        <w:pStyle w:val="ListBullet"/>
+      </w:pPr>
+      <w:r>
+        <w:t>75% employee loss at month 6: min backing = 100.0%</w:t>
+      </w:r>
+    </w:p>
+    <w:p>
+      <w:pPr>
+        <w:pStyle w:val="ListBullet"/>
+      </w:pPr>
+      <w:r>
+        <w:t>Extreme CPE (5,000 credits/employee): min backing = 100.0%</w:t>
+      </w:r>
+    </w:p>
+    <w:p>
+      <w:pPr>
+        <w:pStyle w:val="ListBullet"/>
+      </w:pPr>
+      <w:r>
+        <w:t>All adversity combined simultaneously: min backing = 100.0%</w:t>
+      </w:r>
+    </w:p>
+    <w:p>
+      <w:pPr>
+        <w:pStyle w:val="ListBullet"/>
+      </w:pPr>
+      <w:r>
+        <w:t>All 5 operational risk scenarios (recirculation, rates, liquidity, cold start, dropout): 0.00% FAILURE</w:t>
+      </w:r>
+    </w:p>
+    <w:p/>
+    <w:p>
+      <w:r>
+        <w:t>The affordability cap formula (max_burnable = (wallet − 0.50 × total_credits) / 1.50) mathematically prevents any burn event from pushing backing below 50%. WARNING and FAILURE states can only be reached through misconfigured burns — specifically by setting the trigger ratio below 1.2×.</w:t>
+      </w:r>
+    </w:p>
+    <w:p/>
+    <w:p>
+      <w:pPr>
+        <w:pStyle w:val="Heading2"/>
+      </w:pPr>
+      <w:r>
+        <w:t>Conclusion 2: Optimal Burn Strategy — One Late Large Event</w:t>
+      </w:r>
+    </w:p>
+    <w:p>
+      <w:r>
+        <w:t>The 300,000-run MC campaign identified the optimal burn configuration. The result is clear and converged (0.12 percentage point spread across all three seeds):</w:t>
+      </w:r>
+    </w:p>
+    <w:tbl>
+      <w:tblPr>
+        <w:tblStyle w:val="TableGrid"/>
+        <w:tblW w:type="auto" w:w="0"/>
+        <w:tblLook w:firstColumn="1" w:firstRow="1" w:lastColumn="0" w:lastRow="0" w:noHBand="0" w:noVBand="1" w:val="04A0"/>
+      </w:tblPr>
+      <w:tblGrid>
+        <w:gridCol w:w="2880"/>
+        <w:gridCol w:w="2880"/>
+        <w:gridCol w:w="2880"/>
+      </w:tblGrid>
+      <w:tr>
+        <w:tc>
+          <w:tcPr>
+            <w:tcW w:type="dxa" w:w="2304"/>
+            <w:shd w:fill="DCE6F1" w:color="auto" w:val="clear"/>
+          </w:tcPr>
+          <w:p>
+            <w:pPr>
+              <w:jc w:val="center"/>
+            </w:pPr>
+            <w:r>
+              <w:rPr>
+                <w:b/>
+              </w:rPr>
+              <w:t>Parameter</w:t>
+            </w:r>
+          </w:p>
+        </w:tc>
+        <w:tc>
+          <w:tcPr>
+            <w:tcW w:type="dxa" w:w="3168"/>
+            <w:shd w:fill="DCE6F1" w:color="auto" w:val="clear"/>
+          </w:tcPr>
+          <w:p>
+            <w:pPr>
+              <w:jc w:val="center"/>
+            </w:pPr>
+            <w:r>
+              <w:rPr>
+                <w:b/>
+              </w:rPr>
+              <w:t>Optimal Value</w:t>
+            </w:r>
+          </w:p>
+        </w:tc>
+        <w:tc>
+          <w:tcPr>
+            <w:tcW w:type="dxa" w:w="3168"/>
+            <w:shd w:fill="DCE6F1" w:color="auto" w:val="clear"/>
+          </w:tcPr>
+          <w:p>
+            <w:pPr>
+              <w:jc w:val="center"/>
+            </w:pPr>
+            <w:r>
+              <w:rPr>
+                <w:b/>
+              </w:rPr>
+              <w:t>Why</w:t>
+            </w:r>
+          </w:p>
+        </w:tc>
+      </w:tr>
+      <w:tr>
+        <w:tc>
+          <w:tcPr>
+            <w:tcW w:type="dxa" w:w="2304"/>
+          </w:tcPr>
+          <w:p>
+            <w:pPr>
+              <w:jc w:val="left"/>
+            </w:pPr>
+            <w:r>
+              <w:t>Trigger ratio</w:t>
+            </w:r>
+          </w:p>
+        </w:tc>
+        <w:tc>
+          <w:tcPr>
+            <w:tcW w:type="dxa" w:w="3168"/>
+          </w:tcPr>
+          <w:p>
+            <w:pPr>
+              <w:jc w:val="left"/>
+            </w:pPr>
+            <w:r>
+              <w:t>1.332× (backing ≥ 133.2%)</w:t>
+            </w:r>
+          </w:p>
+        </w:tc>
+        <w:tc>
+          <w:tcPr>
+            <w:tcW w:type="dxa" w:w="3168"/>
+          </w:tcPr>
+          <w:p>
+            <w:pPr>
+              <w:jc w:val="left"/>
+            </w:pPr>
+            <w:r>
+              <w:t>Only point above the 1.2× HEALTHY cliff with maximum burn fraction</w:t>
+            </w:r>
+          </w:p>
+        </w:tc>
+      </w:tr>
+      <w:tr>
+        <w:tc>
+          <w:tcPr>
+            <w:tcW w:type="dxa" w:w="2304"/>
+          </w:tcPr>
+          <w:p>
+            <w:pPr>
+              <w:jc w:val="left"/>
+            </w:pPr>
+            <w:r>
+              <w:t>Burn size</w:t>
+            </w:r>
+          </w:p>
+        </w:tc>
+        <w:tc>
+          <w:tcPr>
+            <w:tcW w:type="dxa" w:w="3168"/>
+          </w:tcPr>
+          <w:p>
+            <w:pPr>
+              <w:jc w:val="left"/>
+            </w:pPr>
+            <w:r>
+              <w:t>34.9% of outstanding credits</w:t>
+            </w:r>
+          </w:p>
+        </w:tc>
+        <w:tc>
+          <w:tcPr>
+            <w:tcW w:type="dxa" w:w="3168"/>
+          </w:tcPr>
+          <w:p>
+            <w:pPr>
+              <w:jc w:val="left"/>
+            </w:pPr>
+            <w:r>
+              <w:t>Maximizes obligation destruction in one event</w:t>
+            </w:r>
+          </w:p>
+        </w:tc>
+      </w:tr>
+      <w:tr>
+        <w:tc>
+          <w:tcPr>
+            <w:tcW w:type="dxa" w:w="2304"/>
+          </w:tcPr>
+          <w:p>
+            <w:pPr>
+              <w:jc w:val="left"/>
+            </w:pPr>
+            <w:r>
+              <w:t>Cooldown</w:t>
+            </w:r>
+          </w:p>
+        </w:tc>
+        <w:tc>
+          <w:tcPr>
+            <w:tcW w:type="dxa" w:w="3168"/>
+          </w:tcPr>
+          <w:p>
+            <w:pPr>
+              <w:jc w:val="left"/>
+            </w:pPr>
+            <w:r>
+              <w:t>18 months minimum</w:t>
+            </w:r>
+          </w:p>
+        </w:tc>
+        <w:tc>
+          <w:tcPr>
+            <w:tcW w:type="dxa" w:w="3168"/>
+          </w:tcPr>
+          <w:p>
+            <w:pPr>
+              <w:jc w:val="left"/>
+            </w:pPr>
+            <w:r>
+              <w:t>Prevents premature consecutive burns</w:t>
+            </w:r>
+          </w:p>
+        </w:tc>
+      </w:tr>
+      <w:tr>
+        <w:tc>
+          <w:tcPr>
+            <w:tcW w:type="dxa" w:w="2304"/>
+          </w:tcPr>
+          <w:p>
+            <w:pPr>
+              <w:jc w:val="left"/>
+            </w:pPr>
+            <w:r>
+              <w:t>First eligible</w:t>
+            </w:r>
+          </w:p>
+        </w:tc>
+        <w:tc>
+          <w:tcPr>
+            <w:tcW w:type="dxa" w:w="3168"/>
+          </w:tcPr>
+          <w:p>
+            <w:pPr>
+              <w:jc w:val="left"/>
+            </w:pPr>
+            <w:r>
+              <w:t>Month 20</w:t>
+            </w:r>
+          </w:p>
+        </w:tc>
+        <w:tc>
+          <w:tcPr>
+            <w:tcW w:type="dxa" w:w="3168"/>
+          </w:tcPr>
+          <w:p>
+            <w:pPr>
+              <w:jc w:val="left"/>
+            </w:pPr>
+            <w:r>
+              <w:t>Ramp-up protection — treasury too shallow before this</w:t>
+            </w:r>
+          </w:p>
+        </w:tc>
+      </w:tr>
+      <w:tr>
+        <w:tc>
+          <w:tcPr>
+            <w:tcW w:type="dxa" w:w="2304"/>
+          </w:tcPr>
+          <w:p>
+            <w:pPr>
+              <w:jc w:val="left"/>
+            </w:pPr>
+            <w:r>
+              <w:t>Result</w:t>
+            </w:r>
+          </w:p>
+        </w:tc>
+        <w:tc>
+          <w:tcPr>
+            <w:tcW w:type="dxa" w:w="3168"/>
+          </w:tcPr>
+          <w:p>
+            <w:pPr>
+              <w:jc w:val="left"/>
+            </w:pPr>
+            <w:r>
+              <w:t>1 burn event, 34.9% destroyed, 97.3% final backing</w:t>
+            </w:r>
+          </w:p>
+        </w:tc>
+        <w:tc>
+          <w:tcPr>
+            <w:tcW w:type="dxa" w:w="3168"/>
+          </w:tcPr>
+          <w:p>
+            <w:pPr>
+              <w:jc w:val="left"/>
+            </w:pPr>
+            <w:r>
+              <w:t>Single late large event outperforms all alternatives</w:t>
+            </w:r>
+          </w:p>
+        </w:tc>
+      </w:tr>
+    </w:tbl>
+    <w:p/>
+    <w:p>
+      <w:r>
+        <w:t>Strategies with many small early burns (trigger 1.0×, 2% size, 30+ events) achieve 100% HEALTHY rate but destroy fewer total credits (21–22%). Strategies with one large late burn destroy 34.9% while maintaining 97.3% final backing. The scoring function confirms: burn late, burn large, burn once.</w:t>
+      </w:r>
+    </w:p>
+    <w:p/>
+    <w:p>
+      <w:pPr>
+        <w:pStyle w:val="Heading2"/>
+      </w:pPr>
+      <w:r>
+        <w:t>Conclusion 3: When to Burn — A Threshold, Not a Calendar</w:t>
+      </w:r>
+    </w:p>
+    <w:p>
+      <w:r>
+        <w:t>The optimal burn is not scheduled to a calendar date. It fires when the backing ratio reaches 133.2%. Under the baseline model (4% APR, ~1,000 employees/month growth), this threshold is reached around month 200–240 — roughly year 17–20.</w:t>
+      </w:r>
+    </w:p>
+    <w:p/>
+    <w:p>
+      <w:r>
+        <w:t>Interest rate environment is the primary variable controlling when the trigger fires:</w:t>
+      </w:r>
+    </w:p>
+    <w:tbl>
+      <w:tblPr>
+        <w:tblStyle w:val="TableGrid"/>
+        <w:tblW w:type="auto" w:w="0"/>
+        <w:tblLook w:firstColumn="1" w:firstRow="1" w:lastColumn="0" w:lastRow="0" w:noHBand="0" w:noVBand="1" w:val="04A0"/>
+      </w:tblPr>
+      <w:tblGrid>
+        <w:gridCol w:w="2880"/>
+        <w:gridCol w:w="2880"/>
+        <w:gridCol w:w="2880"/>
+      </w:tblGrid>
+      <w:tr>
+        <w:tc>
+          <w:tcPr>
+            <w:tcW w:type="dxa" w:w="2880"/>
+            <w:shd w:fill="DCE6F1" w:color="auto" w:val="clear"/>
+          </w:tcPr>
+          <w:p>
+            <w:pPr>
+              <w:jc w:val="center"/>
+            </w:pPr>
+            <w:r>
+              <w:rPr>
+                <w:b/>
+              </w:rPr>
+              <w:t>Rate Environment</w:t>
+            </w:r>
+          </w:p>
+        </w:tc>
+        <w:tc>
+          <w:tcPr>
+            <w:tcW w:type="dxa" w:w="1728"/>
+            <w:shd w:fill="DCE6F1" w:color="auto" w:val="clear"/>
+          </w:tcPr>
+          <w:p>
+            <w:pPr>
+              <w:jc w:val="center"/>
+            </w:pPr>
+            <w:r>
+              <w:rPr>
+                <w:b/>
+              </w:rPr>
+              <w:t>Trigger Fires?</w:t>
+            </w:r>
+          </w:p>
+        </w:tc>
+        <w:tc>
+          <w:tcPr>
+            <w:tcW w:type="dxa" w:w="4032"/>
+            <w:shd w:fill="DCE6F1" w:color="auto" w:val="clear"/>
+          </w:tcPr>
+          <w:p>
+            <w:pPr>
+              <w:jc w:val="center"/>
+            </w:pPr>
+            <w:r>
+              <w:rPr>
+                <w:b/>
+              </w:rPr>
+              <w:t>Approximate Timing</w:t>
+            </w:r>
+          </w:p>
+        </w:tc>
+      </w:tr>
+      <w:tr>
+        <w:tc>
+          <w:tcPr>
+            <w:tcW w:type="dxa" w:w="2880"/>
+          </w:tcPr>
+          <w:p>
+            <w:pPr>
+              <w:jc w:val="left"/>
+            </w:pPr>
+            <w:r>
+              <w:t>4% APR (baseline)</w:t>
+            </w:r>
+          </w:p>
+        </w:tc>
+        <w:tc>
+          <w:tcPr>
+            <w:tcW w:type="dxa" w:w="1728"/>
+          </w:tcPr>
+          <w:p>
+            <w:pPr>
+              <w:jc w:val="left"/>
+            </w:pPr>
+            <w:r>
+              <w:t>Yes</w:t>
+            </w:r>
+          </w:p>
+        </w:tc>
+        <w:tc>
+          <w:tcPr>
+            <w:tcW w:type="dxa" w:w="4032"/>
+          </w:tcPr>
+          <w:p>
+            <w:pPr>
+              <w:jc w:val="left"/>
+            </w:pPr>
+            <w:r>
+              <w:t>Month 200–240 (year 17–20)</w:t>
+            </w:r>
+          </w:p>
+        </w:tc>
+      </w:tr>
+      <w:tr>
+        <w:tc>
+          <w:tcPr>
+            <w:tcW w:type="dxa" w:w="2880"/>
+          </w:tcPr>
+          <w:p>
+            <w:pPr>
+              <w:jc w:val="left"/>
+            </w:pPr>
+            <w:r>
+              <w:t>4% → 1% at month 36</w:t>
+            </w:r>
+          </w:p>
+        </w:tc>
+        <w:tc>
+          <w:tcPr>
+            <w:tcW w:type="dxa" w:w="1728"/>
+          </w:tcPr>
+          <w:p>
+            <w:pPr>
+              <w:jc w:val="left"/>
+            </w:pPr>
+            <w:r>
+              <w:t>Yes (delayed)</w:t>
+            </w:r>
+          </w:p>
+        </w:tc>
+        <w:tc>
+          <w:tcPr>
+            <w:tcW w:type="dxa" w:w="4032"/>
+          </w:tcPr>
+          <w:p>
+            <w:pPr>
+              <w:jc w:val="left"/>
+            </w:pPr>
+            <w:r>
+              <w:t>Later than baseline; stochastic variation</w:t>
+            </w:r>
+          </w:p>
+        </w:tc>
+      </w:tr>
+      <w:tr>
+        <w:tc>
+          <w:tcPr>
+            <w:tcW w:type="dxa" w:w="2880"/>
+          </w:tcPr>
+          <w:p>
+            <w:pPr>
+              <w:jc w:val="left"/>
+            </w:pPr>
+            <w:r>
+              <w:t>4% → 0% at month 36</w:t>
+            </w:r>
+          </w:p>
+        </w:tc>
+        <w:tc>
+          <w:tcPr>
+            <w:tcW w:type="dxa" w:w="1728"/>
+          </w:tcPr>
+          <w:p>
+            <w:pPr>
+              <w:jc w:val="left"/>
+            </w:pPr>
+            <w:r>
+              <w:t>Yes (further delayed)</w:t>
+            </w:r>
+          </w:p>
+        </w:tc>
+        <w:tc>
+          <w:tcPr>
+            <w:tcW w:type="dxa" w:w="4032"/>
+          </w:tcPr>
+          <w:p>
+            <w:pPr>
+              <w:jc w:val="left"/>
+            </w:pPr>
+            <w:r>
+              <w:t>Later still; less interest accumulation</w:t>
+            </w:r>
+          </w:p>
+        </w:tc>
+      </w:tr>
+      <w:tr>
+        <w:tc>
+          <w:tcPr>
+            <w:tcW w:type="dxa" w:w="2880"/>
+          </w:tcPr>
+          <w:p>
+            <w:pPr>
+              <w:jc w:val="left"/>
+            </w:pPr>
+            <w:r>
+              <w:t>0% APR full term</w:t>
+            </w:r>
+          </w:p>
+        </w:tc>
+        <w:tc>
+          <w:tcPr>
+            <w:tcW w:type="dxa" w:w="1728"/>
+          </w:tcPr>
+          <w:p>
+            <w:pPr>
+              <w:jc w:val="left"/>
+            </w:pPr>
+            <w:r>
+              <w:t>No</w:t>
+            </w:r>
+          </w:p>
+        </w:tc>
+        <w:tc>
+          <w:tcPr>
+            <w:tcW w:type="dxa" w:w="4032"/>
+          </w:tcPr>
+          <w:p>
+            <w:pPr>
+              <w:jc w:val="left"/>
+            </w:pPr>
+            <w:r>
+              <w:t>Never fires over 240 months</w:t>
+            </w:r>
+          </w:p>
+        </w:tc>
+      </w:tr>
+    </w:tbl>
+    <w:p/>
+    <w:p>
+      <w:r>
+        <w:t>At 0% APR the trigger never fires. The treasury holds exactly $1.00/credit indefinitely — structurally solvent, but no credit destruction occurs. If the rate environment is expected to be persistently low (below 3% APR), consider lowering the trigger to 1.2–1.25× to ensure at least one burn occurs. Never set the trigger below 1.2× — this is the cliff below which WARNING states emerge.</w:t>
+      </w:r>
+    </w:p>
+    <w:p/>
+    <w:p>
+      <w:pPr>
+        <w:pStyle w:val="Heading2"/>
+      </w:pPr>
+      <w:r>
+        <w:t>Conclusion 4: Risk Classification — Solvency vs. Commercial</w:t>
+      </w:r>
+    </w:p>
+    <w:p>
+      <w:r>
+        <w:t>The simulation corpus reveals a critical distinction: the risks that threaten ADBP's commercial viability are entirely separate from the risks that could threaten its treasury solvency. These require different mitigations.</w:t>
+      </w:r>
+    </w:p>
+    <w:tbl>
+      <w:tblPr>
+        <w:tblStyle w:val="TableGrid"/>
+        <w:tblW w:type="auto" w:w="0"/>
+        <w:tblLook w:firstColumn="1" w:firstRow="1" w:lastColumn="0" w:lastRow="0" w:noHBand="0" w:noVBand="1" w:val="04A0"/>
+      </w:tblPr>
+      <w:tblGrid>
+        <w:gridCol w:w="2160"/>
+        <w:gridCol w:w="2160"/>
+        <w:gridCol w:w="2160"/>
+        <w:gridCol w:w="2160"/>
+      </w:tblGrid>
+      <w:tr>
+        <w:tc>
+          <w:tcPr>
+            <w:tcW w:type="dxa" w:w="2880"/>
+            <w:shd w:fill="DCE6F1" w:color="auto" w:val="clear"/>
+          </w:tcPr>
+          <w:p>
+            <w:pPr>
+              <w:jc w:val="center"/>
+            </w:pPr>
+            <w:r>
+              <w:rPr>
+                <w:b/>
+              </w:rPr>
+              <w:t>Risk</w:t>
+            </w:r>
+          </w:p>
+        </w:tc>
+        <w:tc>
+          <w:tcPr>
+            <w:tcW w:type="dxa" w:w="1584"/>
+            <w:shd w:fill="DCE6F1" w:color="auto" w:val="clear"/>
+          </w:tcPr>
+          <w:p>
+            <w:pPr>
+              <w:jc w:val="center"/>
+            </w:pPr>
+            <w:r>
+              <w:rPr>
+                <w:b/>
+              </w:rPr>
+              <w:t>Type</w:t>
+            </w:r>
+          </w:p>
+        </w:tc>
+        <w:tc>
+          <w:tcPr>
+            <w:tcW w:type="dxa" w:w="2016"/>
+            <w:shd w:fill="DCE6F1" w:color="auto" w:val="clear"/>
+          </w:tcPr>
+          <w:p>
+            <w:pPr>
+              <w:jc w:val="center"/>
+            </w:pPr>
+            <w:r>
+              <w:rPr>
+                <w:b/>
+              </w:rPr>
+              <w:t>Solvency Impact</w:t>
+            </w:r>
+          </w:p>
+        </w:tc>
+        <w:tc>
+          <w:tcPr>
+            <w:tcW w:type="dxa" w:w="2160"/>
+            <w:shd w:fill="DCE6F1" w:color="auto" w:val="clear"/>
+          </w:tcPr>
+          <w:p>
+            <w:pPr>
+              <w:jc w:val="center"/>
+            </w:pPr>
+            <w:r>
+              <w:rPr>
+                <w:b/>
+              </w:rPr>
+              <w:t>Commercial Impact</w:t>
+            </w:r>
+          </w:p>
+        </w:tc>
+      </w:tr>
+      <w:tr>
+        <w:tc>
+          <w:tcPr>
+            <w:tcW w:type="dxa" w:w="2880"/>
+          </w:tcPr>
+          <w:p>
+            <w:pPr>
+              <w:jc w:val="left"/>
+            </w:pPr>
+            <w:r>
+              <w:t>Burn trigger set below 1.2×</w:t>
+            </w:r>
+          </w:p>
+        </w:tc>
+        <w:tc>
+          <w:tcPr>
+            <w:tcW w:type="dxa" w:w="1584"/>
+          </w:tcPr>
+          <w:p>
+            <w:pPr>
+              <w:jc w:val="left"/>
+            </w:pPr>
+            <w:r>
+              <w:t>Configuration</w:t>
+            </w:r>
+          </w:p>
+        </w:tc>
+        <w:tc>
+          <w:tcPr>
+            <w:tcW w:type="dxa" w:w="2016"/>
+          </w:tcPr>
+          <w:p>
+            <w:pPr>
+              <w:jc w:val="left"/>
+            </w:pPr>
+            <w:r>
+              <w:t>HIGH — WARNING states</w:t>
+            </w:r>
+          </w:p>
+        </w:tc>
+        <w:tc>
+          <w:tcPr>
+            <w:tcW w:type="dxa" w:w="2160"/>
+          </w:tcPr>
+          <w:p>
+            <w:pPr>
+              <w:jc w:val="left"/>
+            </w:pPr>
+            <w:r>
+              <w:t>None</w:t>
+            </w:r>
+          </w:p>
+        </w:tc>
+      </w:tr>
+      <w:tr>
+        <w:tc>
+          <w:tcPr>
+            <w:tcW w:type="dxa" w:w="2880"/>
+          </w:tcPr>
+          <w:p>
+            <w:pPr>
+              <w:jc w:val="left"/>
+            </w:pPr>
+            <w:r>
+              <w:t>0% APR environment</w:t>
+            </w:r>
+          </w:p>
+        </w:tc>
+        <w:tc>
+          <w:tcPr>
+            <w:tcW w:type="dxa" w:w="1584"/>
+          </w:tcPr>
+          <w:p>
+            <w:pPr>
+              <w:jc w:val="left"/>
+            </w:pPr>
+            <w:r>
+              <w:t>Market</w:t>
+            </w:r>
+          </w:p>
+        </w:tc>
+        <w:tc>
+          <w:tcPr>
+            <w:tcW w:type="dxa" w:w="2016"/>
+          </w:tcPr>
+          <w:p>
+            <w:pPr>
+              <w:jc w:val="left"/>
+            </w:pPr>
+            <w:r>
+              <w:t>None</w:t>
+            </w:r>
+          </w:p>
+        </w:tc>
+        <w:tc>
+          <w:tcPr>
+            <w:tcW w:type="dxa" w:w="2160"/>
+          </w:tcPr>
+          <w:p>
+            <w:pPr>
+              <w:jc w:val="left"/>
+            </w:pPr>
+            <w:r>
+              <w:t>Moderate — no credit destruction</w:t>
+            </w:r>
+          </w:p>
+        </w:tc>
+      </w:tr>
+      <w:tr>
+        <w:tc>
+          <w:tcPr>
+            <w:tcW w:type="dxa" w:w="2880"/>
+          </w:tcPr>
+          <w:p>
+            <w:pPr>
+              <w:jc w:val="left"/>
+            </w:pPr>
+            <w:r>
+              <w:t>Vendor recirculation lag</w:t>
+            </w:r>
+          </w:p>
+        </w:tc>
+        <w:tc>
+          <w:tcPr>
+            <w:tcW w:type="dxa" w:w="1584"/>
+          </w:tcPr>
+          <w:p>
+            <w:pPr>
+              <w:jc w:val="left"/>
+            </w:pPr>
+            <w:r>
+              <w:t>Operational</w:t>
+            </w:r>
+          </w:p>
+        </w:tc>
+        <w:tc>
+          <w:tcPr>
+            <w:tcW w:type="dxa" w:w="2016"/>
+          </w:tcPr>
+          <w:p>
+            <w:pPr>
+              <w:jc w:val="left"/>
+            </w:pPr>
+            <w:r>
+              <w:t>None (improves)</w:t>
+            </w:r>
+          </w:p>
+        </w:tc>
+        <w:tc>
+          <w:tcPr>
+            <w:tcW w:type="dxa" w:w="2160"/>
+          </w:tcPr>
+          <w:p>
+            <w:pPr>
+              <w:jc w:val="left"/>
+            </w:pPr>
+            <w:r>
+              <w:t>Moderate — limits growth</w:t>
+            </w:r>
+          </w:p>
+        </w:tc>
+      </w:tr>
+      <w:tr>
+        <w:tc>
+          <w:tcPr>
+            <w:tcW w:type="dxa" w:w="2880"/>
+          </w:tcPr>
+          <w:p>
+            <w:pPr>
+              <w:jc w:val="left"/>
+            </w:pPr>
+            <w:r>
+              <w:t>Vendor dropout (any %)</w:t>
+            </w:r>
+          </w:p>
+        </w:tc>
+        <w:tc>
+          <w:tcPr>
+            <w:tcW w:type="dxa" w:w="1584"/>
+          </w:tcPr>
+          <w:p>
+            <w:pPr>
+              <w:jc w:val="left"/>
+            </w:pPr>
+            <w:r>
+              <w:t>Operational</w:t>
+            </w:r>
+          </w:p>
+        </w:tc>
+        <w:tc>
+          <w:tcPr>
+            <w:tcW w:type="dxa" w:w="2016"/>
+          </w:tcPr>
+          <w:p>
+            <w:pPr>
+              <w:jc w:val="left"/>
+            </w:pPr>
+            <w:r>
+              <w:t>None</w:t>
+            </w:r>
+          </w:p>
+        </w:tc>
+        <w:tc>
+          <w:tcPr>
+            <w:tcW w:type="dxa" w:w="2160"/>
+          </w:tcPr>
+          <w:p>
+            <w:pPr>
+              <w:jc w:val="left"/>
+            </w:pPr>
+            <w:r>
+              <w:t>HIGH — employees can’t spend credits</w:t>
+            </w:r>
+          </w:p>
+        </w:tc>
+      </w:tr>
+      <w:tr>
+        <w:tc>
+          <w:tcPr>
+            <w:tcW w:type="dxa" w:w="2880"/>
+          </w:tcPr>
+          <w:p>
+            <w:pPr>
+              <w:jc w:val="left"/>
+            </w:pPr>
+            <w:r>
+              <w:t>Cold start (slow vendor ramp)</w:t>
+            </w:r>
+          </w:p>
+        </w:tc>
+        <w:tc>
+          <w:tcPr>
+            <w:tcW w:type="dxa" w:w="1584"/>
+          </w:tcPr>
+          <w:p>
+            <w:pPr>
+              <w:jc w:val="left"/>
+            </w:pPr>
+            <w:r>
+              <w:t>Operational</w:t>
+            </w:r>
+          </w:p>
+        </w:tc>
+        <w:tc>
+          <w:tcPr>
+            <w:tcW w:type="dxa" w:w="2016"/>
+          </w:tcPr>
+          <w:p>
+            <w:pPr>
+              <w:jc w:val="left"/>
+            </w:pPr>
+            <w:r>
+              <w:t>None (improves)</w:t>
+            </w:r>
+          </w:p>
+        </w:tc>
+        <w:tc>
+          <w:tcPr>
+            <w:tcW w:type="dxa" w:w="2160"/>
+          </w:tcPr>
+          <w:p>
+            <w:pPr>
+              <w:jc w:val="left"/>
+            </w:pPr>
+            <w:r>
+              <w:t>Moderate — reduced early CPE</w:t>
+            </w:r>
+          </w:p>
+        </w:tc>
+      </w:tr>
+      <w:tr>
+        <w:tc>
+          <w:tcPr>
+            <w:tcW w:type="dxa" w:w="2880"/>
+          </w:tcPr>
+          <w:p>
+            <w:pPr>
+              <w:jc w:val="left"/>
+            </w:pPr>
+            <w:r>
+              <w:t>Treasury illiquidity</w:t>
+            </w:r>
+          </w:p>
+        </w:tc>
+        <w:tc>
+          <w:tcPr>
+            <w:tcW w:type="dxa" w:w="1584"/>
+          </w:tcPr>
+          <w:p>
+            <w:pPr>
+              <w:jc w:val="left"/>
+            </w:pPr>
+            <w:r>
+              <w:t>Financial</w:t>
+            </w:r>
+          </w:p>
+        </w:tc>
+        <w:tc>
+          <w:tcPr>
+            <w:tcW w:type="dxa" w:w="2016"/>
+          </w:tcPr>
+          <w:p>
+            <w:pPr>
+              <w:jc w:val="left"/>
+            </w:pPr>
+            <w:r>
+              <w:t>None</w:t>
+            </w:r>
+          </w:p>
+        </w:tc>
+        <w:tc>
+          <w:tcPr>
+            <w:tcW w:type="dxa" w:w="2160"/>
+          </w:tcPr>
+          <w:p>
+            <w:pPr>
+              <w:jc w:val="left"/>
+            </w:pPr>
+            <w:r>
+              <w:t>Moderate — limits burn execution</w:t>
+            </w:r>
+          </w:p>
+        </w:tc>
+      </w:tr>
+      <w:tr>
+        <w:tc>
+          <w:tcPr>
+            <w:tcW w:type="dxa" w:w="2880"/>
+          </w:tcPr>
+          <w:p>
+            <w:pPr>
+              <w:jc w:val="left"/>
+            </w:pPr>
+            <w:r>
+              <w:t>Employee attrition (75%)</w:t>
+            </w:r>
+          </w:p>
+        </w:tc>
+        <w:tc>
+          <w:tcPr>
+            <w:tcW w:type="dxa" w:w="1584"/>
+          </w:tcPr>
+          <w:p>
+            <w:pPr>
+              <w:jc w:val="left"/>
+            </w:pPr>
+            <w:r>
+              <w:t>Market</w:t>
+            </w:r>
+          </w:p>
+        </w:tc>
+        <w:tc>
+          <w:tcPr>
+            <w:tcW w:type="dxa" w:w="2016"/>
+          </w:tcPr>
+          <w:p>
+            <w:pPr>
+              <w:jc w:val="left"/>
+            </w:pPr>
+            <w:r>
+              <w:t>None</w:t>
+            </w:r>
+          </w:p>
+        </w:tc>
+        <w:tc>
+          <w:tcPr>
+            <w:tcW w:type="dxa" w:w="2160"/>
+          </w:tcPr>
+          <w:p>
+            <w:pPr>
+              <w:jc w:val="left"/>
+            </w:pPr>
+            <w:r>
+              <w:t>HIGH — program shrinks</w:t>
+            </w:r>
+          </w:p>
+        </w:tc>
+      </w:tr>
+      <w:tr>
+        <w:tc>
+          <w:tcPr>
+            <w:tcW w:type="dxa" w:w="2880"/>
+          </w:tcPr>
+          <w:p>
+            <w:pPr>
+              <w:jc w:val="left"/>
+            </w:pPr>
+            <w:r>
+              <w:t>Regulatory reclassification</w:t>
+            </w:r>
+          </w:p>
+        </w:tc>
+        <w:tc>
+          <w:tcPr>
+            <w:tcW w:type="dxa" w:w="1584"/>
+          </w:tcPr>
+          <w:p>
+            <w:pPr>
+              <w:jc w:val="left"/>
+            </w:pPr>
+            <w:r>
+              <w:t>Legal</w:t>
+            </w:r>
+          </w:p>
+        </w:tc>
+        <w:tc>
+          <w:tcPr>
+            <w:tcW w:type="dxa" w:w="2016"/>
+          </w:tcPr>
+          <w:p>
+            <w:pPr>
+              <w:jc w:val="left"/>
+            </w:pPr>
+            <w:r>
+              <w:t>Unmodeled</w:t>
+            </w:r>
+          </w:p>
+        </w:tc>
+        <w:tc>
+          <w:tcPr>
+            <w:tcW w:type="dxa" w:w="2160"/>
+          </w:tcPr>
+          <w:p>
+            <w:pPr>
+              <w:jc w:val="left"/>
+            </w:pPr>
+            <w:r>
+              <w:t>HIGH — potential shutdown</w:t>
+            </w:r>
+          </w:p>
+        </w:tc>
+      </w:tr>
+    </w:tbl>
+    <w:p/>
+    <w:p>
+      <w:r>
+        <w:t>The only mechanism that can cause treasury failure is an explicitly misconfigured burn (trigger below 1.2×, combined with the affordability cap being improperly calculated). Proper implementation of the affordability cap formula makes even this impossible. Every other risk in the table above is either commercially damaging or operationally limiting — but none can cause the treasury to become insolvent.</w:t>
+      </w:r>
+    </w:p>
+    <w:p/>
+    <w:p>
+      <w:pPr>
+        <w:pStyle w:val="Heading2"/>
+      </w:pPr>
+      <w:r>
+        <w:t>Conclusion 5: Confidence Assessment</w:t>
+      </w:r>
+    </w:p>
+    <w:p>
+      <w:r>
+        <w:t>Based on approximately 340,000 simulation runs across 13 distinct simulation families:</w:t>
+      </w:r>
+    </w:p>
+    <w:tbl>
+      <w:tblPr>
+        <w:tblStyle w:val="TableGrid"/>
+        <w:tblW w:type="auto" w:w="0"/>
+        <w:tblLook w:firstColumn="1" w:firstRow="1" w:lastColumn="0" w:lastRow="0" w:noHBand="0" w:noVBand="1" w:val="04A0"/>
+      </w:tblPr>
+      <w:tblGrid>
+        <w:gridCol w:w="2880"/>
+        <w:gridCol w:w="2880"/>
+        <w:gridCol w:w="2880"/>
+      </w:tblGrid>
+      <w:tr>
+        <w:tc>
+          <w:tcPr>
+            <w:tcW w:type="dxa" w:w="3456"/>
+            <w:shd w:fill="DCE6F1" w:color="auto" w:val="clear"/>
+          </w:tcPr>
+          <w:p>
+            <w:pPr>
+              <w:jc w:val="center"/>
+            </w:pPr>
+            <w:r>
+              <w:rPr>
+                <w:b/>
+              </w:rPr>
+              <w:t>Question</w:t>
+            </w:r>
+          </w:p>
+        </w:tc>
+        <w:tc>
+          <w:tcPr>
+            <w:tcW w:type="dxa" w:w="2304"/>
+            <w:shd w:fill="DCE6F1" w:color="auto" w:val="clear"/>
+          </w:tcPr>
+          <w:p>
+            <w:pPr>
+              <w:jc w:val="center"/>
+            </w:pPr>
+            <w:r>
+              <w:rPr>
+                <w:b/>
+              </w:rPr>
+              <w:t>Confidence</w:t>
+            </w:r>
+          </w:p>
+        </w:tc>
+        <w:tc>
+          <w:tcPr>
+            <w:tcW w:type="dxa" w:w="2880"/>
+            <w:shd w:fill="DCE6F1" w:color="auto" w:val="clear"/>
+          </w:tcPr>
+          <w:p>
+            <w:pPr>
+              <w:jc w:val="center"/>
+            </w:pPr>
+            <w:r>
+              <w:rPr>
+                <w:b/>
+              </w:rPr>
+              <w:t>Basis</w:t>
+            </w:r>
+          </w:p>
+        </w:tc>
+      </w:tr>
+      <w:tr>
+        <w:tc>
+          <w:tcPr>
+            <w:tcW w:type="dxa" w:w="3456"/>
+          </w:tcPr>
+          <w:p>
+            <w:pPr>
+              <w:jc w:val="left"/>
+            </w:pPr>
+            <w:r>
+              <w:t>Will the treasury remain solvent?</w:t>
+            </w:r>
+          </w:p>
+        </w:tc>
+        <w:tc>
+          <w:tcPr>
+            <w:tcW w:type="dxa" w:w="2304"/>
+          </w:tcPr>
+          <w:p>
+            <w:pPr>
+              <w:jc w:val="left"/>
+            </w:pPr>
+            <w:r>
+              <w:t>Certainty (mathematical proof)</w:t>
+            </w:r>
+          </w:p>
+        </w:tc>
+        <w:tc>
+          <w:tcPr>
+            <w:tcW w:type="dxa" w:w="2880"/>
+          </w:tcPr>
+          <w:p>
+            <w:pPr>
+              <w:jc w:val="left"/>
+            </w:pPr>
+            <w:r>
+              <w:t>Accounting identity; confirmed by all 340k runs</w:t>
+            </w:r>
+          </w:p>
+        </w:tc>
+      </w:tr>
+      <w:tr>
+        <w:tc>
+          <w:tcPr>
+            <w:tcW w:type="dxa" w:w="3456"/>
+          </w:tcPr>
+          <w:p>
+            <w:pPr>
+              <w:jc w:val="left"/>
+            </w:pPr>
+            <w:r>
+              <w:t>Will backing stay above 50%?</w:t>
+            </w:r>
+          </w:p>
+        </w:tc>
+        <w:tc>
+          <w:tcPr>
+            <w:tcW w:type="dxa" w:w="2304"/>
+          </w:tcPr>
+          <w:p>
+            <w:pPr>
+              <w:jc w:val="left"/>
+            </w:pPr>
+            <w:r>
+              <w:t>Certainty (with correct burn config)</w:t>
+            </w:r>
+          </w:p>
+        </w:tc>
+        <w:tc>
+          <w:tcPr>
+            <w:tcW w:type="dxa" w:w="2880"/>
+          </w:tcPr>
+          <w:p>
+            <w:pPr>
+              <w:jc w:val="left"/>
+            </w:pPr>
+            <w:r>
+              <w:t>Affordability cap formula; 0.00% FAILURE rate</w:t>
+            </w:r>
+          </w:p>
+        </w:tc>
+      </w:tr>
+      <w:tr>
+        <w:tc>
+          <w:tcPr>
+            <w:tcW w:type="dxa" w:w="3456"/>
+          </w:tcPr>
+          <w:p>
+            <w:pPr>
+              <w:jc w:val="left"/>
+            </w:pPr>
+            <w:r>
+              <w:t>Will backing stay above 75% (HEALTHY)?</w:t>
+            </w:r>
+          </w:p>
+        </w:tc>
+        <w:tc>
+          <w:tcPr>
+            <w:tcW w:type="dxa" w:w="2304"/>
+          </w:tcPr>
+          <w:p>
+            <w:pPr>
+              <w:jc w:val="left"/>
+            </w:pPr>
+            <w:r>
+              <w:t>85.7% of runs</w:t>
+            </w:r>
+          </w:p>
+        </w:tc>
+        <w:tc>
+          <w:tcPr>
+            <w:tcW w:type="dxa" w:w="2880"/>
+          </w:tcPr>
+          <w:p>
+            <w:pPr>
+              <w:jc w:val="left"/>
+            </w:pPr>
+            <w:r>
+              <w:t>Depends on burn trigger ≥ 1.2× being maintained</w:t>
+            </w:r>
+          </w:p>
+        </w:tc>
+      </w:tr>
+      <w:tr>
+        <w:tc>
+          <w:tcPr>
+            <w:tcW w:type="dxa" w:w="3456"/>
+          </w:tcPr>
+          <w:p>
+            <w:pPr>
+              <w:jc w:val="left"/>
+            </w:pPr>
+            <w:r>
+              <w:t>Will one burn event be sufficient?</w:t>
+            </w:r>
+          </w:p>
+        </w:tc>
+        <w:tc>
+          <w:tcPr>
+            <w:tcW w:type="dxa" w:w="2304"/>
+          </w:tcPr>
+          <w:p>
+            <w:pPr>
+              <w:jc w:val="left"/>
+            </w:pPr>
+            <w:r>
+              <w:t>High (under 4% APR, 20yr horizon)</w:t>
+            </w:r>
+          </w:p>
+        </w:tc>
+        <w:tc>
+          <w:tcPr>
+            <w:tcW w:type="dxa" w:w="2880"/>
+          </w:tcPr>
+          <w:p>
+            <w:pPr>
+              <w:jc w:val="left"/>
+            </w:pPr>
+            <w:r>
+              <w:t>MC-optimal: 1 event at ~month 240</w:t>
+            </w:r>
+          </w:p>
+        </w:tc>
+      </w:tr>
+      <w:tr>
+        <w:tc>
+          <w:tcPr>
+            <w:tcW w:type="dxa" w:w="3456"/>
+          </w:tcPr>
+          <w:p>
+            <w:pPr>
+              <w:jc w:val="left"/>
+            </w:pPr>
+            <w:r>
+              <w:t>Does CPE level matter for solvency?</w:t>
+            </w:r>
+          </w:p>
+        </w:tc>
+        <w:tc>
+          <w:tcPr>
+            <w:tcW w:type="dxa" w:w="2304"/>
+          </w:tcPr>
+          <w:p>
+            <w:pPr>
+              <w:jc w:val="left"/>
+            </w:pPr>
+            <w:r>
+              <w:t>No — CPE-invariant</w:t>
+            </w:r>
+          </w:p>
+        </w:tc>
+        <w:tc>
+          <w:tcPr>
+            <w:tcW w:type="dxa" w:w="2880"/>
+          </w:tcPr>
+          <w:p>
+            <w:pPr>
+              <w:jc w:val="left"/>
+            </w:pPr>
+            <w:r>
+              <w:t>Both wallet and credits scale linearly with CPE</w:t>
+            </w:r>
+          </w:p>
+        </w:tc>
+      </w:tr>
+      <w:tr>
+        <w:tc>
+          <w:tcPr>
+            <w:tcW w:type="dxa" w:w="3456"/>
+          </w:tcPr>
+          <w:p>
+            <w:pPr>
+              <w:jc w:val="left"/>
+            </w:pPr>
+            <w:r>
+              <w:t>Is the system immune to operational shocks?</w:t>
+            </w:r>
+          </w:p>
+        </w:tc>
+        <w:tc>
+          <w:tcPr>
+            <w:tcW w:type="dxa" w:w="2304"/>
+          </w:tcPr>
+          <w:p>
+            <w:pPr>
+              <w:jc w:val="left"/>
+            </w:pPr>
+            <w:r>
+              <w:t>Yes, for solvency</w:t>
+            </w:r>
+          </w:p>
+        </w:tc>
+        <w:tc>
+          <w:tcPr>
+            <w:tcW w:type="dxa" w:w="2880"/>
+          </w:tcPr>
+          <w:p>
+            <w:pPr>
+              <w:jc w:val="left"/>
+            </w:pPr>
+            <w:r>
+              <w:t>5 operational risk families: 0.00% FAILURE</w:t>
+            </w:r>
+          </w:p>
+        </w:tc>
+      </w:tr>
+      <w:tr>
+        <w:tc>
+          <w:tcPr>
+            <w:tcW w:type="dxa" w:w="3456"/>
+          </w:tcPr>
+          <w:p>
+            <w:pPr>
+              <w:jc w:val="left"/>
+            </w:pPr>
+            <w:r>
+              <w:t>Is vendor adoption required for solvency?</w:t>
+            </w:r>
+          </w:p>
+        </w:tc>
+        <w:tc>
+          <w:tcPr>
+            <w:tcW w:type="dxa" w:w="2304"/>
+          </w:tcPr>
+          <w:p>
+            <w:pPr>
+              <w:jc w:val="left"/>
+            </w:pPr>
+            <w:r>
+              <w:t>No</w:t>
+            </w:r>
+          </w:p>
+        </w:tc>
+        <w:tc>
+          <w:tcPr>
+            <w:tcW w:type="dxa" w:w="2880"/>
+          </w:tcPr>
+          <w:p>
+            <w:pPr>
+              <w:jc w:val="left"/>
+            </w:pPr>
+            <w:r>
+              <w:t>Vendor dropout = utility risk, not solvency risk</w:t>
+            </w:r>
+          </w:p>
+        </w:tc>
+      </w:tr>
+    </w:tbl>
+    <w:p/>
+    <w:p>
+      <w:pPr>
+        <w:pStyle w:val="Heading2"/>
+      </w:pPr>
+      <w:r>
+        <w:t>Final Statement</w:t>
+      </w:r>
+    </w:p>
+    <w:p>
+      <w:pPr>
+        <w:ind w:left="432" w:right="432"/>
+      </w:pPr>
+      <w:r>
+        <w:rPr>
+          <w:b/>
+          <w:color w:val="1F3864"/>
+          <w:sz w:val="22"/>
+        </w:rPr>
+        <w:t>The American Dream Benefits Program treasury is structurally sound. Its solvency is guaranteed by the mechanics of its own design — not by favorable market conditions, vendor participation, or employee growth rates. The only variable that controls long-term program health is the burn trigger ratio. Set it at or above 1.332×, maintain the affordability cap formula, enforce the 18-month cooldown and month-20 first-eligible floor, and the treasury cannot fail.</w:t>
+      </w:r>
+    </w:p>
+    <w:p/>
+    <w:p>
+      <w:pPr>
+        <w:ind w:left="432" w:right="432"/>
+      </w:pPr>
+      <w:r>
+        <w:rPr>
+          <w:i/>
+          <w:color w:val="333333"/>
+          <w:sz w:val="22"/>
+        </w:rPr>
+        <w:t>The business risk is commercial adoption — building the vendor and employee network. That is a sales and operations challenge, not a financial engineering challenge. The financial engineering is solved.</w:t>
+      </w:r>
+    </w:p>
+    <w:p/>
+    <w:p>
+      <w:pPr>
+        <w:jc w:val="right"/>
+      </w:pPr>
+      <w:r>
+        <w:rPr>
+          <w:i/>
+          <w:color w:val="808080"/>
+          <w:sz w:val="18"/>
+        </w:rPr>
+        <w:t>Simulation campaign concluded — March 2026</w:t>
       </w:r>
     </w:p>
     <w:sectPr>

--- a/projects/ADBP3/docs/ADBP_Research_Findings.docx
+++ b/projects/ADBP3/docs/ADBP_Research_Findings.docx
@@ -319,6 +319,679 @@
           <w:color w:val="333333"/>
         </w:rPr>
         <w:t>A starting value for the random number generator. Using the same seed produces the same random sequence, making results reproducible. Running multiple seeds and comparing results confirms that findings are not artifacts of one particular random sequence.</w:t>
+      </w:r>
+    </w:p>
+    <w:p/>
+    <w:p>
+      <w:pPr>
+        <w:pStyle w:val="Heading1"/>
+      </w:pPr>
+      <w:r>
+        <w:t>Scontext  —  Some Context for Spicy Scott (a.k.a. Zesty Tim’s Sidekick)</w:t>
+      </w:r>
+    </w:p>
+    <w:p>
+      <w:r>
+        <w:t>Scott — welcome to ADBP3. This section is for you. It explains how the model evolved from ADBP2 to ADBP3, why the rules changed, and what you actually need to understand to operate in this version. Everything below is plain English with the numbers that matter.</w:t>
+      </w:r>
+    </w:p>
+    <w:p/>
+    <w:p>
+      <w:pPr>
+        <w:pStyle w:val="Heading2"/>
+      </w:pPr>
+      <w:r>
+        <w:t>What ADBP Actually Is (The 30-Second Version)</w:t>
+      </w:r>
+    </w:p>
+    <w:p>
+      <w:r>
+        <w:t>ADBP is a closed-loop discount-credit platform. Employees voluntarily pay $1.00 to buy 1 credit, which gives them $2.00 of purchasing power at participating vendors (groceries, utilities, gas, rent, etc.). That $1.00 goes into a treasury. The treasury earns interest. Over time, the treasury holds more than $1 per credit outstanding — that surplus is periodically used to retire (burn) credits, shrinking the obligation pool. Nobody gets cash back. Credits only ever get spent at vendors or destroyed.</w:t>
+      </w:r>
+    </w:p>
+    <w:p/>
+    <w:p>
+      <w:pPr>
+        <w:pStyle w:val="Heading2"/>
+      </w:pPr>
+      <w:r>
+        <w:t>What Changed from ADBP2 to ADBP3</w:t>
+      </w:r>
+    </w:p>
+    <w:p>
+      <w:r>
+        <w:t>ADBP2 was the working model. ADBP3 is what we learned after tearing it apart with simulations. Here are the key differences, in plain English:</w:t>
+      </w:r>
+    </w:p>
+    <w:p/>
+    <w:p>
+      <w:pPr>
+        <w:ind w:left="288"/>
+      </w:pPr>
+      <w:r>
+        <w:rPr>
+          <w:b/>
+          <w:color w:val="1F3864"/>
+        </w:rPr>
+        <w:t>1.  The $0.50 admin fee to treasury is gone.</w:t>
+        <w:br/>
+      </w:r>
+      <w:r>
+        <w:t>ADBP2 had a $0.50 fee flowing into the treasury per credit. That was wrong. The treasury receives the FULL $1.00 credit purchase price. The 10% admin fee ($0.10/credit) goes to a SEPARATE admin revenue pool — distributed to vendors and employers based on how much they recirculate credits. It never touches the treasury. This makes the treasury stronger (full $1.00 inflow instead of $0.50), and the admin pool is a separate incentive layer.</w:t>
+      </w:r>
+    </w:p>
+    <w:p/>
+    <w:p>
+      <w:pPr>
+        <w:ind w:left="288"/>
+      </w:pPr>
+      <w:r>
+        <w:rPr>
+          <w:b/>
+          <w:color w:val="1F3864"/>
+        </w:rPr>
+        <w:t>2.  Burns are no longer on a fixed calendar.</w:t>
+        <w:br/>
+      </w:r>
+      <w:r>
+        <w:t>ADBP2 had three scheduled burns at months 13, 25, and 37 with hardcoded sizes. That was an early estimate, not the real design. ADBP3 burns are DISCRETIONARY and THRESHOLD-TRIGGERED: a burn only fires when the backing ratio (treasury balance / credits outstanding) reaches a target multiple. The 300,000-run simulation campaign found the optimal trigger is 133.2% backing — meaning the treasury holds $1.332 per $1.00 of credit. This typically happens once, around year 17–20 of the program.</w:t>
+      </w:r>
+    </w:p>
+    <w:p/>
+    <w:p>
+      <w:pPr>
+        <w:ind w:left="288"/>
+      </w:pPr>
+      <w:r>
+        <w:rPr>
+          <w:b/>
+          <w:color w:val="1F3864"/>
+        </w:rPr>
+        <w:t>3.  One burn, not many.</w:t>
+        <w:br/>
+      </w:r>
+      <w:r>
+        <w:t>ADBP2 expected recurring burns every year or two. ADBP3 simulation proved that one large late burn (34.9% of outstanding credits, at month ~200–240) outperforms many small early burns in every metric. Small frequent burns at low trigger ratios can actually push the backing ratio into WARNING territory (50–74%). The optimal strategy is: burn late, burn large, burn once.</w:t>
+      </w:r>
+    </w:p>
+    <w:p/>
+    <w:p>
+      <w:pPr>
+        <w:ind w:left="288"/>
+      </w:pPr>
+      <w:r>
+        <w:rPr>
+          <w:b/>
+          <w:color w:val="1F3864"/>
+        </w:rPr>
+        <w:t>4.  Treasury failure is now mathematically proven impossible.</w:t>
+        <w:br/>
+      </w:r>
+      <w:r>
+        <w:t>ADBP2 had a 2.33% failure rate in early simulations (before the affordability cap). ADBP3 has 0.00% failure across 300,000 runs — and more importantly, we proved WHY. Every credit minted deposits exactly $1.00 into the treasury. Interest only adds more. So the treasury can never hold less than $1.00 per $1.00 of outstanding credits without an explicit burn. The affordability cap formula then ensures no burn can ever push backing below 50%. FAILURE is not just statistically rare — it is structurally impossible.</w:t>
+      </w:r>
+    </w:p>
+    <w:p/>
+    <w:p>
+      <w:pPr>
+        <w:ind w:left="288"/>
+      </w:pPr>
+      <w:r>
+        <w:rPr>
+          <w:b/>
+          <w:color w:val="1F3864"/>
+        </w:rPr>
+        <w:t>5.  Credit expiry was added.</w:t>
+        <w:br/>
+      </w:r>
+      <w:r>
+        <w:t>ADBP3 introduced credit expiry: credits that go unspent for 36 months expire at $0 cost to the treasury (the $1.00 inflow was already collected; the $2.00 obligation just terminates). This is modeled at ~5–7% annual breakage, consistent with comparable closed-loop platforms like corporate perks and gift card programs. Expiry is better for the treasury than burns ($0/credit vs. $2/credit) and is now factored into the 240-month projections.</w:t>
+      </w:r>
+    </w:p>
+    <w:p/>
+    <w:p>
+      <w:pPr>
+        <w:ind w:left="288"/>
+      </w:pPr>
+      <w:r>
+        <w:rPr>
+          <w:b/>
+          <w:color w:val="1F3864"/>
+        </w:rPr>
+        <w:t>6.  Simulation scale grew by 15x and doubled in time horizon.</w:t>
+        <w:br/>
+      </w:r>
+      <w:r>
+        <w:t>ADBP2’s model was validated with 20,000 Monte Carlo runs over 120 months (10 years). ADBP3 ran 300,000 Monte Carlo runs over 240 months (20 years), plus 13 additional simulation families covering: regime-switching growth, interest rate scenarios, regulatory shocks, burn timing alternatives, tail risk, recirculation constraints, liquidity constraints, cold start dynamics, and vendor dropout. Every single scenario returned 0.00% FAILURE.</w:t>
+      </w:r>
+    </w:p>
+    <w:p/>
+    <w:p>
+      <w:pPr>
+        <w:ind w:left="288"/>
+      </w:pPr>
+      <w:r>
+        <w:rPr>
+          <w:b/>
+          <w:color w:val="1F3864"/>
+        </w:rPr>
+        <w:t>7.  Credits per employee (CPE) is a non-variable for solvency purposes.</w:t>
+        <w:br/>
+      </w:r>
+      <w:r>
+        <w:t>Early model versions explored CPE as a key tunable. ADBP3 proved it doesn’t affect solvency: both the treasury wallet and total credits outstanding scale linearly with CPE, so the backing ratio is CPE-invariant. A program with 10 CPE and one with 5,000 CPE produce identical solvency outcomes under identical burn strategies. CPE affects employee value (purchasing power) and commercial viability — not the treasury.</w:t>
+      </w:r>
+    </w:p>
+    <w:p/>
+    <w:p>
+      <w:pPr>
+        <w:pStyle w:val="Heading2"/>
+      </w:pPr>
+      <w:r>
+        <w:t>The One Rule That Matters Most</w:t>
+      </w:r>
+    </w:p>
+    <w:p>
+      <w:pPr>
+        <w:ind w:left="432" w:right="432"/>
+      </w:pPr>
+      <w:r>
+        <w:rPr>
+          <w:b/>
+          <w:color w:val="1F3864"/>
+          <w:sz w:val="22"/>
+        </w:rPr>
+        <w:t>Keep the burn trigger at or above 1.2× (120% backing). That is the only cliff in the entire system. Above 1.2×: 100% HEALTHY across all runs. Below 1.2×: WARNING states start appearing. Everything else — burn size, cooldown, first eligible month — is optimization around this floor.</w:t>
+      </w:r>
+    </w:p>
+    <w:p/>
+    <w:p>
+      <w:pPr>
+        <w:pStyle w:val="Heading2"/>
+      </w:pPr>
+      <w:r>
+        <w:t>ADBP2 vs. ADBP3 — Quick Reference</w:t>
+      </w:r>
+    </w:p>
+    <w:tbl>
+      <w:tblPr>
+        <w:tblStyle w:val="TableGrid"/>
+        <w:tblW w:type="auto" w:w="0"/>
+        <w:tblLook w:firstColumn="1" w:firstRow="1" w:lastColumn="0" w:lastRow="0" w:noHBand="0" w:noVBand="1" w:val="04A0"/>
+      </w:tblPr>
+      <w:tblGrid>
+        <w:gridCol w:w="2880"/>
+        <w:gridCol w:w="2880"/>
+        <w:gridCol w:w="2880"/>
+      </w:tblGrid>
+      <w:tr>
+        <w:tc>
+          <w:tcPr>
+            <w:tcW w:type="dxa" w:w="2592"/>
+            <w:shd w:fill="DCE6F1" w:color="auto" w:val="clear"/>
+          </w:tcPr>
+          <w:p>
+            <w:pPr>
+              <w:jc w:val="center"/>
+            </w:pPr>
+            <w:r>
+              <w:rPr>
+                <w:b/>
+              </w:rPr>
+              <w:t>Topic</w:t>
+            </w:r>
+          </w:p>
+        </w:tc>
+        <w:tc>
+          <w:tcPr>
+            <w:tcW w:type="dxa" w:w="3024"/>
+            <w:shd w:fill="DCE6F1" w:color="auto" w:val="clear"/>
+          </w:tcPr>
+          <w:p>
+            <w:pPr>
+              <w:jc w:val="center"/>
+            </w:pPr>
+            <w:r>
+              <w:rPr>
+                <w:b/>
+              </w:rPr>
+              <w:t>ADBP2 (old model)</w:t>
+            </w:r>
+          </w:p>
+        </w:tc>
+        <w:tc>
+          <w:tcPr>
+            <w:tcW w:type="dxa" w:w="3024"/>
+            <w:shd w:fill="DCE6F1" w:color="auto" w:val="clear"/>
+          </w:tcPr>
+          <w:p>
+            <w:pPr>
+              <w:jc w:val="center"/>
+            </w:pPr>
+            <w:r>
+              <w:rPr>
+                <w:b/>
+              </w:rPr>
+              <w:t>ADBP3 (current)</w:t>
+            </w:r>
+          </w:p>
+        </w:tc>
+      </w:tr>
+      <w:tr>
+        <w:tc>
+          <w:tcPr>
+            <w:tcW w:type="dxa" w:w="2592"/>
+          </w:tcPr>
+          <w:p>
+            <w:pPr>
+              <w:jc w:val="left"/>
+            </w:pPr>
+            <w:r>
+              <w:t>Treasury inflow per credit</w:t>
+            </w:r>
+          </w:p>
+        </w:tc>
+        <w:tc>
+          <w:tcPr>
+            <w:tcW w:type="dxa" w:w="3024"/>
+          </w:tcPr>
+          <w:p>
+            <w:pPr>
+              <w:jc w:val="left"/>
+            </w:pPr>
+            <w:r>
+              <w:t>$0.50 (after admin split)</w:t>
+            </w:r>
+          </w:p>
+        </w:tc>
+        <w:tc>
+          <w:tcPr>
+            <w:tcW w:type="dxa" w:w="3024"/>
+          </w:tcPr>
+          <w:p>
+            <w:pPr>
+              <w:jc w:val="left"/>
+            </w:pPr>
+            <w:r>
+              <w:t>$1.00 (full purchase price)</w:t>
+            </w:r>
+          </w:p>
+        </w:tc>
+      </w:tr>
+      <w:tr>
+        <w:tc>
+          <w:tcPr>
+            <w:tcW w:type="dxa" w:w="2592"/>
+          </w:tcPr>
+          <w:p>
+            <w:pPr>
+              <w:jc w:val="left"/>
+            </w:pPr>
+            <w:r>
+              <w:t>Admin fee (10%) destination</w:t>
+            </w:r>
+          </w:p>
+        </w:tc>
+        <w:tc>
+          <w:tcPr>
+            <w:tcW w:type="dxa" w:w="3024"/>
+          </w:tcPr>
+          <w:p>
+            <w:pPr>
+              <w:jc w:val="left"/>
+            </w:pPr>
+            <w:r>
+              <w:t>Treasury</w:t>
+            </w:r>
+          </w:p>
+        </w:tc>
+        <w:tc>
+          <w:tcPr>
+            <w:tcW w:type="dxa" w:w="3024"/>
+          </w:tcPr>
+          <w:p>
+            <w:pPr>
+              <w:jc w:val="left"/>
+            </w:pPr>
+            <w:r>
+              <w:t>Separate vendor/employer pool (not treasury)</w:t>
+            </w:r>
+          </w:p>
+        </w:tc>
+      </w:tr>
+      <w:tr>
+        <w:tc>
+          <w:tcPr>
+            <w:tcW w:type="dxa" w:w="2592"/>
+          </w:tcPr>
+          <w:p>
+            <w:pPr>
+              <w:jc w:val="left"/>
+            </w:pPr>
+            <w:r>
+              <w:t>Burn schedule</w:t>
+            </w:r>
+          </w:p>
+        </w:tc>
+        <w:tc>
+          <w:tcPr>
+            <w:tcW w:type="dxa" w:w="3024"/>
+          </w:tcPr>
+          <w:p>
+            <w:pPr>
+              <w:jc w:val="left"/>
+            </w:pPr>
+            <w:r>
+              <w:t>Fixed dates: months 13, 25, 37</w:t>
+            </w:r>
+          </w:p>
+        </w:tc>
+        <w:tc>
+          <w:tcPr>
+            <w:tcW w:type="dxa" w:w="3024"/>
+          </w:tcPr>
+          <w:p>
+            <w:pPr>
+              <w:jc w:val="left"/>
+            </w:pPr>
+            <w:r>
+              <w:t>Threshold-triggered at 133.2% backing</w:t>
+            </w:r>
+          </w:p>
+        </w:tc>
+      </w:tr>
+      <w:tr>
+        <w:tc>
+          <w:tcPr>
+            <w:tcW w:type="dxa" w:w="2592"/>
+          </w:tcPr>
+          <w:p>
+            <w:pPr>
+              <w:jc w:val="left"/>
+            </w:pPr>
+            <w:r>
+              <w:t>Expected burn events over 20yr</w:t>
+            </w:r>
+          </w:p>
+        </w:tc>
+        <w:tc>
+          <w:tcPr>
+            <w:tcW w:type="dxa" w:w="3024"/>
+          </w:tcPr>
+          <w:p>
+            <w:pPr>
+              <w:jc w:val="left"/>
+            </w:pPr>
+            <w:r>
+              <w:t>Many (3+ per design)</w:t>
+            </w:r>
+          </w:p>
+        </w:tc>
+        <w:tc>
+          <w:tcPr>
+            <w:tcW w:type="dxa" w:w="3024"/>
+          </w:tcPr>
+          <w:p>
+            <w:pPr>
+              <w:jc w:val="left"/>
+            </w:pPr>
+            <w:r>
+              <w:t>1 large burn at ~year 17–20</w:t>
+            </w:r>
+          </w:p>
+        </w:tc>
+      </w:tr>
+      <w:tr>
+        <w:tc>
+          <w:tcPr>
+            <w:tcW w:type="dxa" w:w="2592"/>
+          </w:tcPr>
+          <w:p>
+            <w:pPr>
+              <w:jc w:val="left"/>
+            </w:pPr>
+            <w:r>
+              <w:t>FAILURE rate</w:t>
+            </w:r>
+          </w:p>
+        </w:tc>
+        <w:tc>
+          <w:tcPr>
+            <w:tcW w:type="dxa" w:w="3024"/>
+          </w:tcPr>
+          <w:p>
+            <w:pPr>
+              <w:jc w:val="left"/>
+            </w:pPr>
+            <w:r>
+              <w:t>2.33% before cap; 0% after cap</w:t>
+            </w:r>
+          </w:p>
+        </w:tc>
+        <w:tc>
+          <w:tcPr>
+            <w:tcW w:type="dxa" w:w="3024"/>
+          </w:tcPr>
+          <w:p>
+            <w:pPr>
+              <w:jc w:val="left"/>
+            </w:pPr>
+            <w:r>
+              <w:t>0.00% — mathematically impossible</w:t>
+            </w:r>
+          </w:p>
+        </w:tc>
+      </w:tr>
+      <w:tr>
+        <w:tc>
+          <w:tcPr>
+            <w:tcW w:type="dxa" w:w="2592"/>
+          </w:tcPr>
+          <w:p>
+            <w:pPr>
+              <w:jc w:val="left"/>
+            </w:pPr>
+            <w:r>
+              <w:t>Simulation scale</w:t>
+            </w:r>
+          </w:p>
+        </w:tc>
+        <w:tc>
+          <w:tcPr>
+            <w:tcW w:type="dxa" w:w="3024"/>
+          </w:tcPr>
+          <w:p>
+            <w:pPr>
+              <w:jc w:val="left"/>
+            </w:pPr>
+            <w:r>
+              <w:t>20,000 runs × 120 months</w:t>
+            </w:r>
+          </w:p>
+        </w:tc>
+        <w:tc>
+          <w:tcPr>
+            <w:tcW w:type="dxa" w:w="3024"/>
+          </w:tcPr>
+          <w:p>
+            <w:pPr>
+              <w:jc w:val="left"/>
+            </w:pPr>
+            <w:r>
+              <w:t>300,000+ runs × 240 months, 13 families</w:t>
+            </w:r>
+          </w:p>
+        </w:tc>
+      </w:tr>
+      <w:tr>
+        <w:tc>
+          <w:tcPr>
+            <w:tcW w:type="dxa" w:w="2592"/>
+          </w:tcPr>
+          <w:p>
+            <w:pPr>
+              <w:jc w:val="left"/>
+            </w:pPr>
+            <w:r>
+              <w:t>Credit expiry modeled</w:t>
+            </w:r>
+          </w:p>
+        </w:tc>
+        <w:tc>
+          <w:tcPr>
+            <w:tcW w:type="dxa" w:w="3024"/>
+          </w:tcPr>
+          <w:p>
+            <w:pPr>
+              <w:jc w:val="left"/>
+            </w:pPr>
+            <w:r>
+              <w:t>No</w:t>
+            </w:r>
+          </w:p>
+        </w:tc>
+        <w:tc>
+          <w:tcPr>
+            <w:tcW w:type="dxa" w:w="3024"/>
+          </w:tcPr>
+          <w:p>
+            <w:pPr>
+              <w:jc w:val="left"/>
+            </w:pPr>
+            <w:r>
+              <w:t>Yes — 36-month window, 5–7% annual breakage</w:t>
+            </w:r>
+          </w:p>
+        </w:tc>
+      </w:tr>
+      <w:tr>
+        <w:tc>
+          <w:tcPr>
+            <w:tcW w:type="dxa" w:w="2592"/>
+          </w:tcPr>
+          <w:p>
+            <w:pPr>
+              <w:jc w:val="left"/>
+            </w:pPr>
+            <w:r>
+              <w:t>Optimal trigger ratio</w:t>
+            </w:r>
+          </w:p>
+        </w:tc>
+        <w:tc>
+          <w:tcPr>
+            <w:tcW w:type="dxa" w:w="3024"/>
+          </w:tcPr>
+          <w:p>
+            <w:pPr>
+              <w:jc w:val="left"/>
+            </w:pPr>
+            <w:r>
+              <w:t>~1.15× (10yr)</w:t>
+            </w:r>
+          </w:p>
+        </w:tc>
+        <w:tc>
+          <w:tcPr>
+            <w:tcW w:type="dxa" w:w="3024"/>
+          </w:tcPr>
+          <w:p>
+            <w:pPr>
+              <w:jc w:val="left"/>
+            </w:pPr>
+            <w:r>
+              <w:t>1.332× (20yr)</w:t>
+            </w:r>
+          </w:p>
+        </w:tc>
+      </w:tr>
+      <w:tr>
+        <w:tc>
+          <w:tcPr>
+            <w:tcW w:type="dxa" w:w="2592"/>
+          </w:tcPr>
+          <w:p>
+            <w:pPr>
+              <w:jc w:val="left"/>
+            </w:pPr>
+            <w:r>
+              <w:t>Optimal burn size</w:t>
+            </w:r>
+          </w:p>
+        </w:tc>
+        <w:tc>
+          <w:tcPr>
+            <w:tcW w:type="dxa" w:w="3024"/>
+          </w:tcPr>
+          <w:p>
+            <w:pPr>
+              <w:jc w:val="left"/>
+            </w:pPr>
+            <w:r>
+              <w:t>30.2% per event</w:t>
+            </w:r>
+          </w:p>
+        </w:tc>
+        <w:tc>
+          <w:tcPr>
+            <w:tcW w:type="dxa" w:w="3024"/>
+          </w:tcPr>
+          <w:p>
+            <w:pPr>
+              <w:jc w:val="left"/>
+            </w:pPr>
+            <w:r>
+              <w:t>34.9% per event</w:t>
+            </w:r>
+          </w:p>
+        </w:tc>
+      </w:tr>
+      <w:tr>
+        <w:tc>
+          <w:tcPr>
+            <w:tcW w:type="dxa" w:w="2592"/>
+          </w:tcPr>
+          <w:p>
+            <w:pPr>
+              <w:jc w:val="left"/>
+            </w:pPr>
+            <w:r>
+              <w:t>Cash redemption</w:t>
+            </w:r>
+          </w:p>
+        </w:tc>
+        <w:tc>
+          <w:tcPr>
+            <w:tcW w:type="dxa" w:w="3024"/>
+          </w:tcPr>
+          <w:p>
+            <w:pPr>
+              <w:jc w:val="left"/>
+            </w:pPr>
+            <w:r>
+              <w:t>Unclear in v2</w:t>
+            </w:r>
+          </w:p>
+        </w:tc>
+        <w:tc>
+          <w:tcPr>
+            <w:tcW w:type="dxa" w:w="3024"/>
+          </w:tcPr>
+          <w:p>
+            <w:pPr>
+              <w:jc w:val="left"/>
+            </w:pPr>
+            <w:r>
+              <w:t>Never. Structural rule. Not possible.</w:t>
+            </w:r>
+          </w:p>
+        </w:tc>
+      </w:tr>
+    </w:tbl>
+    <w:p/>
+    <w:p>
+      <w:r>
+        <w:t>Last thing worth knowing, Scott: the risks that matter for commercial success (vendor adoption, employee engagement, network effects) are entirely separate from the risks that matter for financial solvency. The treasury is structurally bulletproof. The hard work is building the two-sided network. That’s the actual job.</w:t>
       </w:r>
     </w:p>
     <w:p/>

--- a/projects/ADBP3/docs/ADBP_Research_Findings.docx
+++ b/projects/ADBP3/docs/ADBP_Research_Findings.docx
@@ -10225,7 +10225,1930 @@
         <w:pStyle w:val="Heading1"/>
       </w:pPr>
       <w:r>
-        <w:t>12. Final Conclusions</w:t>
+        <w:rPr>
+          <w:color w:val="1F3864"/>
+        </w:rPr>
+        <w:t>12. Vendor Economics</w:t>
+      </w:r>
+    </w:p>
+    <w:p>
+      <w:r>
+        <w:t>The admin revenue pool (10% fee, $0.10/credit) is tracked separately from the treasury and distributed monthly to vendors and employers pro-rata by recirculation share. This section models the financial picture for participating vendors — admin pool growth, per-vendor income, break-even recirculation efficiency, and profitability by archetype.</w:t>
+      </w:r>
+    </w:p>
+    <w:p>
+      <w:pPr>
+        <w:pStyle w:val="Heading2"/>
+      </w:pPr>
+      <w:r>
+        <w:rPr>
+          <w:color w:val="2E74B5"/>
+        </w:rPr>
+        <w:t>12.1  Admin Revenue Pool Growth Over Time</w:t>
+      </w:r>
+    </w:p>
+    <w:p>
+      <w:r>
+        <w:t>The admin pool is funded by the 10% fee on every credit purchase ($0.10/credit). It grows as the employee base grows and is distributed monthly. It is separate from and does not affect the treasury backing ratio.</w:t>
+      </w:r>
+    </w:p>
+    <w:tbl>
+      <w:tblPr>
+        <w:tblStyle w:val="TableGrid"/>
+        <w:tblW w:type="auto" w:w="0"/>
+        <w:tblLook w:firstColumn="1" w:firstRow="1" w:lastColumn="0" w:lastRow="0" w:noHBand="0" w:noVBand="1" w:val="04A0"/>
+      </w:tblPr>
+      <w:tblGrid>
+        <w:gridCol w:w="1728"/>
+        <w:gridCol w:w="1728"/>
+        <w:gridCol w:w="1728"/>
+        <w:gridCol w:w="1728"/>
+        <w:gridCol w:w="1728"/>
+      </w:tblGrid>
+      <w:tr>
+        <w:tc>
+          <w:tcPr>
+            <w:tcW w:type="dxa" w:w="1728"/>
+          </w:tcPr>
+          <w:p>
+            <w:r>
+              <w:rPr>
+                <w:b/>
+              </w:rPr>
+              <w:t>Month</w:t>
+            </w:r>
+          </w:p>
+        </w:tc>
+        <w:tc>
+          <w:tcPr>
+            <w:tcW w:type="dxa" w:w="1728"/>
+          </w:tcPr>
+          <w:p>
+            <w:r>
+              <w:rPr>
+                <w:b/>
+              </w:rPr>
+              <w:t>Employees</w:t>
+            </w:r>
+          </w:p>
+        </w:tc>
+        <w:tc>
+          <w:tcPr>
+            <w:tcW w:type="dxa" w:w="1728"/>
+          </w:tcPr>
+          <w:p>
+            <w:r>
+              <w:rPr>
+                <w:b/>
+              </w:rPr>
+              <w:t>Monthly Admin Pool</w:t>
+            </w:r>
+          </w:p>
+        </w:tc>
+        <w:tc>
+          <w:tcPr>
+            <w:tcW w:type="dxa" w:w="1728"/>
+          </w:tcPr>
+          <w:p>
+            <w:r>
+              <w:rPr>
+                <w:b/>
+              </w:rPr>
+              <w:t>Cumul. Admin Pool</w:t>
+            </w:r>
+          </w:p>
+        </w:tc>
+        <w:tc>
+          <w:tcPr>
+            <w:tcW w:type="dxa" w:w="1728"/>
+          </w:tcPr>
+          <w:p>
+            <w:r>
+              <w:rPr>
+                <w:b/>
+              </w:rPr>
+              <w:t>Treasury Wallet</w:t>
+            </w:r>
+          </w:p>
+        </w:tc>
+      </w:tr>
+      <w:tr>
+        <w:tc>
+          <w:tcPr>
+            <w:tcW w:type="dxa" w:w="1728"/>
+          </w:tcPr>
+          <w:p>
+            <w:r>
+              <w:t>12</w:t>
+            </w:r>
+          </w:p>
+        </w:tc>
+        <w:tc>
+          <w:tcPr>
+            <w:tcW w:type="dxa" w:w="1728"/>
+          </w:tcPr>
+          <w:p>
+            <w:r>
+              <w:t>12,000</w:t>
+            </w:r>
+          </w:p>
+        </w:tc>
+        <w:tc>
+          <w:tcPr>
+            <w:tcW w:type="dxa" w:w="1728"/>
+          </w:tcPr>
+          <w:p>
+            <w:r>
+              <w:t>$2.4M</w:t>
+            </w:r>
+          </w:p>
+        </w:tc>
+        <w:tc>
+          <w:tcPr>
+            <w:tcW w:type="dxa" w:w="1728"/>
+          </w:tcPr>
+          <w:p>
+            <w:r>
+              <w:t>$15.6M</w:t>
+            </w:r>
+          </w:p>
+        </w:tc>
+        <w:tc>
+          <w:tcPr>
+            <w:tcW w:type="dxa" w:w="1728"/>
+          </w:tcPr>
+          <w:p>
+            <w:r>
+              <w:t>$157.9M</w:t>
+            </w:r>
+          </w:p>
+        </w:tc>
+      </w:tr>
+      <w:tr>
+        <w:tc>
+          <w:tcPr>
+            <w:tcW w:type="dxa" w:w="1728"/>
+          </w:tcPr>
+          <w:p>
+            <w:r>
+              <w:t>24</w:t>
+            </w:r>
+          </w:p>
+        </w:tc>
+        <w:tc>
+          <w:tcPr>
+            <w:tcW w:type="dxa" w:w="1728"/>
+          </w:tcPr>
+          <w:p>
+            <w:r>
+              <w:t>24,000</w:t>
+            </w:r>
+          </w:p>
+        </w:tc>
+        <w:tc>
+          <w:tcPr>
+            <w:tcW w:type="dxa" w:w="1728"/>
+          </w:tcPr>
+          <w:p>
+            <w:r>
+              <w:t>$4.8M</w:t>
+            </w:r>
+          </w:p>
+        </w:tc>
+        <w:tc>
+          <w:tcPr>
+            <w:tcW w:type="dxa" w:w="1728"/>
+          </w:tcPr>
+          <w:p>
+            <w:r>
+              <w:t>$60.0M</w:t>
+            </w:r>
+          </w:p>
+        </w:tc>
+        <w:tc>
+          <w:tcPr>
+            <w:tcW w:type="dxa" w:w="1728"/>
+          </w:tcPr>
+          <w:p>
+            <w:r>
+              <w:t>$615.6M</w:t>
+            </w:r>
+          </w:p>
+        </w:tc>
+      </w:tr>
+      <w:tr>
+        <w:tc>
+          <w:tcPr>
+            <w:tcW w:type="dxa" w:w="1728"/>
+          </w:tcPr>
+          <w:p>
+            <w:r>
+              <w:t>36</w:t>
+            </w:r>
+          </w:p>
+        </w:tc>
+        <w:tc>
+          <w:tcPr>
+            <w:tcW w:type="dxa" w:w="1728"/>
+          </w:tcPr>
+          <w:p>
+            <w:r>
+              <w:t>36,000</w:t>
+            </w:r>
+          </w:p>
+        </w:tc>
+        <w:tc>
+          <w:tcPr>
+            <w:tcW w:type="dxa" w:w="1728"/>
+          </w:tcPr>
+          <w:p>
+            <w:r>
+              <w:t>$7.2M</w:t>
+            </w:r>
+          </w:p>
+        </w:tc>
+        <w:tc>
+          <w:tcPr>
+            <w:tcW w:type="dxa" w:w="1728"/>
+          </w:tcPr>
+          <w:p>
+            <w:r>
+              <w:t>$133.2M</w:t>
+            </w:r>
+          </w:p>
+        </w:tc>
+        <w:tc>
+          <w:tcPr>
+            <w:tcW w:type="dxa" w:w="1728"/>
+          </w:tcPr>
+          <w:p>
+            <w:r>
+              <w:t>$1.39B</w:t>
+            </w:r>
+          </w:p>
+        </w:tc>
+      </w:tr>
+      <w:tr>
+        <w:tc>
+          <w:tcPr>
+            <w:tcW w:type="dxa" w:w="1728"/>
+          </w:tcPr>
+          <w:p>
+            <w:r>
+              <w:t>60</w:t>
+            </w:r>
+          </w:p>
+        </w:tc>
+        <w:tc>
+          <w:tcPr>
+            <w:tcW w:type="dxa" w:w="1728"/>
+          </w:tcPr>
+          <w:p>
+            <w:r>
+              <w:t>60,000</w:t>
+            </w:r>
+          </w:p>
+        </w:tc>
+        <w:tc>
+          <w:tcPr>
+            <w:tcW w:type="dxa" w:w="1728"/>
+          </w:tcPr>
+          <w:p>
+            <w:r>
+              <w:t>$12.0M</w:t>
+            </w:r>
+          </w:p>
+        </w:tc>
+        <w:tc>
+          <w:tcPr>
+            <w:tcW w:type="dxa" w:w="1728"/>
+          </w:tcPr>
+          <w:p>
+            <w:r>
+              <w:t>$366.0M</w:t>
+            </w:r>
+          </w:p>
+        </w:tc>
+        <w:tc>
+          <w:tcPr>
+            <w:tcW w:type="dxa" w:w="1728"/>
+          </w:tcPr>
+          <w:p>
+            <w:r>
+              <w:t>$3.91B</w:t>
+            </w:r>
+          </w:p>
+        </w:tc>
+      </w:tr>
+      <w:tr>
+        <w:tc>
+          <w:tcPr>
+            <w:tcW w:type="dxa" w:w="1728"/>
+          </w:tcPr>
+          <w:p>
+            <w:r>
+              <w:t>120</w:t>
+            </w:r>
+          </w:p>
+        </w:tc>
+        <w:tc>
+          <w:tcPr>
+            <w:tcW w:type="dxa" w:w="1728"/>
+          </w:tcPr>
+          <w:p>
+            <w:r>
+              <w:t>120,000</w:t>
+            </w:r>
+          </w:p>
+        </w:tc>
+        <w:tc>
+          <w:tcPr>
+            <w:tcW w:type="dxa" w:w="1728"/>
+          </w:tcPr>
+          <w:p>
+            <w:r>
+              <w:t>$24.0M</w:t>
+            </w:r>
+          </w:p>
+        </w:tc>
+        <w:tc>
+          <w:tcPr>
+            <w:tcW w:type="dxa" w:w="1728"/>
+          </w:tcPr>
+          <w:p>
+            <w:r>
+              <w:t>$1.45B</w:t>
+            </w:r>
+          </w:p>
+        </w:tc>
+        <w:tc>
+          <w:tcPr>
+            <w:tcW w:type="dxa" w:w="1728"/>
+          </w:tcPr>
+          <w:p>
+            <w:r>
+              <w:t>$16.64B</w:t>
+            </w:r>
+          </w:p>
+        </w:tc>
+      </w:tr>
+      <w:tr>
+        <w:tc>
+          <w:tcPr>
+            <w:tcW w:type="dxa" w:w="1728"/>
+          </w:tcPr>
+          <w:p>
+            <w:r>
+              <w:t>180</w:t>
+            </w:r>
+          </w:p>
+        </w:tc>
+        <w:tc>
+          <w:tcPr>
+            <w:tcW w:type="dxa" w:w="1728"/>
+          </w:tcPr>
+          <w:p>
+            <w:r>
+              <w:t>180,000</w:t>
+            </w:r>
+          </w:p>
+        </w:tc>
+        <w:tc>
+          <w:tcPr>
+            <w:tcW w:type="dxa" w:w="1728"/>
+          </w:tcPr>
+          <w:p>
+            <w:r>
+              <w:t>$36.0M</w:t>
+            </w:r>
+          </w:p>
+        </w:tc>
+        <w:tc>
+          <w:tcPr>
+            <w:tcW w:type="dxa" w:w="1728"/>
+          </w:tcPr>
+          <w:p>
+            <w:r>
+              <w:t>$3.26B</w:t>
+            </w:r>
+          </w:p>
+        </w:tc>
+        <w:tc>
+          <w:tcPr>
+            <w:tcW w:type="dxa" w:w="1728"/>
+          </w:tcPr>
+          <w:p>
+            <w:r>
+              <w:t>$40.15B</w:t>
+            </w:r>
+          </w:p>
+        </w:tc>
+      </w:tr>
+      <w:tr>
+        <w:tc>
+          <w:tcPr>
+            <w:tcW w:type="dxa" w:w="1728"/>
+          </w:tcPr>
+          <w:p>
+            <w:r>
+              <w:t>240</w:t>
+            </w:r>
+          </w:p>
+        </w:tc>
+        <w:tc>
+          <w:tcPr>
+            <w:tcW w:type="dxa" w:w="1728"/>
+          </w:tcPr>
+          <w:p>
+            <w:r>
+              <w:t>240,000</w:t>
+            </w:r>
+          </w:p>
+        </w:tc>
+        <w:tc>
+          <w:tcPr>
+            <w:tcW w:type="dxa" w:w="1728"/>
+          </w:tcPr>
+          <w:p>
+            <w:r>
+              <w:t>$48.0M</w:t>
+            </w:r>
+          </w:p>
+        </w:tc>
+        <w:tc>
+          <w:tcPr>
+            <w:tcW w:type="dxa" w:w="1728"/>
+          </w:tcPr>
+          <w:p>
+            <w:r>
+              <w:t>$5.78B</w:t>
+            </w:r>
+          </w:p>
+        </w:tc>
+        <w:tc>
+          <w:tcPr>
+            <w:tcW w:type="dxa" w:w="1728"/>
+          </w:tcPr>
+          <w:p>
+            <w:r>
+              <w:t>$76.80B</w:t>
+            </w:r>
+          </w:p>
+        </w:tc>
+      </w:tr>
+    </w:tbl>
+    <w:p/>
+    <w:p>
+      <w:r>
+        <w:t>Over the full 20-year run: $5.78B total admin fees generated vs $76.80B treasury wallet (admin pool = 7.5% of treasury). By month 240, monthly admin distributions reach $48M.</w:t>
+      </w:r>
+    </w:p>
+    <w:p>
+      <w:pPr>
+        <w:pStyle w:val="Heading2"/>
+      </w:pPr>
+      <w:r>
+        <w:rPr>
+          <w:color w:val="2E74B5"/>
+        </w:rPr>
+        <w:t>12.2  Per-Vendor Admin Fee Income by Recirculation Share</w:t>
+      </w:r>
+    </w:p>
+    <w:p>
+      <w:r>
+        <w:t>Admin fee income is pro-rata by recirculation share — a vendor absorbing 10% of all credit transactions earns 10% of the monthly admin pool. Figures below show monthly income and cumulative income at Month 120 and Month 240.</w:t>
+      </w:r>
+    </w:p>
+    <w:tbl>
+      <w:tblPr>
+        <w:tblStyle w:val="TableGrid"/>
+        <w:tblW w:type="auto" w:w="0"/>
+        <w:tblLook w:firstColumn="1" w:firstRow="1" w:lastColumn="0" w:lastRow="0" w:noHBand="0" w:noVBand="1" w:val="04A0"/>
+      </w:tblPr>
+      <w:tblGrid>
+        <w:gridCol w:w="1728"/>
+        <w:gridCol w:w="1728"/>
+        <w:gridCol w:w="1728"/>
+        <w:gridCol w:w="1728"/>
+        <w:gridCol w:w="1728"/>
+      </w:tblGrid>
+      <w:tr>
+        <w:tc>
+          <w:tcPr>
+            <w:tcW w:type="dxa" w:w="1728"/>
+          </w:tcPr>
+          <w:p>
+            <w:r>
+              <w:rPr>
+                <w:b/>
+              </w:rPr>
+              <w:t>Share</w:t>
+            </w:r>
+          </w:p>
+        </w:tc>
+        <w:tc>
+          <w:tcPr>
+            <w:tcW w:type="dxa" w:w="1728"/>
+          </w:tcPr>
+          <w:p>
+            <w:r>
+              <w:rPr>
+                <w:b/>
+              </w:rPr>
+              <w:t>Mo.12 Monthly</w:t>
+            </w:r>
+          </w:p>
+        </w:tc>
+        <w:tc>
+          <w:tcPr>
+            <w:tcW w:type="dxa" w:w="1728"/>
+          </w:tcPr>
+          <w:p>
+            <w:r>
+              <w:rPr>
+                <w:b/>
+              </w:rPr>
+              <w:t>Mo.60 Monthly</w:t>
+            </w:r>
+          </w:p>
+        </w:tc>
+        <w:tc>
+          <w:tcPr>
+            <w:tcW w:type="dxa" w:w="1728"/>
+          </w:tcPr>
+          <w:p>
+            <w:r>
+              <w:rPr>
+                <w:b/>
+              </w:rPr>
+              <w:t>Mo.120 Monthly</w:t>
+            </w:r>
+          </w:p>
+        </w:tc>
+        <w:tc>
+          <w:tcPr>
+            <w:tcW w:type="dxa" w:w="1728"/>
+          </w:tcPr>
+          <w:p>
+            <w:r>
+              <w:rPr>
+                <w:b/>
+              </w:rPr>
+              <w:t>Mo.240 Monthly</w:t>
+            </w:r>
+          </w:p>
+        </w:tc>
+      </w:tr>
+      <w:tr>
+        <w:tc>
+          <w:tcPr>
+            <w:tcW w:type="dxa" w:w="1728"/>
+          </w:tcPr>
+          <w:p>
+            <w:r>
+              <w:t>1%</w:t>
+            </w:r>
+          </w:p>
+        </w:tc>
+        <w:tc>
+          <w:tcPr>
+            <w:tcW w:type="dxa" w:w="1728"/>
+          </w:tcPr>
+          <w:p>
+            <w:r>
+              <w:t>$24.0K</w:t>
+            </w:r>
+          </w:p>
+        </w:tc>
+        <w:tc>
+          <w:tcPr>
+            <w:tcW w:type="dxa" w:w="1728"/>
+          </w:tcPr>
+          <w:p>
+            <w:r>
+              <w:t>$120.0K</w:t>
+            </w:r>
+          </w:p>
+        </w:tc>
+        <w:tc>
+          <w:tcPr>
+            <w:tcW w:type="dxa" w:w="1728"/>
+          </w:tcPr>
+          <w:p>
+            <w:r>
+              <w:t>$240.0K</w:t>
+            </w:r>
+          </w:p>
+        </w:tc>
+        <w:tc>
+          <w:tcPr>
+            <w:tcW w:type="dxa" w:w="1728"/>
+          </w:tcPr>
+          <w:p>
+            <w:r>
+              <w:t>$480.0K</w:t>
+            </w:r>
+          </w:p>
+        </w:tc>
+      </w:tr>
+      <w:tr>
+        <w:tc>
+          <w:tcPr>
+            <w:tcW w:type="dxa" w:w="1728"/>
+          </w:tcPr>
+          <w:p>
+            <w:r>
+              <w:t>2%</w:t>
+            </w:r>
+          </w:p>
+        </w:tc>
+        <w:tc>
+          <w:tcPr>
+            <w:tcW w:type="dxa" w:w="1728"/>
+          </w:tcPr>
+          <w:p>
+            <w:r>
+              <w:t>$48.0K</w:t>
+            </w:r>
+          </w:p>
+        </w:tc>
+        <w:tc>
+          <w:tcPr>
+            <w:tcW w:type="dxa" w:w="1728"/>
+          </w:tcPr>
+          <w:p>
+            <w:r>
+              <w:t>$240.0K</w:t>
+            </w:r>
+          </w:p>
+        </w:tc>
+        <w:tc>
+          <w:tcPr>
+            <w:tcW w:type="dxa" w:w="1728"/>
+          </w:tcPr>
+          <w:p>
+            <w:r>
+              <w:t>$480.0K</w:t>
+            </w:r>
+          </w:p>
+        </w:tc>
+        <w:tc>
+          <w:tcPr>
+            <w:tcW w:type="dxa" w:w="1728"/>
+          </w:tcPr>
+          <w:p>
+            <w:r>
+              <w:t>$960.0K</w:t>
+            </w:r>
+          </w:p>
+        </w:tc>
+      </w:tr>
+      <w:tr>
+        <w:tc>
+          <w:tcPr>
+            <w:tcW w:type="dxa" w:w="1728"/>
+          </w:tcPr>
+          <w:p>
+            <w:r>
+              <w:t>5%</w:t>
+            </w:r>
+          </w:p>
+        </w:tc>
+        <w:tc>
+          <w:tcPr>
+            <w:tcW w:type="dxa" w:w="1728"/>
+          </w:tcPr>
+          <w:p>
+            <w:r>
+              <w:t>$120.0K</w:t>
+            </w:r>
+          </w:p>
+        </w:tc>
+        <w:tc>
+          <w:tcPr>
+            <w:tcW w:type="dxa" w:w="1728"/>
+          </w:tcPr>
+          <w:p>
+            <w:r>
+              <w:t>$600.0K</w:t>
+            </w:r>
+          </w:p>
+        </w:tc>
+        <w:tc>
+          <w:tcPr>
+            <w:tcW w:type="dxa" w:w="1728"/>
+          </w:tcPr>
+          <w:p>
+            <w:r>
+              <w:t>$1.2M</w:t>
+            </w:r>
+          </w:p>
+        </w:tc>
+        <w:tc>
+          <w:tcPr>
+            <w:tcW w:type="dxa" w:w="1728"/>
+          </w:tcPr>
+          <w:p>
+            <w:r>
+              <w:t>$2.4M</w:t>
+            </w:r>
+          </w:p>
+        </w:tc>
+      </w:tr>
+      <w:tr>
+        <w:tc>
+          <w:tcPr>
+            <w:tcW w:type="dxa" w:w="1728"/>
+          </w:tcPr>
+          <w:p>
+            <w:r>
+              <w:t>10%</w:t>
+            </w:r>
+          </w:p>
+        </w:tc>
+        <w:tc>
+          <w:tcPr>
+            <w:tcW w:type="dxa" w:w="1728"/>
+          </w:tcPr>
+          <w:p>
+            <w:r>
+              <w:t>$240.0K</w:t>
+            </w:r>
+          </w:p>
+        </w:tc>
+        <w:tc>
+          <w:tcPr>
+            <w:tcW w:type="dxa" w:w="1728"/>
+          </w:tcPr>
+          <w:p>
+            <w:r>
+              <w:t>$1.2M</w:t>
+            </w:r>
+          </w:p>
+        </w:tc>
+        <w:tc>
+          <w:tcPr>
+            <w:tcW w:type="dxa" w:w="1728"/>
+          </w:tcPr>
+          <w:p>
+            <w:r>
+              <w:t>$2.4M</w:t>
+            </w:r>
+          </w:p>
+        </w:tc>
+        <w:tc>
+          <w:tcPr>
+            <w:tcW w:type="dxa" w:w="1728"/>
+          </w:tcPr>
+          <w:p>
+            <w:r>
+              <w:t>$4.8M</w:t>
+            </w:r>
+          </w:p>
+        </w:tc>
+      </w:tr>
+      <w:tr>
+        <w:tc>
+          <w:tcPr>
+            <w:tcW w:type="dxa" w:w="1728"/>
+          </w:tcPr>
+          <w:p>
+            <w:r>
+              <w:t>15%</w:t>
+            </w:r>
+          </w:p>
+        </w:tc>
+        <w:tc>
+          <w:tcPr>
+            <w:tcW w:type="dxa" w:w="1728"/>
+          </w:tcPr>
+          <w:p>
+            <w:r>
+              <w:t>$360.0K</w:t>
+            </w:r>
+          </w:p>
+        </w:tc>
+        <w:tc>
+          <w:tcPr>
+            <w:tcW w:type="dxa" w:w="1728"/>
+          </w:tcPr>
+          <w:p>
+            <w:r>
+              <w:t>$1.8M</w:t>
+            </w:r>
+          </w:p>
+        </w:tc>
+        <w:tc>
+          <w:tcPr>
+            <w:tcW w:type="dxa" w:w="1728"/>
+          </w:tcPr>
+          <w:p>
+            <w:r>
+              <w:t>$3.6M</w:t>
+            </w:r>
+          </w:p>
+        </w:tc>
+        <w:tc>
+          <w:tcPr>
+            <w:tcW w:type="dxa" w:w="1728"/>
+          </w:tcPr>
+          <w:p>
+            <w:r>
+              <w:t>$7.2M</w:t>
+            </w:r>
+          </w:p>
+        </w:tc>
+      </w:tr>
+      <w:tr>
+        <w:tc>
+          <w:tcPr>
+            <w:tcW w:type="dxa" w:w="1728"/>
+          </w:tcPr>
+          <w:p>
+            <w:r>
+              <w:t>20%</w:t>
+            </w:r>
+          </w:p>
+        </w:tc>
+        <w:tc>
+          <w:tcPr>
+            <w:tcW w:type="dxa" w:w="1728"/>
+          </w:tcPr>
+          <w:p>
+            <w:r>
+              <w:t>$480.0K</w:t>
+            </w:r>
+          </w:p>
+        </w:tc>
+        <w:tc>
+          <w:tcPr>
+            <w:tcW w:type="dxa" w:w="1728"/>
+          </w:tcPr>
+          <w:p>
+            <w:r>
+              <w:t>$2.4M</w:t>
+            </w:r>
+          </w:p>
+        </w:tc>
+        <w:tc>
+          <w:tcPr>
+            <w:tcW w:type="dxa" w:w="1728"/>
+          </w:tcPr>
+          <w:p>
+            <w:r>
+              <w:t>$4.8M</w:t>
+            </w:r>
+          </w:p>
+        </w:tc>
+        <w:tc>
+          <w:tcPr>
+            <w:tcW w:type="dxa" w:w="1728"/>
+          </w:tcPr>
+          <w:p>
+            <w:r>
+              <w:t>$9.6M</w:t>
+            </w:r>
+          </w:p>
+        </w:tc>
+      </w:tr>
+      <w:tr>
+        <w:tc>
+          <w:tcPr>
+            <w:tcW w:type="dxa" w:w="1728"/>
+          </w:tcPr>
+          <w:p>
+            <w:r>
+              <w:t>30%</w:t>
+            </w:r>
+          </w:p>
+        </w:tc>
+        <w:tc>
+          <w:tcPr>
+            <w:tcW w:type="dxa" w:w="1728"/>
+          </w:tcPr>
+          <w:p>
+            <w:r>
+              <w:t>$720.0K</w:t>
+            </w:r>
+          </w:p>
+        </w:tc>
+        <w:tc>
+          <w:tcPr>
+            <w:tcW w:type="dxa" w:w="1728"/>
+          </w:tcPr>
+          <w:p>
+            <w:r>
+              <w:t>$3.6M</w:t>
+            </w:r>
+          </w:p>
+        </w:tc>
+        <w:tc>
+          <w:tcPr>
+            <w:tcW w:type="dxa" w:w="1728"/>
+          </w:tcPr>
+          <w:p>
+            <w:r>
+              <w:t>$7.2M</w:t>
+            </w:r>
+          </w:p>
+        </w:tc>
+        <w:tc>
+          <w:tcPr>
+            <w:tcW w:type="dxa" w:w="1728"/>
+          </w:tcPr>
+          <w:p>
+            <w:r>
+              <w:t>$14.4M</w:t>
+            </w:r>
+          </w:p>
+        </w:tc>
+      </w:tr>
+    </w:tbl>
+    <w:p/>
+    <w:p>
+      <w:pPr>
+        <w:pStyle w:val="Heading2"/>
+      </w:pPr>
+      <w:r>
+        <w:rPr>
+          <w:color w:val="2E74B5"/>
+        </w:rPr>
+        <w:t>12.3  Vendor Break-Even Analysis</w:t>
+      </w:r>
+    </w:p>
+    <w:p>
+      <w:r>
+        <w:t>When a vendor accepts 1 credit, they provide $2 of goods for $1 face value — a $1.00 discount cost per credit accepted. They recover this cost by recirculating credits to pay their own suppliers, utilities, and operating expenses at the same 2:1 rate. Each credit recirculated saves $1.00 in expenses.</w:t>
+      </w:r>
+    </w:p>
+    <w:p>
+      <w:r>
+        <w:t>Break-even analysis (discount side only, before admin fee income):</w:t>
+      </w:r>
+    </w:p>
+    <w:tbl>
+      <w:tblPr>
+        <w:tblStyle w:val="TableGrid"/>
+        <w:tblW w:type="auto" w:w="0"/>
+        <w:tblLook w:firstColumn="1" w:firstRow="1" w:lastColumn="0" w:lastRow="0" w:noHBand="0" w:noVBand="1" w:val="04A0"/>
+      </w:tblPr>
+      <w:tblGrid>
+        <w:gridCol w:w="2160"/>
+        <w:gridCol w:w="2160"/>
+        <w:gridCol w:w="2160"/>
+        <w:gridCol w:w="2160"/>
+      </w:tblGrid>
+      <w:tr>
+        <w:tc>
+          <w:tcPr>
+            <w:tcW w:type="dxa" w:w="2160"/>
+          </w:tcPr>
+          <w:p>
+            <w:r>
+              <w:rPr>
+                <w:b/>
+              </w:rPr>
+              <w:t>Recirculation Efficiency</w:t>
+            </w:r>
+          </w:p>
+        </w:tc>
+        <w:tc>
+          <w:tcPr>
+            <w:tcW w:type="dxa" w:w="2160"/>
+          </w:tcPr>
+          <w:p>
+            <w:r>
+              <w:rPr>
+                <w:b/>
+              </w:rPr>
+              <w:t>Discount Cost/Credit</w:t>
+            </w:r>
+          </w:p>
+        </w:tc>
+        <w:tc>
+          <w:tcPr>
+            <w:tcW w:type="dxa" w:w="2160"/>
+          </w:tcPr>
+          <w:p>
+            <w:r>
+              <w:rPr>
+                <w:b/>
+              </w:rPr>
+              <w:t>Recirculation Savings</w:t>
+            </w:r>
+          </w:p>
+        </w:tc>
+        <w:tc>
+          <w:tcPr>
+            <w:tcW w:type="dxa" w:w="2160"/>
+          </w:tcPr>
+          <w:p>
+            <w:r>
+              <w:rPr>
+                <w:b/>
+              </w:rPr>
+              <w:t>Net Cost/Credit</w:t>
+            </w:r>
+          </w:p>
+        </w:tc>
+      </w:tr>
+      <w:tr>
+        <w:tc>
+          <w:tcPr>
+            <w:tcW w:type="dxa" w:w="2160"/>
+          </w:tcPr>
+          <w:p>
+            <w:r>
+              <w:t>0%</w:t>
+            </w:r>
+          </w:p>
+        </w:tc>
+        <w:tc>
+          <w:tcPr>
+            <w:tcW w:type="dxa" w:w="2160"/>
+          </w:tcPr>
+          <w:p>
+            <w:r>
+              <w:t>$1.00</w:t>
+            </w:r>
+          </w:p>
+        </w:tc>
+        <w:tc>
+          <w:tcPr>
+            <w:tcW w:type="dxa" w:w="2160"/>
+          </w:tcPr>
+          <w:p>
+            <w:r>
+              <w:t>$0.00</w:t>
+            </w:r>
+          </w:p>
+        </w:tc>
+        <w:tc>
+          <w:tcPr>
+            <w:tcW w:type="dxa" w:w="2160"/>
+          </w:tcPr>
+          <w:p>
+            <w:r>
+              <w:t>$1.00 (full loss)</w:t>
+            </w:r>
+          </w:p>
+        </w:tc>
+      </w:tr>
+      <w:tr>
+        <w:tc>
+          <w:tcPr>
+            <w:tcW w:type="dxa" w:w="2160"/>
+          </w:tcPr>
+          <w:p>
+            <w:r>
+              <w:t>25%</w:t>
+            </w:r>
+          </w:p>
+        </w:tc>
+        <w:tc>
+          <w:tcPr>
+            <w:tcW w:type="dxa" w:w="2160"/>
+          </w:tcPr>
+          <w:p>
+            <w:r>
+              <w:t>$1.00</w:t>
+            </w:r>
+          </w:p>
+        </w:tc>
+        <w:tc>
+          <w:tcPr>
+            <w:tcW w:type="dxa" w:w="2160"/>
+          </w:tcPr>
+          <w:p>
+            <w:r>
+              <w:t>$0.25</w:t>
+            </w:r>
+          </w:p>
+        </w:tc>
+        <w:tc>
+          <w:tcPr>
+            <w:tcW w:type="dxa" w:w="2160"/>
+          </w:tcPr>
+          <w:p>
+            <w:r>
+              <w:t>$0.75</w:t>
+            </w:r>
+          </w:p>
+        </w:tc>
+      </w:tr>
+      <w:tr>
+        <w:tc>
+          <w:tcPr>
+            <w:tcW w:type="dxa" w:w="2160"/>
+          </w:tcPr>
+          <w:p>
+            <w:r>
+              <w:t>50%</w:t>
+            </w:r>
+          </w:p>
+        </w:tc>
+        <w:tc>
+          <w:tcPr>
+            <w:tcW w:type="dxa" w:w="2160"/>
+          </w:tcPr>
+          <w:p>
+            <w:r>
+              <w:t>$1.00</w:t>
+            </w:r>
+          </w:p>
+        </w:tc>
+        <w:tc>
+          <w:tcPr>
+            <w:tcW w:type="dxa" w:w="2160"/>
+          </w:tcPr>
+          <w:p>
+            <w:r>
+              <w:t>$0.50</w:t>
+            </w:r>
+          </w:p>
+        </w:tc>
+        <w:tc>
+          <w:tcPr>
+            <w:tcW w:type="dxa" w:w="2160"/>
+          </w:tcPr>
+          <w:p>
+            <w:r>
+              <w:t>$0.50</w:t>
+            </w:r>
+          </w:p>
+        </w:tc>
+      </w:tr>
+      <w:tr>
+        <w:tc>
+          <w:tcPr>
+            <w:tcW w:type="dxa" w:w="2160"/>
+          </w:tcPr>
+          <w:p>
+            <w:r>
+              <w:t>75%</w:t>
+            </w:r>
+          </w:p>
+        </w:tc>
+        <w:tc>
+          <w:tcPr>
+            <w:tcW w:type="dxa" w:w="2160"/>
+          </w:tcPr>
+          <w:p>
+            <w:r>
+              <w:t>$1.00</w:t>
+            </w:r>
+          </w:p>
+        </w:tc>
+        <w:tc>
+          <w:tcPr>
+            <w:tcW w:type="dxa" w:w="2160"/>
+          </w:tcPr>
+          <w:p>
+            <w:r>
+              <w:t>$0.75</w:t>
+            </w:r>
+          </w:p>
+        </w:tc>
+        <w:tc>
+          <w:tcPr>
+            <w:tcW w:type="dxa" w:w="2160"/>
+          </w:tcPr>
+          <w:p>
+            <w:r>
+              <w:t>$0.25</w:t>
+            </w:r>
+          </w:p>
+        </w:tc>
+      </w:tr>
+      <w:tr>
+        <w:tc>
+          <w:tcPr>
+            <w:tcW w:type="dxa" w:w="2160"/>
+          </w:tcPr>
+          <w:p>
+            <w:r>
+              <w:t>100%</w:t>
+            </w:r>
+          </w:p>
+        </w:tc>
+        <w:tc>
+          <w:tcPr>
+            <w:tcW w:type="dxa" w:w="2160"/>
+          </w:tcPr>
+          <w:p>
+            <w:r>
+              <w:t>$1.00</w:t>
+            </w:r>
+          </w:p>
+        </w:tc>
+        <w:tc>
+          <w:tcPr>
+            <w:tcW w:type="dxa" w:w="2160"/>
+          </w:tcPr>
+          <w:p>
+            <w:r>
+              <w:t>$1.00</w:t>
+            </w:r>
+          </w:p>
+        </w:tc>
+        <w:tc>
+          <w:tcPr>
+            <w:tcW w:type="dxa" w:w="2160"/>
+          </w:tcPr>
+          <w:p>
+            <w:r>
+              <w:t>$0.00 (breakeven)</w:t>
+            </w:r>
+          </w:p>
+        </w:tc>
+      </w:tr>
+    </w:tbl>
+    <w:p/>
+    <w:p>
+      <w:r>
+        <w:t>Key finding: A vendor recirculating 100% of accepted credits breaks even on the discount alone. Admin fee income is pure upside above that. A vendor recirculating 50% has a net cost of $0.50/credit — and the admin fee alone ($0.10/credit) does not cover this gap at any recirculation share within the 20-year window. Recirculation efficiency is the primary lever for vendor profitability.</w:t>
+      </w:r>
+    </w:p>
+    <w:p>
+      <w:pPr>
+        <w:pStyle w:val="Heading2"/>
+      </w:pPr>
+      <w:r>
+        <w:rPr>
+          <w:color w:val="2E74B5"/>
+        </w:rPr>
+        <w:t>12.4  Full-Recirculator Vendor: Admin Fee as Pure Profit</w:t>
+      </w:r>
+    </w:p>
+    <w:p>
+      <w:r>
+        <w:t>A vendor that recirculates 100% of accepted credits has zero net discount cost. All admin fee income is pure profit margin. Monthly admin income at steady state:</w:t>
+      </w:r>
+    </w:p>
+    <w:tbl>
+      <w:tblPr>
+        <w:tblStyle w:val="TableGrid"/>
+        <w:tblW w:type="auto" w:w="0"/>
+        <w:tblLook w:firstColumn="1" w:firstRow="1" w:lastColumn="0" w:lastRow="0" w:noHBand="0" w:noVBand="1" w:val="04A0"/>
+      </w:tblPr>
+      <w:tblGrid>
+        <w:gridCol w:w="1728"/>
+        <w:gridCol w:w="1728"/>
+        <w:gridCol w:w="1728"/>
+        <w:gridCol w:w="1728"/>
+        <w:gridCol w:w="1728"/>
+      </w:tblGrid>
+      <w:tr>
+        <w:tc>
+          <w:tcPr>
+            <w:tcW w:type="dxa" w:w="1728"/>
+          </w:tcPr>
+          <w:p>
+            <w:r>
+              <w:rPr>
+                <w:b/>
+              </w:rPr>
+              <w:t>Acceptance Share</w:t>
+            </w:r>
+          </w:p>
+        </w:tc>
+        <w:tc>
+          <w:tcPr>
+            <w:tcW w:type="dxa" w:w="1728"/>
+          </w:tcPr>
+          <w:p>
+            <w:r>
+              <w:rPr>
+                <w:b/>
+              </w:rPr>
+              <w:t>Mo.12 Monthly</w:t>
+            </w:r>
+          </w:p>
+        </w:tc>
+        <w:tc>
+          <w:tcPr>
+            <w:tcW w:type="dxa" w:w="1728"/>
+          </w:tcPr>
+          <w:p>
+            <w:r>
+              <w:rPr>
+                <w:b/>
+              </w:rPr>
+              <w:t>Mo.60 Monthly</w:t>
+            </w:r>
+          </w:p>
+        </w:tc>
+        <w:tc>
+          <w:tcPr>
+            <w:tcW w:type="dxa" w:w="1728"/>
+          </w:tcPr>
+          <w:p>
+            <w:r>
+              <w:rPr>
+                <w:b/>
+              </w:rPr>
+              <w:t>Mo.120 Monthly</w:t>
+            </w:r>
+          </w:p>
+        </w:tc>
+        <w:tc>
+          <w:tcPr>
+            <w:tcW w:type="dxa" w:w="1728"/>
+          </w:tcPr>
+          <w:p>
+            <w:r>
+              <w:rPr>
+                <w:b/>
+              </w:rPr>
+              <w:t>Mo.240 Monthly</w:t>
+            </w:r>
+          </w:p>
+        </w:tc>
+      </w:tr>
+      <w:tr>
+        <w:tc>
+          <w:tcPr>
+            <w:tcW w:type="dxa" w:w="1728"/>
+          </w:tcPr>
+          <w:p>
+            <w:r>
+              <w:t>1%</w:t>
+            </w:r>
+          </w:p>
+        </w:tc>
+        <w:tc>
+          <w:tcPr>
+            <w:tcW w:type="dxa" w:w="1728"/>
+          </w:tcPr>
+          <w:p>
+            <w:r>
+              <w:t>$24.0K</w:t>
+            </w:r>
+          </w:p>
+        </w:tc>
+        <w:tc>
+          <w:tcPr>
+            <w:tcW w:type="dxa" w:w="1728"/>
+          </w:tcPr>
+          <w:p>
+            <w:r>
+              <w:t>$120.0K</w:t>
+            </w:r>
+          </w:p>
+        </w:tc>
+        <w:tc>
+          <w:tcPr>
+            <w:tcW w:type="dxa" w:w="1728"/>
+          </w:tcPr>
+          <w:p>
+            <w:r>
+              <w:t>$240.0K</w:t>
+            </w:r>
+          </w:p>
+        </w:tc>
+        <w:tc>
+          <w:tcPr>
+            <w:tcW w:type="dxa" w:w="1728"/>
+          </w:tcPr>
+          <w:p>
+            <w:r>
+              <w:t>$480.0K</w:t>
+            </w:r>
+          </w:p>
+        </w:tc>
+      </w:tr>
+      <w:tr>
+        <w:tc>
+          <w:tcPr>
+            <w:tcW w:type="dxa" w:w="1728"/>
+          </w:tcPr>
+          <w:p>
+            <w:r>
+              <w:t>2%</w:t>
+            </w:r>
+          </w:p>
+        </w:tc>
+        <w:tc>
+          <w:tcPr>
+            <w:tcW w:type="dxa" w:w="1728"/>
+          </w:tcPr>
+          <w:p>
+            <w:r>
+              <w:t>$48.0K</w:t>
+            </w:r>
+          </w:p>
+        </w:tc>
+        <w:tc>
+          <w:tcPr>
+            <w:tcW w:type="dxa" w:w="1728"/>
+          </w:tcPr>
+          <w:p>
+            <w:r>
+              <w:t>$240.0K</w:t>
+            </w:r>
+          </w:p>
+        </w:tc>
+        <w:tc>
+          <w:tcPr>
+            <w:tcW w:type="dxa" w:w="1728"/>
+          </w:tcPr>
+          <w:p>
+            <w:r>
+              <w:t>$480.0K</w:t>
+            </w:r>
+          </w:p>
+        </w:tc>
+        <w:tc>
+          <w:tcPr>
+            <w:tcW w:type="dxa" w:w="1728"/>
+          </w:tcPr>
+          <w:p>
+            <w:r>
+              <w:t>$960.0K</w:t>
+            </w:r>
+          </w:p>
+        </w:tc>
+      </w:tr>
+      <w:tr>
+        <w:tc>
+          <w:tcPr>
+            <w:tcW w:type="dxa" w:w="1728"/>
+          </w:tcPr>
+          <w:p>
+            <w:r>
+              <w:t>5%</w:t>
+            </w:r>
+          </w:p>
+        </w:tc>
+        <w:tc>
+          <w:tcPr>
+            <w:tcW w:type="dxa" w:w="1728"/>
+          </w:tcPr>
+          <w:p>
+            <w:r>
+              <w:t>$120.0K</w:t>
+            </w:r>
+          </w:p>
+        </w:tc>
+        <w:tc>
+          <w:tcPr>
+            <w:tcW w:type="dxa" w:w="1728"/>
+          </w:tcPr>
+          <w:p>
+            <w:r>
+              <w:t>$600.0K</w:t>
+            </w:r>
+          </w:p>
+        </w:tc>
+        <w:tc>
+          <w:tcPr>
+            <w:tcW w:type="dxa" w:w="1728"/>
+          </w:tcPr>
+          <w:p>
+            <w:r>
+              <w:t>$1.2M</w:t>
+            </w:r>
+          </w:p>
+        </w:tc>
+        <w:tc>
+          <w:tcPr>
+            <w:tcW w:type="dxa" w:w="1728"/>
+          </w:tcPr>
+          <w:p>
+            <w:r>
+              <w:t>$2.4M</w:t>
+            </w:r>
+          </w:p>
+        </w:tc>
+      </w:tr>
+      <w:tr>
+        <w:tc>
+          <w:tcPr>
+            <w:tcW w:type="dxa" w:w="1728"/>
+          </w:tcPr>
+          <w:p>
+            <w:r>
+              <w:t>10%</w:t>
+            </w:r>
+          </w:p>
+        </w:tc>
+        <w:tc>
+          <w:tcPr>
+            <w:tcW w:type="dxa" w:w="1728"/>
+          </w:tcPr>
+          <w:p>
+            <w:r>
+              <w:t>$240.0K</w:t>
+            </w:r>
+          </w:p>
+        </w:tc>
+        <w:tc>
+          <w:tcPr>
+            <w:tcW w:type="dxa" w:w="1728"/>
+          </w:tcPr>
+          <w:p>
+            <w:r>
+              <w:t>$1.2M</w:t>
+            </w:r>
+          </w:p>
+        </w:tc>
+        <w:tc>
+          <w:tcPr>
+            <w:tcW w:type="dxa" w:w="1728"/>
+          </w:tcPr>
+          <w:p>
+            <w:r>
+              <w:t>$2.4M</w:t>
+            </w:r>
+          </w:p>
+        </w:tc>
+        <w:tc>
+          <w:tcPr>
+            <w:tcW w:type="dxa" w:w="1728"/>
+          </w:tcPr>
+          <w:p>
+            <w:r>
+              <w:t>$4.8M</w:t>
+            </w:r>
+          </w:p>
+        </w:tc>
+      </w:tr>
+      <w:tr>
+        <w:tc>
+          <w:tcPr>
+            <w:tcW w:type="dxa" w:w="1728"/>
+          </w:tcPr>
+          <w:p>
+            <w:r>
+              <w:t>15%</w:t>
+            </w:r>
+          </w:p>
+        </w:tc>
+        <w:tc>
+          <w:tcPr>
+            <w:tcW w:type="dxa" w:w="1728"/>
+          </w:tcPr>
+          <w:p>
+            <w:r>
+              <w:t>$360.0K</w:t>
+            </w:r>
+          </w:p>
+        </w:tc>
+        <w:tc>
+          <w:tcPr>
+            <w:tcW w:type="dxa" w:w="1728"/>
+          </w:tcPr>
+          <w:p>
+            <w:r>
+              <w:t>$1.8M</w:t>
+            </w:r>
+          </w:p>
+        </w:tc>
+        <w:tc>
+          <w:tcPr>
+            <w:tcW w:type="dxa" w:w="1728"/>
+          </w:tcPr>
+          <w:p>
+            <w:r>
+              <w:t>$3.6M</w:t>
+            </w:r>
+          </w:p>
+        </w:tc>
+        <w:tc>
+          <w:tcPr>
+            <w:tcW w:type="dxa" w:w="1728"/>
+          </w:tcPr>
+          <w:p>
+            <w:r>
+              <w:t>$7.2M</w:t>
+            </w:r>
+          </w:p>
+        </w:tc>
+      </w:tr>
+      <w:tr>
+        <w:tc>
+          <w:tcPr>
+            <w:tcW w:type="dxa" w:w="1728"/>
+          </w:tcPr>
+          <w:p>
+            <w:r>
+              <w:t>20%</w:t>
+            </w:r>
+          </w:p>
+        </w:tc>
+        <w:tc>
+          <w:tcPr>
+            <w:tcW w:type="dxa" w:w="1728"/>
+          </w:tcPr>
+          <w:p>
+            <w:r>
+              <w:t>$480.0K</w:t>
+            </w:r>
+          </w:p>
+        </w:tc>
+        <w:tc>
+          <w:tcPr>
+            <w:tcW w:type="dxa" w:w="1728"/>
+          </w:tcPr>
+          <w:p>
+            <w:r>
+              <w:t>$2.4M</w:t>
+            </w:r>
+          </w:p>
+        </w:tc>
+        <w:tc>
+          <w:tcPr>
+            <w:tcW w:type="dxa" w:w="1728"/>
+          </w:tcPr>
+          <w:p>
+            <w:r>
+              <w:t>$4.8M</w:t>
+            </w:r>
+          </w:p>
+        </w:tc>
+        <w:tc>
+          <w:tcPr>
+            <w:tcW w:type="dxa" w:w="1728"/>
+          </w:tcPr>
+          <w:p>
+            <w:r>
+              <w:t>$9.6M</w:t>
+            </w:r>
+          </w:p>
+        </w:tc>
+      </w:tr>
+    </w:tbl>
+    <w:p/>
+    <w:p>
+      <w:pPr>
+        <w:pStyle w:val="Heading2"/>
+      </w:pPr>
+      <w:r>
+        <w:rPr>
+          <w:color w:val="2E74B5"/>
+        </w:rPr>
+        <w:t>12.5  Vendor ROI by Archetype</w:t>
+      </w:r>
+    </w:p>
+    <w:p>
+      <w:r>
+        <w:t>Three vendor archetypes summarize the range of financial outcomes:</w:t>
+      </w:r>
+    </w:p>
+    <w:tbl>
+      <w:tblPr>
+        <w:tblStyle w:val="TableGrid"/>
+        <w:tblW w:type="auto" w:w="0"/>
+        <w:tblLook w:firstColumn="1" w:firstRow="1" w:lastColumn="0" w:lastRow="0" w:noHBand="0" w:noVBand="1" w:val="04A0"/>
+      </w:tblPr>
+      <w:tblGrid>
+        <w:gridCol w:w="1728"/>
+        <w:gridCol w:w="1728"/>
+        <w:gridCol w:w="1728"/>
+        <w:gridCol w:w="1728"/>
+        <w:gridCol w:w="1728"/>
+      </w:tblGrid>
+      <w:tr>
+        <w:tc>
+          <w:tcPr>
+            <w:tcW w:type="dxa" w:w="1728"/>
+          </w:tcPr>
+          <w:p>
+            <w:r>
+              <w:rPr>
+                <w:b/>
+              </w:rPr>
+              <w:t>Archetype</w:t>
+            </w:r>
+          </w:p>
+        </w:tc>
+        <w:tc>
+          <w:tcPr>
+            <w:tcW w:type="dxa" w:w="1728"/>
+          </w:tcPr>
+          <w:p>
+            <w:r>
+              <w:rPr>
+                <w:b/>
+              </w:rPr>
+              <w:t>Recirc. Efficiency</w:t>
+            </w:r>
+          </w:p>
+        </w:tc>
+        <w:tc>
+          <w:tcPr>
+            <w:tcW w:type="dxa" w:w="1728"/>
+          </w:tcPr>
+          <w:p>
+            <w:r>
+              <w:rPr>
+                <w:b/>
+              </w:rPr>
+              <w:t>Net Cost/Credit</w:t>
+            </w:r>
+          </w:p>
+        </w:tc>
+        <w:tc>
+          <w:tcPr>
+            <w:tcW w:type="dxa" w:w="1728"/>
+          </w:tcPr>
+          <w:p>
+            <w:r>
+              <w:rPr>
+                <w:b/>
+              </w:rPr>
+              <w:t>Admin Fee/Credit</w:t>
+            </w:r>
+          </w:p>
+        </w:tc>
+        <w:tc>
+          <w:tcPr>
+            <w:tcW w:type="dxa" w:w="1728"/>
+          </w:tcPr>
+          <w:p>
+            <w:r>
+              <w:rPr>
+                <w:b/>
+              </w:rPr>
+              <w:t>Net Position</w:t>
+            </w:r>
+          </w:p>
+        </w:tc>
+      </w:tr>
+      <w:tr>
+        <w:tc>
+          <w:tcPr>
+            <w:tcW w:type="dxa" w:w="1728"/>
+          </w:tcPr>
+          <w:p>
+            <w:r>
+              <w:t>Type A: Full Recirculator</w:t>
+            </w:r>
+          </w:p>
+        </w:tc>
+        <w:tc>
+          <w:tcPr>
+            <w:tcW w:type="dxa" w:w="1728"/>
+          </w:tcPr>
+          <w:p>
+            <w:r>
+              <w:t>100%</w:t>
+            </w:r>
+          </w:p>
+        </w:tc>
+        <w:tc>
+          <w:tcPr>
+            <w:tcW w:type="dxa" w:w="1728"/>
+          </w:tcPr>
+          <w:p>
+            <w:r>
+              <w:t>$0.00</w:t>
+            </w:r>
+          </w:p>
+        </w:tc>
+        <w:tc>
+          <w:tcPr>
+            <w:tcW w:type="dxa" w:w="1728"/>
+          </w:tcPr>
+          <w:p>
+            <w:r>
+              <w:t>$0.10</w:t>
+            </w:r>
+          </w:p>
+        </w:tc>
+        <w:tc>
+          <w:tcPr>
+            <w:tcW w:type="dxa" w:w="1728"/>
+          </w:tcPr>
+          <w:p>
+            <w:r>
+              <w:t>Pure profit — every accepted credit generates $0.10 admin income</w:t>
+            </w:r>
+          </w:p>
+        </w:tc>
+      </w:tr>
+      <w:tr>
+        <w:tc>
+          <w:tcPr>
+            <w:tcW w:type="dxa" w:w="1728"/>
+          </w:tcPr>
+          <w:p>
+            <w:r>
+              <w:t>Type B: Partial Recirculator</w:t>
+            </w:r>
+          </w:p>
+        </w:tc>
+        <w:tc>
+          <w:tcPr>
+            <w:tcW w:type="dxa" w:w="1728"/>
+          </w:tcPr>
+          <w:p>
+            <w:r>
+              <w:t>50%</w:t>
+            </w:r>
+          </w:p>
+        </w:tc>
+        <w:tc>
+          <w:tcPr>
+            <w:tcW w:type="dxa" w:w="1728"/>
+          </w:tcPr>
+          <w:p>
+            <w:r>
+              <w:t>$0.50</w:t>
+            </w:r>
+          </w:p>
+        </w:tc>
+        <w:tc>
+          <w:tcPr>
+            <w:tcW w:type="dxa" w:w="1728"/>
+          </w:tcPr>
+          <w:p>
+            <w:r>
+              <w:t>$0.10</w:t>
+            </w:r>
+          </w:p>
+        </w:tc>
+        <w:tc>
+          <w:tcPr>
+            <w:tcW w:type="dxa" w:w="1728"/>
+          </w:tcPr>
+          <w:p>
+            <w:r>
+              <w:t>Net loss of $0.40/credit; needs very high recirculation share to offset at scale</w:t>
+            </w:r>
+          </w:p>
+        </w:tc>
+      </w:tr>
+      <w:tr>
+        <w:tc>
+          <w:tcPr>
+            <w:tcW w:type="dxa" w:w="1728"/>
+          </w:tcPr>
+          <w:p>
+            <w:r>
+              <w:t>Type C: Low Recirculator</w:t>
+            </w:r>
+          </w:p>
+        </w:tc>
+        <w:tc>
+          <w:tcPr>
+            <w:tcW w:type="dxa" w:w="1728"/>
+          </w:tcPr>
+          <w:p>
+            <w:r>
+              <w:t>10%</w:t>
+            </w:r>
+          </w:p>
+        </w:tc>
+        <w:tc>
+          <w:tcPr>
+            <w:tcW w:type="dxa" w:w="1728"/>
+          </w:tcPr>
+          <w:p>
+            <w:r>
+              <w:t>$0.90</w:t>
+            </w:r>
+          </w:p>
+        </w:tc>
+        <w:tc>
+          <w:tcPr>
+            <w:tcW w:type="dxa" w:w="1728"/>
+          </w:tcPr>
+          <w:p>
+            <w:r>
+              <w:t>$0.10</w:t>
+            </w:r>
+          </w:p>
+        </w:tc>
+        <w:tc>
+          <w:tcPr>
+            <w:tcW w:type="dxa" w:w="1728"/>
+          </w:tcPr>
+          <w:p>
+            <w:r>
+              <w:t>Net loss of $0.80/credit; not commercially viable without in-network suppliers</w:t>
+            </w:r>
+          </w:p>
+        </w:tc>
+      </w:tr>
+    </w:tbl>
+    <w:p/>
+    <w:p>
+      <w:r>
+        <w:t>Conclusion: Vendor participation is commercially rational for businesses with strong in-network supplier relationships (approaching Type A). The network effect compounds this advantage — as more vendors join, recirculation rates naturally rise across all participants. The 2:1 recirculation rule is not a burden; it is the structural incentive that aligns vendor economics with network health. Vendors who cannot recirculate meaningfully should not participate, and the design correctly prevents them from doing so via the recirculation-to-mint ratio.</w:t>
+      </w:r>
+    </w:p>
+    <w:p>
+      <w:r>
+        <w:br w:type="page"/>
+      </w:r>
+    </w:p>
+    <w:p>
+      <w:pPr>
+        <w:pStyle w:val="Heading1"/>
+      </w:pPr>
+      <w:r>
+        <w:t>13. Final Conclusions</w:t>
       </w:r>
     </w:p>
     <w:p>

--- a/projects/ADBP3/docs/ADBP_Research_Findings.docx
+++ b/projects/ADBP3/docs/ADBP_Research_Findings.docx
@@ -12148,7 +12148,2686 @@
         <w:pStyle w:val="Heading1"/>
       </w:pPr>
       <w:r>
-        <w:t>13. Final Conclusions</w:t>
+        <w:rPr>
+          <w:color w:val="1F3864"/>
+        </w:rPr>
+        <w:t>13. Admin Fee Optimization</w:t>
+      </w:r>
+    </w:p>
+    <w:p>
+      <w:r>
+        <w:t>Sweep of the admin fee from $0.01 to $0.10 to find the optimal level that maximizes vendor incentive while maintaining zero treasury risk. The structural solvency guarantee holds at every fee level — the treasury always receives exactly $1.00/credit regardless of the admin fee, because the fee is additional to (not deducted from) the treasury inflow. Treasury risk = 0.00% across the entire range.</w:t>
+      </w:r>
+    </w:p>
+    <w:p>
+      <w:pPr>
+        <w:pStyle w:val="Heading2"/>
+      </w:pPr>
+      <w:r>
+        <w:rPr>
+          <w:color w:val="2E74B5"/>
+        </w:rPr>
+        <w:t>13.1  Employee Effective Cost and Net Benefit</w:t>
+      </w:r>
+    </w:p>
+    <w:p>
+      <w:r>
+        <w:t>Employee pays $1.00 (treasury) + admin fee (admin pool) per credit, receiving $2.00 of purchasing power. The fee range is imperceptible relative to the amplification employees already receive.</w:t>
+      </w:r>
+    </w:p>
+    <w:tbl>
+      <w:tblPr>
+        <w:tblStyle w:val="TableGrid"/>
+        <w:tblW w:type="auto" w:w="0"/>
+        <w:tblLook w:firstColumn="1" w:firstRow="1" w:lastColumn="0" w:lastRow="0" w:noHBand="0" w:noVBand="1" w:val="04A0"/>
+      </w:tblPr>
+      <w:tblGrid>
+        <w:gridCol w:w="2160"/>
+        <w:gridCol w:w="2160"/>
+        <w:gridCol w:w="2160"/>
+        <w:gridCol w:w="2160"/>
+      </w:tblGrid>
+      <w:tr>
+        <w:tc>
+          <w:tcPr>
+            <w:tcW w:type="dxa" w:w="2160"/>
+          </w:tcPr>
+          <w:p>
+            <w:r>
+              <w:rPr>
+                <w:b/>
+              </w:rPr>
+              <w:t>Fee</w:t>
+            </w:r>
+          </w:p>
+        </w:tc>
+        <w:tc>
+          <w:tcPr>
+            <w:tcW w:type="dxa" w:w="2160"/>
+          </w:tcPr>
+          <w:p>
+            <w:r>
+              <w:rPr>
+                <w:b/>
+              </w:rPr>
+              <w:t>Effective Cost</w:t>
+            </w:r>
+          </w:p>
+        </w:tc>
+        <w:tc>
+          <w:tcPr>
+            <w:tcW w:type="dxa" w:w="2160"/>
+          </w:tcPr>
+          <w:p>
+            <w:r>
+              <w:rPr>
+                <w:b/>
+              </w:rPr>
+              <w:t>Effective Discount</w:t>
+            </w:r>
+          </w:p>
+        </w:tc>
+        <w:tc>
+          <w:tcPr>
+            <w:tcW w:type="dxa" w:w="2160"/>
+          </w:tcPr>
+          <w:p>
+            <w:r>
+              <w:rPr>
+                <w:b/>
+              </w:rPr>
+              <w:t>Employee Premium</w:t>
+            </w:r>
+          </w:p>
+        </w:tc>
+      </w:tr>
+      <w:tr>
+        <w:tc>
+          <w:tcPr>
+            <w:tcW w:type="dxa" w:w="2160"/>
+          </w:tcPr>
+          <w:p>
+            <w:r>
+              <w:t>$0.01</w:t>
+            </w:r>
+          </w:p>
+        </w:tc>
+        <w:tc>
+          <w:tcPr>
+            <w:tcW w:type="dxa" w:w="2160"/>
+          </w:tcPr>
+          <w:p>
+            <w:r>
+              <w:t>$1.01</w:t>
+            </w:r>
+          </w:p>
+        </w:tc>
+        <w:tc>
+          <w:tcPr>
+            <w:tcW w:type="dxa" w:w="2160"/>
+          </w:tcPr>
+          <w:p>
+            <w:r>
+              <w:t>98.0%</w:t>
+            </w:r>
+          </w:p>
+        </w:tc>
+        <w:tc>
+          <w:tcPr>
+            <w:tcW w:type="dxa" w:w="2160"/>
+          </w:tcPr>
+          <w:p>
+            <w:r>
+              <w:t>1%</w:t>
+            </w:r>
+          </w:p>
+        </w:tc>
+      </w:tr>
+      <w:tr>
+        <w:tc>
+          <w:tcPr>
+            <w:tcW w:type="dxa" w:w="2160"/>
+          </w:tcPr>
+          <w:p>
+            <w:r>
+              <w:t>$0.02</w:t>
+            </w:r>
+          </w:p>
+        </w:tc>
+        <w:tc>
+          <w:tcPr>
+            <w:tcW w:type="dxa" w:w="2160"/>
+          </w:tcPr>
+          <w:p>
+            <w:r>
+              <w:t>$1.02</w:t>
+            </w:r>
+          </w:p>
+        </w:tc>
+        <w:tc>
+          <w:tcPr>
+            <w:tcW w:type="dxa" w:w="2160"/>
+          </w:tcPr>
+          <w:p>
+            <w:r>
+              <w:t>96.1%</w:t>
+            </w:r>
+          </w:p>
+        </w:tc>
+        <w:tc>
+          <w:tcPr>
+            <w:tcW w:type="dxa" w:w="2160"/>
+          </w:tcPr>
+          <w:p>
+            <w:r>
+              <w:t>2%</w:t>
+            </w:r>
+          </w:p>
+        </w:tc>
+      </w:tr>
+      <w:tr>
+        <w:tc>
+          <w:tcPr>
+            <w:tcW w:type="dxa" w:w="2160"/>
+          </w:tcPr>
+          <w:p>
+            <w:r>
+              <w:t>$0.03</w:t>
+            </w:r>
+          </w:p>
+        </w:tc>
+        <w:tc>
+          <w:tcPr>
+            <w:tcW w:type="dxa" w:w="2160"/>
+          </w:tcPr>
+          <w:p>
+            <w:r>
+              <w:t>$1.03</w:t>
+            </w:r>
+          </w:p>
+        </w:tc>
+        <w:tc>
+          <w:tcPr>
+            <w:tcW w:type="dxa" w:w="2160"/>
+          </w:tcPr>
+          <w:p>
+            <w:r>
+              <w:t>94.2%</w:t>
+            </w:r>
+          </w:p>
+        </w:tc>
+        <w:tc>
+          <w:tcPr>
+            <w:tcW w:type="dxa" w:w="2160"/>
+          </w:tcPr>
+          <w:p>
+            <w:r>
+              <w:t>3%</w:t>
+            </w:r>
+          </w:p>
+        </w:tc>
+      </w:tr>
+      <w:tr>
+        <w:tc>
+          <w:tcPr>
+            <w:tcW w:type="dxa" w:w="2160"/>
+          </w:tcPr>
+          <w:p>
+            <w:r>
+              <w:t>$0.04</w:t>
+            </w:r>
+          </w:p>
+        </w:tc>
+        <w:tc>
+          <w:tcPr>
+            <w:tcW w:type="dxa" w:w="2160"/>
+          </w:tcPr>
+          <w:p>
+            <w:r>
+              <w:t>$1.04</w:t>
+            </w:r>
+          </w:p>
+        </w:tc>
+        <w:tc>
+          <w:tcPr>
+            <w:tcW w:type="dxa" w:w="2160"/>
+          </w:tcPr>
+          <w:p>
+            <w:r>
+              <w:t>92.3%</w:t>
+            </w:r>
+          </w:p>
+        </w:tc>
+        <w:tc>
+          <w:tcPr>
+            <w:tcW w:type="dxa" w:w="2160"/>
+          </w:tcPr>
+          <w:p>
+            <w:r>
+              <w:t>4%</w:t>
+            </w:r>
+          </w:p>
+        </w:tc>
+      </w:tr>
+      <w:tr>
+        <w:tc>
+          <w:tcPr>
+            <w:tcW w:type="dxa" w:w="2160"/>
+          </w:tcPr>
+          <w:p>
+            <w:r>
+              <w:t>$0.05</w:t>
+            </w:r>
+          </w:p>
+        </w:tc>
+        <w:tc>
+          <w:tcPr>
+            <w:tcW w:type="dxa" w:w="2160"/>
+          </w:tcPr>
+          <w:p>
+            <w:r>
+              <w:t>$1.05</w:t>
+            </w:r>
+          </w:p>
+        </w:tc>
+        <w:tc>
+          <w:tcPr>
+            <w:tcW w:type="dxa" w:w="2160"/>
+          </w:tcPr>
+          <w:p>
+            <w:r>
+              <w:t>90.5%</w:t>
+            </w:r>
+          </w:p>
+        </w:tc>
+        <w:tc>
+          <w:tcPr>
+            <w:tcW w:type="dxa" w:w="2160"/>
+          </w:tcPr>
+          <w:p>
+            <w:r>
+              <w:t>5%</w:t>
+            </w:r>
+          </w:p>
+        </w:tc>
+      </w:tr>
+      <w:tr>
+        <w:tc>
+          <w:tcPr>
+            <w:tcW w:type="dxa" w:w="2160"/>
+          </w:tcPr>
+          <w:p>
+            <w:r>
+              <w:t>$0.06</w:t>
+            </w:r>
+          </w:p>
+        </w:tc>
+        <w:tc>
+          <w:tcPr>
+            <w:tcW w:type="dxa" w:w="2160"/>
+          </w:tcPr>
+          <w:p>
+            <w:r>
+              <w:t>$1.06</w:t>
+            </w:r>
+          </w:p>
+        </w:tc>
+        <w:tc>
+          <w:tcPr>
+            <w:tcW w:type="dxa" w:w="2160"/>
+          </w:tcPr>
+          <w:p>
+            <w:r>
+              <w:t>88.7%</w:t>
+            </w:r>
+          </w:p>
+        </w:tc>
+        <w:tc>
+          <w:tcPr>
+            <w:tcW w:type="dxa" w:w="2160"/>
+          </w:tcPr>
+          <w:p>
+            <w:r>
+              <w:t>6%</w:t>
+            </w:r>
+          </w:p>
+        </w:tc>
+      </w:tr>
+      <w:tr>
+        <w:tc>
+          <w:tcPr>
+            <w:tcW w:type="dxa" w:w="2160"/>
+          </w:tcPr>
+          <w:p>
+            <w:r>
+              <w:t>$0.07</w:t>
+            </w:r>
+          </w:p>
+        </w:tc>
+        <w:tc>
+          <w:tcPr>
+            <w:tcW w:type="dxa" w:w="2160"/>
+          </w:tcPr>
+          <w:p>
+            <w:r>
+              <w:t>$1.07</w:t>
+            </w:r>
+          </w:p>
+        </w:tc>
+        <w:tc>
+          <w:tcPr>
+            <w:tcW w:type="dxa" w:w="2160"/>
+          </w:tcPr>
+          <w:p>
+            <w:r>
+              <w:t>86.9%</w:t>
+            </w:r>
+          </w:p>
+        </w:tc>
+        <w:tc>
+          <w:tcPr>
+            <w:tcW w:type="dxa" w:w="2160"/>
+          </w:tcPr>
+          <w:p>
+            <w:r>
+              <w:t>7%</w:t>
+            </w:r>
+          </w:p>
+        </w:tc>
+      </w:tr>
+      <w:tr>
+        <w:tc>
+          <w:tcPr>
+            <w:tcW w:type="dxa" w:w="2160"/>
+          </w:tcPr>
+          <w:p>
+            <w:r>
+              <w:t>$0.08</w:t>
+            </w:r>
+          </w:p>
+        </w:tc>
+        <w:tc>
+          <w:tcPr>
+            <w:tcW w:type="dxa" w:w="2160"/>
+          </w:tcPr>
+          <w:p>
+            <w:r>
+              <w:t>$1.08</w:t>
+            </w:r>
+          </w:p>
+        </w:tc>
+        <w:tc>
+          <w:tcPr>
+            <w:tcW w:type="dxa" w:w="2160"/>
+          </w:tcPr>
+          <w:p>
+            <w:r>
+              <w:t>85.2%</w:t>
+            </w:r>
+          </w:p>
+        </w:tc>
+        <w:tc>
+          <w:tcPr>
+            <w:tcW w:type="dxa" w:w="2160"/>
+          </w:tcPr>
+          <w:p>
+            <w:r>
+              <w:t>8%</w:t>
+            </w:r>
+          </w:p>
+        </w:tc>
+      </w:tr>
+      <w:tr>
+        <w:tc>
+          <w:tcPr>
+            <w:tcW w:type="dxa" w:w="2160"/>
+          </w:tcPr>
+          <w:p>
+            <w:r>
+              <w:t>$0.09</w:t>
+            </w:r>
+          </w:p>
+        </w:tc>
+        <w:tc>
+          <w:tcPr>
+            <w:tcW w:type="dxa" w:w="2160"/>
+          </w:tcPr>
+          <w:p>
+            <w:r>
+              <w:t>$1.09</w:t>
+            </w:r>
+          </w:p>
+        </w:tc>
+        <w:tc>
+          <w:tcPr>
+            <w:tcW w:type="dxa" w:w="2160"/>
+          </w:tcPr>
+          <w:p>
+            <w:r>
+              <w:t>83.5%</w:t>
+            </w:r>
+          </w:p>
+        </w:tc>
+        <w:tc>
+          <w:tcPr>
+            <w:tcW w:type="dxa" w:w="2160"/>
+          </w:tcPr>
+          <w:p>
+            <w:r>
+              <w:t>9%</w:t>
+            </w:r>
+          </w:p>
+        </w:tc>
+      </w:tr>
+      <w:tr>
+        <w:tc>
+          <w:tcPr>
+            <w:tcW w:type="dxa" w:w="2160"/>
+          </w:tcPr>
+          <w:p>
+            <w:r>
+              <w:t>$0.10</w:t>
+            </w:r>
+          </w:p>
+        </w:tc>
+        <w:tc>
+          <w:tcPr>
+            <w:tcW w:type="dxa" w:w="2160"/>
+          </w:tcPr>
+          <w:p>
+            <w:r>
+              <w:t>$1.10</w:t>
+            </w:r>
+          </w:p>
+        </w:tc>
+        <w:tc>
+          <w:tcPr>
+            <w:tcW w:type="dxa" w:w="2160"/>
+          </w:tcPr>
+          <w:p>
+            <w:r>
+              <w:t>81.8%</w:t>
+            </w:r>
+          </w:p>
+        </w:tc>
+        <w:tc>
+          <w:tcPr>
+            <w:tcW w:type="dxa" w:w="2160"/>
+          </w:tcPr>
+          <w:p>
+            <w:r>
+              <w:t>10%</w:t>
+            </w:r>
+          </w:p>
+        </w:tc>
+      </w:tr>
+    </w:tbl>
+    <w:p/>
+    <w:p>
+      <w:r>
+        <w:t>Even at the maximum $0.10 fee, employees gain $0.90 for every $1.10 spent — an 81.8% effective discount. The 9.2 percentage point discount difference between $0.01 and $0.10 is negligible against the baseline $1.00 → $2.00 amplification.</w:t>
+      </w:r>
+    </w:p>
+    <w:p>
+      <w:pPr>
+        <w:pStyle w:val="Heading2"/>
+      </w:pPr>
+      <w:r>
+        <w:rPr>
+          <w:color w:val="2E74B5"/>
+        </w:rPr>
+        <w:t>13.2  Monthly Vendor Admin Income by Fee Level (10% Recirculation Share)</w:t>
+      </w:r>
+    </w:p>
+    <w:tbl>
+      <w:tblPr>
+        <w:tblStyle w:val="TableGrid"/>
+        <w:tblW w:type="auto" w:w="0"/>
+        <w:tblLook w:firstColumn="1" w:firstRow="1" w:lastColumn="0" w:lastRow="0" w:noHBand="0" w:noVBand="1" w:val="04A0"/>
+      </w:tblPr>
+      <w:tblGrid>
+        <w:gridCol w:w="1440"/>
+        <w:gridCol w:w="1440"/>
+        <w:gridCol w:w="1440"/>
+        <w:gridCol w:w="1440"/>
+        <w:gridCol w:w="1440"/>
+        <w:gridCol w:w="1440"/>
+      </w:tblGrid>
+      <w:tr>
+        <w:tc>
+          <w:tcPr>
+            <w:tcW w:type="dxa" w:w="1440"/>
+          </w:tcPr>
+          <w:p>
+            <w:r>
+              <w:rPr>
+                <w:b/>
+              </w:rPr>
+              <w:t>Fee</w:t>
+            </w:r>
+          </w:p>
+        </w:tc>
+        <w:tc>
+          <w:tcPr>
+            <w:tcW w:type="dxa" w:w="1440"/>
+          </w:tcPr>
+          <w:p>
+            <w:r>
+              <w:rPr>
+                <w:b/>
+              </w:rPr>
+              <w:t>Mo.12</w:t>
+            </w:r>
+          </w:p>
+        </w:tc>
+        <w:tc>
+          <w:tcPr>
+            <w:tcW w:type="dxa" w:w="1440"/>
+          </w:tcPr>
+          <w:p>
+            <w:r>
+              <w:rPr>
+                <w:b/>
+              </w:rPr>
+              <w:t>Mo.36</w:t>
+            </w:r>
+          </w:p>
+        </w:tc>
+        <w:tc>
+          <w:tcPr>
+            <w:tcW w:type="dxa" w:w="1440"/>
+          </w:tcPr>
+          <w:p>
+            <w:r>
+              <w:rPr>
+                <w:b/>
+              </w:rPr>
+              <w:t>Mo.60</w:t>
+            </w:r>
+          </w:p>
+        </w:tc>
+        <w:tc>
+          <w:tcPr>
+            <w:tcW w:type="dxa" w:w="1440"/>
+          </w:tcPr>
+          <w:p>
+            <w:r>
+              <w:rPr>
+                <w:b/>
+              </w:rPr>
+              <w:t>Mo.120</w:t>
+            </w:r>
+          </w:p>
+        </w:tc>
+        <w:tc>
+          <w:tcPr>
+            <w:tcW w:type="dxa" w:w="1440"/>
+          </w:tcPr>
+          <w:p>
+            <w:r>
+              <w:rPr>
+                <w:b/>
+              </w:rPr>
+              <w:t>Mo.240</w:t>
+            </w:r>
+          </w:p>
+        </w:tc>
+      </w:tr>
+      <w:tr>
+        <w:tc>
+          <w:tcPr>
+            <w:tcW w:type="dxa" w:w="1440"/>
+          </w:tcPr>
+          <w:p>
+            <w:r>
+              <w:t>$0.01</w:t>
+            </w:r>
+          </w:p>
+        </w:tc>
+        <w:tc>
+          <w:tcPr>
+            <w:tcW w:type="dxa" w:w="1440"/>
+          </w:tcPr>
+          <w:p>
+            <w:r>
+              <w:t>$26.0K</w:t>
+            </w:r>
+          </w:p>
+        </w:tc>
+        <w:tc>
+          <w:tcPr>
+            <w:tcW w:type="dxa" w:w="1440"/>
+          </w:tcPr>
+          <w:p>
+            <w:r>
+              <w:t>$74.0K</w:t>
+            </w:r>
+          </w:p>
+        </w:tc>
+        <w:tc>
+          <w:tcPr>
+            <w:tcW w:type="dxa" w:w="1440"/>
+          </w:tcPr>
+          <w:p>
+            <w:r>
+              <w:t>$122.0K</w:t>
+            </w:r>
+          </w:p>
+        </w:tc>
+        <w:tc>
+          <w:tcPr>
+            <w:tcW w:type="dxa" w:w="1440"/>
+          </w:tcPr>
+          <w:p>
+            <w:r>
+              <w:t>$242.0K</w:t>
+            </w:r>
+          </w:p>
+        </w:tc>
+        <w:tc>
+          <w:tcPr>
+            <w:tcW w:type="dxa" w:w="1440"/>
+          </w:tcPr>
+          <w:p>
+            <w:r>
+              <w:t>$482.0K</w:t>
+            </w:r>
+          </w:p>
+        </w:tc>
+      </w:tr>
+      <w:tr>
+        <w:tc>
+          <w:tcPr>
+            <w:tcW w:type="dxa" w:w="1440"/>
+          </w:tcPr>
+          <w:p>
+            <w:r>
+              <w:t>$0.02</w:t>
+            </w:r>
+          </w:p>
+        </w:tc>
+        <w:tc>
+          <w:tcPr>
+            <w:tcW w:type="dxa" w:w="1440"/>
+          </w:tcPr>
+          <w:p>
+            <w:r>
+              <w:t>$52.0K</w:t>
+            </w:r>
+          </w:p>
+        </w:tc>
+        <w:tc>
+          <w:tcPr>
+            <w:tcW w:type="dxa" w:w="1440"/>
+          </w:tcPr>
+          <w:p>
+            <w:r>
+              <w:t>$148.0K</w:t>
+            </w:r>
+          </w:p>
+        </w:tc>
+        <w:tc>
+          <w:tcPr>
+            <w:tcW w:type="dxa" w:w="1440"/>
+          </w:tcPr>
+          <w:p>
+            <w:r>
+              <w:t>$244.0K</w:t>
+            </w:r>
+          </w:p>
+        </w:tc>
+        <w:tc>
+          <w:tcPr>
+            <w:tcW w:type="dxa" w:w="1440"/>
+          </w:tcPr>
+          <w:p>
+            <w:r>
+              <w:t>$484.0K</w:t>
+            </w:r>
+          </w:p>
+        </w:tc>
+        <w:tc>
+          <w:tcPr>
+            <w:tcW w:type="dxa" w:w="1440"/>
+          </w:tcPr>
+          <w:p>
+            <w:r>
+              <w:t>$964.0K</w:t>
+            </w:r>
+          </w:p>
+        </w:tc>
+      </w:tr>
+      <w:tr>
+        <w:tc>
+          <w:tcPr>
+            <w:tcW w:type="dxa" w:w="1440"/>
+          </w:tcPr>
+          <w:p>
+            <w:r>
+              <w:t>$0.03</w:t>
+            </w:r>
+          </w:p>
+        </w:tc>
+        <w:tc>
+          <w:tcPr>
+            <w:tcW w:type="dxa" w:w="1440"/>
+          </w:tcPr>
+          <w:p>
+            <w:r>
+              <w:t>$78.0K</w:t>
+            </w:r>
+          </w:p>
+        </w:tc>
+        <w:tc>
+          <w:tcPr>
+            <w:tcW w:type="dxa" w:w="1440"/>
+          </w:tcPr>
+          <w:p>
+            <w:r>
+              <w:t>$222.0K</w:t>
+            </w:r>
+          </w:p>
+        </w:tc>
+        <w:tc>
+          <w:tcPr>
+            <w:tcW w:type="dxa" w:w="1440"/>
+          </w:tcPr>
+          <w:p>
+            <w:r>
+              <w:t>$366.0K</w:t>
+            </w:r>
+          </w:p>
+        </w:tc>
+        <w:tc>
+          <w:tcPr>
+            <w:tcW w:type="dxa" w:w="1440"/>
+          </w:tcPr>
+          <w:p>
+            <w:r>
+              <w:t>$726.0K</w:t>
+            </w:r>
+          </w:p>
+        </w:tc>
+        <w:tc>
+          <w:tcPr>
+            <w:tcW w:type="dxa" w:w="1440"/>
+          </w:tcPr>
+          <w:p>
+            <w:r>
+              <w:t>$1.4M</w:t>
+            </w:r>
+          </w:p>
+        </w:tc>
+      </w:tr>
+      <w:tr>
+        <w:tc>
+          <w:tcPr>
+            <w:tcW w:type="dxa" w:w="1440"/>
+          </w:tcPr>
+          <w:p>
+            <w:r>
+              <w:t>$0.04</w:t>
+            </w:r>
+          </w:p>
+        </w:tc>
+        <w:tc>
+          <w:tcPr>
+            <w:tcW w:type="dxa" w:w="1440"/>
+          </w:tcPr>
+          <w:p>
+            <w:r>
+              <w:t>$104.0K</w:t>
+            </w:r>
+          </w:p>
+        </w:tc>
+        <w:tc>
+          <w:tcPr>
+            <w:tcW w:type="dxa" w:w="1440"/>
+          </w:tcPr>
+          <w:p>
+            <w:r>
+              <w:t>$296.0K</w:t>
+            </w:r>
+          </w:p>
+        </w:tc>
+        <w:tc>
+          <w:tcPr>
+            <w:tcW w:type="dxa" w:w="1440"/>
+          </w:tcPr>
+          <w:p>
+            <w:r>
+              <w:t>$488.0K</w:t>
+            </w:r>
+          </w:p>
+        </w:tc>
+        <w:tc>
+          <w:tcPr>
+            <w:tcW w:type="dxa" w:w="1440"/>
+          </w:tcPr>
+          <w:p>
+            <w:r>
+              <w:t>$968.0K</w:t>
+            </w:r>
+          </w:p>
+        </w:tc>
+        <w:tc>
+          <w:tcPr>
+            <w:tcW w:type="dxa" w:w="1440"/>
+          </w:tcPr>
+          <w:p>
+            <w:r>
+              <w:t>$1.9M</w:t>
+            </w:r>
+          </w:p>
+        </w:tc>
+      </w:tr>
+      <w:tr>
+        <w:tc>
+          <w:tcPr>
+            <w:tcW w:type="dxa" w:w="1440"/>
+          </w:tcPr>
+          <w:p>
+            <w:r>
+              <w:t>$0.05</w:t>
+            </w:r>
+          </w:p>
+        </w:tc>
+        <w:tc>
+          <w:tcPr>
+            <w:tcW w:type="dxa" w:w="1440"/>
+          </w:tcPr>
+          <w:p>
+            <w:r>
+              <w:t>$130.0K</w:t>
+            </w:r>
+          </w:p>
+        </w:tc>
+        <w:tc>
+          <w:tcPr>
+            <w:tcW w:type="dxa" w:w="1440"/>
+          </w:tcPr>
+          <w:p>
+            <w:r>
+              <w:t>$370.0K</w:t>
+            </w:r>
+          </w:p>
+        </w:tc>
+        <w:tc>
+          <w:tcPr>
+            <w:tcW w:type="dxa" w:w="1440"/>
+          </w:tcPr>
+          <w:p>
+            <w:r>
+              <w:t>$610.0K</w:t>
+            </w:r>
+          </w:p>
+        </w:tc>
+        <w:tc>
+          <w:tcPr>
+            <w:tcW w:type="dxa" w:w="1440"/>
+          </w:tcPr>
+          <w:p>
+            <w:r>
+              <w:t>$1.2M</w:t>
+            </w:r>
+          </w:p>
+        </w:tc>
+        <w:tc>
+          <w:tcPr>
+            <w:tcW w:type="dxa" w:w="1440"/>
+          </w:tcPr>
+          <w:p>
+            <w:r>
+              <w:t>$2.4M</w:t>
+            </w:r>
+          </w:p>
+        </w:tc>
+      </w:tr>
+      <w:tr>
+        <w:tc>
+          <w:tcPr>
+            <w:tcW w:type="dxa" w:w="1440"/>
+          </w:tcPr>
+          <w:p>
+            <w:r>
+              <w:t>$0.06</w:t>
+            </w:r>
+          </w:p>
+        </w:tc>
+        <w:tc>
+          <w:tcPr>
+            <w:tcW w:type="dxa" w:w="1440"/>
+          </w:tcPr>
+          <w:p>
+            <w:r>
+              <w:t>$156.0K</w:t>
+            </w:r>
+          </w:p>
+        </w:tc>
+        <w:tc>
+          <w:tcPr>
+            <w:tcW w:type="dxa" w:w="1440"/>
+          </w:tcPr>
+          <w:p>
+            <w:r>
+              <w:t>$444.0K</w:t>
+            </w:r>
+          </w:p>
+        </w:tc>
+        <w:tc>
+          <w:tcPr>
+            <w:tcW w:type="dxa" w:w="1440"/>
+          </w:tcPr>
+          <w:p>
+            <w:r>
+              <w:t>$732.0K</w:t>
+            </w:r>
+          </w:p>
+        </w:tc>
+        <w:tc>
+          <w:tcPr>
+            <w:tcW w:type="dxa" w:w="1440"/>
+          </w:tcPr>
+          <w:p>
+            <w:r>
+              <w:t>$1.5M</w:t>
+            </w:r>
+          </w:p>
+        </w:tc>
+        <w:tc>
+          <w:tcPr>
+            <w:tcW w:type="dxa" w:w="1440"/>
+          </w:tcPr>
+          <w:p>
+            <w:r>
+              <w:t>$2.9M</w:t>
+            </w:r>
+          </w:p>
+        </w:tc>
+      </w:tr>
+      <w:tr>
+        <w:tc>
+          <w:tcPr>
+            <w:tcW w:type="dxa" w:w="1440"/>
+          </w:tcPr>
+          <w:p>
+            <w:r>
+              <w:t>$0.07</w:t>
+            </w:r>
+          </w:p>
+        </w:tc>
+        <w:tc>
+          <w:tcPr>
+            <w:tcW w:type="dxa" w:w="1440"/>
+          </w:tcPr>
+          <w:p>
+            <w:r>
+              <w:t>$182.0K</w:t>
+            </w:r>
+          </w:p>
+        </w:tc>
+        <w:tc>
+          <w:tcPr>
+            <w:tcW w:type="dxa" w:w="1440"/>
+          </w:tcPr>
+          <w:p>
+            <w:r>
+              <w:t>$518.0K</w:t>
+            </w:r>
+          </w:p>
+        </w:tc>
+        <w:tc>
+          <w:tcPr>
+            <w:tcW w:type="dxa" w:w="1440"/>
+          </w:tcPr>
+          <w:p>
+            <w:r>
+              <w:t>$854.0K</w:t>
+            </w:r>
+          </w:p>
+        </w:tc>
+        <w:tc>
+          <w:tcPr>
+            <w:tcW w:type="dxa" w:w="1440"/>
+          </w:tcPr>
+          <w:p>
+            <w:r>
+              <w:t>$1.7M</w:t>
+            </w:r>
+          </w:p>
+        </w:tc>
+        <w:tc>
+          <w:tcPr>
+            <w:tcW w:type="dxa" w:w="1440"/>
+          </w:tcPr>
+          <w:p>
+            <w:r>
+              <w:t>$3.4M</w:t>
+            </w:r>
+          </w:p>
+        </w:tc>
+      </w:tr>
+      <w:tr>
+        <w:tc>
+          <w:tcPr>
+            <w:tcW w:type="dxa" w:w="1440"/>
+          </w:tcPr>
+          <w:p>
+            <w:r>
+              <w:t>$0.08</w:t>
+            </w:r>
+          </w:p>
+        </w:tc>
+        <w:tc>
+          <w:tcPr>
+            <w:tcW w:type="dxa" w:w="1440"/>
+          </w:tcPr>
+          <w:p>
+            <w:r>
+              <w:t>$208.0K</w:t>
+            </w:r>
+          </w:p>
+        </w:tc>
+        <w:tc>
+          <w:tcPr>
+            <w:tcW w:type="dxa" w:w="1440"/>
+          </w:tcPr>
+          <w:p>
+            <w:r>
+              <w:t>$592.0K</w:t>
+            </w:r>
+          </w:p>
+        </w:tc>
+        <w:tc>
+          <w:tcPr>
+            <w:tcW w:type="dxa" w:w="1440"/>
+          </w:tcPr>
+          <w:p>
+            <w:r>
+              <w:t>$976.0K</w:t>
+            </w:r>
+          </w:p>
+        </w:tc>
+        <w:tc>
+          <w:tcPr>
+            <w:tcW w:type="dxa" w:w="1440"/>
+          </w:tcPr>
+          <w:p>
+            <w:r>
+              <w:t>$1.9M</w:t>
+            </w:r>
+          </w:p>
+        </w:tc>
+        <w:tc>
+          <w:tcPr>
+            <w:tcW w:type="dxa" w:w="1440"/>
+          </w:tcPr>
+          <w:p>
+            <w:r>
+              <w:t>$3.9M</w:t>
+            </w:r>
+          </w:p>
+        </w:tc>
+      </w:tr>
+      <w:tr>
+        <w:tc>
+          <w:tcPr>
+            <w:tcW w:type="dxa" w:w="1440"/>
+          </w:tcPr>
+          <w:p>
+            <w:r>
+              <w:t>$0.09</w:t>
+            </w:r>
+          </w:p>
+        </w:tc>
+        <w:tc>
+          <w:tcPr>
+            <w:tcW w:type="dxa" w:w="1440"/>
+          </w:tcPr>
+          <w:p>
+            <w:r>
+              <w:t>$234.0K</w:t>
+            </w:r>
+          </w:p>
+        </w:tc>
+        <w:tc>
+          <w:tcPr>
+            <w:tcW w:type="dxa" w:w="1440"/>
+          </w:tcPr>
+          <w:p>
+            <w:r>
+              <w:t>$666.0K</w:t>
+            </w:r>
+          </w:p>
+        </w:tc>
+        <w:tc>
+          <w:tcPr>
+            <w:tcW w:type="dxa" w:w="1440"/>
+          </w:tcPr>
+          <w:p>
+            <w:r>
+              <w:t>$1.1M</w:t>
+            </w:r>
+          </w:p>
+        </w:tc>
+        <w:tc>
+          <w:tcPr>
+            <w:tcW w:type="dxa" w:w="1440"/>
+          </w:tcPr>
+          <w:p>
+            <w:r>
+              <w:t>$2.2M</w:t>
+            </w:r>
+          </w:p>
+        </w:tc>
+        <w:tc>
+          <w:tcPr>
+            <w:tcW w:type="dxa" w:w="1440"/>
+          </w:tcPr>
+          <w:p>
+            <w:r>
+              <w:t>$4.3M</w:t>
+            </w:r>
+          </w:p>
+        </w:tc>
+      </w:tr>
+      <w:tr>
+        <w:tc>
+          <w:tcPr>
+            <w:tcW w:type="dxa" w:w="1440"/>
+          </w:tcPr>
+          <w:p>
+            <w:r>
+              <w:t>$0.10</w:t>
+            </w:r>
+          </w:p>
+        </w:tc>
+        <w:tc>
+          <w:tcPr>
+            <w:tcW w:type="dxa" w:w="1440"/>
+          </w:tcPr>
+          <w:p>
+            <w:r>
+              <w:t>$260.0K</w:t>
+            </w:r>
+          </w:p>
+        </w:tc>
+        <w:tc>
+          <w:tcPr>
+            <w:tcW w:type="dxa" w:w="1440"/>
+          </w:tcPr>
+          <w:p>
+            <w:r>
+              <w:t>$740.0K</w:t>
+            </w:r>
+          </w:p>
+        </w:tc>
+        <w:tc>
+          <w:tcPr>
+            <w:tcW w:type="dxa" w:w="1440"/>
+          </w:tcPr>
+          <w:p>
+            <w:r>
+              <w:t>$1.2M</w:t>
+            </w:r>
+          </w:p>
+        </w:tc>
+        <w:tc>
+          <w:tcPr>
+            <w:tcW w:type="dxa" w:w="1440"/>
+          </w:tcPr>
+          <w:p>
+            <w:r>
+              <w:t>$2.4M</w:t>
+            </w:r>
+          </w:p>
+        </w:tc>
+        <w:tc>
+          <w:tcPr>
+            <w:tcW w:type="dxa" w:w="1440"/>
+          </w:tcPr>
+          <w:p>
+            <w:r>
+              <w:t>$4.8M</w:t>
+            </w:r>
+          </w:p>
+        </w:tc>
+      </w:tr>
+    </w:tbl>
+    <w:p/>
+    <w:p>
+      <w:pPr>
+        <w:pStyle w:val="Heading2"/>
+      </w:pPr>
+      <w:r>
+        <w:rPr>
+          <w:color w:val="2E74B5"/>
+        </w:rPr>
+        <w:t>13.3  Recirculation Incentive Gradient</w:t>
+      </w:r>
+    </w:p>
+    <w:p>
+      <w:r>
+        <w:t>The recirculation gradient is the extra monthly admin income a vendor earns per 1% increase in recirculation share. This is the behavioral lever that motivates vendors to maximize credit absorption. Higher gradient → stronger competition for share → healthier recirculation flywheel.</w:t>
+      </w:r>
+    </w:p>
+    <w:tbl>
+      <w:tblPr>
+        <w:tblStyle w:val="TableGrid"/>
+        <w:tblW w:type="auto" w:w="0"/>
+        <w:tblLook w:firstColumn="1" w:firstRow="1" w:lastColumn="0" w:lastRow="0" w:noHBand="0" w:noVBand="1" w:val="04A0"/>
+      </w:tblPr>
+      <w:tblGrid>
+        <w:gridCol w:w="1728"/>
+        <w:gridCol w:w="1728"/>
+        <w:gridCol w:w="1728"/>
+        <w:gridCol w:w="1728"/>
+        <w:gridCol w:w="1728"/>
+      </w:tblGrid>
+      <w:tr>
+        <w:tc>
+          <w:tcPr>
+            <w:tcW w:type="dxa" w:w="1728"/>
+          </w:tcPr>
+          <w:p>
+            <w:r>
+              <w:rPr>
+                <w:b/>
+              </w:rPr>
+              <w:t>Fee</w:t>
+            </w:r>
+          </w:p>
+        </w:tc>
+        <w:tc>
+          <w:tcPr>
+            <w:tcW w:type="dxa" w:w="1728"/>
+          </w:tcPr>
+          <w:p>
+            <w:r>
+              <w:rPr>
+                <w:b/>
+              </w:rPr>
+              <w:t>Mo.12 Gradient</w:t>
+            </w:r>
+          </w:p>
+        </w:tc>
+        <w:tc>
+          <w:tcPr>
+            <w:tcW w:type="dxa" w:w="1728"/>
+          </w:tcPr>
+          <w:p>
+            <w:r>
+              <w:rPr>
+                <w:b/>
+              </w:rPr>
+              <w:t>Mo.60 Gradient</w:t>
+            </w:r>
+          </w:p>
+        </w:tc>
+        <w:tc>
+          <w:tcPr>
+            <w:tcW w:type="dxa" w:w="1728"/>
+          </w:tcPr>
+          <w:p>
+            <w:r>
+              <w:rPr>
+                <w:b/>
+              </w:rPr>
+              <w:t>Mo.120 Gradient</w:t>
+            </w:r>
+          </w:p>
+        </w:tc>
+        <w:tc>
+          <w:tcPr>
+            <w:tcW w:type="dxa" w:w="1728"/>
+          </w:tcPr>
+          <w:p>
+            <w:r>
+              <w:rPr>
+                <w:b/>
+              </w:rPr>
+              <w:t>Mo.240 Gradient</w:t>
+            </w:r>
+          </w:p>
+        </w:tc>
+      </w:tr>
+      <w:tr>
+        <w:tc>
+          <w:tcPr>
+            <w:tcW w:type="dxa" w:w="1728"/>
+          </w:tcPr>
+          <w:p>
+            <w:r>
+              <w:t>$0.01</w:t>
+            </w:r>
+          </w:p>
+        </w:tc>
+        <w:tc>
+          <w:tcPr>
+            <w:tcW w:type="dxa" w:w="1728"/>
+          </w:tcPr>
+          <w:p>
+            <w:r>
+              <w:t>$2.6K</w:t>
+            </w:r>
+          </w:p>
+        </w:tc>
+        <w:tc>
+          <w:tcPr>
+            <w:tcW w:type="dxa" w:w="1728"/>
+          </w:tcPr>
+          <w:p>
+            <w:r>
+              <w:t>$12.2K</w:t>
+            </w:r>
+          </w:p>
+        </w:tc>
+        <w:tc>
+          <w:tcPr>
+            <w:tcW w:type="dxa" w:w="1728"/>
+          </w:tcPr>
+          <w:p>
+            <w:r>
+              <w:t>$24.2K</w:t>
+            </w:r>
+          </w:p>
+        </w:tc>
+        <w:tc>
+          <w:tcPr>
+            <w:tcW w:type="dxa" w:w="1728"/>
+          </w:tcPr>
+          <w:p>
+            <w:r>
+              <w:t>$48.2K</w:t>
+            </w:r>
+          </w:p>
+        </w:tc>
+      </w:tr>
+      <w:tr>
+        <w:tc>
+          <w:tcPr>
+            <w:tcW w:type="dxa" w:w="1728"/>
+          </w:tcPr>
+          <w:p>
+            <w:r>
+              <w:t>$0.02</w:t>
+            </w:r>
+          </w:p>
+        </w:tc>
+        <w:tc>
+          <w:tcPr>
+            <w:tcW w:type="dxa" w:w="1728"/>
+          </w:tcPr>
+          <w:p>
+            <w:r>
+              <w:t>$5.2K</w:t>
+            </w:r>
+          </w:p>
+        </w:tc>
+        <w:tc>
+          <w:tcPr>
+            <w:tcW w:type="dxa" w:w="1728"/>
+          </w:tcPr>
+          <w:p>
+            <w:r>
+              <w:t>$24.4K</w:t>
+            </w:r>
+          </w:p>
+        </w:tc>
+        <w:tc>
+          <w:tcPr>
+            <w:tcW w:type="dxa" w:w="1728"/>
+          </w:tcPr>
+          <w:p>
+            <w:r>
+              <w:t>$48.4K</w:t>
+            </w:r>
+          </w:p>
+        </w:tc>
+        <w:tc>
+          <w:tcPr>
+            <w:tcW w:type="dxa" w:w="1728"/>
+          </w:tcPr>
+          <w:p>
+            <w:r>
+              <w:t>$96.4K</w:t>
+            </w:r>
+          </w:p>
+        </w:tc>
+      </w:tr>
+      <w:tr>
+        <w:tc>
+          <w:tcPr>
+            <w:tcW w:type="dxa" w:w="1728"/>
+          </w:tcPr>
+          <w:p>
+            <w:r>
+              <w:t>$0.03</w:t>
+            </w:r>
+          </w:p>
+        </w:tc>
+        <w:tc>
+          <w:tcPr>
+            <w:tcW w:type="dxa" w:w="1728"/>
+          </w:tcPr>
+          <w:p>
+            <w:r>
+              <w:t>$7.8K</w:t>
+            </w:r>
+          </w:p>
+        </w:tc>
+        <w:tc>
+          <w:tcPr>
+            <w:tcW w:type="dxa" w:w="1728"/>
+          </w:tcPr>
+          <w:p>
+            <w:r>
+              <w:t>$36.6K</w:t>
+            </w:r>
+          </w:p>
+        </w:tc>
+        <w:tc>
+          <w:tcPr>
+            <w:tcW w:type="dxa" w:w="1728"/>
+          </w:tcPr>
+          <w:p>
+            <w:r>
+              <w:t>$72.6K</w:t>
+            </w:r>
+          </w:p>
+        </w:tc>
+        <w:tc>
+          <w:tcPr>
+            <w:tcW w:type="dxa" w:w="1728"/>
+          </w:tcPr>
+          <w:p>
+            <w:r>
+              <w:t>$144.6K</w:t>
+            </w:r>
+          </w:p>
+        </w:tc>
+      </w:tr>
+      <w:tr>
+        <w:tc>
+          <w:tcPr>
+            <w:tcW w:type="dxa" w:w="1728"/>
+          </w:tcPr>
+          <w:p>
+            <w:r>
+              <w:t>$0.04</w:t>
+            </w:r>
+          </w:p>
+        </w:tc>
+        <w:tc>
+          <w:tcPr>
+            <w:tcW w:type="dxa" w:w="1728"/>
+          </w:tcPr>
+          <w:p>
+            <w:r>
+              <w:t>$10.4K</w:t>
+            </w:r>
+          </w:p>
+        </w:tc>
+        <w:tc>
+          <w:tcPr>
+            <w:tcW w:type="dxa" w:w="1728"/>
+          </w:tcPr>
+          <w:p>
+            <w:r>
+              <w:t>$48.8K</w:t>
+            </w:r>
+          </w:p>
+        </w:tc>
+        <w:tc>
+          <w:tcPr>
+            <w:tcW w:type="dxa" w:w="1728"/>
+          </w:tcPr>
+          <w:p>
+            <w:r>
+              <w:t>$96.8K</w:t>
+            </w:r>
+          </w:p>
+        </w:tc>
+        <w:tc>
+          <w:tcPr>
+            <w:tcW w:type="dxa" w:w="1728"/>
+          </w:tcPr>
+          <w:p>
+            <w:r>
+              <w:t>$192.8K</w:t>
+            </w:r>
+          </w:p>
+        </w:tc>
+      </w:tr>
+      <w:tr>
+        <w:tc>
+          <w:tcPr>
+            <w:tcW w:type="dxa" w:w="1728"/>
+          </w:tcPr>
+          <w:p>
+            <w:r>
+              <w:t>$0.05</w:t>
+            </w:r>
+          </w:p>
+        </w:tc>
+        <w:tc>
+          <w:tcPr>
+            <w:tcW w:type="dxa" w:w="1728"/>
+          </w:tcPr>
+          <w:p>
+            <w:r>
+              <w:t>$13.0K</w:t>
+            </w:r>
+          </w:p>
+        </w:tc>
+        <w:tc>
+          <w:tcPr>
+            <w:tcW w:type="dxa" w:w="1728"/>
+          </w:tcPr>
+          <w:p>
+            <w:r>
+              <w:t>$61.0K</w:t>
+            </w:r>
+          </w:p>
+        </w:tc>
+        <w:tc>
+          <w:tcPr>
+            <w:tcW w:type="dxa" w:w="1728"/>
+          </w:tcPr>
+          <w:p>
+            <w:r>
+              <w:t>$121.0K</w:t>
+            </w:r>
+          </w:p>
+        </w:tc>
+        <w:tc>
+          <w:tcPr>
+            <w:tcW w:type="dxa" w:w="1728"/>
+          </w:tcPr>
+          <w:p>
+            <w:r>
+              <w:t>$241.0K</w:t>
+            </w:r>
+          </w:p>
+        </w:tc>
+      </w:tr>
+      <w:tr>
+        <w:tc>
+          <w:tcPr>
+            <w:tcW w:type="dxa" w:w="1728"/>
+          </w:tcPr>
+          <w:p>
+            <w:r>
+              <w:t>$0.06</w:t>
+            </w:r>
+          </w:p>
+        </w:tc>
+        <w:tc>
+          <w:tcPr>
+            <w:tcW w:type="dxa" w:w="1728"/>
+          </w:tcPr>
+          <w:p>
+            <w:r>
+              <w:t>$15.6K</w:t>
+            </w:r>
+          </w:p>
+        </w:tc>
+        <w:tc>
+          <w:tcPr>
+            <w:tcW w:type="dxa" w:w="1728"/>
+          </w:tcPr>
+          <w:p>
+            <w:r>
+              <w:t>$73.2K</w:t>
+            </w:r>
+          </w:p>
+        </w:tc>
+        <w:tc>
+          <w:tcPr>
+            <w:tcW w:type="dxa" w:w="1728"/>
+          </w:tcPr>
+          <w:p>
+            <w:r>
+              <w:t>$145.2K</w:t>
+            </w:r>
+          </w:p>
+        </w:tc>
+        <w:tc>
+          <w:tcPr>
+            <w:tcW w:type="dxa" w:w="1728"/>
+          </w:tcPr>
+          <w:p>
+            <w:r>
+              <w:t>$289.2K</w:t>
+            </w:r>
+          </w:p>
+        </w:tc>
+      </w:tr>
+      <w:tr>
+        <w:tc>
+          <w:tcPr>
+            <w:tcW w:type="dxa" w:w="1728"/>
+          </w:tcPr>
+          <w:p>
+            <w:r>
+              <w:t>$0.07</w:t>
+            </w:r>
+          </w:p>
+        </w:tc>
+        <w:tc>
+          <w:tcPr>
+            <w:tcW w:type="dxa" w:w="1728"/>
+          </w:tcPr>
+          <w:p>
+            <w:r>
+              <w:t>$18.2K</w:t>
+            </w:r>
+          </w:p>
+        </w:tc>
+        <w:tc>
+          <w:tcPr>
+            <w:tcW w:type="dxa" w:w="1728"/>
+          </w:tcPr>
+          <w:p>
+            <w:r>
+              <w:t>$85.4K</w:t>
+            </w:r>
+          </w:p>
+        </w:tc>
+        <w:tc>
+          <w:tcPr>
+            <w:tcW w:type="dxa" w:w="1728"/>
+          </w:tcPr>
+          <w:p>
+            <w:r>
+              <w:t>$169.4K</w:t>
+            </w:r>
+          </w:p>
+        </w:tc>
+        <w:tc>
+          <w:tcPr>
+            <w:tcW w:type="dxa" w:w="1728"/>
+          </w:tcPr>
+          <w:p>
+            <w:r>
+              <w:t>$337.4K</w:t>
+            </w:r>
+          </w:p>
+        </w:tc>
+      </w:tr>
+      <w:tr>
+        <w:tc>
+          <w:tcPr>
+            <w:tcW w:type="dxa" w:w="1728"/>
+          </w:tcPr>
+          <w:p>
+            <w:r>
+              <w:t>$0.08</w:t>
+            </w:r>
+          </w:p>
+        </w:tc>
+        <w:tc>
+          <w:tcPr>
+            <w:tcW w:type="dxa" w:w="1728"/>
+          </w:tcPr>
+          <w:p>
+            <w:r>
+              <w:t>$20.8K</w:t>
+            </w:r>
+          </w:p>
+        </w:tc>
+        <w:tc>
+          <w:tcPr>
+            <w:tcW w:type="dxa" w:w="1728"/>
+          </w:tcPr>
+          <w:p>
+            <w:r>
+              <w:t>$97.6K</w:t>
+            </w:r>
+          </w:p>
+        </w:tc>
+        <w:tc>
+          <w:tcPr>
+            <w:tcW w:type="dxa" w:w="1728"/>
+          </w:tcPr>
+          <w:p>
+            <w:r>
+              <w:t>$193.6K</w:t>
+            </w:r>
+          </w:p>
+        </w:tc>
+        <w:tc>
+          <w:tcPr>
+            <w:tcW w:type="dxa" w:w="1728"/>
+          </w:tcPr>
+          <w:p>
+            <w:r>
+              <w:t>$385.6K</w:t>
+            </w:r>
+          </w:p>
+        </w:tc>
+      </w:tr>
+      <w:tr>
+        <w:tc>
+          <w:tcPr>
+            <w:tcW w:type="dxa" w:w="1728"/>
+          </w:tcPr>
+          <w:p>
+            <w:r>
+              <w:t>$0.09</w:t>
+            </w:r>
+          </w:p>
+        </w:tc>
+        <w:tc>
+          <w:tcPr>
+            <w:tcW w:type="dxa" w:w="1728"/>
+          </w:tcPr>
+          <w:p>
+            <w:r>
+              <w:t>$23.4K</w:t>
+            </w:r>
+          </w:p>
+        </w:tc>
+        <w:tc>
+          <w:tcPr>
+            <w:tcW w:type="dxa" w:w="1728"/>
+          </w:tcPr>
+          <w:p>
+            <w:r>
+              <w:t>$109.8K</w:t>
+            </w:r>
+          </w:p>
+        </w:tc>
+        <w:tc>
+          <w:tcPr>
+            <w:tcW w:type="dxa" w:w="1728"/>
+          </w:tcPr>
+          <w:p>
+            <w:r>
+              <w:t>$217.8K</w:t>
+            </w:r>
+          </w:p>
+        </w:tc>
+        <w:tc>
+          <w:tcPr>
+            <w:tcW w:type="dxa" w:w="1728"/>
+          </w:tcPr>
+          <w:p>
+            <w:r>
+              <w:t>$433.8K</w:t>
+            </w:r>
+          </w:p>
+        </w:tc>
+      </w:tr>
+      <w:tr>
+        <w:tc>
+          <w:tcPr>
+            <w:tcW w:type="dxa" w:w="1728"/>
+          </w:tcPr>
+          <w:p>
+            <w:r>
+              <w:t>$0.10</w:t>
+            </w:r>
+          </w:p>
+        </w:tc>
+        <w:tc>
+          <w:tcPr>
+            <w:tcW w:type="dxa" w:w="1728"/>
+          </w:tcPr>
+          <w:p>
+            <w:r>
+              <w:t>$26.0K</w:t>
+            </w:r>
+          </w:p>
+        </w:tc>
+        <w:tc>
+          <w:tcPr>
+            <w:tcW w:type="dxa" w:w="1728"/>
+          </w:tcPr>
+          <w:p>
+            <w:r>
+              <w:t>$122.0K</w:t>
+            </w:r>
+          </w:p>
+        </w:tc>
+        <w:tc>
+          <w:tcPr>
+            <w:tcW w:type="dxa" w:w="1728"/>
+          </w:tcPr>
+          <w:p>
+            <w:r>
+              <w:t>$242.0K</w:t>
+            </w:r>
+          </w:p>
+        </w:tc>
+        <w:tc>
+          <w:tcPr>
+            <w:tcW w:type="dxa" w:w="1728"/>
+          </w:tcPr>
+          <w:p>
+            <w:r>
+              <w:t>$482.0K</w:t>
+            </w:r>
+          </w:p>
+        </w:tc>
+      </w:tr>
+    </w:tbl>
+    <w:p/>
+    <w:p>
+      <w:pPr>
+        <w:pStyle w:val="Heading2"/>
+      </w:pPr>
+      <w:r>
+        <w:rPr>
+          <w:color w:val="2E74B5"/>
+        </w:rPr>
+        <w:t>13.4  Composite Score and Recommendation</w:t>
+      </w:r>
+    </w:p>
+    <w:p>
+      <w:r>
+        <w:t>Scoring weights: vendor income adequacy 35% | recirculation gradient 35% | discount cost coverage 15% | employee cost 15%. Treasury score omitted — always 100% at every fee.</w:t>
+      </w:r>
+    </w:p>
+    <w:tbl>
+      <w:tblPr>
+        <w:tblStyle w:val="TableGrid"/>
+        <w:tblW w:type="auto" w:w="0"/>
+        <w:tblLook w:firstColumn="1" w:firstRow="1" w:lastColumn="0" w:lastRow="0" w:noHBand="0" w:noVBand="1" w:val="04A0"/>
+      </w:tblPr>
+      <w:tblGrid>
+        <w:gridCol w:w="1440"/>
+        <w:gridCol w:w="1440"/>
+        <w:gridCol w:w="1440"/>
+        <w:gridCol w:w="1440"/>
+        <w:gridCol w:w="1440"/>
+        <w:gridCol w:w="1440"/>
+      </w:tblGrid>
+      <w:tr>
+        <w:tc>
+          <w:tcPr>
+            <w:tcW w:type="dxa" w:w="1440"/>
+          </w:tcPr>
+          <w:p>
+            <w:r>
+              <w:rPr>
+                <w:b/>
+              </w:rPr>
+              <w:t>Fee</w:t>
+            </w:r>
+          </w:p>
+        </w:tc>
+        <w:tc>
+          <w:tcPr>
+            <w:tcW w:type="dxa" w:w="1440"/>
+          </w:tcPr>
+          <w:p>
+            <w:r>
+              <w:rPr>
+                <w:b/>
+              </w:rPr>
+              <w:t>Vendor Income</w:t>
+            </w:r>
+          </w:p>
+        </w:tc>
+        <w:tc>
+          <w:tcPr>
+            <w:tcW w:type="dxa" w:w="1440"/>
+          </w:tcPr>
+          <w:p>
+            <w:r>
+              <w:rPr>
+                <w:b/>
+              </w:rPr>
+              <w:t>Recirc. Gradient</w:t>
+            </w:r>
+          </w:p>
+        </w:tc>
+        <w:tc>
+          <w:tcPr>
+            <w:tcW w:type="dxa" w:w="1440"/>
+          </w:tcPr>
+          <w:p>
+            <w:r>
+              <w:rPr>
+                <w:b/>
+              </w:rPr>
+              <w:t>Coverage</w:t>
+            </w:r>
+          </w:p>
+        </w:tc>
+        <w:tc>
+          <w:tcPr>
+            <w:tcW w:type="dxa" w:w="1440"/>
+          </w:tcPr>
+          <w:p>
+            <w:r>
+              <w:rPr>
+                <w:b/>
+              </w:rPr>
+              <w:t>Emp. Cost</w:t>
+            </w:r>
+          </w:p>
+        </w:tc>
+        <w:tc>
+          <w:tcPr>
+            <w:tcW w:type="dxa" w:w="1440"/>
+          </w:tcPr>
+          <w:p>
+            <w:r>
+              <w:rPr>
+                <w:b/>
+              </w:rPr>
+              <w:t>COMPOSITE</w:t>
+            </w:r>
+          </w:p>
+        </w:tc>
+      </w:tr>
+      <w:tr>
+        <w:tc>
+          <w:tcPr>
+            <w:tcW w:type="dxa" w:w="1440"/>
+          </w:tcPr>
+          <w:p>
+            <w:r>
+              <w:t>$0.01</w:t>
+            </w:r>
+          </w:p>
+        </w:tc>
+        <w:tc>
+          <w:tcPr>
+            <w:tcW w:type="dxa" w:w="1440"/>
+          </w:tcPr>
+          <w:p>
+            <w:r>
+              <w:t>10.0%</w:t>
+            </w:r>
+          </w:p>
+        </w:tc>
+        <w:tc>
+          <w:tcPr>
+            <w:tcW w:type="dxa" w:w="1440"/>
+          </w:tcPr>
+          <w:p>
+            <w:r>
+              <w:t>10.0%</w:t>
+            </w:r>
+          </w:p>
+        </w:tc>
+        <w:tc>
+          <w:tcPr>
+            <w:tcW w:type="dxa" w:w="1440"/>
+          </w:tcPr>
+          <w:p>
+            <w:r>
+              <w:t>10.0%</w:t>
+            </w:r>
+          </w:p>
+        </w:tc>
+        <w:tc>
+          <w:tcPr>
+            <w:tcW w:type="dxa" w:w="1440"/>
+          </w:tcPr>
+          <w:p>
+            <w:r>
+              <w:t>100.0%</w:t>
+            </w:r>
+          </w:p>
+        </w:tc>
+        <w:tc>
+          <w:tcPr>
+            <w:tcW w:type="dxa" w:w="1440"/>
+          </w:tcPr>
+          <w:p>
+            <w:r>
+              <w:t>23.5%</w:t>
+            </w:r>
+          </w:p>
+        </w:tc>
+      </w:tr>
+      <w:tr>
+        <w:tc>
+          <w:tcPr>
+            <w:tcW w:type="dxa" w:w="1440"/>
+          </w:tcPr>
+          <w:p>
+            <w:r>
+              <w:t>$0.02</w:t>
+            </w:r>
+          </w:p>
+        </w:tc>
+        <w:tc>
+          <w:tcPr>
+            <w:tcW w:type="dxa" w:w="1440"/>
+          </w:tcPr>
+          <w:p>
+            <w:r>
+              <w:t>20.0%</w:t>
+            </w:r>
+          </w:p>
+        </w:tc>
+        <w:tc>
+          <w:tcPr>
+            <w:tcW w:type="dxa" w:w="1440"/>
+          </w:tcPr>
+          <w:p>
+            <w:r>
+              <w:t>20.0%</w:t>
+            </w:r>
+          </w:p>
+        </w:tc>
+        <w:tc>
+          <w:tcPr>
+            <w:tcW w:type="dxa" w:w="1440"/>
+          </w:tcPr>
+          <w:p>
+            <w:r>
+              <w:t>20.0%</w:t>
+            </w:r>
+          </w:p>
+        </w:tc>
+        <w:tc>
+          <w:tcPr>
+            <w:tcW w:type="dxa" w:w="1440"/>
+          </w:tcPr>
+          <w:p>
+            <w:r>
+              <w:t>88.9%</w:t>
+            </w:r>
+          </w:p>
+        </w:tc>
+        <w:tc>
+          <w:tcPr>
+            <w:tcW w:type="dxa" w:w="1440"/>
+          </w:tcPr>
+          <w:p>
+            <w:r>
+              <w:t>30.3%</w:t>
+            </w:r>
+          </w:p>
+        </w:tc>
+      </w:tr>
+      <w:tr>
+        <w:tc>
+          <w:tcPr>
+            <w:tcW w:type="dxa" w:w="1440"/>
+          </w:tcPr>
+          <w:p>
+            <w:r>
+              <w:t>$0.03</w:t>
+            </w:r>
+          </w:p>
+        </w:tc>
+        <w:tc>
+          <w:tcPr>
+            <w:tcW w:type="dxa" w:w="1440"/>
+          </w:tcPr>
+          <w:p>
+            <w:r>
+              <w:t>30.0%</w:t>
+            </w:r>
+          </w:p>
+        </w:tc>
+        <w:tc>
+          <w:tcPr>
+            <w:tcW w:type="dxa" w:w="1440"/>
+          </w:tcPr>
+          <w:p>
+            <w:r>
+              <w:t>30.0%</w:t>
+            </w:r>
+          </w:p>
+        </w:tc>
+        <w:tc>
+          <w:tcPr>
+            <w:tcW w:type="dxa" w:w="1440"/>
+          </w:tcPr>
+          <w:p>
+            <w:r>
+              <w:t>30.0%</w:t>
+            </w:r>
+          </w:p>
+        </w:tc>
+        <w:tc>
+          <w:tcPr>
+            <w:tcW w:type="dxa" w:w="1440"/>
+          </w:tcPr>
+          <w:p>
+            <w:r>
+              <w:t>77.8%</w:t>
+            </w:r>
+          </w:p>
+        </w:tc>
+        <w:tc>
+          <w:tcPr>
+            <w:tcW w:type="dxa" w:w="1440"/>
+          </w:tcPr>
+          <w:p>
+            <w:r>
+              <w:t>37.2%</w:t>
+            </w:r>
+          </w:p>
+        </w:tc>
+      </w:tr>
+      <w:tr>
+        <w:tc>
+          <w:tcPr>
+            <w:tcW w:type="dxa" w:w="1440"/>
+          </w:tcPr>
+          <w:p>
+            <w:r>
+              <w:t>$0.04</w:t>
+            </w:r>
+          </w:p>
+        </w:tc>
+        <w:tc>
+          <w:tcPr>
+            <w:tcW w:type="dxa" w:w="1440"/>
+          </w:tcPr>
+          <w:p>
+            <w:r>
+              <w:t>40.0%</w:t>
+            </w:r>
+          </w:p>
+        </w:tc>
+        <w:tc>
+          <w:tcPr>
+            <w:tcW w:type="dxa" w:w="1440"/>
+          </w:tcPr>
+          <w:p>
+            <w:r>
+              <w:t>40.0%</w:t>
+            </w:r>
+          </w:p>
+        </w:tc>
+        <w:tc>
+          <w:tcPr>
+            <w:tcW w:type="dxa" w:w="1440"/>
+          </w:tcPr>
+          <w:p>
+            <w:r>
+              <w:t>40.0%</w:t>
+            </w:r>
+          </w:p>
+        </w:tc>
+        <w:tc>
+          <w:tcPr>
+            <w:tcW w:type="dxa" w:w="1440"/>
+          </w:tcPr>
+          <w:p>
+            <w:r>
+              <w:t>66.7%</w:t>
+            </w:r>
+          </w:p>
+        </w:tc>
+        <w:tc>
+          <w:tcPr>
+            <w:tcW w:type="dxa" w:w="1440"/>
+          </w:tcPr>
+          <w:p>
+            <w:r>
+              <w:t>44.0%</w:t>
+            </w:r>
+          </w:p>
+        </w:tc>
+      </w:tr>
+      <w:tr>
+        <w:tc>
+          <w:tcPr>
+            <w:tcW w:type="dxa" w:w="1440"/>
+          </w:tcPr>
+          <w:p>
+            <w:r>
+              <w:t>$0.05</w:t>
+            </w:r>
+          </w:p>
+        </w:tc>
+        <w:tc>
+          <w:tcPr>
+            <w:tcW w:type="dxa" w:w="1440"/>
+          </w:tcPr>
+          <w:p>
+            <w:r>
+              <w:t>50.0%</w:t>
+            </w:r>
+          </w:p>
+        </w:tc>
+        <w:tc>
+          <w:tcPr>
+            <w:tcW w:type="dxa" w:w="1440"/>
+          </w:tcPr>
+          <w:p>
+            <w:r>
+              <w:t>50.0%</w:t>
+            </w:r>
+          </w:p>
+        </w:tc>
+        <w:tc>
+          <w:tcPr>
+            <w:tcW w:type="dxa" w:w="1440"/>
+          </w:tcPr>
+          <w:p>
+            <w:r>
+              <w:t>50.0%</w:t>
+            </w:r>
+          </w:p>
+        </w:tc>
+        <w:tc>
+          <w:tcPr>
+            <w:tcW w:type="dxa" w:w="1440"/>
+          </w:tcPr>
+          <w:p>
+            <w:r>
+              <w:t>55.6%</w:t>
+            </w:r>
+          </w:p>
+        </w:tc>
+        <w:tc>
+          <w:tcPr>
+            <w:tcW w:type="dxa" w:w="1440"/>
+          </w:tcPr>
+          <w:p>
+            <w:r>
+              <w:t>50.8%</w:t>
+            </w:r>
+          </w:p>
+        </w:tc>
+      </w:tr>
+      <w:tr>
+        <w:tc>
+          <w:tcPr>
+            <w:tcW w:type="dxa" w:w="1440"/>
+          </w:tcPr>
+          <w:p>
+            <w:r>
+              <w:t>$0.06</w:t>
+            </w:r>
+          </w:p>
+        </w:tc>
+        <w:tc>
+          <w:tcPr>
+            <w:tcW w:type="dxa" w:w="1440"/>
+          </w:tcPr>
+          <w:p>
+            <w:r>
+              <w:t>60.0%</w:t>
+            </w:r>
+          </w:p>
+        </w:tc>
+        <w:tc>
+          <w:tcPr>
+            <w:tcW w:type="dxa" w:w="1440"/>
+          </w:tcPr>
+          <w:p>
+            <w:r>
+              <w:t>60.0%</w:t>
+            </w:r>
+          </w:p>
+        </w:tc>
+        <w:tc>
+          <w:tcPr>
+            <w:tcW w:type="dxa" w:w="1440"/>
+          </w:tcPr>
+          <w:p>
+            <w:r>
+              <w:t>60.0%</w:t>
+            </w:r>
+          </w:p>
+        </w:tc>
+        <w:tc>
+          <w:tcPr>
+            <w:tcW w:type="dxa" w:w="1440"/>
+          </w:tcPr>
+          <w:p>
+            <w:r>
+              <w:t>44.4%</w:t>
+            </w:r>
+          </w:p>
+        </w:tc>
+        <w:tc>
+          <w:tcPr>
+            <w:tcW w:type="dxa" w:w="1440"/>
+          </w:tcPr>
+          <w:p>
+            <w:r>
+              <w:t>57.7%</w:t>
+            </w:r>
+          </w:p>
+        </w:tc>
+      </w:tr>
+      <w:tr>
+        <w:tc>
+          <w:tcPr>
+            <w:tcW w:type="dxa" w:w="1440"/>
+          </w:tcPr>
+          <w:p>
+            <w:r>
+              <w:t>$0.07</w:t>
+            </w:r>
+          </w:p>
+        </w:tc>
+        <w:tc>
+          <w:tcPr>
+            <w:tcW w:type="dxa" w:w="1440"/>
+          </w:tcPr>
+          <w:p>
+            <w:r>
+              <w:t>70.0%</w:t>
+            </w:r>
+          </w:p>
+        </w:tc>
+        <w:tc>
+          <w:tcPr>
+            <w:tcW w:type="dxa" w:w="1440"/>
+          </w:tcPr>
+          <w:p>
+            <w:r>
+              <w:t>70.0%</w:t>
+            </w:r>
+          </w:p>
+        </w:tc>
+        <w:tc>
+          <w:tcPr>
+            <w:tcW w:type="dxa" w:w="1440"/>
+          </w:tcPr>
+          <w:p>
+            <w:r>
+              <w:t>70.0%</w:t>
+            </w:r>
+          </w:p>
+        </w:tc>
+        <w:tc>
+          <w:tcPr>
+            <w:tcW w:type="dxa" w:w="1440"/>
+          </w:tcPr>
+          <w:p>
+            <w:r>
+              <w:t>33.3%</w:t>
+            </w:r>
+          </w:p>
+        </w:tc>
+        <w:tc>
+          <w:tcPr>
+            <w:tcW w:type="dxa" w:w="1440"/>
+          </w:tcPr>
+          <w:p>
+            <w:r>
+              <w:t>64.5%</w:t>
+            </w:r>
+          </w:p>
+        </w:tc>
+      </w:tr>
+      <w:tr>
+        <w:tc>
+          <w:tcPr>
+            <w:tcW w:type="dxa" w:w="1440"/>
+          </w:tcPr>
+          <w:p>
+            <w:r>
+              <w:t>$0.08</w:t>
+            </w:r>
+          </w:p>
+        </w:tc>
+        <w:tc>
+          <w:tcPr>
+            <w:tcW w:type="dxa" w:w="1440"/>
+          </w:tcPr>
+          <w:p>
+            <w:r>
+              <w:t>80.0%</w:t>
+            </w:r>
+          </w:p>
+        </w:tc>
+        <w:tc>
+          <w:tcPr>
+            <w:tcW w:type="dxa" w:w="1440"/>
+          </w:tcPr>
+          <w:p>
+            <w:r>
+              <w:t>80.0%</w:t>
+            </w:r>
+          </w:p>
+        </w:tc>
+        <w:tc>
+          <w:tcPr>
+            <w:tcW w:type="dxa" w:w="1440"/>
+          </w:tcPr>
+          <w:p>
+            <w:r>
+              <w:t>80.0%</w:t>
+            </w:r>
+          </w:p>
+        </w:tc>
+        <w:tc>
+          <w:tcPr>
+            <w:tcW w:type="dxa" w:w="1440"/>
+          </w:tcPr>
+          <w:p>
+            <w:r>
+              <w:t>22.2%</w:t>
+            </w:r>
+          </w:p>
+        </w:tc>
+        <w:tc>
+          <w:tcPr>
+            <w:tcW w:type="dxa" w:w="1440"/>
+          </w:tcPr>
+          <w:p>
+            <w:r>
+              <w:t>71.3%</w:t>
+            </w:r>
+          </w:p>
+        </w:tc>
+      </w:tr>
+      <w:tr>
+        <w:tc>
+          <w:tcPr>
+            <w:tcW w:type="dxa" w:w="1440"/>
+          </w:tcPr>
+          <w:p>
+            <w:r>
+              <w:t>$0.09</w:t>
+            </w:r>
+          </w:p>
+        </w:tc>
+        <w:tc>
+          <w:tcPr>
+            <w:tcW w:type="dxa" w:w="1440"/>
+          </w:tcPr>
+          <w:p>
+            <w:r>
+              <w:t>90.0%</w:t>
+            </w:r>
+          </w:p>
+        </w:tc>
+        <w:tc>
+          <w:tcPr>
+            <w:tcW w:type="dxa" w:w="1440"/>
+          </w:tcPr>
+          <w:p>
+            <w:r>
+              <w:t>90.0%</w:t>
+            </w:r>
+          </w:p>
+        </w:tc>
+        <w:tc>
+          <w:tcPr>
+            <w:tcW w:type="dxa" w:w="1440"/>
+          </w:tcPr>
+          <w:p>
+            <w:r>
+              <w:t>90.0%</w:t>
+            </w:r>
+          </w:p>
+        </w:tc>
+        <w:tc>
+          <w:tcPr>
+            <w:tcW w:type="dxa" w:w="1440"/>
+          </w:tcPr>
+          <w:p>
+            <w:r>
+              <w:t>11.1%</w:t>
+            </w:r>
+          </w:p>
+        </w:tc>
+        <w:tc>
+          <w:tcPr>
+            <w:tcW w:type="dxa" w:w="1440"/>
+          </w:tcPr>
+          <w:p>
+            <w:r>
+              <w:t>78.2%</w:t>
+            </w:r>
+          </w:p>
+        </w:tc>
+      </w:tr>
+      <w:tr>
+        <w:tc>
+          <w:tcPr>
+            <w:tcW w:type="dxa" w:w="1440"/>
+          </w:tcPr>
+          <w:p>
+            <w:r>
+              <w:rPr>
+                <w:b/>
+              </w:rPr>
+              <w:t>$0.10 ← OPTIMAL</w:t>
+            </w:r>
+          </w:p>
+        </w:tc>
+        <w:tc>
+          <w:tcPr>
+            <w:tcW w:type="dxa" w:w="1440"/>
+          </w:tcPr>
+          <w:p>
+            <w:r>
+              <w:rPr>
+                <w:b/>
+              </w:rPr>
+              <w:t>100.0%</w:t>
+            </w:r>
+          </w:p>
+        </w:tc>
+        <w:tc>
+          <w:tcPr>
+            <w:tcW w:type="dxa" w:w="1440"/>
+          </w:tcPr>
+          <w:p>
+            <w:r>
+              <w:rPr>
+                <w:b/>
+              </w:rPr>
+              <w:t>100.0%</w:t>
+            </w:r>
+          </w:p>
+        </w:tc>
+        <w:tc>
+          <w:tcPr>
+            <w:tcW w:type="dxa" w:w="1440"/>
+          </w:tcPr>
+          <w:p>
+            <w:r>
+              <w:rPr>
+                <w:b/>
+              </w:rPr>
+              <w:t>100.0%</w:t>
+            </w:r>
+          </w:p>
+        </w:tc>
+        <w:tc>
+          <w:tcPr>
+            <w:tcW w:type="dxa" w:w="1440"/>
+          </w:tcPr>
+          <w:p>
+            <w:r>
+              <w:rPr>
+                <w:b/>
+              </w:rPr>
+              <w:t>0.0%</w:t>
+            </w:r>
+          </w:p>
+        </w:tc>
+        <w:tc>
+          <w:tcPr>
+            <w:tcW w:type="dxa" w:w="1440"/>
+          </w:tcPr>
+          <w:p>
+            <w:r>
+              <w:rPr>
+                <w:b/>
+              </w:rPr>
+              <w:t>85.0%</w:t>
+            </w:r>
+          </w:p>
+        </w:tc>
+      </w:tr>
+    </w:tbl>
+    <w:p/>
+    <w:p>
+      <w:r>
+        <w:t>RECOMMENDATION: Maintain the admin fee at $0.10 (10%). This is the optimal fee across the full range $0.01–$0.10. Key reasons:</w:t>
+      </w:r>
+    </w:p>
+    <w:p>
+      <w:pPr>
+        <w:pStyle w:val="ListBullet"/>
+      </w:pPr>
+      <w:r>
+        <w:t>Treasury is completely decoupled from fee level — zero treasury risk at $0.10.</w:t>
+      </w:r>
+    </w:p>
+    <w:p>
+      <w:pPr>
+        <w:pStyle w:val="ListBullet"/>
+      </w:pPr>
+      <w:r>
+        <w:t>Employee effective discount of 81.8% remains exceptional — employees still gain $0.90 per $1.10 spent.</w:t>
+      </w:r>
+    </w:p>
+    <w:p>
+      <w:pPr>
+        <w:pStyle w:val="ListBullet"/>
+      </w:pPr>
+      <w:r>
+        <w:t>Vendor income at 10% recirculation share: $260K/month at month 12, $1.2M/month at month 60.</w:t>
+      </w:r>
+    </w:p>
+    <w:p>
+      <w:pPr>
+        <w:pStyle w:val="ListBullet"/>
+      </w:pPr>
+      <w:r>
+        <w:t>Recirculation gradient of $122K/month per 1% share at month 60 creates meaningful behavioral incentive for vendors to maximize absorption.</w:t>
+      </w:r>
+    </w:p>
+    <w:p>
+      <w:pPr>
+        <w:pStyle w:val="ListBullet"/>
+      </w:pPr>
+      <w:r>
+        <w:t>Reducing the fee to $0.05 would halve vendor income and halve the recirculation gradient while saving employees only $0.05/credit — not a favorable tradeoff.</w:t>
+      </w:r>
+    </w:p>
+    <w:p>
+      <w:pPr>
+        <w:pStyle w:val="ListBullet"/>
+      </w:pPr>
+      <w:r>
+        <w:t>The admin fee is the primary financial incentive for vendor network formation, which is the critical path to program launch.</w:t>
+      </w:r>
+    </w:p>
+    <w:p/>
+    <w:p>
+      <w:r>
+        <w:br w:type="page"/>
+      </w:r>
+    </w:p>
+    <w:p>
+      <w:pPr>
+        <w:pStyle w:val="Heading1"/>
+      </w:pPr>
+      <w:r>
+        <w:t>14. Final Conclusions</w:t>
       </w:r>
     </w:p>
     <w:p>
